--- a/00-首页/题组Word/第一轮·综合套卷/第一轮综合卷07（学生版）.docx
+++ b/00-首页/题组Word/第一轮·综合套卷/第一轮综合卷07（学生版）.docx
@@ -12909,153 +12909,6 @@
     </w:p>
     <w:p>
       <w:pPr>
-        <w:pStyle w:val="BlockText"/>
-      </w:pPr>
-      <w:r>
-        <w:rPr>
-          <w:rFonts w:hint="eastAsia" w:ascii="Times New Roman" w:hAnsi="Times New Roman" w:eastAsia="FangSong" w:cs="Times New Roman"/>
-          <w:b/>
-          <w:bCs/>
-        </w:rPr>
-        <w:t xml:space="preserve">派生自</w:t>
-      </w:r>
-      <w:r>
-        <w:rPr>
-          <w:rFonts w:hint="eastAsia" w:ascii="Times New Roman" w:hAnsi="Times New Roman" w:eastAsia="Times New Roman" w:cs="Times New Roman"/>
-        </w:rPr>
-        <w:t>：</w:t>
-      </w:r>
-      <w:r>
-        <w:rPr>
-          <w:rFonts w:hint="eastAsia" w:ascii="Times New Roman" w:hAnsi="Times New Roman" w:eastAsia="FangSong" w:cs="Times New Roman"/>
-        </w:rPr>
-        <w:t>卷</w:t>
-      </w:r>
-      <w:r>
-        <w:rPr>
-          <w:rFonts w:hint="eastAsia" w:ascii="Times New Roman" w:hAnsi="Times New Roman" w:eastAsia="Times New Roman" w:cs="Times New Roman"/>
-        </w:rPr>
-        <w:t>-01-</w:t>
-      </w:r>
-      <w:r>
-        <w:rPr>
-          <w:rFonts w:hint="eastAsia" w:ascii="Times New Roman" w:hAnsi="Times New Roman" w:eastAsia="FangSong" w:cs="Times New Roman"/>
-        </w:rPr>
-        <w:t>第</w:t>
-      </w:r>
-      <w:r>
-        <w:rPr>
-          <w:rFonts w:hint="eastAsia" w:ascii="Times New Roman" w:hAnsi="Times New Roman" w:eastAsia="Times New Roman" w:cs="Times New Roman"/>
-        </w:rPr>
-        <w:t>1</w:t>
-      </w:r>
-      <w:r>
-        <w:rPr>
-          <w:rFonts w:hint="eastAsia" w:ascii="Times New Roman" w:hAnsi="Times New Roman" w:eastAsia="FangSong" w:cs="Times New Roman"/>
-        </w:rPr>
-        <w:t>章</w:t>
-      </w:r>
-      <w:r>
-        <w:rPr>
-          <w:rFonts w:hint="eastAsia" w:ascii="Times New Roman" w:hAnsi="Times New Roman" w:eastAsia="Times New Roman" w:cs="Times New Roman"/>
-        </w:rPr>
-        <w:t>-A</w:t>
-      </w:r>
-      <w:r>
-        <w:rPr>
-          <w:rFonts w:hint="eastAsia" w:ascii="Times New Roman" w:hAnsi="Times New Roman" w:eastAsia="FangSong" w:cs="Times New Roman"/>
-        </w:rPr>
-        <w:t>卷</w:t>
-      </w:r>
-      <w:r>
-        <w:rPr>
-          <w:rFonts w:hint="eastAsia" w:ascii="Times New Roman" w:hAnsi="Times New Roman" w:eastAsia="Times New Roman" w:cs="Times New Roman"/>
-        </w:rPr>
-        <w:t>-</w:t>
-      </w:r>
-      <w:r>
-        <w:rPr>
-          <w:rFonts w:hint="eastAsia" w:ascii="Times New Roman" w:hAnsi="Times New Roman" w:eastAsia="FangSong" w:cs="Times New Roman"/>
-        </w:rPr>
-        <w:t>化学反应速率与化学平衡</w:t>
-      </w:r>
-      <w:r>
-        <w:rPr>
-          <w:rFonts w:hint="eastAsia" w:ascii="Times New Roman" w:hAnsi="Times New Roman" w:eastAsia="Times New Roman" w:cs="Times New Roman"/>
-        </w:rPr>
-        <w:t>（</w:t>
-      </w:r>
-      <w:r>
-        <w:rPr>
-          <w:rFonts w:hint="eastAsia" w:ascii="Times New Roman" w:hAnsi="Times New Roman" w:eastAsia="FangSong" w:cs="Times New Roman"/>
-        </w:rPr>
-        <w:t>卷形态保留原文</w:t>
-      </w:r>
-      <w:r>
-        <w:rPr>
-          <w:rFonts w:hint="eastAsia" w:ascii="Times New Roman" w:hAnsi="Times New Roman" w:eastAsia="Times New Roman" w:cs="Times New Roman"/>
-        </w:rPr>
-        <w:t>；</w:t>
-      </w:r>
-      <w:r>
-        <w:rPr>
-          <w:rFonts w:hint="eastAsia" w:ascii="Times New Roman" w:hAnsi="Times New Roman" w:eastAsia="FangSong" w:cs="Times New Roman"/>
-        </w:rPr>
-        <w:t>本文件为派生逐题</w:t>
-      </w:r>
-      <w:r>
-        <w:rPr>
-          <w:rFonts w:hint="eastAsia" w:ascii="Times New Roman" w:hAnsi="Times New Roman" w:eastAsia="Times New Roman" w:cs="Times New Roman"/>
-        </w:rPr>
-        <w:t>）</w:t>
-      </w:r>
-      <w:r>
-        <w:rPr>
-          <w:rFonts w:ascii="Times New Roman" w:hAnsi="Times New Roman" w:eastAsia="Times New Roman" w:cs="Times New Roman"/>
-        </w:rPr>
-        <w:t xml:space="preserve"> </w:t>
-      </w:r>
-      <w:r>
-        <w:rPr>
-          <w:rFonts w:hint="eastAsia" w:ascii="Times New Roman" w:hAnsi="Times New Roman" w:eastAsia="FangSong" w:cs="Times New Roman"/>
-          <w:b/>
-          <w:bCs/>
-        </w:rPr>
-        <w:t xml:space="preserve">答案状态</w:t>
-      </w:r>
-      <w:r>
-        <w:rPr>
-          <w:rFonts w:hint="eastAsia" w:ascii="Times New Roman" w:hAnsi="Times New Roman" w:eastAsia="Times New Roman" w:cs="Times New Roman"/>
-        </w:rPr>
-        <w:t>：</w:t>
-      </w:r>
-      <w:r>
-        <w:rPr>
-          <w:rFonts w:hint="eastAsia" w:ascii="Times New Roman" w:hAnsi="Times New Roman" w:eastAsia="FangSong" w:cs="Times New Roman"/>
-        </w:rPr>
-        <w:t>已按题号锚切分</w:t>
-      </w:r>
-      <w:r>
-        <w:rPr>
-          <w:rFonts w:hint="eastAsia" w:ascii="Times New Roman" w:hAnsi="Times New Roman" w:eastAsia="Times New Roman" w:cs="Times New Roman"/>
-        </w:rPr>
-        <w:t>（</w:t>
-      </w:r>
-      <w:r>
-        <w:rPr>
-          <w:rFonts w:hint="eastAsia" w:ascii="Times New Roman" w:hAnsi="Times New Roman" w:eastAsia="FangSong" w:cs="Times New Roman"/>
-        </w:rPr>
-        <w:t>待抽检</w:t>
-      </w:r>
-      <w:r>
-        <w:rPr>
-          <w:rFonts w:hint="eastAsia" w:ascii="Times New Roman" w:hAnsi="Times New Roman" w:eastAsia="Times New Roman" w:cs="Times New Roman"/>
-        </w:rPr>
-        <w:t>）</w:t>
-      </w:r>
-    </w:p>
-    <w:p>
-      <w:pPr>
         <w:pStyle w:val="FirstParagraph"/>
       </w:pPr>
       <w:r>
@@ -16985,85 +16838,6 @@
           <w:rFonts w:hint="eastAsia" w:ascii="Times New Roman" w:hAnsi="Times New Roman" w:eastAsia="SimHei" w:cs="Times New Roman"/>
         </w:rPr>
         <w:t>题</w:t>
-      </w:r>
-    </w:p>
-    <w:p>
-      <w:pPr>
-        <w:pStyle w:val="BlockText"/>
-      </w:pPr>
-      <w:r>
-        <w:rPr>
-          <w:rFonts w:hint="eastAsia" w:ascii="Times New Roman" w:hAnsi="Times New Roman" w:eastAsia="FangSong" w:cs="Times New Roman"/>
-          <w:b/>
-          <w:bCs/>
-        </w:rPr>
-        <w:t xml:space="preserve">互链</w:t>
-      </w:r>
-      <w:r>
-        <w:rPr>
-          <w:rFonts w:hint="eastAsia" w:ascii="Times New Roman" w:hAnsi="Times New Roman" w:eastAsia="Times New Roman" w:cs="Times New Roman"/>
-        </w:rPr>
-        <w:t>：</w:t>
-      </w:r>
-      <w:r>
-        <w:rPr>
-          <w:rFonts w:hint="eastAsia" w:ascii="Times New Roman" w:hAnsi="Times New Roman" w:eastAsia="FangSong" w:cs="Times New Roman"/>
-        </w:rPr>
-        <w:t>题</w:t>
-      </w:r>
-      <w:r>
-        <w:rPr>
-          <w:rFonts w:hint="eastAsia" w:ascii="Times New Roman" w:hAnsi="Times New Roman" w:eastAsia="Times New Roman" w:cs="Times New Roman"/>
-        </w:rPr>
-        <w:t>-198-</w:t>
-      </w:r>
-      <w:r>
-        <w:rPr>
-          <w:rFonts w:hint="eastAsia" w:ascii="Times New Roman" w:hAnsi="Times New Roman" w:eastAsia="FangSong" w:cs="Times New Roman"/>
-        </w:rPr>
-        <w:t>一分册测试</w:t>
-      </w:r>
-      <w:r>
-        <w:rPr>
-          <w:rFonts w:hint="eastAsia" w:ascii="Times New Roman" w:hAnsi="Times New Roman" w:eastAsia="Times New Roman" w:cs="Times New Roman"/>
-        </w:rPr>
-        <w:t>-Ch11A-3-</w:t>
-      </w:r>
-      <w:r>
-        <w:rPr>
-          <w:rFonts w:hint="eastAsia" w:ascii="Times New Roman" w:hAnsi="Times New Roman" w:eastAsia="FangSong" w:cs="Times New Roman"/>
-        </w:rPr>
-        <w:t>溶剂自偶电离与酸碱</w:t>
-      </w:r>
-      <w:r>
-        <w:rPr>
-          <w:rFonts w:hint="eastAsia" w:ascii="Times New Roman" w:hAnsi="Times New Roman" w:eastAsia="Times New Roman" w:cs="Times New Roman"/>
-        </w:rPr>
-        <w:t>（</w:t>
-      </w:r>
-      <w:r>
-        <w:rPr>
-          <w:rFonts w:hint="eastAsia" w:ascii="Times New Roman" w:hAnsi="Times New Roman" w:eastAsia="FangSong" w:cs="Times New Roman"/>
-        </w:rPr>
-        <w:t>同主题溶剂理论</w:t>
-      </w:r>
-      <w:r>
-        <w:rPr>
-          <w:rFonts w:hint="eastAsia" w:ascii="Times New Roman" w:hAnsi="Times New Roman" w:eastAsia="Times New Roman" w:cs="Times New Roman"/>
-        </w:rPr>
-        <w:t>，</w:t>
-      </w:r>
-      <w:r>
-        <w:rPr>
-          <w:rFonts w:hint="eastAsia" w:ascii="Times New Roman" w:hAnsi="Times New Roman" w:eastAsia="FangSong" w:cs="Times New Roman"/>
-        </w:rPr>
-        <w:t>不同题</w:t>
-      </w:r>
-      <w:r>
-        <w:rPr>
-          <w:rFonts w:hint="eastAsia" w:ascii="Times New Roman" w:hAnsi="Times New Roman" w:eastAsia="Times New Roman" w:cs="Times New Roman"/>
-        </w:rPr>
-        <w:t>）。</w:t>
       </w:r>
     </w:p>
     <w:p>

--- a/00-首页/题组Word/第一轮·综合套卷/第一轮综合卷07（学生版）.docx
+++ b/00-首页/题组Word/第一轮·综合套卷/第一轮综合卷07（学生版）.docx
@@ -3780,2097 +3780,6 @@
           <w:rFonts w:hint="eastAsia" w:ascii="Times New Roman" w:hAnsi="Times New Roman" w:eastAsia="Times New Roman" w:cs="Times New Roman"/>
         </w:rPr>
         <w:t>13</w:t>
-      </w:r>
-      <w:r>
-        <w:rPr>
-          <w:rFonts w:hint="eastAsia" w:ascii="Times New Roman" w:hAnsi="Times New Roman" w:eastAsia="SimHei" w:cs="Times New Roman"/>
-        </w:rPr>
-        <w:t>题</w:t>
-      </w:r>
-    </w:p>
-    <w:p>
-      <w:pPr>
-        <w:pStyle w:val="FirstParagraph"/>
-      </w:pPr>
-      <w:r>
-        <w:rPr>
-          <w:rFonts w:hint="eastAsia" w:ascii="Times New Roman" w:hAnsi="Times New Roman" w:eastAsia="FangSong" w:cs="Times New Roman"/>
-        </w:rPr>
-        <w:t>写出反应的离子方程式</w:t>
-      </w:r>
-      <w:r>
-        <w:rPr>
-          <w:rFonts w:hint="eastAsia" w:ascii="Times New Roman" w:hAnsi="Times New Roman" w:eastAsia="Times New Roman" w:cs="Times New Roman"/>
-        </w:rPr>
-        <w:t>，</w:t>
-      </w:r>
-      <w:r>
-        <w:rPr>
-          <w:rFonts w:hint="eastAsia" w:ascii="Times New Roman" w:hAnsi="Times New Roman" w:eastAsia="FangSong" w:cs="Times New Roman"/>
-        </w:rPr>
-        <w:t>并画出</w:t>
-      </w:r>
-      <w:r>
-        <w:rPr>
-          <w:rFonts w:hint="eastAsia" w:ascii="Times New Roman" w:hAnsi="Times New Roman" w:eastAsia="Times New Roman" w:cs="Times New Roman"/>
-        </w:rPr>
-        <w:t>[Fe(CN)…</w:t>
-      </w:r>
-    </w:p>
-    <w:p>
-      <w:pPr>
-        <w:pStyle w:val="BodyText"/>
-      </w:pPr>
-      <w:r>
-        <w:rPr>
-          <w:rFonts w:hint="eastAsia" w:ascii="Times New Roman" w:hAnsi="Times New Roman" w:eastAsia="FangSong" w:cs="Times New Roman"/>
-        </w:rPr>
-        <w:t>水溶液检验</w:t>
-      </w:r>
-      <w:r>
-        <w:rPr>
-          <w:rFonts w:hint="eastAsia" w:ascii="Times New Roman" w:hAnsi="Times New Roman" w:eastAsia="Times New Roman" w:cs="Times New Roman"/>
-        </w:rPr>
-        <w:t>S</w:t>
-      </w:r>
-      <w:r>
-        <w:rPr>
-          <w:rFonts w:hint="eastAsia" w:ascii="Times New Roman" w:hAnsi="Times New Roman" w:eastAsia="Times New Roman" w:cs="Times New Roman"/>
-          <w:vertAlign w:val="superscript"/>
-        </w:rPr>
-        <w:t>-</w:t>
-      </w:r>
-      <w:r>
-        <w:rPr>
-          <w:rFonts w:ascii="Times New Roman" w:hAnsi="Times New Roman" w:eastAsia="Times New Roman" w:cs="Times New Roman"/>
-        </w:rPr>
-        <w:t xml:space="preserve"> </w:t>
-      </w:r>
-      <w:r>
-        <w:rPr>
-          <w:rFonts w:hint="eastAsia" w:ascii="Times New Roman" w:hAnsi="Times New Roman" w:eastAsia="FangSong" w:cs="Times New Roman"/>
-        </w:rPr>
-        <w:t>的一种方法是颜色体</w:t>
-      </w:r>
-      <w:r>
-        <w:rPr>
-          <w:rFonts w:hint="eastAsia" w:ascii="Times New Roman" w:hAnsi="Times New Roman" w:eastAsia="Times New Roman" w:cs="Times New Roman"/>
-        </w:rPr>
-        <w:t>。</w:t>
-      </w:r>
-    </w:p>
-    <w:p>
-      <w:pPr>
-        <w:numPr>
-          <w:ilvl w:val="0"/>
-          <w:numId w:val="1004"/>
-        </w:numPr>
-      </w:pPr>
-      <w:r>
-        <w:rPr>
-          <w:rFonts w:hint="eastAsia" w:ascii="Times New Roman" w:hAnsi="Times New Roman" w:eastAsia="FangSong" w:cs="Times New Roman"/>
-        </w:rPr>
-        <w:t>写出反应的离子方程式</w:t>
-      </w:r>
-      <w:r>
-        <w:rPr>
-          <w:rFonts w:hint="eastAsia" w:ascii="Times New Roman" w:hAnsi="Times New Roman" w:eastAsia="Times New Roman" w:cs="Times New Roman"/>
-        </w:rPr>
-        <w:t>，</w:t>
-      </w:r>
-      <w:r>
-        <w:rPr>
-          <w:rFonts w:hint="eastAsia" w:ascii="Times New Roman" w:hAnsi="Times New Roman" w:eastAsia="FangSong" w:cs="Times New Roman"/>
-        </w:rPr>
-        <w:t>并画出</w:t>
-      </w:r>
-      <w:r>
-        <w:rPr>
-          <w:rFonts w:hint="eastAsia" w:ascii="Times New Roman" w:hAnsi="Times New Roman" w:eastAsia="Times New Roman" w:cs="Times New Roman"/>
-        </w:rPr>
-        <w:t>[Fe(CN)</w:t>
-      </w:r>
-      <w:r>
-        <w:rPr>
-          <w:rFonts w:hint="eastAsia" w:ascii="Times New Roman" w:hAnsi="Times New Roman" w:eastAsia="Times New Roman" w:cs="Times New Roman"/>
-          <w:vertAlign w:val="subscript"/>
-        </w:rPr>
-        <w:t>5</w:t>
-      </w:r>
-      <w:r>
-        <w:rPr>
-          <w:rFonts w:ascii="Times New Roman" w:hAnsi="Times New Roman" w:eastAsia="Times New Roman" w:cs="Times New Roman"/>
-        </w:rPr>
-        <w:t xml:space="preserve"> NO]</w:t>
-      </w:r>
-      <w:r>
-        <w:rPr>
-          <w:rFonts w:ascii="Times New Roman" w:hAnsi="Times New Roman" w:eastAsia="Times New Roman" w:cs="Times New Roman"/>
-          <w:vertAlign w:val="superscript"/>
-        </w:rPr>
-        <w:t>3+</w:t>
-      </w:r>
-      <w:r>
-        <w:rPr>
-          <w:rFonts w:ascii="Times New Roman" w:hAnsi="Times New Roman" w:eastAsia="Times New Roman" w:cs="Times New Roman"/>
-        </w:rPr>
-        <w:t xml:space="preserve"> </w:t>
-      </w:r>
-      <w:r>
-        <w:rPr>
-          <w:rFonts w:hint="eastAsia" w:ascii="Times New Roman" w:hAnsi="Times New Roman" w:eastAsia="FangSong" w:cs="Times New Roman"/>
-        </w:rPr>
-        <w:t xml:space="preserve">或</w:t>
-      </w:r>
-      <w:r>
-        <w:rPr>
-          <w:rFonts w:ascii="Times New Roman" w:hAnsi="Times New Roman" w:eastAsia="Times New Roman" w:cs="Times New Roman"/>
-        </w:rPr>
-        <w:t xml:space="preserve"> [Fe(CN)</w:t>
-      </w:r>
-      <w:r>
-        <w:rPr>
-          <w:rFonts w:ascii="Times New Roman" w:hAnsi="Times New Roman" w:eastAsia="Times New Roman" w:cs="Times New Roman"/>
-          <w:vertAlign w:val="subscript"/>
-        </w:rPr>
-        <w:t>5</w:t>
-      </w:r>
-      <w:r>
-        <w:rPr>
-          <w:rFonts w:ascii="Times New Roman" w:hAnsi="Times New Roman" w:eastAsia="Times New Roman" w:cs="Times New Roman"/>
-        </w:rPr>
-        <w:t xml:space="preserve"> NO]</w:t>
-      </w:r>
-      <w:r>
-        <w:rPr>
-          <w:rFonts w:ascii="Times New Roman" w:hAnsi="Times New Roman" w:eastAsia="Times New Roman" w:cs="Times New Roman"/>
-          <w:vertAlign w:val="superscript"/>
-        </w:rPr>
-        <w:t>3-</w:t>
-      </w:r>
-      <w:r>
-        <w:rPr>
-          <w:rFonts w:ascii="Times New Roman" w:hAnsi="Times New Roman" w:eastAsia="Times New Roman" w:cs="Times New Roman"/>
-        </w:rPr>
-        <w:t xml:space="preserve"> </w:t>
-      </w:r>
-      <w:r>
-        <w:rPr>
-          <w:rFonts w:hint="eastAsia" w:ascii="Times New Roman" w:hAnsi="Times New Roman" w:eastAsia="FangSong" w:cs="Times New Roman"/>
-        </w:rPr>
-        <w:t xml:space="preserve">与</w:t>
-      </w:r>
-      <w:r>
-        <w:rPr>
-          <w:rFonts w:ascii="Times New Roman" w:hAnsi="Times New Roman" w:eastAsia="Times New Roman" w:cs="Times New Roman"/>
-        </w:rPr>
-        <w:t xml:space="preserve"> S</w:t>
-      </w:r>
-      <w:r>
-        <w:rPr>
-          <w:rFonts w:ascii="Times New Roman" w:hAnsi="Times New Roman" w:eastAsia="Times New Roman" w:cs="Times New Roman"/>
-          <w:vertAlign w:val="superscript"/>
-        </w:rPr>
-        <w:t>2-</w:t>
-      </w:r>
-      <w:r>
-        <w:rPr>
-          <w:rFonts w:ascii="Times New Roman" w:hAnsi="Times New Roman" w:eastAsia="Times New Roman" w:cs="Times New Roman"/>
-        </w:rPr>
-        <w:t xml:space="preserve"> </w:t>
-      </w:r>
-      <w:r>
-        <w:rPr>
-          <w:rFonts w:hint="eastAsia" w:ascii="Times New Roman" w:hAnsi="Times New Roman" w:eastAsia="FangSong" w:cs="Times New Roman"/>
-        </w:rPr>
-        <w:t xml:space="preserve">的反应活性不如</w:t>
-      </w:r>
-      <w:r>
-        <w:rPr>
-          <w:rFonts w:ascii="Times New Roman" w:hAnsi="Times New Roman" w:eastAsia="Times New Roman" w:cs="Times New Roman"/>
-        </w:rPr>
-        <w:t xml:space="preserve"> [Fe(CN)</w:t>
-      </w:r>
-      <w:r>
-        <w:rPr>
-          <w:rFonts w:ascii="Times New Roman" w:hAnsi="Times New Roman" w:eastAsia="Times New Roman" w:cs="Times New Roman"/>
-          <w:vertAlign w:val="subscript"/>
-        </w:rPr>
-        <w:t>5</w:t>
-      </w:r>
-      <w:r>
-        <w:rPr>
-          <w:rFonts w:ascii="Times New Roman" w:hAnsi="Times New Roman" w:eastAsia="Times New Roman" w:cs="Times New Roman"/>
-        </w:rPr>
-        <w:t xml:space="preserve"> NO]</w:t>
-      </w:r>
-      <w:r>
-        <w:rPr>
-          <w:rFonts w:ascii="Times New Roman" w:hAnsi="Times New Roman" w:eastAsia="Times New Roman" w:cs="Times New Roman"/>
-          <w:vertAlign w:val="superscript"/>
-        </w:rPr>
-        <w:t>2-</w:t>
-      </w:r>
-      <w:r>
-        <w:rPr>
-          <w:rFonts w:ascii="Times New Roman" w:hAnsi="Times New Roman" w:eastAsia="Times New Roman" w:cs="Times New Roman"/>
-        </w:rPr>
-        <w:t xml:space="preserve"> , </w:t>
-      </w:r>
-      <w:r>
-        <w:rPr>
-          <w:rFonts w:hint="eastAsia" w:ascii="Times New Roman" w:hAnsi="Times New Roman" w:eastAsia="FangSong" w:cs="Times New Roman"/>
-        </w:rPr>
-        <w:t>解释原因</w:t>
-      </w:r>
-      <w:r>
-        <w:rPr>
-          <w:rFonts w:hint="eastAsia" w:ascii="Times New Roman" w:hAnsi="Times New Roman" w:eastAsia="Times New Roman" w:cs="Times New Roman"/>
-        </w:rPr>
-        <w:t>。</w:t>
-      </w:r>
-    </w:p>
-    <w:p>
-      <w:pPr>
-        <w:numPr>
-          <w:ilvl w:val="0"/>
-          <w:numId w:val="1004"/>
-        </w:numPr>
-      </w:pPr>
-      <m:oMath>
-        <m:oMathPr>
-          <m:ctrlPr>
-            <w:rPr>
-              <w:sz w:val="28"/>
-              <w:szCs w:val="28"/>
-            </w:rPr>
-          </m:ctrlPr>
-        </m:oMathPr>
-        <m:sSup>
-          <m:e>
-            <m:d>
-              <m:dPr>
-                <m:begChr m:val="["/>
-                <m:sepChr m:val=""/>
-                <m:endChr m:val="]"/>
-                <m:grow/>
-              </m:dPr>
-              <m:e>
-                <m:r>
-                  <m:rPr>
-                    <m:sty m:val="p"/>
-                  </m:rPr>
-                  <m:t>F</m:t>
-                </m:r>
-                <m:r>
-                  <m:rPr>
-                    <m:sty m:val="p"/>
-                  </m:rPr>
-                  <m:t>e</m:t>
-                </m:r>
-                <m:sSub>
-                  <m:e>
-                    <m:d>
-                      <m:dPr>
-                        <m:begChr m:val="("/>
-                        <m:sepChr m:val=""/>
-                        <m:endChr m:val=")"/>
-                        <m:grow/>
-                      </m:dPr>
-                      <m:e>
-                        <m:sSub>
-                          <m:e>
-                            <m:r>
-                              <m:rPr>
-                                <m:sty m:val="p"/>
-                              </m:rPr>
-                              <m:t>H</m:t>
-                            </m:r>
-                          </m:e>
-                          <m:sub>
-                            <m:r>
-                              <m:t>2</m:t>
-                            </m:r>
-                          </m:sub>
-                        </m:sSub>
-                        <m:r>
-                          <m:rPr>
-                            <m:sty m:val="p"/>
-                          </m:rPr>
-                          <m:t>O</m:t>
-                        </m:r>
-                      </m:e>
-                    </m:d>
-                  </m:e>
-                  <m:sub>
-                    <m:r>
-                      <m:t>5</m:t>
-                    </m:r>
-                  </m:sub>
-                </m:sSub>
-                <m:r>
-                  <m:rPr>
-                    <m:sty m:val="p"/>
-                  </m:rPr>
-                  <m:t>N</m:t>
-                </m:r>
-                <m:r>
-                  <m:rPr>
-                    <m:sty m:val="p"/>
-                  </m:rPr>
-                  <m:t>O</m:t>
-                </m:r>
-              </m:e>
-            </m:d>
-          </m:e>
-          <m:sup>
-            <m:r>
-              <m:t>3</m:t>
-            </m:r>
-            <m:r>
-              <m:rPr>
-                <m:sty m:val="p"/>
-              </m:rPr>
-              <m:t>+</m:t>
-            </m:r>
-          </m:sup>
-        </m:sSup>
-      </m:oMath>
-      <w:r>
-        <w:rPr>
-          <w:rFonts w:ascii="Times New Roman" w:hAnsi="Times New Roman" w:eastAsia="Times New Roman" w:cs="Times New Roman"/>
-        </w:rPr>
-        <w:t xml:space="preserve"> </w:t>
-      </w:r>
-      <w:r>
-        <w:rPr>
-          <w:rFonts w:hint="eastAsia" w:ascii="Times New Roman" w:hAnsi="Times New Roman" w:eastAsia="FangSong" w:cs="Times New Roman"/>
-        </w:rPr>
-        <w:t xml:space="preserve">或</w:t>
-      </w:r>
-      <w:r>
-        <w:rPr>
-          <w:rFonts w:ascii="Times New Roman" w:hAnsi="Times New Roman" w:eastAsia="Times New Roman" w:cs="Times New Roman"/>
-        </w:rPr>
-        <w:t xml:space="preserve"> </w:t>
-      </w:r>
-      <m:oMath>
-        <m:oMathPr>
-          <m:ctrlPr>
-            <w:rPr>
-              <w:sz w:val="28"/>
-              <w:szCs w:val="28"/>
-            </w:rPr>
-          </m:ctrlPr>
-        </m:oMathPr>
-        <m:sSup>
-          <m:e>
-            <m:d>
-              <m:dPr>
-                <m:begChr m:val="["/>
-                <m:sepChr m:val=""/>
-                <m:endChr m:val="]"/>
-                <m:grow/>
-              </m:dPr>
-              <m:e>
-                <m:r>
-                  <m:rPr>
-                    <m:sty m:val="p"/>
-                  </m:rPr>
-                  <m:t>F</m:t>
-                </m:r>
-                <m:r>
-                  <m:rPr>
-                    <m:sty m:val="p"/>
-                  </m:rPr>
-                  <m:t>e</m:t>
-                </m:r>
-                <m:r>
-                  <m:rPr>
-                    <m:sty m:val="p"/>
-                  </m:rPr>
-                  <m:t>(</m:t>
-                </m:r>
-                <m:r>
-                  <m:rPr>
-                    <m:sty m:val="p"/>
-                  </m:rPr>
-                  <m:t>C</m:t>
-                </m:r>
-                <m:r>
-                  <m:rPr>
-                    <m:sty m:val="p"/>
-                  </m:rPr>
-                  <m:t>N</m:t>
-                </m:r>
-                <m:sSub>
-                  <m:e>
-                    <m:r>
-                      <m:rPr>
-                        <m:sty m:val="p"/>
-                      </m:rPr>
-                      <m:t>)</m:t>
-                    </m:r>
-                  </m:e>
-                  <m:sub>
-                    <m:r>
-                      <m:t>3</m:t>
-                    </m:r>
-                  </m:sub>
-                </m:sSub>
-                <m:sSub>
-                  <m:e>
-                    <m:r>
-                      <m:rPr>
-                        <m:sty m:val="p"/>
-                      </m:rPr>
-                      <m:t>H</m:t>
-                    </m:r>
-                  </m:e>
-                  <m:sub>
-                    <m:r>
-                      <m:t>2</m:t>
-                    </m:r>
-                  </m:sub>
-                </m:sSub>
-                <m:r>
-                  <m:rPr>
-                    <m:sty m:val="p"/>
-                  </m:rPr>
-                  <m:t>O</m:t>
-                </m:r>
-              </m:e>
-            </m:d>
-          </m:e>
-          <m:sup>
-            <m:r>
-              <m:t>3</m:t>
-            </m:r>
-            <m:r>
-              <m:rPr>
-                <m:sty m:val="p"/>
-              </m:rPr>
-              <m:t>−</m:t>
-            </m:r>
-          </m:sup>
-        </m:sSup>
-      </m:oMath>
-    </w:p>
-    <w:p>
-      <w:pPr>
-        <w:numPr>
-          <w:ilvl w:val="0"/>
-          <w:numId w:val="1004"/>
-        </w:numPr>
-      </w:pPr>
-      <w:r>
-        <w:rPr>
-          <w:rFonts w:hint="eastAsia" w:ascii="Times New Roman" w:hAnsi="Times New Roman" w:eastAsia="FangSong" w:cs="Times New Roman"/>
-        </w:rPr>
-        <w:t>实际上</w:t>
-      </w:r>
-      <w:r>
-        <w:rPr>
-          <w:rFonts w:hint="eastAsia" w:ascii="Times New Roman" w:hAnsi="Times New Roman" w:eastAsia="Times New Roman" w:cs="Times New Roman"/>
-        </w:rPr>
-        <w:t>,</w:t>
-      </w:r>
-      <w:r>
-        <w:rPr>
-          <w:rFonts w:ascii="Times New Roman" w:hAnsi="Times New Roman" w:eastAsia="Times New Roman" w:cs="Times New Roman"/>
-        </w:rPr>
-        <w:t xml:space="preserve"> </w:t>
-      </w:r>
-      <w:r>
-        <w:rPr>
-          <w:rFonts w:hint="eastAsia" w:ascii="Times New Roman" w:hAnsi="Times New Roman" w:eastAsia="FangSong" w:cs="Times New Roman"/>
-        </w:rPr>
-        <w:t>反应过程中溶液会显紧红色与蓝色</w:t>
-      </w:r>
-      <w:r>
-        <w:rPr>
-          <w:rFonts w:hint="eastAsia" w:ascii="Times New Roman" w:hAnsi="Times New Roman" w:eastAsia="Times New Roman" w:cs="Times New Roman"/>
-        </w:rPr>
-        <w:t>,</w:t>
-      </w:r>
-      <w:r>
-        <w:rPr>
-          <w:rFonts w:ascii="Times New Roman" w:hAnsi="Times New Roman" w:eastAsia="Times New Roman" w:cs="Times New Roman"/>
-        </w:rPr>
-        <w:t xml:space="preserve"> </w:t>
-      </w:r>
-      <w:r>
-        <w:rPr>
-          <w:rFonts w:hint="eastAsia" w:ascii="Times New Roman" w:hAnsi="Times New Roman" w:eastAsia="FangSong" w:cs="Times New Roman"/>
-        </w:rPr>
-        <w:t>用液体加入气体</w:t>
-      </w:r>
-      <w:r>
-        <w:rPr>
-          <w:rFonts w:hint="eastAsia" w:ascii="Times New Roman" w:hAnsi="Times New Roman" w:eastAsia="Times New Roman" w:cs="Times New Roman"/>
-        </w:rPr>
-        <w:t>,</w:t>
-      </w:r>
-      <w:r>
-        <w:rPr>
-          <w:rFonts w:ascii="Times New Roman" w:hAnsi="Times New Roman" w:eastAsia="Times New Roman" w:cs="Times New Roman"/>
-        </w:rPr>
-        <w:t xml:space="preserve"> </w:t>
-      </w:r>
-      <w:r>
-        <w:rPr>
-          <w:rFonts w:hint="eastAsia" w:ascii="Times New Roman" w:hAnsi="Times New Roman" w:eastAsia="FangSong" w:cs="Times New Roman"/>
-        </w:rPr>
-        <w:t xml:space="preserve">用气体通过气体分离成质子化的</w:t>
-      </w:r>
-      <w:r>
-        <w:rPr>
-          <w:rFonts w:ascii="Times New Roman" w:hAnsi="Times New Roman" w:eastAsia="Times New Roman" w:cs="Times New Roman"/>
-        </w:rPr>
-        <w:t xml:space="preserve"> X </w:t>
-      </w:r>
-      <w:r>
-        <w:rPr>
-          <w:rFonts w:hint="eastAsia" w:ascii="Times New Roman" w:hAnsi="Times New Roman" w:eastAsia="FangSong" w:cs="Times New Roman"/>
-        </w:rPr>
-        <w:t xml:space="preserve">解离得到</w:t>
-      </w:r>
-      <w:r>
-        <w:rPr>
-          <w:rFonts w:ascii="Times New Roman" w:hAnsi="Times New Roman" w:eastAsia="Times New Roman" w:cs="Times New Roman"/>
-        </w:rPr>
-        <w:t xml:space="preserve"> </w:t>
-      </w:r>
-      <m:oMath>
-        <m:oMathPr>
-          <m:ctrlPr>
-            <w:rPr>
-              <w:sz w:val="28"/>
-              <w:szCs w:val="28"/>
-            </w:rPr>
-          </m:ctrlPr>
-        </m:oMathPr>
-        <m:sSup>
-          <m:e>
-            <m:d>
-              <m:dPr>
-                <m:begChr m:val="["/>
-                <m:sepChr m:val=""/>
-                <m:endChr m:val="]"/>
-                <m:grow/>
-              </m:dPr>
-              <m:e>
-                <m:r>
-                  <m:rPr>
-                    <m:sty m:val="p"/>
-                  </m:rPr>
-                  <m:t>F</m:t>
-                </m:r>
-                <m:r>
-                  <m:rPr>
-                    <m:sty m:val="p"/>
-                  </m:rPr>
-                  <m:t>e</m:t>
-                </m:r>
-                <m:r>
-                  <m:rPr>
-                    <m:sty m:val="p"/>
-                  </m:rPr>
-                  <m:t>(</m:t>
-                </m:r>
-                <m:r>
-                  <m:rPr>
-                    <m:sty m:val="p"/>
-                  </m:rPr>
-                  <m:t>C</m:t>
-                </m:r>
-                <m:r>
-                  <m:rPr>
-                    <m:sty m:val="p"/>
-                  </m:rPr>
-                  <m:t>N</m:t>
-                </m:r>
-                <m:sSub>
-                  <m:e>
-                    <m:r>
-                      <m:rPr>
-                        <m:sty m:val="p"/>
-                      </m:rPr>
-                      <m:t>)</m:t>
-                    </m:r>
-                  </m:e>
-                  <m:sub>
-                    <m:r>
-                      <m:t>5</m:t>
-                    </m:r>
-                  </m:sub>
-                </m:sSub>
-                <m:r>
-                  <m:rPr>
-                    <m:sty m:val="p"/>
-                  </m:rPr>
-                  <m:t>N</m:t>
-                </m:r>
-                <m:r>
-                  <m:rPr>
-                    <m:sty m:val="p"/>
-                  </m:rPr>
-                  <m:t>O</m:t>
-                </m:r>
-              </m:e>
-            </m:d>
-          </m:e>
-          <m:sup>
-            <m:r>
-              <m:t>3</m:t>
-            </m:r>
-            <m:r>
-              <m:rPr>
-                <m:sty m:val="p"/>
-              </m:rPr>
-              <m:t>−</m:t>
-            </m:r>
-          </m:sup>
-        </m:sSup>
-      </m:oMath>
-      <w:r>
-        <w:rPr>
-          <w:rFonts w:ascii="Times New Roman" w:hAnsi="Times New Roman" w:eastAsia="Times New Roman" w:cs="Times New Roman"/>
-        </w:rPr>
-        <w:t xml:space="preserve"> </w:t>
-      </w:r>
-      <w:r>
-        <w:rPr>
-          <w:rFonts w:hint="eastAsia" w:ascii="Times New Roman" w:hAnsi="Times New Roman" w:eastAsia="FangSong" w:cs="Times New Roman"/>
-        </w:rPr>
-        <w:t xml:space="preserve">与自由基负离子</w:t>
-      </w:r>
-      <w:r>
-        <w:rPr>
-          <w:rFonts w:ascii="Times New Roman" w:hAnsi="Times New Roman" w:eastAsia="Times New Roman" w:cs="Times New Roman"/>
-        </w:rPr>
-        <w:t xml:space="preserve"> A </w:t>
-      </w:r>
-      <w:r>
-        <w:rPr>
-          <w:rFonts w:hint="eastAsia" w:ascii="Times New Roman" w:hAnsi="Times New Roman" w:eastAsia="FangSong" w:cs="Times New Roman"/>
-        </w:rPr>
-        <w:t>后</w:t>
-      </w:r>
-      <w:r>
-        <w:rPr>
-          <w:rFonts w:hint="eastAsia" w:ascii="Times New Roman" w:hAnsi="Times New Roman" w:eastAsia="Times New Roman" w:cs="Times New Roman"/>
-        </w:rPr>
-        <w:t>,</w:t>
-      </w:r>
-      <w:r>
-        <w:rPr>
-          <w:rFonts w:ascii="Times New Roman" w:hAnsi="Times New Roman" w:eastAsia="Times New Roman" w:cs="Times New Roman"/>
-        </w:rPr>
-        <w:t xml:space="preserve"> A </w:t>
-      </w:r>
-      <w:r>
-        <w:rPr>
-          <w:rFonts w:hint="eastAsia" w:ascii="Times New Roman" w:hAnsi="Times New Roman" w:eastAsia="FangSong" w:cs="Times New Roman"/>
-        </w:rPr>
-        <w:t xml:space="preserve">在水溶液中可二聚得到物种</w:t>
-      </w:r>
-      <w:r>
-        <w:rPr>
-          <w:rFonts w:ascii="Times New Roman" w:hAnsi="Times New Roman" w:eastAsia="Times New Roman" w:cs="Times New Roman"/>
-        </w:rPr>
-        <w:t xml:space="preserve"> B, B </w:t>
-      </w:r>
-      <w:r>
-        <w:rPr>
-          <w:rFonts w:hint="eastAsia" w:ascii="Times New Roman" w:hAnsi="Times New Roman" w:eastAsia="FangSong" w:cs="Times New Roman"/>
-        </w:rPr>
-        <w:t xml:space="preserve">再与</w:t>
-      </w:r>
-      <w:r>
-        <w:rPr>
-          <w:rFonts w:ascii="Times New Roman" w:hAnsi="Times New Roman" w:eastAsia="Times New Roman" w:cs="Times New Roman"/>
-        </w:rPr>
-        <w:t xml:space="preserve"> X </w:t>
-      </w:r>
-      <w:r>
-        <w:rPr>
-          <w:rFonts w:hint="eastAsia" w:ascii="Times New Roman" w:hAnsi="Times New Roman" w:eastAsia="FangSong" w:cs="Times New Roman"/>
-        </w:rPr>
-        <w:t xml:space="preserve">或</w:t>
-      </w:r>
-      <w:r>
-        <w:rPr>
-          <w:rFonts w:ascii="Times New Roman" w:hAnsi="Times New Roman" w:eastAsia="Times New Roman" w:cs="Times New Roman"/>
-        </w:rPr>
-        <w:t xml:space="preserve"> </w:t>
-      </w:r>
-      <m:oMath>
-        <m:oMathPr>
-          <m:ctrlPr>
-            <w:rPr>
-              <w:sz w:val="28"/>
-              <w:szCs w:val="28"/>
-            </w:rPr>
-          </m:ctrlPr>
-        </m:oMathPr>
-        <m:sSup>
-          <m:e>
-            <m:d>
-              <m:dPr>
-                <m:begChr m:val="["/>
-                <m:sepChr m:val=""/>
-                <m:endChr m:val="]"/>
-                <m:grow/>
-              </m:dPr>
-              <m:e>
-                <m:r>
-                  <m:rPr>
-                    <m:sty m:val="p"/>
-                  </m:rPr>
-                  <m:t>F</m:t>
-                </m:r>
-                <m:r>
-                  <m:rPr>
-                    <m:sty m:val="p"/>
-                  </m:rPr>
-                  <m:t>e</m:t>
-                </m:r>
-                <m:r>
-                  <m:rPr>
-                    <m:sty m:val="p"/>
-                  </m:rPr>
-                  <m:t>(</m:t>
-                </m:r>
-                <m:r>
-                  <m:rPr>
-                    <m:sty m:val="p"/>
-                  </m:rPr>
-                  <m:t>C</m:t>
-                </m:r>
-                <m:r>
-                  <m:rPr>
-                    <m:sty m:val="p"/>
-                  </m:rPr>
-                  <m:t>N</m:t>
-                </m:r>
-                <m:sSub>
-                  <m:e>
-                    <m:r>
-                      <m:rPr>
-                        <m:sty m:val="p"/>
-                      </m:rPr>
-                      <m:t>)</m:t>
-                    </m:r>
-                  </m:e>
-                  <m:sub>
-                    <m:r>
-                      <m:t>5</m:t>
-                    </m:r>
-                  </m:sub>
-                </m:sSub>
-                <m:r>
-                  <m:rPr>
-                    <m:sty m:val="p"/>
-                  </m:rPr>
-                  <m:t>N</m:t>
-                </m:r>
-                <m:r>
-                  <m:rPr>
-                    <m:sty m:val="p"/>
-                  </m:rPr>
-                  <m:t>O</m:t>
-                </m:r>
-              </m:e>
-            </m:d>
-          </m:e>
-          <m:sup>
-            <m:r>
-              <m:t>2</m:t>
-            </m:r>
-            <m:r>
-              <m:rPr>
-                <m:sty m:val="p"/>
-              </m:rPr>
-              <m:t>−</m:t>
-            </m:r>
-          </m:sup>
-        </m:sSup>
-      </m:oMath>
-      <w:r>
-        <w:rPr>
-          <w:rFonts w:ascii="Times New Roman" w:hAnsi="Times New Roman" w:eastAsia="Times New Roman" w:cs="Times New Roman"/>
-        </w:rPr>
-        <w:t xml:space="preserve"> </w:t>
-      </w:r>
-      <w:r>
-        <w:rPr>
-          <w:rFonts w:hint="eastAsia" w:ascii="Times New Roman" w:hAnsi="Times New Roman" w:eastAsia="FangSong" w:cs="Times New Roman"/>
-        </w:rPr>
-        <w:t xml:space="preserve">反应都可得</w:t>
-      </w:r>
-      <w:r>
-        <w:rPr>
-          <w:rFonts w:ascii="Times New Roman" w:hAnsi="Times New Roman" w:eastAsia="Times New Roman" w:cs="Times New Roman"/>
-        </w:rPr>
-        <w:t xml:space="preserve"> Y, </w:t>
-      </w:r>
-      <w:r>
-        <w:rPr>
-          <w:rFonts w:hint="eastAsia" w:ascii="Times New Roman" w:hAnsi="Times New Roman" w:eastAsia="FangSong" w:cs="Times New Roman"/>
-        </w:rPr>
-        <w:t xml:space="preserve">画出</w:t>
-      </w:r>
-      <w:r>
-        <w:rPr>
-          <w:rFonts w:ascii="Times New Roman" w:hAnsi="Times New Roman" w:eastAsia="Times New Roman" w:cs="Times New Roman"/>
-        </w:rPr>
-        <w:t xml:space="preserve"> Y </w:t>
-      </w:r>
-      <w:r>
-        <w:rPr>
-          <w:rFonts w:hint="eastAsia" w:ascii="Times New Roman" w:hAnsi="Times New Roman" w:eastAsia="FangSong" w:cs="Times New Roman"/>
-        </w:rPr>
-        <w:t>的结构</w:t>
-      </w:r>
-      <w:r>
-        <w:rPr>
-          <w:rFonts w:hint="eastAsia" w:ascii="Times New Roman" w:hAnsi="Times New Roman" w:eastAsia="Times New Roman" w:cs="Times New Roman"/>
-        </w:rPr>
-        <w:t>。</w:t>
-      </w:r>
-    </w:p>
-    <w:p>
-      <w:pPr>
-        <w:pStyle w:val="FirstParagraph"/>
-      </w:pPr>
-      <w:r>
-        <w:rPr>
-          <w:rFonts w:hint="eastAsia" w:ascii="Times New Roman" w:hAnsi="Times New Roman" w:eastAsia="FangSong" w:cs="Times New Roman"/>
-        </w:rPr>
-        <w:t>回答下列与配位化学有关的问题</w:t>
-      </w:r>
-      <w:r>
-        <w:rPr>
-          <w:rFonts w:hint="eastAsia" w:ascii="Times New Roman" w:hAnsi="Times New Roman" w:eastAsia="Times New Roman" w:cs="Times New Roman"/>
-        </w:rPr>
-        <w:t>。</w:t>
-      </w:r>
-    </w:p>
-    <w:p>
-      <w:pPr>
-        <w:pStyle w:val="Compact"/>
-        <w:numPr>
-          <w:ilvl w:val="0"/>
-          <w:numId w:val="1005"/>
-        </w:numPr>
-      </w:pPr>
-      <w:r>
-        <w:rPr>
-          <w:rFonts w:hint="eastAsia" w:ascii="Times New Roman" w:hAnsi="Times New Roman" w:eastAsia="FangSong" w:cs="Times New Roman"/>
-        </w:rPr>
-        <w:t xml:space="preserve">为什么</w:t>
-      </w:r>
-      <w:r>
-        <w:rPr>
-          <w:rFonts w:ascii="Times New Roman" w:hAnsi="Times New Roman" w:eastAsia="Times New Roman" w:cs="Times New Roman"/>
-        </w:rPr>
-        <w:t xml:space="preserve"> </w:t>
-      </w:r>
-      <m:oMath>
-        <m:oMathPr>
-          <m:ctrlPr>
-            <w:rPr>
-              <w:sz w:val="28"/>
-              <w:szCs w:val="28"/>
-            </w:rPr>
-          </m:ctrlPr>
-        </m:oMathPr>
-        <m:sSup>
-          <m:e>
-            <m:d>
-              <m:dPr>
-                <m:begChr m:val="["/>
-                <m:sepChr m:val=""/>
-                <m:endChr m:val="]"/>
-                <m:grow/>
-              </m:dPr>
-              <m:e>
-                <m:r>
-                  <m:rPr>
-                    <m:sty m:val="p"/>
-                  </m:rPr>
-                  <m:t>N</m:t>
-                </m:r>
-                <m:r>
-                  <m:rPr>
-                    <m:sty m:val="p"/>
-                  </m:rPr>
-                  <m:t>i</m:t>
-                </m:r>
-                <m:sSub>
-                  <m:e>
-                    <m:d>
-                      <m:dPr>
-                        <m:begChr m:val="("/>
-                        <m:sepChr m:val=""/>
-                        <m:endChr m:val=")"/>
-                        <m:grow/>
-                      </m:dPr>
-                      <m:e>
-                        <m:sSub>
-                          <m:e>
-                            <m:r>
-                              <m:rPr>
-                                <m:sty m:val="p"/>
-                              </m:rPr>
-                              <m:t>H</m:t>
-                            </m:r>
-                          </m:e>
-                          <m:sub>
-                            <m:r>
-                              <m:t>2</m:t>
-                            </m:r>
-                          </m:sub>
-                        </m:sSub>
-                        <m:r>
-                          <m:rPr>
-                            <m:sty m:val="p"/>
-                          </m:rPr>
-                          <m:t>O</m:t>
-                        </m:r>
-                      </m:e>
-                    </m:d>
-                  </m:e>
-                  <m:sub>
-                    <m:r>
-                      <m:t>4</m:t>
-                    </m:r>
-                  </m:sub>
-                </m:sSub>
-              </m:e>
-            </m:d>
-          </m:e>
-          <m:sup>
-            <m:r>
-              <m:t>2</m:t>
-            </m:r>
-            <m:r>
-              <m:rPr>
-                <m:sty m:val="p"/>
-              </m:rPr>
-              <m:t>+</m:t>
-            </m:r>
-          </m:sup>
-        </m:sSup>
-      </m:oMath>
-      <w:r>
-        <w:rPr>
-          <w:rFonts w:ascii="Times New Roman" w:hAnsi="Times New Roman" w:eastAsia="Times New Roman" w:cs="Times New Roman"/>
-        </w:rPr>
-        <w:t xml:space="preserve"> </w:t>
-      </w:r>
-      <w:r>
-        <w:rPr>
-          <w:rFonts w:hint="eastAsia" w:ascii="Times New Roman" w:hAnsi="Times New Roman" w:eastAsia="FangSong" w:cs="Times New Roman"/>
-        </w:rPr>
-        <w:t>的空间结构为四面体</w:t>
-      </w:r>
-      <w:r>
-        <w:rPr>
-          <w:rFonts w:hint="eastAsia" w:ascii="Times New Roman" w:hAnsi="Times New Roman" w:eastAsia="Times New Roman" w:cs="Times New Roman"/>
-        </w:rPr>
-        <w:t>，</w:t>
-      </w:r>
-      <w:r>
-        <w:rPr>
-          <w:rFonts w:hint="eastAsia" w:ascii="Times New Roman" w:hAnsi="Times New Roman" w:eastAsia="FangSong" w:cs="Times New Roman"/>
-        </w:rPr>
-        <w:t>而</w:t>
-      </w:r>
-      <w:r>
-        <w:rPr>
-          <w:rFonts w:ascii="Times New Roman" w:hAnsi="Times New Roman" w:eastAsia="Times New Roman" w:cs="Times New Roman"/>
-        </w:rPr>
-        <w:t xml:space="preserve"> </w:t>
-      </w:r>
-      <m:oMath>
-        <m:oMathPr>
-          <m:ctrlPr>
-            <w:rPr>
-              <w:sz w:val="28"/>
-              <w:szCs w:val="28"/>
-            </w:rPr>
-          </m:ctrlPr>
-        </m:oMathPr>
-        <m:sSup>
-          <m:e>
-            <m:d>
-              <m:dPr>
-                <m:begChr m:val="["/>
-                <m:sepChr m:val=""/>
-                <m:endChr m:val="]"/>
-                <m:grow/>
-              </m:dPr>
-              <m:e>
-                <m:r>
-                  <m:rPr>
-                    <m:sty m:val="p"/>
-                  </m:rPr>
-                  <m:t>N</m:t>
-                </m:r>
-                <m:r>
-                  <m:rPr>
-                    <m:sty m:val="p"/>
-                  </m:rPr>
-                  <m:t>i</m:t>
-                </m:r>
-                <m:sSub>
-                  <m:e>
-                    <m:d>
-                      <m:dPr>
-                        <m:begChr m:val="("/>
-                        <m:sepChr m:val=""/>
-                        <m:endChr m:val=")"/>
-                        <m:grow/>
-                      </m:dPr>
-                      <m:e>
-                        <m:r>
-                          <m:rPr>
-                            <m:sty m:val="p"/>
-                          </m:rPr>
-                          <m:t>C</m:t>
-                        </m:r>
-                        <m:r>
-                          <m:rPr>
-                            <m:sty m:val="p"/>
-                          </m:rPr>
-                          <m:t>N</m:t>
-                        </m:r>
-                      </m:e>
-                    </m:d>
-                  </m:e>
-                  <m:sub>
-                    <m:r>
-                      <m:t>4</m:t>
-                    </m:r>
-                  </m:sub>
-                </m:sSub>
-              </m:e>
-            </m:d>
-          </m:e>
-          <m:sup>
-            <m:r>
-              <m:t>2</m:t>
-            </m:r>
-            <m:r>
-              <m:rPr>
-                <m:sty m:val="p"/>
-              </m:rPr>
-              <m:t>−</m:t>
-            </m:r>
-          </m:sup>
-        </m:sSup>
-      </m:oMath>
-      <w:r>
-        <w:rPr>
-          <w:rFonts w:ascii="Times New Roman" w:hAnsi="Times New Roman" w:eastAsia="Times New Roman" w:cs="Times New Roman"/>
-        </w:rPr>
-        <w:t xml:space="preserve"> </w:t>
-      </w:r>
-      <w:r>
-        <w:rPr>
-          <w:rFonts w:hint="eastAsia" w:ascii="Times New Roman" w:hAnsi="Times New Roman" w:eastAsia="FangSong" w:cs="Times New Roman"/>
-        </w:rPr>
-        <w:t>的空间结构为正方形</w:t>
-      </w:r>
-      <w:r>
-        <w:rPr>
-          <w:rFonts w:hint="eastAsia" w:ascii="Times New Roman" w:hAnsi="Times New Roman" w:eastAsia="Times New Roman" w:cs="Times New Roman"/>
-        </w:rPr>
-        <w:t>？</w:t>
-      </w:r>
-    </w:p>
-    <w:p>
-      <w:pPr>
-        <w:pStyle w:val="Compact"/>
-        <w:numPr>
-          <w:ilvl w:val="0"/>
-          <w:numId w:val="1005"/>
-        </w:numPr>
-      </w:pPr>
-      <w:r>
-        <w:rPr>
-          <w:rFonts w:hint="eastAsia" w:ascii="Times New Roman" w:hAnsi="Times New Roman" w:eastAsia="FangSong" w:cs="Times New Roman"/>
-        </w:rPr>
-        <w:t xml:space="preserve">为什么</w:t>
-      </w:r>
-      <w:r>
-        <w:rPr>
-          <w:rFonts w:ascii="Times New Roman" w:hAnsi="Times New Roman" w:eastAsia="Times New Roman" w:cs="Times New Roman"/>
-        </w:rPr>
-        <w:t xml:space="preserve"> </w:t>
-      </w:r>
-      <m:oMath>
-        <m:oMathPr>
-          <m:ctrlPr>
-            <w:rPr>
-              <w:sz w:val="28"/>
-              <w:szCs w:val="28"/>
-            </w:rPr>
-          </m:ctrlPr>
-        </m:oMathPr>
-        <m:sSup>
-          <m:e>
-            <m:d>
-              <m:dPr>
-                <m:begChr m:val="["/>
-                <m:sepChr m:val=""/>
-                <m:endChr m:val="]"/>
-                <m:grow/>
-              </m:dPr>
-              <m:e>
-                <m:r>
-                  <m:rPr>
-                    <m:sty m:val="p"/>
-                  </m:rPr>
-                  <m:t>A</m:t>
-                </m:r>
-                <m:r>
-                  <m:rPr>
-                    <m:sty m:val="p"/>
-                  </m:rPr>
-                  <m:t>g</m:t>
-                </m:r>
-                <m:sSub>
-                  <m:e>
-                    <m:d>
-                      <m:dPr>
-                        <m:begChr m:val="("/>
-                        <m:sepChr m:val=""/>
-                        <m:endChr m:val=")"/>
-                        <m:grow/>
-                      </m:dPr>
-                      <m:e>
-                        <m:sSub>
-                          <m:e>
-                            <m:r>
-                              <m:rPr>
-                                <m:sty m:val="p"/>
-                              </m:rPr>
-                              <m:t>N</m:t>
-                            </m:r>
-                            <m:r>
-                              <m:rPr>
-                                <m:sty m:val="p"/>
-                              </m:rPr>
-                              <m:t>H</m:t>
-                            </m:r>
-                          </m:e>
-                          <m:sub>
-                            <m:r>
-                              <m:t>3</m:t>
-                            </m:r>
-                          </m:sub>
-                        </m:sSub>
-                      </m:e>
-                    </m:d>
-                  </m:e>
-                  <m:sub>
-                    <m:r>
-                      <m:t>2</m:t>
-                    </m:r>
-                  </m:sub>
-                </m:sSub>
-              </m:e>
-            </m:d>
-          </m:e>
-          <m:sup>
-            <m:r>
-              <m:rPr>
-                <m:sty m:val="p"/>
-              </m:rPr>
-              <m:t>+</m:t>
-            </m:r>
-          </m:sup>
-        </m:sSup>
-      </m:oMath>
-      <w:r>
-        <w:rPr>
-          <w:rFonts w:ascii="Times New Roman" w:hAnsi="Times New Roman" w:eastAsia="Times New Roman" w:cs="Times New Roman"/>
-        </w:rPr>
-        <w:t xml:space="preserve"> </w:t>
-      </w:r>
-      <w:r>
-        <w:rPr>
-          <w:rFonts w:hint="eastAsia" w:ascii="Times New Roman" w:hAnsi="Times New Roman" w:eastAsia="FangSong" w:cs="Times New Roman"/>
-        </w:rPr>
-        <w:t xml:space="preserve">的</w:t>
-      </w:r>
-      <w:r>
-        <w:rPr>
-          <w:rFonts w:ascii="Times New Roman" w:hAnsi="Times New Roman" w:eastAsia="Times New Roman" w:cs="Times New Roman"/>
-        </w:rPr>
-        <w:t xml:space="preserve"> </w:t>
-      </w:r>
-      <m:oMath>
-        <m:r>
-          <m:rPr>
-            <m:sty m:val="p"/>
-          </m:rPr>
-          <m:t>lg</m:t>
-        </m:r>
-        <m:r>
-          <m:t>β</m:t>
-        </m:r>
-      </m:oMath>
-      <w:r>
-        <w:rPr>
-          <w:rFonts w:ascii="Times New Roman" w:hAnsi="Times New Roman" w:eastAsia="Times New Roman" w:cs="Times New Roman"/>
-        </w:rPr>
-        <w:t xml:space="preserve"> </w:t>
-      </w:r>
-      <w:r>
-        <w:rPr>
-          <w:rFonts w:hint="eastAsia" w:ascii="Times New Roman" w:hAnsi="Times New Roman" w:eastAsia="FangSong" w:cs="Times New Roman"/>
-        </w:rPr>
-        <w:t>为</w:t>
-      </w:r>
-      <w:r>
-        <w:rPr>
-          <w:rFonts w:hint="eastAsia" w:ascii="Times New Roman" w:hAnsi="Times New Roman" w:eastAsia="Times New Roman" w:cs="Times New Roman"/>
-        </w:rPr>
-        <w:t>7.2，</w:t>
-      </w:r>
-      <w:r>
-        <w:rPr>
-          <w:rFonts w:hint="eastAsia" w:ascii="Times New Roman" w:hAnsi="Times New Roman" w:eastAsia="FangSong" w:cs="Times New Roman"/>
-        </w:rPr>
-        <w:t>而</w:t>
-      </w:r>
-      <w:r>
-        <w:rPr>
-          <w:rFonts w:ascii="Times New Roman" w:hAnsi="Times New Roman" w:eastAsia="Times New Roman" w:cs="Times New Roman"/>
-        </w:rPr>
-        <w:t xml:space="preserve"> </w:t>
-      </w:r>
-      <m:oMath>
-        <m:oMathPr>
-          <m:ctrlPr>
-            <w:rPr>
-              <w:sz w:val="28"/>
-              <w:szCs w:val="28"/>
-            </w:rPr>
-          </m:ctrlPr>
-        </m:oMathPr>
-        <m:r>
-          <m:rPr>
-            <m:sty m:val="p"/>
-          </m:rPr>
-          <m:t>[</m:t>
-        </m:r>
-        <m:r>
-          <m:rPr>
-            <m:sty m:val="p"/>
-          </m:rPr>
-          <m:t>A</m:t>
-        </m:r>
-        <m:r>
-          <m:rPr>
-            <m:sty m:val="p"/>
-          </m:rPr>
-          <m:t>g</m:t>
-        </m:r>
-        <m:r>
-          <m:rPr>
-            <m:sty m:val="p"/>
-          </m:rPr>
-          <m:t>(</m:t>
-        </m:r>
-        <m:r>
-          <m:rPr>
-            <m:sty m:val="p"/>
-          </m:rPr>
-          <m:t>e</m:t>
-        </m:r>
-        <m:r>
-          <m:rPr>
-            <m:sty m:val="p"/>
-          </m:rPr>
-          <m:t>n</m:t>
-        </m:r>
-        <m:r>
-          <m:rPr>
-            <m:sty m:val="p"/>
-          </m:rPr>
-          <m:t>)</m:t>
-        </m:r>
-        <m:sSup>
-          <m:e>
-            <m:r>
-              <m:rPr>
-                <m:sty m:val="p"/>
-              </m:rPr>
-              <m:t>]</m:t>
-            </m:r>
-          </m:e>
-          <m:sup>
-            <m:r>
-              <m:rPr>
-                <m:sty m:val="p"/>
-              </m:rPr>
-              <m:t>+</m:t>
-            </m:r>
-          </m:sup>
-        </m:sSup>
-      </m:oMath>
-      <w:r>
-        <w:rPr>
-          <w:rFonts w:ascii="Times New Roman" w:hAnsi="Times New Roman" w:eastAsia="Times New Roman" w:cs="Times New Roman"/>
-        </w:rPr>
-        <w:t xml:space="preserve"> </w:t>
-      </w:r>
-      <w:r>
-        <w:rPr>
-          <w:rFonts w:hint="eastAsia" w:ascii="Times New Roman" w:hAnsi="Times New Roman" w:eastAsia="FangSong" w:cs="Times New Roman"/>
-        </w:rPr>
-        <w:t xml:space="preserve">的</w:t>
-      </w:r>
-      <w:r>
-        <w:rPr>
-          <w:rFonts w:ascii="Times New Roman" w:hAnsi="Times New Roman" w:eastAsia="Times New Roman" w:cs="Times New Roman"/>
-        </w:rPr>
-        <w:t xml:space="preserve"> </w:t>
-      </w:r>
-      <m:oMath>
-        <m:r>
-          <m:rPr>
-            <m:sty m:val="p"/>
-          </m:rPr>
-          <m:t>lg</m:t>
-        </m:r>
-        <m:r>
-          <m:t>β</m:t>
-        </m:r>
-      </m:oMath>
-      <w:r>
-        <w:rPr>
-          <w:rFonts w:ascii="Times New Roman" w:hAnsi="Times New Roman" w:eastAsia="Times New Roman" w:cs="Times New Roman"/>
-        </w:rPr>
-        <w:t xml:space="preserve"> </w:t>
-      </w:r>
-      <w:r>
-        <w:rPr>
-          <w:rFonts w:hint="eastAsia" w:ascii="Times New Roman" w:hAnsi="Times New Roman" w:eastAsia="FangSong" w:cs="Times New Roman"/>
-        </w:rPr>
-        <w:t>只有</w:t>
-      </w:r>
-      <w:r>
-        <w:rPr>
-          <w:rFonts w:hint="eastAsia" w:ascii="Times New Roman" w:hAnsi="Times New Roman" w:eastAsia="Times New Roman" w:cs="Times New Roman"/>
-        </w:rPr>
-        <w:t>6.0？</w:t>
-      </w:r>
-    </w:p>
-    <w:p>
-      <w:pPr>
-        <w:pStyle w:val="Compact"/>
-        <w:numPr>
-          <w:ilvl w:val="0"/>
-          <w:numId w:val="1005"/>
-        </w:numPr>
-      </w:pPr>
-      <w:r>
-        <w:rPr>
-          <w:rFonts w:hint="eastAsia" w:ascii="Times New Roman" w:hAnsi="Times New Roman" w:eastAsia="FangSong" w:cs="Times New Roman"/>
-        </w:rPr>
-        <w:t xml:space="preserve">为什么</w:t>
-      </w:r>
-      <w:r>
-        <w:rPr>
-          <w:rFonts w:ascii="Times New Roman" w:hAnsi="Times New Roman" w:eastAsia="Times New Roman" w:cs="Times New Roman"/>
-        </w:rPr>
-        <w:t xml:space="preserve"> </w:t>
-      </w:r>
-      <m:oMath>
-        <m:oMathPr>
-          <m:ctrlPr>
-            <w:rPr>
-              <w:sz w:val="28"/>
-              <w:szCs w:val="28"/>
-            </w:rPr>
-          </m:ctrlPr>
-        </m:oMathPr>
-        <m:sSup>
-          <m:e>
-            <m:d>
-              <m:dPr>
-                <m:begChr m:val="["/>
-                <m:sepChr m:val=""/>
-                <m:endChr m:val="]"/>
-                <m:grow/>
-              </m:dPr>
-              <m:e>
-                <m:r>
-                  <m:rPr>
-                    <m:sty m:val="p"/>
-                  </m:rPr>
-                  <m:t>C</m:t>
-                </m:r>
-                <m:r>
-                  <m:rPr>
-                    <m:sty m:val="p"/>
-                  </m:rPr>
-                  <m:t>o</m:t>
-                </m:r>
-                <m:r>
-                  <m:rPr>
-                    <m:sty m:val="p"/>
-                  </m:rPr>
-                  <m:t>(</m:t>
-                </m:r>
-                <m:r>
-                  <m:rPr>
-                    <m:sty m:val="p"/>
-                  </m:rPr>
-                  <m:t>S</m:t>
-                </m:r>
-                <m:r>
-                  <m:rPr>
-                    <m:sty m:val="p"/>
-                  </m:rPr>
-                  <m:t>C</m:t>
-                </m:r>
-                <m:r>
-                  <m:rPr>
-                    <m:sty m:val="p"/>
-                  </m:rPr>
-                  <m:t>N</m:t>
-                </m:r>
-                <m:sSub>
-                  <m:e>
-                    <m:r>
-                      <m:rPr>
-                        <m:sty m:val="p"/>
-                      </m:rPr>
-                      <m:t>)</m:t>
-                    </m:r>
-                  </m:e>
-                  <m:sub>
-                    <m:r>
-                      <m:t>6</m:t>
-                    </m:r>
-                  </m:sub>
-                </m:sSub>
-              </m:e>
-            </m:d>
-          </m:e>
-          <m:sup>
-            <m:r>
-              <m:t>4</m:t>
-            </m:r>
-            <m:r>
-              <m:rPr>
-                <m:sty m:val="p"/>
-              </m:rPr>
-              <m:t>−</m:t>
-            </m:r>
-          </m:sup>
-        </m:sSup>
-      </m:oMath>
-      <w:r>
-        <w:rPr>
-          <w:rFonts w:ascii="Times New Roman" w:hAnsi="Times New Roman" w:eastAsia="Times New Roman" w:cs="Times New Roman"/>
-        </w:rPr>
-        <w:t xml:space="preserve"> </w:t>
-      </w:r>
-      <w:r>
-        <w:rPr>
-          <w:rFonts w:hint="eastAsia" w:ascii="Times New Roman" w:hAnsi="Times New Roman" w:eastAsia="FangSong" w:cs="Times New Roman"/>
-        </w:rPr>
-        <w:t xml:space="preserve">的稳定常数比</w:t>
-      </w:r>
-      <w:r>
-        <w:rPr>
-          <w:rFonts w:ascii="Times New Roman" w:hAnsi="Times New Roman" w:eastAsia="Times New Roman" w:cs="Times New Roman"/>
-        </w:rPr>
-        <w:t xml:space="preserve"> </w:t>
-      </w:r>
-      <m:oMath>
-        <m:oMathPr>
-          <m:ctrlPr>
-            <w:rPr>
-              <w:sz w:val="28"/>
-              <w:szCs w:val="28"/>
-            </w:rPr>
-          </m:ctrlPr>
-        </m:oMathPr>
-        <m:sSup>
-          <m:e>
-            <m:d>
-              <m:dPr>
-                <m:begChr m:val="["/>
-                <m:sepChr m:val=""/>
-                <m:endChr m:val="]"/>
-                <m:grow/>
-              </m:dPr>
-              <m:e>
-                <m:r>
-                  <m:rPr>
-                    <m:sty m:val="p"/>
-                  </m:rPr>
-                  <m:t>C</m:t>
-                </m:r>
-                <m:r>
-                  <m:rPr>
-                    <m:sty m:val="p"/>
-                  </m:rPr>
-                  <m:t>o</m:t>
-                </m:r>
-                <m:r>
-                  <m:rPr>
-                    <m:sty m:val="p"/>
-                  </m:rPr>
-                  <m:t>(</m:t>
-                </m:r>
-                <m:sSub>
-                  <m:e>
-                    <m:r>
-                      <m:rPr>
-                        <m:sty m:val="p"/>
-                      </m:rPr>
-                      <m:t>N</m:t>
-                    </m:r>
-                    <m:r>
-                      <m:rPr>
-                        <m:sty m:val="p"/>
-                      </m:rPr>
-                      <m:t>H</m:t>
-                    </m:r>
-                  </m:e>
-                  <m:sub>
-                    <m:r>
-                      <m:t>3</m:t>
-                    </m:r>
-                  </m:sub>
-                </m:sSub>
-                <m:sSub>
-                  <m:e>
-                    <m:r>
-                      <m:rPr>
-                        <m:sty m:val="p"/>
-                      </m:rPr>
-                      <m:t>)</m:t>
-                    </m:r>
-                  </m:e>
-                  <m:sub>
-                    <m:r>
-                      <m:t>6</m:t>
-                    </m:r>
-                  </m:sub>
-                </m:sSub>
-              </m:e>
-            </m:d>
-          </m:e>
-          <m:sup>
-            <m:r>
-              <m:t>2</m:t>
-            </m:r>
-            <m:r>
-              <m:rPr>
-                <m:sty m:val="p"/>
-              </m:rPr>
-              <m:t>+</m:t>
-            </m:r>
-          </m:sup>
-        </m:sSup>
-      </m:oMath>
-      <w:r>
-        <w:rPr>
-          <w:rFonts w:ascii="Times New Roman" w:hAnsi="Times New Roman" w:eastAsia="Times New Roman" w:cs="Times New Roman"/>
-        </w:rPr>
-        <w:t xml:space="preserve"> </w:t>
-      </w:r>
-      <w:r>
-        <w:rPr>
-          <w:rFonts w:hint="eastAsia" w:ascii="Times New Roman" w:hAnsi="Times New Roman" w:eastAsia="FangSong" w:cs="Times New Roman"/>
-        </w:rPr>
-        <w:t>小</w:t>
-      </w:r>
-      <w:r>
-        <w:rPr>
-          <w:rFonts w:hint="eastAsia" w:ascii="Times New Roman" w:hAnsi="Times New Roman" w:eastAsia="Times New Roman" w:cs="Times New Roman"/>
-        </w:rPr>
-        <w:t>，</w:t>
-      </w:r>
-      <w:r>
-        <w:rPr>
-          <w:rFonts w:hint="eastAsia" w:ascii="Times New Roman" w:hAnsi="Times New Roman" w:eastAsia="FangSong" w:cs="Times New Roman"/>
-        </w:rPr>
-        <w:t>但在酸性溶液中</w:t>
-      </w:r>
-      <w:r>
-        <w:rPr>
-          <w:rFonts w:hint="eastAsia" w:ascii="Times New Roman" w:hAnsi="Times New Roman" w:eastAsia="Times New Roman" w:cs="Times New Roman"/>
-        </w:rPr>
-        <w:t>，</w:t>
-      </w:r>
-      <w:r>
-        <w:rPr>
-          <w:rFonts w:ascii="Times New Roman" w:hAnsi="Times New Roman" w:eastAsia="Times New Roman" w:cs="Times New Roman"/>
-        </w:rPr>
-        <w:t xml:space="preserve"> </w:t>
-      </w:r>
-      <m:oMath>
-        <m:oMathPr>
-          <m:ctrlPr>
-            <w:rPr>
-              <w:sz w:val="28"/>
-              <w:szCs w:val="28"/>
-            </w:rPr>
-          </m:ctrlPr>
-        </m:oMathPr>
-        <m:sSup>
-          <m:e>
-            <m:d>
-              <m:dPr>
-                <m:begChr m:val="["/>
-                <m:sepChr m:val=""/>
-                <m:endChr m:val="]"/>
-                <m:grow/>
-              </m:dPr>
-              <m:e>
-                <m:r>
-                  <m:rPr>
-                    <m:sty m:val="p"/>
-                  </m:rPr>
-                  <m:t>C</m:t>
-                </m:r>
-                <m:r>
-                  <m:rPr>
-                    <m:sty m:val="p"/>
-                  </m:rPr>
-                  <m:t>o</m:t>
-                </m:r>
-                <m:r>
-                  <m:rPr>
-                    <m:sty m:val="p"/>
-                  </m:rPr>
-                  <m:t>(</m:t>
-                </m:r>
-                <m:r>
-                  <m:rPr>
-                    <m:sty m:val="p"/>
-                  </m:rPr>
-                  <m:t>S</m:t>
-                </m:r>
-                <m:r>
-                  <m:rPr>
-                    <m:sty m:val="p"/>
-                  </m:rPr>
-                  <m:t>C</m:t>
-                </m:r>
-                <m:r>
-                  <m:rPr>
-                    <m:sty m:val="p"/>
-                  </m:rPr>
-                  <m:t>N</m:t>
-                </m:r>
-                <m:sSub>
-                  <m:e>
-                    <m:r>
-                      <m:rPr>
-                        <m:sty m:val="p"/>
-                      </m:rPr>
-                      <m:t>)</m:t>
-                    </m:r>
-                  </m:e>
-                  <m:sub>
-                    <m:r>
-                      <m:t>6</m:t>
-                    </m:r>
-                  </m:sub>
-                </m:sSub>
-              </m:e>
-            </m:d>
-          </m:e>
-          <m:sup>
-            <m:r>
-              <m:t>4</m:t>
-            </m:r>
-            <m:r>
-              <m:rPr>
-                <m:sty m:val="p"/>
-              </m:rPr>
-              <m:t>−</m:t>
-            </m:r>
-          </m:sup>
-        </m:sSup>
-      </m:oMath>
-      <w:r>
-        <w:rPr>
-          <w:rFonts w:ascii="Times New Roman" w:hAnsi="Times New Roman" w:eastAsia="Times New Roman" w:cs="Times New Roman"/>
-        </w:rPr>
-        <w:t xml:space="preserve"> </w:t>
-      </w:r>
-      <w:r>
-        <w:rPr>
-          <w:rFonts w:hint="eastAsia" w:ascii="Times New Roman" w:hAnsi="Times New Roman" w:eastAsia="FangSong" w:cs="Times New Roman"/>
-        </w:rPr>
-        <w:t>可以存在</w:t>
-      </w:r>
-      <w:r>
-        <w:rPr>
-          <w:rFonts w:hint="eastAsia" w:ascii="Times New Roman" w:hAnsi="Times New Roman" w:eastAsia="Times New Roman" w:cs="Times New Roman"/>
-        </w:rPr>
-        <w:t>，</w:t>
-      </w:r>
-      <w:r>
-        <w:rPr>
-          <w:rFonts w:ascii="Times New Roman" w:hAnsi="Times New Roman" w:eastAsia="Times New Roman" w:cs="Times New Roman"/>
-        </w:rPr>
-        <w:t xml:space="preserve"> </w:t>
-      </w:r>
-      <m:oMath>
-        <m:oMathPr>
-          <m:ctrlPr>
-            <w:rPr>
-              <w:sz w:val="28"/>
-              <w:szCs w:val="28"/>
-            </w:rPr>
-          </m:ctrlPr>
-        </m:oMathPr>
-        <m:sSup>
-          <m:e>
-            <m:d>
-              <m:dPr>
-                <m:begChr m:val="["/>
-                <m:sepChr m:val=""/>
-                <m:endChr m:val="]"/>
-                <m:grow/>
-              </m:dPr>
-              <m:e>
-                <m:r>
-                  <m:rPr>
-                    <m:sty m:val="p"/>
-                  </m:rPr>
-                  <m:t>C</m:t>
-                </m:r>
-                <m:r>
-                  <m:rPr>
-                    <m:sty m:val="p"/>
-                  </m:rPr>
-                  <m:t>o</m:t>
-                </m:r>
-                <m:r>
-                  <m:rPr>
-                    <m:sty m:val="p"/>
-                  </m:rPr>
-                  <m:t>(</m:t>
-                </m:r>
-                <m:sSub>
-                  <m:e>
-                    <m:r>
-                      <m:rPr>
-                        <m:sty m:val="p"/>
-                      </m:rPr>
-                      <m:t>N</m:t>
-                    </m:r>
-                    <m:r>
-                      <m:rPr>
-                        <m:sty m:val="p"/>
-                      </m:rPr>
-                      <m:t>H</m:t>
-                    </m:r>
-                  </m:e>
-                  <m:sub>
-                    <m:r>
-                      <m:t>3</m:t>
-                    </m:r>
-                  </m:sub>
-                </m:sSub>
-                <m:sSub>
-                  <m:e>
-                    <m:r>
-                      <m:rPr>
-                        <m:sty m:val="p"/>
-                      </m:rPr>
-                      <m:t>)</m:t>
-                    </m:r>
-                  </m:e>
-                  <m:sub>
-                    <m:r>
-                      <m:t>6</m:t>
-                    </m:r>
-                  </m:sub>
-                </m:sSub>
-              </m:e>
-            </m:d>
-          </m:e>
-          <m:sup>
-            <m:r>
-              <m:t>2</m:t>
-            </m:r>
-            <m:r>
-              <m:rPr>
-                <m:sty m:val="p"/>
-              </m:rPr>
-              <m:t>+</m:t>
-            </m:r>
-          </m:sup>
-        </m:sSup>
-      </m:oMath>
-      <w:r>
-        <w:rPr>
-          <w:rFonts w:ascii="Times New Roman" w:hAnsi="Times New Roman" w:eastAsia="Times New Roman" w:cs="Times New Roman"/>
-        </w:rPr>
-        <w:t xml:space="preserve"> </w:t>
-      </w:r>
-      <w:r>
-        <w:rPr>
-          <w:rFonts w:hint="eastAsia" w:ascii="Times New Roman" w:hAnsi="Times New Roman" w:eastAsia="FangSong" w:cs="Times New Roman"/>
-        </w:rPr>
-        <w:t>不能存在</w:t>
-      </w:r>
-      <w:r>
-        <w:rPr>
-          <w:rFonts w:hint="eastAsia" w:ascii="Times New Roman" w:hAnsi="Times New Roman" w:eastAsia="Times New Roman" w:cs="Times New Roman"/>
-        </w:rPr>
-        <w:t>？</w:t>
-      </w:r>
-    </w:p>
-    <w:p>
-      <w:pPr>
-        <w:spacing w:before="160" w:after="80"/>
-      </w:pPr>
-      <w:r>
-        <w:pict>
-          <v:rect style="width:0;height:1.5pt" o:hralign="center" o:hrstd="t" o:hr="t"/>
-        </w:pict>
-      </w:r>
-    </w:p>
-    <w:bookmarkEnd w:id="30"/>
-    <w:bookmarkStart w:id="31" w:name="第14题"/>
-    <w:p>
-      <w:pPr>
-        <w:pStyle w:val="Heading3"/>
-        <w:spacing w:before="280" w:after="120"/>
-      </w:pPr>
-      <w:r>
-        <w:rPr>
-          <w:rFonts w:hint="eastAsia" w:ascii="Times New Roman" w:hAnsi="Times New Roman" w:eastAsia="SimHei" w:cs="Times New Roman"/>
-        </w:rPr>
-        <w:t>第</w:t>
-      </w:r>
-      <w:r>
-        <w:rPr>
-          <w:rFonts w:hint="eastAsia" w:ascii="Times New Roman" w:hAnsi="Times New Roman" w:eastAsia="Times New Roman" w:cs="Times New Roman"/>
-        </w:rPr>
-        <w:t>14</w:t>
-      </w:r>
-      <w:r>
-        <w:rPr>
-          <w:rFonts w:hint="eastAsia" w:ascii="Times New Roman" w:hAnsi="Times New Roman" w:eastAsia="SimHei" w:cs="Times New Roman"/>
-        </w:rPr>
-        <w:t>题</w:t>
-      </w:r>
-    </w:p>
-    <w:p>
-      <w:pPr>
-        <w:pStyle w:val="FirstParagraph"/>
-      </w:pPr>
-      <w:r>
-        <w:rPr>
-          <w:rFonts w:hint="eastAsia" w:ascii="Times New Roman" w:hAnsi="Times New Roman" w:eastAsia="FangSong" w:cs="Times New Roman"/>
-        </w:rPr>
-        <w:t>六氯合铂</w:t>
-      </w:r>
-      <w:r>
-        <w:rPr>
-          <w:rFonts w:hint="eastAsia" w:ascii="Times New Roman" w:hAnsi="Times New Roman" w:eastAsia="Times New Roman" w:cs="Times New Roman"/>
-        </w:rPr>
-        <w:t>(Ⅳ)</w:t>
-      </w:r>
-      <w:r>
-        <w:rPr>
-          <w:rFonts w:hint="eastAsia" w:ascii="Times New Roman" w:hAnsi="Times New Roman" w:eastAsia="FangSong" w:cs="Times New Roman"/>
-        </w:rPr>
-        <w:t>酸钾与多硫化铵</w:t>
-      </w:r>
-      <w:r>
-        <w:rPr>
-          <w:rFonts w:hint="eastAsia" w:ascii="Times New Roman" w:hAnsi="Times New Roman" w:eastAsia="Times New Roman" w:cs="Times New Roman"/>
-        </w:rPr>
-        <w:t>A</w:t>
-      </w:r>
-      <w:r>
-        <w:rPr>
-          <w:rFonts w:hint="eastAsia" w:ascii="Times New Roman" w:hAnsi="Times New Roman" w:eastAsia="FangSong" w:cs="Times New Roman"/>
-        </w:rPr>
-        <w:t>发生非氧化还原反应得到铵盐</w:t>
-      </w:r>
-      <w:r>
-        <w:rPr>
-          <w:rFonts w:hint="eastAsia" w:ascii="Times New Roman" w:hAnsi="Times New Roman" w:eastAsia="Times New Roman" w:cs="Times New Roman"/>
-        </w:rPr>
-        <w:t>B。B</w:t>
-      </w:r>
-      <w:r>
-        <w:rPr>
-          <w:rFonts w:hint="eastAsia" w:ascii="Times New Roman" w:hAnsi="Times New Roman" w:eastAsia="FangSong" w:cs="Times New Roman"/>
-        </w:rPr>
-        <w:t>中的阴离子为一仅由硫和铂构成的八面体型单核配离子</w:t>
-      </w:r>
-      <w:r>
-        <w:rPr>
-          <w:rFonts w:hint="eastAsia" w:ascii="Times New Roman" w:hAnsi="Times New Roman" w:eastAsia="Times New Roman" w:cs="Times New Roman"/>
-        </w:rPr>
-        <w:t>，</w:t>
-      </w:r>
-      <w:r>
-        <w:rPr>
-          <w:rFonts w:hint="eastAsia" w:ascii="Times New Roman" w:hAnsi="Times New Roman" w:eastAsia="FangSong" w:cs="Times New Roman"/>
-        </w:rPr>
-        <w:t>有一根三重旋转轴</w:t>
-      </w:r>
-      <w:r>
-        <w:rPr>
-          <w:rFonts w:hint="eastAsia" w:ascii="Times New Roman" w:hAnsi="Times New Roman" w:eastAsia="Times New Roman" w:cs="Times New Roman"/>
-        </w:rPr>
-        <w:t>，</w:t>
-      </w:r>
-      <w:r>
-        <w:rPr>
-          <w:rFonts w:hint="eastAsia" w:ascii="Times New Roman" w:hAnsi="Times New Roman" w:eastAsia="FangSong" w:cs="Times New Roman"/>
-        </w:rPr>
-        <w:t>其中硫的质量分数为</w:t>
-      </w:r>
-      <w:r>
-        <w:rPr>
-          <w:rFonts w:ascii="Times New Roman" w:hAnsi="Times New Roman" w:eastAsia="Times New Roman" w:cs="Times New Roman"/>
-        </w:rPr>
-        <w:t xml:space="preserve"> </w:t>
-      </w:r>
-      <m:oMath>
-        <m:oMathPr>
-          <m:ctrlPr>
-            <w:rPr>
-              <w:sz w:val="28"/>
-              <w:szCs w:val="28"/>
-            </w:rPr>
-          </m:ctrlPr>
-        </m:oMathPr>
-        <m:r>
-          <m:t>71.14</m:t>
-        </m:r>
-        <m:r>
-          <m:rPr>
-            <m:sty m:val="p"/>
-          </m:rPr>
-          <m:t>%</m:t>
-        </m:r>
-      </m:oMath>
-      <w:r>
-        <w:rPr>
-          <w:rFonts w:ascii="Times New Roman" w:hAnsi="Times New Roman" w:eastAsia="Times New Roman" w:cs="Times New Roman"/>
-        </w:rPr>
-        <w:t xml:space="preserve"> </w:t>
-      </w:r>
-      <w:r>
-        <w:rPr>
-          <w:rFonts w:hint="eastAsia" w:ascii="Times New Roman" w:hAnsi="Times New Roman" w:eastAsia="Times New Roman" w:cs="Times New Roman"/>
-        </w:rPr>
-        <w:t>。</w:t>
-      </w:r>
-      <w:r>
-        <w:rPr>
-          <w:rFonts w:hint="eastAsia" w:ascii="Times New Roman" w:hAnsi="Times New Roman" w:eastAsia="FangSong" w:cs="Times New Roman"/>
-        </w:rPr>
-        <w:t>给出</w:t>
-      </w:r>
-      <w:r>
-        <w:rPr>
-          <w:rFonts w:hint="eastAsia" w:ascii="Times New Roman" w:hAnsi="Times New Roman" w:eastAsia="Times New Roman" w:cs="Times New Roman"/>
-        </w:rPr>
-        <w:t>A</w:t>
-      </w:r>
-      <w:r>
-        <w:rPr>
-          <w:rFonts w:hint="eastAsia" w:ascii="Times New Roman" w:hAnsi="Times New Roman" w:eastAsia="FangSong" w:cs="Times New Roman"/>
-        </w:rPr>
-        <w:t>与</w:t>
-      </w:r>
-      <w:r>
-        <w:rPr>
-          <w:rFonts w:hint="eastAsia" w:ascii="Times New Roman" w:hAnsi="Times New Roman" w:eastAsia="Times New Roman" w:cs="Times New Roman"/>
-        </w:rPr>
-        <w:t>B</w:t>
-      </w:r>
-      <w:r>
-        <w:rPr>
-          <w:rFonts w:hint="eastAsia" w:ascii="Times New Roman" w:hAnsi="Times New Roman" w:eastAsia="FangSong" w:cs="Times New Roman"/>
-        </w:rPr>
-        <w:t>的化学式</w:t>
-      </w:r>
-      <w:r>
-        <w:rPr>
-          <w:rFonts w:hint="eastAsia" w:ascii="Times New Roman" w:hAnsi="Times New Roman" w:eastAsia="Times New Roman" w:cs="Times New Roman"/>
-        </w:rPr>
-        <w:t>。</w:t>
-      </w:r>
-      <w:r>
-        <w:rPr>
-          <w:rFonts w:hint="eastAsia" w:ascii="Times New Roman" w:hAnsi="Times New Roman" w:eastAsia="FangSong" w:cs="Times New Roman"/>
-        </w:rPr>
-        <w:t>判断</w:t>
-      </w:r>
-      <w:r>
-        <w:rPr>
-          <w:rFonts w:hint="eastAsia" w:ascii="Times New Roman" w:hAnsi="Times New Roman" w:eastAsia="Times New Roman" w:cs="Times New Roman"/>
-        </w:rPr>
-        <w:t>B</w:t>
-      </w:r>
-      <w:r>
-        <w:rPr>
-          <w:rFonts w:hint="eastAsia" w:ascii="Times New Roman" w:hAnsi="Times New Roman" w:eastAsia="FangSong" w:cs="Times New Roman"/>
-        </w:rPr>
-        <w:t>是否有旋光性并说明理由</w:t>
-      </w:r>
-      <w:r>
-        <w:rPr>
-          <w:rFonts w:hint="eastAsia" w:ascii="Times New Roman" w:hAnsi="Times New Roman" w:eastAsia="Times New Roman" w:cs="Times New Roman"/>
-        </w:rPr>
-        <w:t>。</w:t>
-      </w:r>
-    </w:p>
-    <w:p>
-      <w:pPr>
-        <w:spacing w:before="160" w:after="80"/>
-      </w:pPr>
-      <w:r>
-        <w:pict>
-          <v:rect style="width:0;height:1.5pt" o:hralign="center" o:hrstd="t" o:hr="t"/>
-        </w:pict>
-      </w:r>
-    </w:p>
-    <w:bookmarkEnd w:id="31"/>
-    <w:bookmarkStart w:id="32" w:name="第15题"/>
-    <w:p>
-      <w:pPr>
-        <w:pStyle w:val="Heading3"/>
-        <w:spacing w:before="280" w:after="120"/>
-      </w:pPr>
-      <w:r>
-        <w:rPr>
-          <w:rFonts w:hint="eastAsia" w:ascii="Times New Roman" w:hAnsi="Times New Roman" w:eastAsia="SimHei" w:cs="Times New Roman"/>
-        </w:rPr>
-        <w:t>第</w:t>
-      </w:r>
-      <w:r>
-        <w:rPr>
-          <w:rFonts w:hint="eastAsia" w:ascii="Times New Roman" w:hAnsi="Times New Roman" w:eastAsia="Times New Roman" w:cs="Times New Roman"/>
-        </w:rPr>
-        <w:t>15</w:t>
       </w:r>
       <w:r>
         <w:rPr>
@@ -6203,8 +4112,8 @@
         </w:pict>
       </w:r>
     </w:p>
-    <w:bookmarkEnd w:id="32"/>
-    <w:bookmarkStart w:id="33" w:name="第16题"/>
+    <w:bookmarkEnd w:id="30"/>
+    <w:bookmarkStart w:id="31" w:name="第14题"/>
     <w:p>
       <w:pPr>
         <w:pStyle w:val="Heading3"/>
@@ -6220,7 +4129,7 @@
         <w:rPr>
           <w:rFonts w:hint="eastAsia" w:ascii="Times New Roman" w:hAnsi="Times New Roman" w:eastAsia="Times New Roman" w:cs="Times New Roman"/>
         </w:rPr>
-        <w:t>16</w:t>
+        <w:t>14</w:t>
       </w:r>
       <w:r>
         <w:rPr>
@@ -6793,6 +4702,330 @@
           <w:rFonts w:hint="eastAsia" w:ascii="Times New Roman" w:hAnsi="Times New Roman" w:eastAsia="FangSong" w:cs="Times New Roman"/>
         </w:rPr>
         <w:t>键长的大小关系</w:t>
+      </w:r>
+      <w:r>
+        <w:rPr>
+          <w:rFonts w:hint="eastAsia" w:ascii="Times New Roman" w:hAnsi="Times New Roman" w:eastAsia="Times New Roman" w:cs="Times New Roman"/>
+        </w:rPr>
+        <w:t>。</w:t>
+      </w:r>
+    </w:p>
+    <w:p>
+      <w:pPr>
+        <w:spacing w:before="160" w:after="80"/>
+      </w:pPr>
+      <w:r>
+        <w:pict>
+          <v:rect style="width:0;height:1.5pt" o:hralign="center" o:hrstd="t" o:hr="t"/>
+        </w:pict>
+      </w:r>
+    </w:p>
+    <w:bookmarkEnd w:id="31"/>
+    <w:bookmarkStart w:id="32" w:name="第15题"/>
+    <w:p>
+      <w:pPr>
+        <w:pStyle w:val="Heading3"/>
+        <w:spacing w:before="280" w:after="120"/>
+      </w:pPr>
+      <w:r>
+        <w:rPr>
+          <w:rFonts w:hint="eastAsia" w:ascii="Times New Roman" w:hAnsi="Times New Roman" w:eastAsia="SimHei" w:cs="Times New Roman"/>
+        </w:rPr>
+        <w:t>第</w:t>
+      </w:r>
+      <w:r>
+        <w:rPr>
+          <w:rFonts w:hint="eastAsia" w:ascii="Times New Roman" w:hAnsi="Times New Roman" w:eastAsia="Times New Roman" w:cs="Times New Roman"/>
+        </w:rPr>
+        <w:t>15</w:t>
+      </w:r>
+      <w:r>
+        <w:rPr>
+          <w:rFonts w:hint="eastAsia" w:ascii="Times New Roman" w:hAnsi="Times New Roman" w:eastAsia="SimHei" w:cs="Times New Roman"/>
+        </w:rPr>
+        <w:t>题</w:t>
+      </w:r>
+    </w:p>
+    <w:p>
+      <w:pPr>
+        <w:pStyle w:val="FirstParagraph"/>
+      </w:pPr>
+      <w:r>
+        <w:rPr>
+          <w:rFonts w:hint="eastAsia" w:ascii="Times New Roman" w:hAnsi="Times New Roman" w:eastAsia="FangSong" w:cs="Times New Roman"/>
+        </w:rPr>
+        <w:t>平面四方形的过渡金属氰配离子特别稳定</w:t>
+      </w:r>
+      <w:r>
+        <w:rPr>
+          <w:rFonts w:hint="eastAsia" w:ascii="Times New Roman" w:hAnsi="Times New Roman" w:eastAsia="Times New Roman" w:cs="Times New Roman"/>
+        </w:rPr>
+        <w:t>，</w:t>
+      </w:r>
+      <w:r>
+        <w:rPr>
+          <w:rFonts w:hint="eastAsia" w:ascii="Times New Roman" w:hAnsi="Times New Roman" w:eastAsia="FangSong" w:cs="Times New Roman"/>
+        </w:rPr>
+        <w:t>用价键理论解释这一点</w:t>
+      </w:r>
+      <w:r>
+        <w:rPr>
+          <w:rFonts w:hint="eastAsia" w:ascii="Times New Roman" w:hAnsi="Times New Roman" w:eastAsia="Times New Roman" w:cs="Times New Roman"/>
+        </w:rPr>
+        <w:t>。</w:t>
+      </w:r>
+    </w:p>
+    <w:p>
+      <w:pPr>
+        <w:spacing w:before="160" w:after="80"/>
+      </w:pPr>
+      <w:r>
+        <w:pict>
+          <v:rect style="width:0;height:1.5pt" o:hralign="center" o:hrstd="t" o:hr="t"/>
+        </w:pict>
+      </w:r>
+    </w:p>
+    <w:bookmarkEnd w:id="32"/>
+    <w:bookmarkStart w:id="33" w:name="第16题"/>
+    <w:p>
+      <w:pPr>
+        <w:pStyle w:val="Heading3"/>
+        <w:spacing w:before="280" w:after="120"/>
+      </w:pPr>
+      <w:r>
+        <w:rPr>
+          <w:rFonts w:hint="eastAsia" w:ascii="Times New Roman" w:hAnsi="Times New Roman" w:eastAsia="SimHei" w:cs="Times New Roman"/>
+        </w:rPr>
+        <w:t>第</w:t>
+      </w:r>
+      <w:r>
+        <w:rPr>
+          <w:rFonts w:hint="eastAsia" w:ascii="Times New Roman" w:hAnsi="Times New Roman" w:eastAsia="Times New Roman" w:cs="Times New Roman"/>
+        </w:rPr>
+        <w:t>16</w:t>
+      </w:r>
+      <w:r>
+        <w:rPr>
+          <w:rFonts w:hint="eastAsia" w:ascii="Times New Roman" w:hAnsi="Times New Roman" w:eastAsia="SimHei" w:cs="Times New Roman"/>
+        </w:rPr>
+        <w:t>题</w:t>
+      </w:r>
+    </w:p>
+    <w:p>
+      <w:pPr>
+        <w:pStyle w:val="FirstParagraph"/>
+      </w:pPr>
+      <w:r>
+        <w:rPr>
+          <w:rFonts w:hint="eastAsia" w:ascii="Times New Roman" w:hAnsi="Times New Roman" w:eastAsia="FangSong" w:cs="Times New Roman"/>
+        </w:rPr>
+        <w:t xml:space="preserve">请给出</w:t>
+      </w:r>
+      <w:r>
+        <w:rPr>
+          <w:rFonts w:ascii="Times New Roman" w:hAnsi="Times New Roman" w:eastAsia="Times New Roman" w:cs="Times New Roman"/>
+        </w:rPr>
+        <w:t xml:space="preserve"> </w:t>
+      </w:r>
+      <m:oMath>
+        <m:oMathPr>
+          <m:ctrlPr>
+            <w:rPr>
+              <w:sz w:val="28"/>
+              <w:szCs w:val="28"/>
+            </w:rPr>
+          </m:ctrlPr>
+        </m:oMathPr>
+        <m:sSub>
+          <m:e>
+            <m:r>
+              <m:t>K</m:t>
+            </m:r>
+          </m:e>
+          <m:sub>
+            <m:r>
+              <m:t>2</m:t>
+            </m:r>
+          </m:sub>
+        </m:sSub>
+        <m:r>
+          <m:rPr>
+            <m:sty m:val="p"/>
+          </m:rPr>
+          <m:t>[</m:t>
+        </m:r>
+        <m:r>
+          <m:t>N</m:t>
+        </m:r>
+        <m:r>
+          <m:t>i</m:t>
+        </m:r>
+        <m:sSub>
+          <m:e>
+            <m:r>
+              <m:t>F</m:t>
+            </m:r>
+          </m:e>
+          <m:sub>
+            <m:r>
+              <m:t>6</m:t>
+            </m:r>
+          </m:sub>
+        </m:sSub>
+        <m:r>
+          <m:rPr>
+            <m:sty m:val="p"/>
+          </m:rPr>
+          <m:t>]</m:t>
+        </m:r>
+      </m:oMath>
+      <w:r>
+        <w:rPr>
+          <w:rFonts w:ascii="Times New Roman" w:hAnsi="Times New Roman" w:eastAsia="Times New Roman" w:cs="Times New Roman"/>
+        </w:rPr>
+        <w:t xml:space="preserve"> </w:t>
+      </w:r>
+      <w:r>
+        <w:rPr>
+          <w:rFonts w:ascii="Times New Roman" w:hAnsi="Times New Roman" w:eastAsia="Times New Roman" w:cs="Times New Roman"/>
+        </w:rPr>
+        <w:t xml:space="preserve">、</w:t>
+      </w:r>
+      <w:r>
+        <w:rPr>
+          <w:rFonts w:ascii="Times New Roman" w:hAnsi="Times New Roman" w:eastAsia="Times New Roman" w:cs="Times New Roman"/>
+        </w:rPr>
+        <w:t xml:space="preserve"> </w:t>
+      </w:r>
+      <m:oMath>
+        <m:oMathPr>
+          <m:ctrlPr>
+            <w:rPr>
+              <w:sz w:val="28"/>
+              <w:szCs w:val="28"/>
+            </w:rPr>
+          </m:ctrlPr>
+        </m:oMathPr>
+        <m:r>
+          <m:rPr>
+            <m:sty m:val="p"/>
+          </m:rPr>
+          <m:t>N</m:t>
+        </m:r>
+        <m:r>
+          <m:rPr>
+            <m:sty m:val="p"/>
+          </m:rPr>
+          <m:t>i</m:t>
+        </m:r>
+        <m:r>
+          <m:rPr>
+            <m:sty m:val="p"/>
+          </m:rPr>
+          <m:t>(</m:t>
+        </m:r>
+        <m:r>
+          <m:rPr>
+            <m:sty m:val="p"/>
+          </m:rPr>
+          <m:t>P</m:t>
+        </m:r>
+        <m:r>
+          <m:rPr>
+            <m:sty m:val="p"/>
+          </m:rPr>
+          <m:t>E</m:t>
+        </m:r>
+        <m:sSub>
+          <m:e>
+            <m:r>
+              <m:rPr>
+                <m:sty m:val="p"/>
+              </m:rPr>
+              <m:t>t</m:t>
+            </m:r>
+          </m:e>
+          <m:sub>
+            <m:r>
+              <m:rPr>
+                <m:sty m:val="p"/>
+              </m:rPr>
+              <m:t>3</m:t>
+            </m:r>
+          </m:sub>
+        </m:sSub>
+        <m:r>
+          <m:rPr>
+            <m:sty m:val="p"/>
+          </m:rPr>
+          <m:t>)</m:t>
+        </m:r>
+        <m:r>
+          <m:rPr>
+            <m:sty m:val="p"/>
+          </m:rPr>
+          <m:t>C</m:t>
+        </m:r>
+        <m:sSub>
+          <m:e>
+            <m:r>
+              <m:rPr>
+                <m:sty m:val="p"/>
+              </m:rPr>
+              <m:t>l</m:t>
+            </m:r>
+          </m:e>
+          <m:sub>
+            <m:r>
+              <m:rPr>
+                <m:sty m:val="p"/>
+              </m:rPr>
+              <m:t>2</m:t>
+            </m:r>
+          </m:sub>
+        </m:sSub>
+      </m:oMath>
+      <w:r>
+        <w:rPr>
+          <w:rFonts w:ascii="Times New Roman" w:hAnsi="Times New Roman" w:eastAsia="Times New Roman" w:cs="Times New Roman"/>
+        </w:rPr>
+        <w:t xml:space="preserve"> </w:t>
+      </w:r>
+      <w:r>
+        <w:rPr>
+          <w:rFonts w:hint="eastAsia" w:ascii="Times New Roman" w:hAnsi="Times New Roman" w:eastAsia="FangSong" w:cs="Times New Roman"/>
+        </w:rPr>
+        <w:t>中</w:t>
+      </w:r>
+      <w:r>
+        <w:rPr>
+          <w:rFonts w:hint="eastAsia" w:ascii="Times New Roman" w:hAnsi="Times New Roman" w:eastAsia="Times New Roman" w:cs="Times New Roman"/>
+        </w:rPr>
+        <w:t>，Ni</w:t>
+      </w:r>
+      <w:r>
+        <w:rPr>
+          <w:rFonts w:ascii="Times New Roman" w:hAnsi="Times New Roman" w:eastAsia="Times New Roman" w:cs="Times New Roman"/>
+        </w:rPr>
+        <w:t xml:space="preserve"> </w:t>
+      </w:r>
+      <w:r>
+        <w:rPr>
+          <w:rFonts w:hint="eastAsia" w:ascii="Times New Roman" w:hAnsi="Times New Roman" w:eastAsia="FangSong" w:cs="Times New Roman"/>
+        </w:rPr>
+        <w:t xml:space="preserve">的电子构型和</w:t>
+      </w:r>
+      <w:r>
+        <w:rPr>
+          <w:rFonts w:ascii="Times New Roman" w:hAnsi="Times New Roman" w:eastAsia="Times New Roman" w:cs="Times New Roman"/>
+        </w:rPr>
+        <w:t xml:space="preserve"> d </w:t>
+      </w:r>
+      <w:r>
+        <w:rPr>
+          <w:rFonts w:hint="eastAsia" w:ascii="Times New Roman" w:hAnsi="Times New Roman" w:eastAsia="FangSong" w:cs="Times New Roman"/>
+        </w:rPr>
+        <w:t>轨道分裂情况</w:t>
       </w:r>
       <w:r>
         <w:rPr>
@@ -7151,7 +5384,7 @@
         <w:pStyle w:val="Compact"/>
         <w:numPr>
           <w:ilvl w:val="0"/>
-          <w:numId w:val="1006"/>
+          <w:numId w:val="1004"/>
         </w:numPr>
       </w:pPr>
       <w:r>
@@ -7221,7 +5454,7 @@
         <w:pStyle w:val="Compact"/>
         <w:numPr>
           <w:ilvl w:val="0"/>
-          <w:numId w:val="1006"/>
+          <w:numId w:val="1004"/>
         </w:numPr>
       </w:pPr>
       <w:r>
@@ -7300,7 +5533,7 @@
         <w:pStyle w:val="Compact"/>
         <w:numPr>
           <w:ilvl w:val="0"/>
-          <w:numId w:val="1006"/>
+          <w:numId w:val="1004"/>
         </w:numPr>
       </w:pPr>
       <w:r>
@@ -7370,7 +5603,7 @@
         <w:pStyle w:val="Compact"/>
         <w:numPr>
           <w:ilvl w:val="0"/>
-          <w:numId w:val="1006"/>
+          <w:numId w:val="1004"/>
         </w:numPr>
       </w:pPr>
       <w:r>
@@ -8064,7 +6297,7 @@
         <w:pStyle w:val="Compact"/>
         <w:numPr>
           <w:ilvl w:val="0"/>
-          <w:numId w:val="1007"/>
+          <w:numId w:val="1005"/>
         </w:numPr>
       </w:pPr>
       <w:r>
@@ -9013,7 +7246,7 @@
         <w:pStyle w:val="Compact"/>
         <w:numPr>
           <w:ilvl w:val="0"/>
-          <w:numId w:val="1008"/>
+          <w:numId w:val="1006"/>
         </w:numPr>
       </w:pPr>
       <w:r>
@@ -9076,7 +7309,7 @@
         <w:pStyle w:val="Compact"/>
         <w:numPr>
           <w:ilvl w:val="0"/>
-          <w:numId w:val="1008"/>
+          <w:numId w:val="1006"/>
         </w:numPr>
       </w:pPr>
       <w:r>
@@ -9135,7 +7368,7 @@
         <w:pStyle w:val="Compact"/>
         <w:numPr>
           <w:ilvl w:val="0"/>
-          <w:numId w:val="1008"/>
+          <w:numId w:val="1006"/>
         </w:numPr>
       </w:pPr>
       <w:r>
@@ -10248,7 +8481,7 @@
       <w:pPr>
         <w:numPr>
           <w:ilvl w:val="0"/>
-          <w:numId w:val="1009"/>
+          <w:numId w:val="1007"/>
         </w:numPr>
       </w:pPr>
       <w:r>
@@ -10268,7 +8501,7 @@
       <w:pPr>
         <w:numPr>
           <w:ilvl w:val="0"/>
-          <w:numId w:val="1009"/>
+          <w:numId w:val="1007"/>
         </w:numPr>
       </w:pPr>
       <w:r>
@@ -12844,7 +11077,7 @@
         <w:pStyle w:val="Compact"/>
         <w:numPr>
           <w:ilvl w:val="0"/>
-          <w:numId w:val="1010"/>
+          <w:numId w:val="1008"/>
         </w:numPr>
         <w:spacing w:before="120"/>
       </w:pPr>
@@ -12866,7 +11099,7 @@
         <w:pStyle w:val="Compact"/>
         <w:numPr>
           <w:ilvl w:val="0"/>
-          <w:numId w:val="1010"/>
+          <w:numId w:val="1008"/>
         </w:numPr>
       </w:pPr>
       <w:r>
@@ -14036,7 +12269,7 @@
         <w:pStyle w:val="Compact"/>
         <w:numPr>
           <w:ilvl w:val="0"/>
-          <w:numId w:val="1011"/>
+          <w:numId w:val="1009"/>
         </w:numPr>
         <w:spacing w:before="120"/>
       </w:pPr>
@@ -14070,7 +12303,7 @@
         <w:pStyle w:val="Compact"/>
         <w:numPr>
           <w:ilvl w:val="0"/>
-          <w:numId w:val="1011"/>
+          <w:numId w:val="1009"/>
         </w:numPr>
       </w:pPr>
       <w:r>
@@ -19167,7 +17400,7 @@
         <w:pStyle w:val="Compact"/>
         <w:numPr>
           <w:ilvl w:val="0"/>
-          <w:numId w:val="1012"/>
+          <w:numId w:val="1010"/>
         </w:numPr>
       </w:pPr>
       <w:r>
@@ -19300,7 +17533,7 @@
         <w:pStyle w:val="Compact"/>
         <w:numPr>
           <w:ilvl w:val="0"/>
-          <w:numId w:val="1012"/>
+          <w:numId w:val="1010"/>
         </w:numPr>
       </w:pPr>
       <w:r>
@@ -19469,7 +17702,7 @@
         <w:pStyle w:val="Compact"/>
         <w:numPr>
           <w:ilvl w:val="0"/>
-          <w:numId w:val="1012"/>
+          <w:numId w:val="1010"/>
         </w:numPr>
         <w:spacing w:after="80"/>
       </w:pPr>
@@ -20396,34 +18629,7 @@
     <w:abstractNumId w:val="991"/>
   </w:num>
   <w:num w:numId="1004">
-    <w:abstractNumId w:val="99411"/>
-    <w:lvlOverride w:ilvl="0">
-      <w:startOverride w:val="1"/>
-    </w:lvlOverride>
-    <w:lvlOverride w:ilvl="1">
-      <w:startOverride w:val="1"/>
-    </w:lvlOverride>
-    <w:lvlOverride w:ilvl="2">
-      <w:startOverride w:val="1"/>
-    </w:lvlOverride>
-    <w:lvlOverride w:ilvl="3">
-      <w:startOverride w:val="1"/>
-    </w:lvlOverride>
-    <w:lvlOverride w:ilvl="4">
-      <w:startOverride w:val="1"/>
-    </w:lvlOverride>
-    <w:lvlOverride w:ilvl="5">
-      <w:startOverride w:val="1"/>
-    </w:lvlOverride>
-    <w:lvlOverride w:ilvl="6">
-      <w:startOverride w:val="1"/>
-    </w:lvlOverride>
-    <w:lvlOverride w:ilvl="7">
-      <w:startOverride w:val="1"/>
-    </w:lvlOverride>
-    <w:lvlOverride w:ilvl="8">
-      <w:startOverride w:val="1"/>
-    </w:lvlOverride>
+    <w:abstractNumId w:val="991"/>
   </w:num>
   <w:num w:numId="1005">
     <w:abstractNumId w:val="99411"/>
@@ -20456,7 +18662,34 @@
     </w:lvlOverride>
   </w:num>
   <w:num w:numId="1006">
-    <w:abstractNumId w:val="991"/>
+    <w:abstractNumId w:val="99412"/>
+    <w:lvlOverride w:ilvl="0">
+      <w:startOverride w:val="2"/>
+    </w:lvlOverride>
+    <w:lvlOverride w:ilvl="1">
+      <w:startOverride w:val="2"/>
+    </w:lvlOverride>
+    <w:lvlOverride w:ilvl="2">
+      <w:startOverride w:val="2"/>
+    </w:lvlOverride>
+    <w:lvlOverride w:ilvl="3">
+      <w:startOverride w:val="2"/>
+    </w:lvlOverride>
+    <w:lvlOverride w:ilvl="4">
+      <w:startOverride w:val="2"/>
+    </w:lvlOverride>
+    <w:lvlOverride w:ilvl="5">
+      <w:startOverride w:val="2"/>
+    </w:lvlOverride>
+    <w:lvlOverride w:ilvl="6">
+      <w:startOverride w:val="2"/>
+    </w:lvlOverride>
+    <w:lvlOverride w:ilvl="7">
+      <w:startOverride w:val="2"/>
+    </w:lvlOverride>
+    <w:lvlOverride w:ilvl="8">
+      <w:startOverride w:val="2"/>
+    </w:lvlOverride>
   </w:num>
   <w:num w:numId="1007">
     <w:abstractNumId w:val="99411"/>
@@ -20489,37 +18722,37 @@
     </w:lvlOverride>
   </w:num>
   <w:num w:numId="1008">
-    <w:abstractNumId w:val="99412"/>
+    <w:abstractNumId w:val="99431"/>
     <w:lvlOverride w:ilvl="0">
-      <w:startOverride w:val="2"/>
+      <w:startOverride w:val="1"/>
     </w:lvlOverride>
     <w:lvlOverride w:ilvl="1">
-      <w:startOverride w:val="2"/>
+      <w:startOverride w:val="1"/>
     </w:lvlOverride>
     <w:lvlOverride w:ilvl="2">
-      <w:startOverride w:val="2"/>
+      <w:startOverride w:val="1"/>
     </w:lvlOverride>
     <w:lvlOverride w:ilvl="3">
-      <w:startOverride w:val="2"/>
+      <w:startOverride w:val="1"/>
     </w:lvlOverride>
     <w:lvlOverride w:ilvl="4">
-      <w:startOverride w:val="2"/>
+      <w:startOverride w:val="1"/>
     </w:lvlOverride>
     <w:lvlOverride w:ilvl="5">
-      <w:startOverride w:val="2"/>
+      <w:startOverride w:val="1"/>
     </w:lvlOverride>
     <w:lvlOverride w:ilvl="6">
-      <w:startOverride w:val="2"/>
+      <w:startOverride w:val="1"/>
     </w:lvlOverride>
     <w:lvlOverride w:ilvl="7">
-      <w:startOverride w:val="2"/>
+      <w:startOverride w:val="1"/>
     </w:lvlOverride>
     <w:lvlOverride w:ilvl="8">
-      <w:startOverride w:val="2"/>
+      <w:startOverride w:val="1"/>
     </w:lvlOverride>
   </w:num>
   <w:num w:numId="1009">
-    <w:abstractNumId w:val="99411"/>
+    <w:abstractNumId w:val="99431"/>
     <w:lvlOverride w:ilvl="0">
       <w:startOverride w:val="1"/>
     </w:lvlOverride>
@@ -20549,66 +18782,6 @@
     </w:lvlOverride>
   </w:num>
   <w:num w:numId="1010">
-    <w:abstractNumId w:val="99431"/>
-    <w:lvlOverride w:ilvl="0">
-      <w:startOverride w:val="1"/>
-    </w:lvlOverride>
-    <w:lvlOverride w:ilvl="1">
-      <w:startOverride w:val="1"/>
-    </w:lvlOverride>
-    <w:lvlOverride w:ilvl="2">
-      <w:startOverride w:val="1"/>
-    </w:lvlOverride>
-    <w:lvlOverride w:ilvl="3">
-      <w:startOverride w:val="1"/>
-    </w:lvlOverride>
-    <w:lvlOverride w:ilvl="4">
-      <w:startOverride w:val="1"/>
-    </w:lvlOverride>
-    <w:lvlOverride w:ilvl="5">
-      <w:startOverride w:val="1"/>
-    </w:lvlOverride>
-    <w:lvlOverride w:ilvl="6">
-      <w:startOverride w:val="1"/>
-    </w:lvlOverride>
-    <w:lvlOverride w:ilvl="7">
-      <w:startOverride w:val="1"/>
-    </w:lvlOverride>
-    <w:lvlOverride w:ilvl="8">
-      <w:startOverride w:val="1"/>
-    </w:lvlOverride>
-  </w:num>
-  <w:num w:numId="1011">
-    <w:abstractNumId w:val="99431"/>
-    <w:lvlOverride w:ilvl="0">
-      <w:startOverride w:val="1"/>
-    </w:lvlOverride>
-    <w:lvlOverride w:ilvl="1">
-      <w:startOverride w:val="1"/>
-    </w:lvlOverride>
-    <w:lvlOverride w:ilvl="2">
-      <w:startOverride w:val="1"/>
-    </w:lvlOverride>
-    <w:lvlOverride w:ilvl="3">
-      <w:startOverride w:val="1"/>
-    </w:lvlOverride>
-    <w:lvlOverride w:ilvl="4">
-      <w:startOverride w:val="1"/>
-    </w:lvlOverride>
-    <w:lvlOverride w:ilvl="5">
-      <w:startOverride w:val="1"/>
-    </w:lvlOverride>
-    <w:lvlOverride w:ilvl="6">
-      <w:startOverride w:val="1"/>
-    </w:lvlOverride>
-    <w:lvlOverride w:ilvl="7">
-      <w:startOverride w:val="1"/>
-    </w:lvlOverride>
-    <w:lvlOverride w:ilvl="8">
-      <w:startOverride w:val="1"/>
-    </w:lvlOverride>
-  </w:num>
-  <w:num w:numId="1012">
     <w:abstractNumId w:val="99411"/>
     <w:lvlOverride w:ilvl="0">
       <w:startOverride w:val="1"/>

--- a/00-首页/题组Word/第一轮·综合套卷/第一轮综合卷07（学生版）.docx
+++ b/00-首页/题组Word/第一轮·综合套卷/第一轮综合卷07（学生版）.docx
@@ -2,7 +2,7 @@
 <file path=word/document.xml><?xml version="1.0" encoding="utf-8"?>
 <w:document xmlns:w="http://schemas.openxmlformats.org/wordprocessingml/2006/main" xmlns:m="http://schemas.openxmlformats.org/officeDocument/2006/math" xmlns:r="http://schemas.openxmlformats.org/officeDocument/2006/relationships" xmlns:o="urn:schemas-microsoft-com:office:office" xmlns:v="urn:schemas-microsoft-com:vml" xmlns:w10="urn:schemas-microsoft-com:office:word" xmlns:a="http://schemas.openxmlformats.org/drawingml/2006/main" xmlns:pic="http://schemas.openxmlformats.org/drawingml/2006/picture" xmlns:wp="http://schemas.openxmlformats.org/drawingml/2006/wordprocessingDrawing">
   <w:body>
-    <w:bookmarkStart w:id="48" w:name="第一轮综合练习-第07卷"/>
+    <w:bookmarkStart w:id="49" w:name="第一轮综合练习-第07卷"/>
     <w:p>
       <w:pPr>
         <w:pStyle w:val="Heading1"/>
@@ -50,7 +50,7 @@
         </w:pict>
       </w:r>
     </w:p>
-    <w:bookmarkStart w:id="47" w:name="题目"/>
+    <w:bookmarkStart w:id="48" w:name="题目"/>
     <w:p>
       <w:pPr>
         <w:pStyle w:val="Heading2"/>
@@ -2314,14 +2314,14 @@
         </w:rPr>
         <w:drawing>
           <wp:inline>
-            <wp:extent cx="3240000" cy="4584609"/>
+            <wp:extent cx="3600000" cy="760529"/>
             <wp:effectExtent b="0" l="0" r="0" t="0"/>
             <wp:docPr descr="" title="" id="17" name="Picture"/>
             <a:graphic>
               <a:graphicData uri="http://schemas.openxmlformats.org/drawingml/2006/picture">
                 <pic:pic>
                   <pic:nvPicPr>
-                    <pic:cNvPr descr="2023-浙江预赛_p06.png" id="18" name="Picture"/>
+                    <pic:cNvPr descr="eabd88acdb2a6578.png" id="18" name="Picture"/>
                     <pic:cNvPicPr>
                       <a:picLocks noChangeArrowheads="1" noChangeAspect="1"/>
                     </pic:cNvPicPr>
@@ -2335,7 +2335,7 @@
                   <pic:spPr bwMode="auto">
                     <a:xfrm>
                       <a:off x="0" y="0"/>
-                      <a:ext cx="3240000" cy="4584609"/>
+                      <a:ext cx="3600000" cy="760529"/>
                     </a:xfrm>
                     <a:prstGeom prst="rect">
                       <a:avLst/>
@@ -2531,14 +2531,14 @@
         </w:rPr>
         <w:drawing>
           <wp:inline>
-            <wp:extent cx="3240000" cy="4584609"/>
+            <wp:extent cx="3600000" cy="1602155"/>
             <wp:effectExtent b="0" l="0" r="0" t="0"/>
             <wp:docPr descr="" title="" id="21" name="Picture"/>
             <a:graphic>
               <a:graphicData uri="http://schemas.openxmlformats.org/drawingml/2006/picture">
                 <pic:pic>
                   <pic:nvPicPr>
-                    <pic:cNvPr descr="06-外部资料导入/真题/省预赛/images/2023-浙江预赛_p14.png" id="22" name="Picture"/>
+                    <pic:cNvPr descr="af1271f4c4c6a31c.png" id="22" name="Picture"/>
                     <pic:cNvPicPr>
                       <a:picLocks noChangeArrowheads="1" noChangeAspect="1"/>
                     </pic:cNvPicPr>
@@ -2552,7 +2552,7 @@
                   <pic:spPr bwMode="auto">
                     <a:xfrm>
                       <a:off x="0" y="0"/>
-                      <a:ext cx="3240000" cy="4584609"/>
+                      <a:ext cx="3600000" cy="1602155"/>
                     </a:xfrm>
                     <a:prstGeom prst="rect">
                       <a:avLst/>
@@ -2822,7 +2822,7 @@
       </w:r>
     </w:p>
     <w:bookmarkEnd w:id="23"/>
-    <w:bookmarkStart w:id="26" w:name="第9题"/>
+    <w:bookmarkStart w:id="27" w:name="第9题"/>
     <w:p>
       <w:pPr>
         <w:pStyle w:val="Heading3"/>
@@ -2948,20 +2948,20 @@
         </w:rPr>
         <w:drawing>
           <wp:inline>
-            <wp:extent cx="3240000" cy="4584609"/>
+            <wp:extent cx="3600000" cy="805039"/>
             <wp:effectExtent b="0" l="0" r="0" t="0"/>
-            <wp:docPr descr="" title="" id="24" name="Picture"/>
+            <wp:docPr descr="" title="" id="25" name="Picture"/>
             <a:graphic>
               <a:graphicData uri="http://schemas.openxmlformats.org/drawingml/2006/picture">
                 <pic:pic>
                   <pic:nvPicPr>
-                    <pic:cNvPr descr="06-外部资料导入/真题/省预赛/images/2023-浙江预赛_p14.png" id="25" name="Picture"/>
+                    <pic:cNvPr descr="d81077defdea3620.png" id="26" name="Picture"/>
                     <pic:cNvPicPr>
                       <a:picLocks noChangeArrowheads="1" noChangeAspect="1"/>
                     </pic:cNvPicPr>
                   </pic:nvPicPr>
                   <pic:blipFill>
-                    <a:blip r:embed="rId20"/>
+                    <a:blip r:embed="rId24"/>
                     <a:stretch>
                       <a:fillRect/>
                     </a:stretch>
@@ -2969,7 +2969,7 @@
                   <pic:spPr bwMode="auto">
                     <a:xfrm>
                       <a:off x="0" y="0"/>
-                      <a:ext cx="3240000" cy="4584609"/>
+                      <a:ext cx="3600000" cy="805039"/>
                     </a:xfrm>
                     <a:prstGeom prst="rect">
                       <a:avLst/>
@@ -3211,8 +3211,8 @@
         </w:pict>
       </w:r>
     </w:p>
-    <w:bookmarkEnd w:id="26"/>
-    <w:bookmarkStart w:id="27" w:name="第10题"/>
+    <w:bookmarkEnd w:id="27"/>
+    <w:bookmarkStart w:id="28" w:name="第10题"/>
     <w:p>
       <w:pPr>
         <w:pStyle w:val="Heading3"/>
@@ -3318,8 +3318,8 @@
         </w:pict>
       </w:r>
     </w:p>
-    <w:bookmarkEnd w:id="27"/>
-    <w:bookmarkStart w:id="28" w:name="第11题"/>
+    <w:bookmarkEnd w:id="28"/>
+    <w:bookmarkStart w:id="29" w:name="第11题"/>
     <w:p>
       <w:pPr>
         <w:pStyle w:val="Heading3"/>
@@ -3579,8 +3579,8 @@
         </w:pict>
       </w:r>
     </w:p>
-    <w:bookmarkEnd w:id="28"/>
-    <w:bookmarkStart w:id="29" w:name="第12题"/>
+    <w:bookmarkEnd w:id="29"/>
+    <w:bookmarkStart w:id="30" w:name="第12题"/>
     <w:p>
       <w:pPr>
         <w:pStyle w:val="Heading3"/>
@@ -3762,8 +3762,8 @@
         </w:pict>
       </w:r>
     </w:p>
-    <w:bookmarkEnd w:id="29"/>
-    <w:bookmarkStart w:id="30" w:name="第13题"/>
+    <w:bookmarkEnd w:id="30"/>
+    <w:bookmarkStart w:id="31" w:name="第13题"/>
     <w:p>
       <w:pPr>
         <w:pStyle w:val="Heading3"/>
@@ -4112,8 +4112,8 @@
         </w:pict>
       </w:r>
     </w:p>
-    <w:bookmarkEnd w:id="30"/>
-    <w:bookmarkStart w:id="31" w:name="第14题"/>
+    <w:bookmarkEnd w:id="31"/>
+    <w:bookmarkStart w:id="32" w:name="第14题"/>
     <w:p>
       <w:pPr>
         <w:pStyle w:val="Heading3"/>
@@ -4720,8 +4720,8 @@
         </w:pict>
       </w:r>
     </w:p>
-    <w:bookmarkEnd w:id="31"/>
-    <w:bookmarkStart w:id="32" w:name="第15题"/>
+    <w:bookmarkEnd w:id="32"/>
+    <w:bookmarkStart w:id="33" w:name="第15题"/>
     <w:p>
       <w:pPr>
         <w:pStyle w:val="Heading3"/>
@@ -4785,8 +4785,8 @@
         </w:pict>
       </w:r>
     </w:p>
-    <w:bookmarkEnd w:id="32"/>
-    <w:bookmarkStart w:id="33" w:name="第16题"/>
+    <w:bookmarkEnd w:id="33"/>
+    <w:bookmarkStart w:id="34" w:name="第16题"/>
     <w:p>
       <w:pPr>
         <w:pStyle w:val="Heading3"/>
@@ -5044,8 +5044,8 @@
         </w:pict>
       </w:r>
     </w:p>
-    <w:bookmarkEnd w:id="33"/>
-    <w:bookmarkStart w:id="37" w:name="第17题"/>
+    <w:bookmarkEnd w:id="34"/>
+    <w:bookmarkStart w:id="38" w:name="第17题"/>
     <w:p>
       <w:pPr>
         <w:pStyle w:val="Heading3"/>
@@ -5339,20 +5339,20 @@
         </w:rPr>
         <w:drawing>
           <wp:inline>
-            <wp:extent cx="3240000" cy="4584609"/>
+            <wp:extent cx="3240000" cy="2703970"/>
             <wp:effectExtent b="0" l="0" r="0" t="0"/>
-            <wp:docPr descr="" title="" id="35" name="Picture"/>
+            <wp:docPr descr="" title="" id="36" name="Picture"/>
             <a:graphic>
               <a:graphicData uri="http://schemas.openxmlformats.org/drawingml/2006/picture">
                 <pic:pic>
                   <pic:nvPicPr>
-                    <pic:cNvPr descr="2021-浙江预赛_p02.png" id="36" name="Picture"/>
+                    <pic:cNvPr descr="361cd7473447b54f.png" id="37" name="Picture"/>
                     <pic:cNvPicPr>
                       <a:picLocks noChangeArrowheads="1" noChangeAspect="1"/>
                     </pic:cNvPicPr>
                   </pic:nvPicPr>
                   <pic:blipFill>
-                    <a:blip r:embed="rId34"/>
+                    <a:blip r:embed="rId35"/>
                     <a:stretch>
                       <a:fillRect/>
                     </a:stretch>
@@ -5360,7 +5360,7 @@
                   <pic:spPr bwMode="auto">
                     <a:xfrm>
                       <a:off x="0" y="0"/>
-                      <a:ext cx="3240000" cy="4584609"/>
+                      <a:ext cx="3240000" cy="2703970"/>
                     </a:xfrm>
                     <a:prstGeom prst="rect">
                       <a:avLst/>
@@ -5665,8 +5665,8 @@
         </w:pict>
       </w:r>
     </w:p>
-    <w:bookmarkEnd w:id="37"/>
-    <w:bookmarkStart w:id="38" w:name="第18题"/>
+    <w:bookmarkEnd w:id="38"/>
+    <w:bookmarkStart w:id="39" w:name="第18题"/>
     <w:p>
       <w:pPr>
         <w:pStyle w:val="Heading3"/>
@@ -7577,8 +7577,8 @@
         </w:pict>
       </w:r>
     </w:p>
-    <w:bookmarkEnd w:id="38"/>
-    <w:bookmarkStart w:id="39" w:name="第19题"/>
+    <w:bookmarkEnd w:id="39"/>
+    <w:bookmarkStart w:id="40" w:name="第19题"/>
     <w:p>
       <w:pPr>
         <w:pStyle w:val="Heading3"/>
@@ -8527,8 +8527,8 @@
         </w:pict>
       </w:r>
     </w:p>
-    <w:bookmarkEnd w:id="39"/>
-    <w:bookmarkStart w:id="40" w:name="第20题"/>
+    <w:bookmarkEnd w:id="40"/>
+    <w:bookmarkStart w:id="41" w:name="第20题"/>
     <w:p>
       <w:pPr>
         <w:pStyle w:val="Heading3"/>
@@ -8758,8 +8758,8 @@
         </w:pict>
       </w:r>
     </w:p>
-    <w:bookmarkEnd w:id="40"/>
-    <w:bookmarkStart w:id="41" w:name="第21题"/>
+    <w:bookmarkEnd w:id="41"/>
+    <w:bookmarkStart w:id="42" w:name="第21题"/>
     <w:p>
       <w:pPr>
         <w:pStyle w:val="Heading3"/>
@@ -8947,8 +8947,8 @@
         </w:pict>
       </w:r>
     </w:p>
-    <w:bookmarkEnd w:id="41"/>
-    <w:bookmarkStart w:id="42" w:name="第22题"/>
+    <w:bookmarkEnd w:id="42"/>
+    <w:bookmarkStart w:id="43" w:name="第22题"/>
     <w:p>
       <w:pPr>
         <w:pStyle w:val="Heading3"/>
@@ -13097,8 +13097,8 @@
         </w:pict>
       </w:r>
     </w:p>
-    <w:bookmarkEnd w:id="42"/>
-    <w:bookmarkStart w:id="43" w:name="第23题"/>
+    <w:bookmarkEnd w:id="43"/>
+    <w:bookmarkStart w:id="44" w:name="第23题"/>
     <w:p>
       <w:pPr>
         <w:pStyle w:val="Heading3"/>
@@ -13998,8 +13998,8 @@
         </w:pict>
       </w:r>
     </w:p>
-    <w:bookmarkEnd w:id="43"/>
-    <w:bookmarkStart w:id="44" w:name="第24题"/>
+    <w:bookmarkEnd w:id="44"/>
+    <w:bookmarkStart w:id="45" w:name="第24题"/>
     <w:p>
       <w:pPr>
         <w:pStyle w:val="Heading3"/>
@@ -15756,8 +15756,8 @@
         </w:pict>
       </w:r>
     </w:p>
-    <w:bookmarkEnd w:id="44"/>
-    <w:bookmarkStart w:id="45" w:name="第25题"/>
+    <w:bookmarkEnd w:id="45"/>
+    <w:bookmarkStart w:id="46" w:name="第25题"/>
     <w:p>
       <w:pPr>
         <w:pStyle w:val="Heading3"/>
@@ -16644,8 +16644,8 @@
         </w:pict>
       </w:r>
     </w:p>
-    <w:bookmarkEnd w:id="45"/>
-    <w:bookmarkStart w:id="46" w:name="第26题"/>
+    <w:bookmarkEnd w:id="46"/>
+    <w:bookmarkStart w:id="47" w:name="第26题"/>
     <w:p>
       <w:pPr>
         <w:pStyle w:val="Heading3"/>
@@ -18107,9 +18107,9 @@
         </w:pict>
       </w:r>
     </w:p>
-    <w:bookmarkEnd w:id="46"/>
     <w:bookmarkEnd w:id="47"/>
     <w:bookmarkEnd w:id="48"/>
+    <w:bookmarkEnd w:id="49"/>
     <w:sectPr>
       <w:footerReference w:type="default" r:id="rId9"/>
       <w:footnotePr>

--- a/00-首页/题组Word/第一轮·综合套卷/第一轮综合卷07（学生版）.docx
+++ b/00-首页/题组Word/第一轮·综合套卷/第一轮综合卷07（学生版）.docx
@@ -91,6 +91,8 @@
     <w:p>
       <w:pPr>
         <w:pStyle w:val="FirstParagraph"/>
+        <w:ind w:left="480" w:hanging="480"/>
+        <w:spacing w:after="0"/>
       </w:pPr>
       <w:r>
         <w:rPr>
@@ -176,6 +178,13 @@
         </w:rPr>
         <w:t xml:space="preserve"> </w:t>
       </w:r>
+    </w:p>
+    <w:p>
+      <w:pPr>
+        <w:pStyle w:val="FirstParagraph"/>
+        <w:ind w:left="480" w:hanging="480"/>
+        <w:spacing w:before="0" w:after="0"/>
+      </w:pPr>
       <w:r>
         <w:rPr>
           <w:rFonts w:ascii="Times New Roman" w:hAnsi="Times New Roman" w:eastAsia="Times New Roman" w:cs="Times New Roman"/>
@@ -208,6 +217,13 @@
         </w:rPr>
         <w:t xml:space="preserve"> </w:t>
       </w:r>
+    </w:p>
+    <w:p>
+      <w:pPr>
+        <w:pStyle w:val="FirstParagraph"/>
+        <w:ind w:left="480" w:hanging="480"/>
+        <w:spacing w:before="0" w:after="0"/>
+      </w:pPr>
       <w:r>
         <w:rPr>
           <w:rFonts w:ascii="Times New Roman" w:hAnsi="Times New Roman" w:eastAsia="Times New Roman" w:cs="Times New Roman"/>
@@ -243,6 +259,13 @@
         </w:rPr>
         <w:t xml:space="preserve"> </w:t>
       </w:r>
+    </w:p>
+    <w:p>
+      <w:pPr>
+        <w:pStyle w:val="FirstParagraph"/>
+        <w:ind w:left="480" w:hanging="480"/>
+        <w:spacing w:before="0" w:after="0"/>
+      </w:pPr>
       <w:r>
         <w:rPr>
           <w:rFonts w:ascii="Times New Roman" w:hAnsi="Times New Roman" w:eastAsia="Times New Roman" w:cs="Times New Roman"/>
@@ -278,6 +301,13 @@
         </w:rPr>
         <w:t xml:space="preserve"> </w:t>
       </w:r>
+    </w:p>
+    <w:p>
+      <w:pPr>
+        <w:pStyle w:val="FirstParagraph"/>
+        <w:ind w:left="480" w:hanging="480"/>
+        <w:spacing w:before="0" w:after="180"/>
+      </w:pPr>
       <w:r>
         <w:rPr>
           <w:rFonts w:ascii="Times New Roman" w:hAnsi="Times New Roman" w:eastAsia="Times New Roman" w:cs="Times New Roman"/>
@@ -313,6 +343,16 @@
     </w:p>
     <w:p>
       <w:pPr>
+        <w:spacing w:before="0" w:after="0"/>
+      </w:pPr>
+    </w:p>
+    <w:p>
+      <w:pPr>
+        <w:spacing w:before="0" w:after="0"/>
+      </w:pPr>
+    </w:p>
+    <w:p>
+      <w:pPr>
         <w:spacing w:before="160" w:after="80"/>
       </w:pPr>
       <w:r>
@@ -350,6 +390,8 @@
     <w:p>
       <w:pPr>
         <w:pStyle w:val="FirstParagraph"/>
+        <w:ind w:left="480" w:hanging="480"/>
+        <w:spacing w:after="0"/>
       </w:pPr>
       <w:r>
         <w:rPr>
@@ -387,6 +429,13 @@
         </w:rPr>
         <w:t xml:space="preserve"> </w:t>
       </w:r>
+    </w:p>
+    <w:p>
+      <w:pPr>
+        <w:pStyle w:val="FirstParagraph"/>
+        <w:ind w:left="480" w:hanging="480"/>
+        <w:spacing w:before="0" w:after="0"/>
+      </w:pPr>
       <w:r>
         <w:rPr>
           <w:rFonts w:ascii="Times New Roman" w:hAnsi="Times New Roman" w:eastAsia="Times New Roman" w:cs="Times New Roman"/>
@@ -404,7 +453,20 @@
         <w:rPr>
           <w:rFonts w:ascii="Times New Roman" w:hAnsi="Times New Roman" w:eastAsia="Times New Roman" w:cs="Times New Roman"/>
         </w:rPr>
-        <w:t xml:space="preserve"> B. BF</w:t>
+        <w:t xml:space="preserve"> </w:t>
+      </w:r>
+    </w:p>
+    <w:p>
+      <w:pPr>
+        <w:pStyle w:val="FirstParagraph"/>
+        <w:ind w:left="480" w:hanging="480"/>
+        <w:spacing w:before="0" w:after="0"/>
+      </w:pPr>
+      <w:r>
+        <w:rPr>
+          <w:rFonts w:ascii="Times New Roman" w:hAnsi="Times New Roman" w:eastAsia="Times New Roman" w:cs="Times New Roman"/>
+        </w:rPr>
+        <w:t xml:space="preserve">B. BF</w:t>
       </w:r>
       <w:r>
         <w:rPr>
@@ -417,7 +479,20 @@
         <w:rPr>
           <w:rFonts w:ascii="Times New Roman" w:hAnsi="Times New Roman" w:eastAsia="Times New Roman" w:cs="Times New Roman"/>
         </w:rPr>
-        <w:t xml:space="preserve"> C. IF</w:t>
+        <w:t xml:space="preserve"> </w:t>
+      </w:r>
+    </w:p>
+    <w:p>
+      <w:pPr>
+        <w:pStyle w:val="FirstParagraph"/>
+        <w:ind w:left="480" w:hanging="480"/>
+        <w:spacing w:before="0" w:after="0"/>
+      </w:pPr>
+      <w:r>
+        <w:rPr>
+          <w:rFonts w:ascii="Times New Roman" w:hAnsi="Times New Roman" w:eastAsia="Times New Roman" w:cs="Times New Roman"/>
+        </w:rPr>
+        <w:t xml:space="preserve">C. IF</w:t>
       </w:r>
       <w:r>
         <w:rPr>
@@ -430,7 +505,20 @@
         <w:rPr>
           <w:rFonts w:ascii="Times New Roman" w:hAnsi="Times New Roman" w:eastAsia="Times New Roman" w:cs="Times New Roman"/>
         </w:rPr>
-        <w:t xml:space="preserve"> D. XeF</w:t>
+        <w:t xml:space="preserve"> </w:t>
+      </w:r>
+    </w:p>
+    <w:p>
+      <w:pPr>
+        <w:pStyle w:val="FirstParagraph"/>
+        <w:ind w:left="480" w:hanging="480"/>
+        <w:spacing w:before="0" w:after="180"/>
+      </w:pPr>
+      <w:r>
+        <w:rPr>
+          <w:rFonts w:ascii="Times New Roman" w:hAnsi="Times New Roman" w:eastAsia="Times New Roman" w:cs="Times New Roman"/>
+        </w:rPr>
+        <w:t xml:space="preserve">D. XeF</w:t>
       </w:r>
       <w:r>
         <w:rPr>
@@ -439,6 +527,16 @@
         </w:rPr>
         <w:t>4</w:t>
       </w:r>
+    </w:p>
+    <w:p>
+      <w:pPr>
+        <w:spacing w:before="0" w:after="0"/>
+      </w:pPr>
+    </w:p>
+    <w:p>
+      <w:pPr>
+        <w:spacing w:before="0" w:after="0"/>
+      </w:pPr>
     </w:p>
     <w:p>
       <w:pPr>
@@ -479,6 +577,8 @@
     <w:p>
       <w:pPr>
         <w:pStyle w:val="FirstParagraph"/>
+        <w:ind w:left="480" w:hanging="480"/>
+        <w:spacing w:after="0"/>
       </w:pPr>
       <m:oMath>
         <m:sSub>
@@ -543,7 +643,20 @@
         <w:rPr>
           <w:rFonts w:hint="eastAsia" w:ascii="Times New Roman" w:hAnsi="Times New Roman" w:eastAsia="Times New Roman" w:cs="Times New Roman"/>
         </w:rPr>
-        <w:t>（）A.</w:t>
+        <w:t>（）</w:t>
+      </w:r>
+    </w:p>
+    <w:p>
+      <w:pPr>
+        <w:pStyle w:val="FirstParagraph"/>
+        <w:ind w:left="480" w:hanging="480"/>
+        <w:spacing w:before="0" w:after="0"/>
+      </w:pPr>
+      <w:r>
+        <w:rPr>
+          <w:rFonts w:hint="eastAsia" w:ascii="Times New Roman" w:hAnsi="Times New Roman" w:eastAsia="Times New Roman" w:cs="Times New Roman"/>
+        </w:rPr>
+        <w:t>A.</w:t>
       </w:r>
       <w:r>
         <w:rPr>
@@ -593,6 +706,13 @@
         </w:rPr>
         <w:t xml:space="preserve"> </w:t>
       </w:r>
+    </w:p>
+    <w:p>
+      <w:pPr>
+        <w:pStyle w:val="FirstParagraph"/>
+        <w:ind w:left="480" w:hanging="480"/>
+        <w:spacing w:before="0" w:after="0"/>
+      </w:pPr>
       <w:r>
         <w:rPr>
           <w:rFonts w:hint="eastAsia" w:ascii="Times New Roman" w:hAnsi="Times New Roman" w:eastAsia="Times New Roman" w:cs="Times New Roman"/>
@@ -648,6 +768,13 @@
         </w:rPr>
         <w:t>轨道</w:t>
       </w:r>
+    </w:p>
+    <w:p>
+      <w:pPr>
+        <w:pStyle w:val="FirstParagraph"/>
+        <w:ind w:left="480" w:hanging="480"/>
+        <w:spacing w:before="0" w:after="0"/>
+      </w:pPr>
       <w:r>
         <w:rPr>
           <w:rFonts w:hint="eastAsia" w:ascii="Times New Roman" w:hAnsi="Times New Roman" w:eastAsia="Times New Roman" w:cs="Times New Roman"/>
@@ -736,6 +863,13 @@
         </w:rPr>
         <w:t xml:space="preserve"> </w:t>
       </w:r>
+    </w:p>
+    <w:p>
+      <w:pPr>
+        <w:pStyle w:val="FirstParagraph"/>
+        <w:ind w:left="480" w:hanging="480"/>
+        <w:spacing w:before="0" w:after="180"/>
+      </w:pPr>
       <w:r>
         <w:rPr>
           <w:rFonts w:hint="eastAsia" w:ascii="Times New Roman" w:hAnsi="Times New Roman" w:eastAsia="Times New Roman" w:cs="Times New Roman"/>
@@ -794,6 +928,16 @@
     </w:p>
     <w:p>
       <w:pPr>
+        <w:spacing w:before="0" w:after="0"/>
+      </w:pPr>
+    </w:p>
+    <w:p>
+      <w:pPr>
+        <w:spacing w:before="0" w:after="0"/>
+      </w:pPr>
+    </w:p>
+    <w:p>
+      <w:pPr>
         <w:spacing w:before="160" w:after="80"/>
       </w:pPr>
       <w:r>
@@ -831,6 +975,8 @@
     <w:p>
       <w:pPr>
         <w:pStyle w:val="FirstParagraph"/>
+        <w:ind w:left="480" w:hanging="480"/>
+        <w:spacing w:after="0"/>
       </w:pPr>
       <w:r>
         <w:rPr>
@@ -914,6 +1060,13 @@
         </w:rPr>
         <w:t xml:space="preserve"> </w:t>
       </w:r>
+    </w:p>
+    <w:p>
+      <w:pPr>
+        <w:pStyle w:val="FirstParagraph"/>
+        <w:ind w:left="480" w:hanging="480"/>
+        <w:spacing w:before="0" w:after="0"/>
+      </w:pPr>
       <w:r>
         <w:rPr>
           <w:rFonts w:ascii="Times New Roman" w:hAnsi="Times New Roman" w:eastAsia="Times New Roman" w:cs="Times New Roman"/>
@@ -978,6 +1131,13 @@
         </w:rPr>
         <w:t xml:space="preserve"> </w:t>
       </w:r>
+    </w:p>
+    <w:p>
+      <w:pPr>
+        <w:pStyle w:val="FirstParagraph"/>
+        <w:ind w:left="480" w:hanging="480"/>
+        <w:spacing w:before="0" w:after="0"/>
+      </w:pPr>
       <w:r>
         <w:rPr>
           <w:rFonts w:ascii="Times New Roman" w:hAnsi="Times New Roman" w:eastAsia="Times New Roman" w:cs="Times New Roman"/>
@@ -1042,6 +1202,13 @@
         </w:rPr>
         <w:t xml:space="preserve"> </w:t>
       </w:r>
+    </w:p>
+    <w:p>
+      <w:pPr>
+        <w:pStyle w:val="FirstParagraph"/>
+        <w:ind w:left="480" w:hanging="480"/>
+        <w:spacing w:before="0" w:after="0"/>
+      </w:pPr>
       <w:r>
         <w:rPr>
           <w:rFonts w:ascii="Times New Roman" w:hAnsi="Times New Roman" w:eastAsia="Times New Roman" w:cs="Times New Roman"/>
@@ -1106,6 +1273,13 @@
         </w:rPr>
         <w:t xml:space="preserve"> </w:t>
       </w:r>
+    </w:p>
+    <w:p>
+      <w:pPr>
+        <w:pStyle w:val="FirstParagraph"/>
+        <w:ind w:left="480" w:hanging="480"/>
+        <w:spacing w:before="0" w:after="180"/>
+      </w:pPr>
       <w:r>
         <w:rPr>
           <w:rFonts w:ascii="Times New Roman" w:hAnsi="Times New Roman" w:eastAsia="Times New Roman" w:cs="Times New Roman"/>
@@ -1173,6 +1347,16 @@
     </w:p>
     <w:p>
       <w:pPr>
+        <w:spacing w:before="0" w:after="0"/>
+      </w:pPr>
+    </w:p>
+    <w:p>
+      <w:pPr>
+        <w:spacing w:before="0" w:after="0"/>
+      </w:pPr>
+    </w:p>
+    <w:p>
+      <w:pPr>
         <w:spacing w:before="160" w:after="80"/>
       </w:pPr>
       <w:r>
@@ -1441,6 +1625,31 @@
         </w:rPr>
         <w:t>。</w:t>
       </w:r>
+    </w:p>
+    <w:p>
+      <w:pPr>
+        <w:spacing w:before="0" w:after="0"/>
+      </w:pPr>
+    </w:p>
+    <w:p>
+      <w:pPr>
+        <w:spacing w:before="0" w:after="0"/>
+      </w:pPr>
+    </w:p>
+    <w:p>
+      <w:pPr>
+        <w:spacing w:before="0" w:after="0"/>
+      </w:pPr>
+    </w:p>
+    <w:p>
+      <w:pPr>
+        <w:spacing w:before="0" w:after="0"/>
+      </w:pPr>
+    </w:p>
+    <w:p>
+      <w:pPr>
+        <w:spacing w:before="0" w:after="0"/>
+      </w:pPr>
     </w:p>
     <w:p>
       <w:pPr>
@@ -1818,6 +2027,8 @@
     <w:p>
       <w:pPr>
         <w:pStyle w:val="BodyText"/>
+        <w:ind w:left="480" w:hanging="480"/>
+        <w:spacing w:after="0"/>
       </w:pPr>
       <w:r>
         <w:rPr>
@@ -1841,7 +2052,20 @@
         <w:rPr>
           <w:rFonts w:hint="eastAsia" w:ascii="Times New Roman" w:hAnsi="Times New Roman" w:eastAsia="Times New Roman" w:cs="Times New Roman"/>
         </w:rPr>
-        <w:t xml:space="preserve">）A.</w:t>
+        <w:t xml:space="preserve">）</w:t>
+      </w:r>
+    </w:p>
+    <w:p>
+      <w:pPr>
+        <w:pStyle w:val="BodyText"/>
+        <w:ind w:left="480" w:hanging="480"/>
+        <w:spacing w:before="0" w:after="0"/>
+      </w:pPr>
+      <w:r>
+        <w:rPr>
+          <w:rFonts w:hint="eastAsia" w:ascii="Times New Roman" w:hAnsi="Times New Roman" w:eastAsia="Times New Roman" w:cs="Times New Roman"/>
+        </w:rPr>
+        <w:t xml:space="preserve">A.</w:t>
       </w:r>
       <w:r>
         <w:rPr>
@@ -1913,6 +2137,13 @@
         </w:rPr>
         <w:t xml:space="preserve"> </w:t>
       </w:r>
+    </w:p>
+    <w:p>
+      <w:pPr>
+        <w:pStyle w:val="BodyText"/>
+        <w:ind w:left="480" w:hanging="480"/>
+        <w:spacing w:before="0" w:after="0"/>
+      </w:pPr>
       <w:r>
         <w:rPr>
           <w:rFonts w:ascii="Times New Roman" w:hAnsi="Times New Roman" w:eastAsia="Times New Roman" w:cs="Times New Roman"/>
@@ -1971,6 +2202,13 @@
         </w:rPr>
         <w:t xml:space="preserve"> </w:t>
       </w:r>
+    </w:p>
+    <w:p>
+      <w:pPr>
+        <w:pStyle w:val="BodyText"/>
+        <w:ind w:left="480" w:hanging="480"/>
+        <w:spacing w:before="0" w:after="0"/>
+      </w:pPr>
       <w:r>
         <w:rPr>
           <w:rFonts w:ascii="Times New Roman" w:hAnsi="Times New Roman" w:eastAsia="Times New Roman" w:cs="Times New Roman"/>
@@ -2038,6 +2276,13 @@
         </w:rPr>
         <w:t xml:space="preserve"> </w:t>
       </w:r>
+    </w:p>
+    <w:p>
+      <w:pPr>
+        <w:pStyle w:val="BodyText"/>
+        <w:ind w:left="480" w:hanging="480"/>
+        <w:spacing w:before="0" w:after="180"/>
+      </w:pPr>
       <w:r>
         <w:rPr>
           <w:rFonts w:ascii="Times New Roman" w:hAnsi="Times New Roman" w:eastAsia="Times New Roman" w:cs="Times New Roman"/>
@@ -2120,6 +2365,16 @@
     </w:p>
     <w:p>
       <w:pPr>
+        <w:spacing w:before="0" w:after="0"/>
+      </w:pPr>
+    </w:p>
+    <w:p>
+      <w:pPr>
+        <w:spacing w:before="0" w:after="0"/>
+      </w:pPr>
+    </w:p>
+    <w:p>
+      <w:pPr>
         <w:spacing w:before="160" w:after="80"/>
       </w:pPr>
       <w:r>
@@ -2314,7 +2569,7 @@
         </w:rPr>
         <w:drawing>
           <wp:inline>
-            <wp:extent cx="3600000" cy="760529"/>
+            <wp:extent cx="3151785" cy="760529"/>
             <wp:effectExtent b="0" l="0" r="0" t="0"/>
             <wp:docPr descr="" title="" id="17" name="Picture"/>
             <a:graphic>
@@ -2335,7 +2590,7 @@
                   <pic:spPr bwMode="auto">
                     <a:xfrm>
                       <a:off x="0" y="0"/>
-                      <a:ext cx="3600000" cy="760529"/>
+                      <a:ext cx="3151785" cy="760529"/>
                     </a:xfrm>
                     <a:prstGeom prst="rect">
                       <a:avLst/>
@@ -2357,17 +2612,64 @@
     <w:p>
       <w:pPr>
         <w:pStyle w:val="Compact"/>
-        <w:numPr>
-          <w:ilvl w:val="0"/>
-          <w:numId w:val="1001"/>
-        </w:numPr>
-      </w:pPr>
-      <w:r>
-        <w:rPr>
-          <w:rFonts w:ascii="Times New Roman" w:hAnsi="Times New Roman" w:eastAsia="Times New Roman" w:cs="Times New Roman"/>
-        </w:rPr>
-        <w:t xml:space="preserve">A. +533　　B. +686　　C. +838　　D. +682</w:t>
-      </w:r>
+        <w:ind w:left="480" w:hanging="480"/>
+        <w:spacing w:after="0"/>
+      </w:pPr>
+      <w:r>
+        <w:rPr>
+          <w:rFonts w:ascii="Times New Roman" w:hAnsi="Times New Roman" w:eastAsia="Times New Roman" w:cs="Times New Roman"/>
+        </w:rPr>
+        <w:t xml:space="preserve">A. +533　　</w:t>
+      </w:r>
+    </w:p>
+    <w:p>
+      <w:pPr>
+        <w:pStyle w:val="Compact"/>
+        <w:ind w:left="480" w:hanging="480"/>
+        <w:spacing w:before="0" w:after="0"/>
+      </w:pPr>
+      <w:r>
+        <w:rPr>
+          <w:rFonts w:ascii="Times New Roman" w:hAnsi="Times New Roman" w:eastAsia="Times New Roman" w:cs="Times New Roman"/>
+        </w:rPr>
+        <w:t xml:space="preserve">B. +686　　</w:t>
+      </w:r>
+    </w:p>
+    <w:p>
+      <w:pPr>
+        <w:pStyle w:val="Compact"/>
+        <w:ind w:left="480" w:hanging="480"/>
+        <w:spacing w:before="0" w:after="0"/>
+      </w:pPr>
+      <w:r>
+        <w:rPr>
+          <w:rFonts w:ascii="Times New Roman" w:hAnsi="Times New Roman" w:eastAsia="Times New Roman" w:cs="Times New Roman"/>
+        </w:rPr>
+        <w:t xml:space="preserve">C. +838　　</w:t>
+      </w:r>
+    </w:p>
+    <w:p>
+      <w:pPr>
+        <w:pStyle w:val="Compact"/>
+        <w:ind w:left="480" w:hanging="480"/>
+        <w:spacing w:before="0" w:after="36"/>
+      </w:pPr>
+      <w:r>
+        <w:rPr>
+          <w:rFonts w:ascii="Times New Roman" w:hAnsi="Times New Roman" w:eastAsia="Times New Roman" w:cs="Times New Roman"/>
+        </w:rPr>
+        <w:t xml:space="preserve">D. +682</w:t>
+      </w:r>
+    </w:p>
+    <w:p>
+      <w:pPr>
+        <w:spacing w:before="0" w:after="0"/>
+      </w:pPr>
+    </w:p>
+    <w:p>
+      <w:pPr>
+        <w:spacing w:before="0" w:after="0"/>
+      </w:pPr>
     </w:p>
     <w:p>
       <w:pPr>
@@ -2531,7 +2833,7 @@
         </w:rPr>
         <w:drawing>
           <wp:inline>
-            <wp:extent cx="3600000" cy="1602155"/>
+            <wp:extent cx="3243103" cy="1602155"/>
             <wp:effectExtent b="0" l="0" r="0" t="0"/>
             <wp:docPr descr="" title="" id="21" name="Picture"/>
             <a:graphic>
@@ -2552,7 +2854,7 @@
                   <pic:spPr bwMode="auto">
                     <a:xfrm>
                       <a:off x="0" y="0"/>
-                      <a:ext cx="3600000" cy="1602155"/>
+                      <a:ext cx="3243103" cy="1602155"/>
                     </a:xfrm>
                     <a:prstGeom prst="rect">
                       <a:avLst/>
@@ -2574,10 +2876,6 @@
     <w:p>
       <w:pPr>
         <w:pStyle w:val="Compact"/>
-        <w:numPr>
-          <w:ilvl w:val="0"/>
-          <w:numId w:val="1002"/>
-        </w:numPr>
       </w:pPr>
       <w:r>
         <w:rPr>
@@ -2658,10 +2956,6 @@
     <w:p>
       <w:pPr>
         <w:pStyle w:val="Compact"/>
-        <w:numPr>
-          <w:ilvl w:val="0"/>
-          <w:numId w:val="1002"/>
-        </w:numPr>
       </w:pPr>
       <w:r>
         <w:rPr>
@@ -2698,10 +2992,6 @@
     <w:p>
       <w:pPr>
         <w:pStyle w:val="Compact"/>
-        <w:numPr>
-          <w:ilvl w:val="0"/>
-          <w:numId w:val="1002"/>
-        </w:numPr>
       </w:pPr>
       <w:r>
         <w:rPr>
@@ -2756,10 +3046,6 @@
     <w:p>
       <w:pPr>
         <w:pStyle w:val="Compact"/>
-        <w:numPr>
-          <w:ilvl w:val="0"/>
-          <w:numId w:val="1002"/>
-        </w:numPr>
       </w:pPr>
       <w:r>
         <w:rPr>
@@ -2810,6 +3096,16 @@
         </w:rPr>
         <w:t>）</w:t>
       </w:r>
+    </w:p>
+    <w:p>
+      <w:pPr>
+        <w:spacing w:before="0" w:after="0"/>
+      </w:pPr>
+    </w:p>
+    <w:p>
+      <w:pPr>
+        <w:spacing w:before="0" w:after="0"/>
+      </w:pPr>
     </w:p>
     <w:p>
       <w:pPr>
@@ -2948,7 +3244,7 @@
         </w:rPr>
         <w:drawing>
           <wp:inline>
-            <wp:extent cx="3600000" cy="805039"/>
+            <wp:extent cx="2900424" cy="805039"/>
             <wp:effectExtent b="0" l="0" r="0" t="0"/>
             <wp:docPr descr="" title="" id="25" name="Picture"/>
             <a:graphic>
@@ -2969,7 +3265,7 @@
                   <pic:spPr bwMode="auto">
                     <a:xfrm>
                       <a:off x="0" y="0"/>
-                      <a:ext cx="3600000" cy="805039"/>
+                      <a:ext cx="2900424" cy="805039"/>
                     </a:xfrm>
                     <a:prstGeom prst="rect">
                       <a:avLst/>
@@ -3002,10 +3298,6 @@
     <w:p>
       <w:pPr>
         <w:pStyle w:val="Compact"/>
-        <w:numPr>
-          <w:ilvl w:val="0"/>
-          <w:numId w:val="1003"/>
-        </w:numPr>
       </w:pPr>
       <w:r>
         <w:rPr>
@@ -3035,10 +3327,6 @@
     <w:p>
       <w:pPr>
         <w:pStyle w:val="Compact"/>
-        <w:numPr>
-          <w:ilvl w:val="0"/>
-          <w:numId w:val="1003"/>
-        </w:numPr>
       </w:pPr>
       <w:r>
         <w:rPr>
@@ -3062,10 +3350,6 @@
     <w:p>
       <w:pPr>
         <w:pStyle w:val="Compact"/>
-        <w:numPr>
-          <w:ilvl w:val="0"/>
-          <w:numId w:val="1003"/>
-        </w:numPr>
       </w:pPr>
       <w:r>
         <w:rPr>
@@ -3107,10 +3391,6 @@
     <w:p>
       <w:pPr>
         <w:pStyle w:val="Compact"/>
-        <w:numPr>
-          <w:ilvl w:val="0"/>
-          <w:numId w:val="1003"/>
-        </w:numPr>
       </w:pPr>
       <w:r>
         <w:rPr>
@@ -3200,6 +3480,16 @@
         </w:rPr>
         <w:t>）</w:t>
       </w:r>
+    </w:p>
+    <w:p>
+      <w:pPr>
+        <w:spacing w:before="0" w:after="0"/>
+      </w:pPr>
+    </w:p>
+    <w:p>
+      <w:pPr>
+        <w:spacing w:before="0" w:after="0"/>
+      </w:pPr>
     </w:p>
     <w:p>
       <w:pPr>
@@ -3307,6 +3597,21 @@
         </w:rPr>
         <w:t>（b~d）。</w:t>
       </w:r>
+    </w:p>
+    <w:p>
+      <w:pPr>
+        <w:spacing w:before="0" w:after="0"/>
+      </w:pPr>
+    </w:p>
+    <w:p>
+      <w:pPr>
+        <w:spacing w:before="0" w:after="0"/>
+      </w:pPr>
+    </w:p>
+    <w:p>
+      <w:pPr>
+        <w:spacing w:before="0" w:after="0"/>
+      </w:pPr>
     </w:p>
     <w:p>
       <w:pPr>
@@ -3568,6 +3873,31 @@
         </w:rPr>
         <w:t>。</w:t>
       </w:r>
+    </w:p>
+    <w:p>
+      <w:pPr>
+        <w:spacing w:before="0" w:after="0"/>
+      </w:pPr>
+    </w:p>
+    <w:p>
+      <w:pPr>
+        <w:spacing w:before="0" w:after="0"/>
+      </w:pPr>
+    </w:p>
+    <w:p>
+      <w:pPr>
+        <w:spacing w:before="0" w:after="0"/>
+      </w:pPr>
+    </w:p>
+    <w:p>
+      <w:pPr>
+        <w:spacing w:before="0" w:after="0"/>
+      </w:pPr>
+    </w:p>
+    <w:p>
+      <w:pPr>
+        <w:spacing w:before="0" w:after="0"/>
+      </w:pPr>
     </w:p>
     <w:p>
       <w:pPr>
@@ -3751,6 +4081,21 @@
         </w:rPr>
         <w:t>：</w:t>
       </w:r>
+    </w:p>
+    <w:p>
+      <w:pPr>
+        <w:spacing w:before="0" w:after="0"/>
+      </w:pPr>
+    </w:p>
+    <w:p>
+      <w:pPr>
+        <w:spacing w:before="0" w:after="0"/>
+      </w:pPr>
+    </w:p>
+    <w:p>
+      <w:pPr>
+        <w:spacing w:before="0" w:after="0"/>
+      </w:pPr>
     </w:p>
     <w:p>
       <w:pPr>
@@ -4104,6 +4449,31 @@
     </w:p>
     <w:p>
       <w:pPr>
+        <w:spacing w:before="0" w:after="0"/>
+      </w:pPr>
+    </w:p>
+    <w:p>
+      <w:pPr>
+        <w:spacing w:before="0" w:after="0"/>
+      </w:pPr>
+    </w:p>
+    <w:p>
+      <w:pPr>
+        <w:spacing w:before="0" w:after="0"/>
+      </w:pPr>
+    </w:p>
+    <w:p>
+      <w:pPr>
+        <w:spacing w:before="0" w:after="0"/>
+      </w:pPr>
+    </w:p>
+    <w:p>
+      <w:pPr>
+        <w:spacing w:before="0" w:after="0"/>
+      </w:pPr>
+    </w:p>
+    <w:p>
+      <w:pPr>
         <w:spacing w:before="160" w:after="80"/>
       </w:pPr>
       <w:r>
@@ -4712,6 +5082,31 @@
     </w:p>
     <w:p>
       <w:pPr>
+        <w:spacing w:before="0" w:after="0"/>
+      </w:pPr>
+    </w:p>
+    <w:p>
+      <w:pPr>
+        <w:spacing w:before="0" w:after="0"/>
+      </w:pPr>
+    </w:p>
+    <w:p>
+      <w:pPr>
+        <w:spacing w:before="0" w:after="0"/>
+      </w:pPr>
+    </w:p>
+    <w:p>
+      <w:pPr>
+        <w:spacing w:before="0" w:after="0"/>
+      </w:pPr>
+    </w:p>
+    <w:p>
+      <w:pPr>
+        <w:spacing w:before="0" w:after="0"/>
+      </w:pPr>
+    </w:p>
+    <w:p>
+      <w:pPr>
         <w:spacing w:before="160" w:after="80"/>
       </w:pPr>
       <w:r>
@@ -4774,6 +5169,21 @@
         </w:rPr>
         <w:t>。</w:t>
       </w:r>
+    </w:p>
+    <w:p>
+      <w:pPr>
+        <w:spacing w:before="0" w:after="0"/>
+      </w:pPr>
+    </w:p>
+    <w:p>
+      <w:pPr>
+        <w:spacing w:before="0" w:after="0"/>
+      </w:pPr>
+    </w:p>
+    <w:p>
+      <w:pPr>
+        <w:spacing w:before="0" w:after="0"/>
+      </w:pPr>
     </w:p>
     <w:p>
       <w:pPr>
@@ -5036,6 +5446,21 @@
     </w:p>
     <w:p>
       <w:pPr>
+        <w:spacing w:before="0" w:after="0"/>
+      </w:pPr>
+    </w:p>
+    <w:p>
+      <w:pPr>
+        <w:spacing w:before="0" w:after="0"/>
+      </w:pPr>
+    </w:p>
+    <w:p>
+      <w:pPr>
+        <w:spacing w:before="0" w:after="0"/>
+      </w:pPr>
+    </w:p>
+    <w:p>
+      <w:pPr>
         <w:spacing w:before="160" w:after="80"/>
       </w:pPr>
       <w:r>
@@ -5339,7 +5764,7 @@
         </w:rPr>
         <w:drawing>
           <wp:inline>
-            <wp:extent cx="3240000" cy="2703970"/>
+            <wp:extent cx="3240000" cy="2179853"/>
             <wp:effectExtent b="0" l="0" r="0" t="0"/>
             <wp:docPr descr="" title="" id="36" name="Picture"/>
             <a:graphic>
@@ -5360,7 +5785,7 @@
                   <pic:spPr bwMode="auto">
                     <a:xfrm>
                       <a:off x="0" y="0"/>
-                      <a:ext cx="3240000" cy="2703970"/>
+                      <a:ext cx="3240000" cy="2179853"/>
                     </a:xfrm>
                     <a:prstGeom prst="rect">
                       <a:avLst/>
@@ -5382,10 +5807,6 @@
     <w:p>
       <w:pPr>
         <w:pStyle w:val="Compact"/>
-        <w:numPr>
-          <w:ilvl w:val="0"/>
-          <w:numId w:val="1004"/>
-        </w:numPr>
       </w:pPr>
       <w:r>
         <w:rPr>
@@ -5452,10 +5873,6 @@
     <w:p>
       <w:pPr>
         <w:pStyle w:val="Compact"/>
-        <w:numPr>
-          <w:ilvl w:val="0"/>
-          <w:numId w:val="1004"/>
-        </w:numPr>
       </w:pPr>
       <w:r>
         <w:rPr>
@@ -5531,10 +5948,6 @@
     <w:p>
       <w:pPr>
         <w:pStyle w:val="Compact"/>
-        <w:numPr>
-          <w:ilvl w:val="0"/>
-          <w:numId w:val="1004"/>
-        </w:numPr>
       </w:pPr>
       <w:r>
         <w:rPr>
@@ -5601,10 +6014,6 @@
     <w:p>
       <w:pPr>
         <w:pStyle w:val="Compact"/>
-        <w:numPr>
-          <w:ilvl w:val="0"/>
-          <w:numId w:val="1004"/>
-        </w:numPr>
       </w:pPr>
       <w:r>
         <w:rPr>
@@ -5654,6 +6063,16 @@
         </w:rPr>
         <w:t>蓝色絮状物出现</w:t>
       </w:r>
+    </w:p>
+    <w:p>
+      <w:pPr>
+        <w:spacing w:before="0" w:after="0"/>
+      </w:pPr>
+    </w:p>
+    <w:p>
+      <w:pPr>
+        <w:spacing w:before="0" w:after="0"/>
+      </w:pPr>
     </w:p>
     <w:p>
       <w:pPr>
@@ -7566,6 +7985,46 @@
         </w:rPr>
         <w:t>。</w:t>
       </w:r>
+    </w:p>
+    <w:p>
+      <w:pPr>
+        <w:spacing w:before="0" w:after="0"/>
+      </w:pPr>
+    </w:p>
+    <w:p>
+      <w:pPr>
+        <w:spacing w:before="0" w:after="0"/>
+      </w:pPr>
+    </w:p>
+    <w:p>
+      <w:pPr>
+        <w:spacing w:before="0" w:after="0"/>
+      </w:pPr>
+    </w:p>
+    <w:p>
+      <w:pPr>
+        <w:spacing w:before="0" w:after="0"/>
+      </w:pPr>
+    </w:p>
+    <w:p>
+      <w:pPr>
+        <w:spacing w:before="0" w:after="0"/>
+      </w:pPr>
+    </w:p>
+    <w:p>
+      <w:pPr>
+        <w:spacing w:before="0" w:after="0"/>
+      </w:pPr>
+    </w:p>
+    <w:p>
+      <w:pPr>
+        <w:spacing w:before="0" w:after="0"/>
+      </w:pPr>
+    </w:p>
+    <w:p>
+      <w:pPr>
+        <w:spacing w:before="0" w:after="0"/>
+      </w:pPr>
     </w:p>
     <w:p>
       <w:pPr>
@@ -8519,6 +8978,46 @@
     </w:p>
     <w:p>
       <w:pPr>
+        <w:spacing w:before="0" w:after="0"/>
+      </w:pPr>
+    </w:p>
+    <w:p>
+      <w:pPr>
+        <w:spacing w:before="0" w:after="0"/>
+      </w:pPr>
+    </w:p>
+    <w:p>
+      <w:pPr>
+        <w:spacing w:before="0" w:after="0"/>
+      </w:pPr>
+    </w:p>
+    <w:p>
+      <w:pPr>
+        <w:spacing w:before="0" w:after="0"/>
+      </w:pPr>
+    </w:p>
+    <w:p>
+      <w:pPr>
+        <w:spacing w:before="0" w:after="0"/>
+      </w:pPr>
+    </w:p>
+    <w:p>
+      <w:pPr>
+        <w:spacing w:before="0" w:after="0"/>
+      </w:pPr>
+    </w:p>
+    <w:p>
+      <w:pPr>
+        <w:spacing w:before="0" w:after="0"/>
+      </w:pPr>
+    </w:p>
+    <w:p>
+      <w:pPr>
+        <w:spacing w:before="0" w:after="0"/>
+      </w:pPr>
+    </w:p>
+    <w:p>
+      <w:pPr>
         <w:spacing w:before="160" w:after="80"/>
       </w:pPr>
       <w:r>
@@ -8750,6 +9249,21 @@
     </w:p>
     <w:p>
       <w:pPr>
+        <w:spacing w:before="0" w:after="0"/>
+      </w:pPr>
+    </w:p>
+    <w:p>
+      <w:pPr>
+        <w:spacing w:before="0" w:after="0"/>
+      </w:pPr>
+    </w:p>
+    <w:p>
+      <w:pPr>
+        <w:spacing w:before="0" w:after="0"/>
+      </w:pPr>
+    </w:p>
+    <w:p>
+      <w:pPr>
         <w:spacing w:before="160" w:after="80"/>
       </w:pPr>
       <w:r>
@@ -8936,6 +9450,21 @@
         </w:rPr>
         <w:t>。</w:t>
       </w:r>
+    </w:p>
+    <w:p>
+      <w:pPr>
+        <w:spacing w:before="0" w:after="0"/>
+      </w:pPr>
+    </w:p>
+    <w:p>
+      <w:pPr>
+        <w:spacing w:before="0" w:after="0"/>
+      </w:pPr>
+    </w:p>
+    <w:p>
+      <w:pPr>
+        <w:spacing w:before="0" w:after="0"/>
+      </w:pPr>
     </w:p>
     <w:p>
       <w:pPr>
@@ -13089,6 +13618,46 @@
     </w:p>
     <w:p>
       <w:pPr>
+        <w:spacing w:before="0" w:after="0"/>
+      </w:pPr>
+    </w:p>
+    <w:p>
+      <w:pPr>
+        <w:spacing w:before="0" w:after="0"/>
+      </w:pPr>
+    </w:p>
+    <w:p>
+      <w:pPr>
+        <w:spacing w:before="0" w:after="0"/>
+      </w:pPr>
+    </w:p>
+    <w:p>
+      <w:pPr>
+        <w:spacing w:before="0" w:after="0"/>
+      </w:pPr>
+    </w:p>
+    <w:p>
+      <w:pPr>
+        <w:spacing w:before="0" w:after="0"/>
+      </w:pPr>
+    </w:p>
+    <w:p>
+      <w:pPr>
+        <w:spacing w:before="0" w:after="0"/>
+      </w:pPr>
+    </w:p>
+    <w:p>
+      <w:pPr>
+        <w:spacing w:before="0" w:after="0"/>
+      </w:pPr>
+    </w:p>
+    <w:p>
+      <w:pPr>
+        <w:spacing w:before="0" w:after="0"/>
+      </w:pPr>
+    </w:p>
+    <w:p>
+      <w:pPr>
         <w:spacing w:before="160" w:after="80"/>
       </w:pPr>
       <w:r>
@@ -13987,6 +14556,46 @@
         </w:rPr>
         <w:t>。</w:t>
       </w:r>
+    </w:p>
+    <w:p>
+      <w:pPr>
+        <w:spacing w:before="0" w:after="0"/>
+      </w:pPr>
+    </w:p>
+    <w:p>
+      <w:pPr>
+        <w:spacing w:before="0" w:after="0"/>
+      </w:pPr>
+    </w:p>
+    <w:p>
+      <w:pPr>
+        <w:spacing w:before="0" w:after="0"/>
+      </w:pPr>
+    </w:p>
+    <w:p>
+      <w:pPr>
+        <w:spacing w:before="0" w:after="0"/>
+      </w:pPr>
+    </w:p>
+    <w:p>
+      <w:pPr>
+        <w:spacing w:before="0" w:after="0"/>
+      </w:pPr>
+    </w:p>
+    <w:p>
+      <w:pPr>
+        <w:spacing w:before="0" w:after="0"/>
+      </w:pPr>
+    </w:p>
+    <w:p>
+      <w:pPr>
+        <w:spacing w:before="0" w:after="0"/>
+      </w:pPr>
+    </w:p>
+    <w:p>
+      <w:pPr>
+        <w:spacing w:before="0" w:after="0"/>
+      </w:pPr>
     </w:p>
     <w:p>
       <w:pPr>
@@ -15748,6 +16357,46 @@
     </w:p>
     <w:p>
       <w:pPr>
+        <w:spacing w:before="0" w:after="0"/>
+      </w:pPr>
+    </w:p>
+    <w:p>
+      <w:pPr>
+        <w:spacing w:before="0" w:after="0"/>
+      </w:pPr>
+    </w:p>
+    <w:p>
+      <w:pPr>
+        <w:spacing w:before="0" w:after="0"/>
+      </w:pPr>
+    </w:p>
+    <w:p>
+      <w:pPr>
+        <w:spacing w:before="0" w:after="0"/>
+      </w:pPr>
+    </w:p>
+    <w:p>
+      <w:pPr>
+        <w:spacing w:before="0" w:after="0"/>
+      </w:pPr>
+    </w:p>
+    <w:p>
+      <w:pPr>
+        <w:spacing w:before="0" w:after="0"/>
+      </w:pPr>
+    </w:p>
+    <w:p>
+      <w:pPr>
+        <w:spacing w:before="0" w:after="0"/>
+      </w:pPr>
+    </w:p>
+    <w:p>
+      <w:pPr>
+        <w:spacing w:before="0" w:after="0"/>
+      </w:pPr>
+    </w:p>
+    <w:p>
+      <w:pPr>
         <w:spacing w:before="160" w:after="80"/>
       </w:pPr>
       <w:r>
@@ -16633,6 +17282,21 @@
           </m:r>
         </m:oMath>
       </m:oMathPara>
+    </w:p>
+    <w:p>
+      <w:pPr>
+        <w:spacing w:before="0" w:after="0"/>
+      </w:pPr>
+    </w:p>
+    <w:p>
+      <w:pPr>
+        <w:spacing w:before="0" w:after="0"/>
+      </w:pPr>
+    </w:p>
+    <w:p>
+      <w:pPr>
+        <w:spacing w:before="0" w:after="0"/>
+      </w:pPr>
     </w:p>
     <w:p>
       <w:pPr>
@@ -18097,6 +18761,46 @@
         </w:tc>
       </w:tr>
     </w:tbl>
+    <w:p>
+      <w:pPr>
+        <w:spacing w:before="0" w:after="0"/>
+      </w:pPr>
+    </w:p>
+    <w:p>
+      <w:pPr>
+        <w:spacing w:before="0" w:after="0"/>
+      </w:pPr>
+    </w:p>
+    <w:p>
+      <w:pPr>
+        <w:spacing w:before="0" w:after="0"/>
+      </w:pPr>
+    </w:p>
+    <w:p>
+      <w:pPr>
+        <w:spacing w:before="0" w:after="0"/>
+      </w:pPr>
+    </w:p>
+    <w:p>
+      <w:pPr>
+        <w:spacing w:before="0" w:after="0"/>
+      </w:pPr>
+    </w:p>
+    <w:p>
+      <w:pPr>
+        <w:spacing w:before="0" w:after="0"/>
+      </w:pPr>
+    </w:p>
+    <w:p>
+      <w:pPr>
+        <w:spacing w:before="0" w:after="0"/>
+      </w:pPr>
+    </w:p>
+    <w:p>
+      <w:pPr>
+        <w:spacing w:before="0" w:after="0"/>
+      </w:pPr>
+    </w:p>
     <w:p>
       <w:pPr>
         <w:spacing w:before="160" w:after="80"/>

--- a/00-首页/题组Word/第一轮·综合套卷/第一轮综合卷07（学生版）.docx
+++ b/00-首页/题组Word/第一轮·综合套卷/第一轮综合卷07（学生版）.docx
@@ -1517,7 +1517,7 @@
         <m:sSup>
           <m:e>
             <m:r>
-              <m:t>​</m:t>
+              <m:t xml:space="preserve"> </m:t>
             </m:r>
           </m:e>
           <m:sup>
@@ -1549,7 +1549,7 @@
         <m:sSup>
           <m:e>
             <m:r>
-              <m:t>​</m:t>
+              <m:t xml:space="preserve"> </m:t>
             </m:r>
           </m:e>
           <m:sup>

--- a/00-首页/题组Word/第一轮·综合套卷/第一轮综合卷07（学生版）.docx
+++ b/00-首页/题组Word/第一轮·综合套卷/第一轮综合卷07（学生版）.docx
@@ -91,8 +91,8 @@
     <w:p>
       <w:pPr>
         <w:pStyle w:val="FirstParagraph"/>
+        <w:spacing w:before="0" w:after="0"/>
         <w:ind w:left="480" w:hanging="480"/>
-        <w:spacing w:after="0"/>
       </w:pPr>
       <w:r>
         <w:rPr>
@@ -182,8 +182,8 @@
     <w:p>
       <w:pPr>
         <w:pStyle w:val="FirstParagraph"/>
+        <w:spacing w:before="0" w:after="0"/>
         <w:ind w:left="480" w:hanging="480"/>
-        <w:spacing w:before="0" w:after="0"/>
       </w:pPr>
       <w:r>
         <w:rPr>
@@ -221,8 +221,8 @@
     <w:p>
       <w:pPr>
         <w:pStyle w:val="FirstParagraph"/>
+        <w:spacing w:before="0" w:after="0"/>
         <w:ind w:left="480" w:hanging="480"/>
-        <w:spacing w:before="0" w:after="0"/>
       </w:pPr>
       <w:r>
         <w:rPr>
@@ -263,8 +263,8 @@
     <w:p>
       <w:pPr>
         <w:pStyle w:val="FirstParagraph"/>
+        <w:spacing w:before="0" w:after="0"/>
         <w:ind w:left="480" w:hanging="480"/>
-        <w:spacing w:before="0" w:after="0"/>
       </w:pPr>
       <w:r>
         <w:rPr>
@@ -305,8 +305,8 @@
     <w:p>
       <w:pPr>
         <w:pStyle w:val="FirstParagraph"/>
+        <w:spacing w:before="0" w:after="0"/>
         <w:ind w:left="480" w:hanging="480"/>
-        <w:spacing w:before="0" w:after="180"/>
       </w:pPr>
       <w:r>
         <w:rPr>
@@ -390,8 +390,8 @@
     <w:p>
       <w:pPr>
         <w:pStyle w:val="FirstParagraph"/>
+        <w:spacing w:before="0" w:after="0"/>
         <w:ind w:left="480" w:hanging="480"/>
-        <w:spacing w:after="0"/>
       </w:pPr>
       <w:r>
         <w:rPr>
@@ -433,20 +433,72 @@
     <w:p>
       <w:pPr>
         <w:pStyle w:val="FirstParagraph"/>
+        <w:spacing w:before="0" w:after="0"/>
         <w:ind w:left="480" w:hanging="480"/>
+      </w:pPr>
+      <w:r>
+        <w:rPr>
+          <w:rFonts w:ascii="Times New Roman" w:hAnsi="Times New Roman" w:eastAsia="Times New Roman" w:cs="Times New Roman"/>
+        </w:rPr>
+        <w:t>A. PF</w:t>
+      </w:r>
+      <w:r>
+        <w:rPr>
+          <w:rFonts w:ascii="Times New Roman" w:hAnsi="Times New Roman" w:eastAsia="Times New Roman" w:cs="Times New Roman"/>
+          <w:vertAlign w:val="subscript"/>
+        </w:rPr>
+        <w:t>5</w:t>
+      </w:r>
+      <w:r>
+        <w:rPr>
+          <w:rFonts w:ascii="Times New Roman" w:hAnsi="Times New Roman" w:eastAsia="Times New Roman" w:cs="Times New Roman"/>
+        </w:rPr>
+        <w:t xml:space="preserve"> </w:t>
+      </w:r>
+    </w:p>
+    <w:p>
+      <w:pPr>
+        <w:pStyle w:val="FirstParagraph"/>
         <w:spacing w:before="0" w:after="0"/>
-      </w:pPr>
-      <w:r>
-        <w:rPr>
-          <w:rFonts w:ascii="Times New Roman" w:hAnsi="Times New Roman" w:eastAsia="Times New Roman" w:cs="Times New Roman"/>
-        </w:rPr>
-        <w:t>A. PF</w:t>
+        <w:ind w:left="480" w:hanging="480"/>
+      </w:pPr>
+      <w:r>
+        <w:rPr>
+          <w:rFonts w:ascii="Times New Roman" w:hAnsi="Times New Roman" w:eastAsia="Times New Roman" w:cs="Times New Roman"/>
+        </w:rPr>
+        <w:t xml:space="preserve">B. BF</w:t>
       </w:r>
       <w:r>
         <w:rPr>
           <w:rFonts w:ascii="Times New Roman" w:hAnsi="Times New Roman" w:eastAsia="Times New Roman" w:cs="Times New Roman"/>
           <w:vertAlign w:val="subscript"/>
         </w:rPr>
+        <w:t>3</w:t>
+      </w:r>
+      <w:r>
+        <w:rPr>
+          <w:rFonts w:ascii="Times New Roman" w:hAnsi="Times New Roman" w:eastAsia="Times New Roman" w:cs="Times New Roman"/>
+        </w:rPr>
+        <w:t xml:space="preserve"> </w:t>
+      </w:r>
+    </w:p>
+    <w:p>
+      <w:pPr>
+        <w:pStyle w:val="FirstParagraph"/>
+        <w:spacing w:before="0" w:after="0"/>
+        <w:ind w:left="480" w:hanging="480"/>
+      </w:pPr>
+      <w:r>
+        <w:rPr>
+          <w:rFonts w:ascii="Times New Roman" w:hAnsi="Times New Roman" w:eastAsia="Times New Roman" w:cs="Times New Roman"/>
+        </w:rPr>
+        <w:t xml:space="preserve">C. IF</w:t>
+      </w:r>
+      <w:r>
+        <w:rPr>
+          <w:rFonts w:ascii="Times New Roman" w:hAnsi="Times New Roman" w:eastAsia="Times New Roman" w:cs="Times New Roman"/>
+          <w:vertAlign w:val="subscript"/>
+        </w:rPr>
         <w:t>5</w:t>
       </w:r>
       <w:r>
@@ -459,60 +511,8 @@
     <w:p>
       <w:pPr>
         <w:pStyle w:val="FirstParagraph"/>
+        <w:spacing w:before="0" w:after="0"/>
         <w:ind w:left="480" w:hanging="480"/>
-        <w:spacing w:before="0" w:after="0"/>
-      </w:pPr>
-      <w:r>
-        <w:rPr>
-          <w:rFonts w:ascii="Times New Roman" w:hAnsi="Times New Roman" w:eastAsia="Times New Roman" w:cs="Times New Roman"/>
-        </w:rPr>
-        <w:t xml:space="preserve">B. BF</w:t>
-      </w:r>
-      <w:r>
-        <w:rPr>
-          <w:rFonts w:ascii="Times New Roman" w:hAnsi="Times New Roman" w:eastAsia="Times New Roman" w:cs="Times New Roman"/>
-          <w:vertAlign w:val="subscript"/>
-        </w:rPr>
-        <w:t>3</w:t>
-      </w:r>
-      <w:r>
-        <w:rPr>
-          <w:rFonts w:ascii="Times New Roman" w:hAnsi="Times New Roman" w:eastAsia="Times New Roman" w:cs="Times New Roman"/>
-        </w:rPr>
-        <w:t xml:space="preserve"> </w:t>
-      </w:r>
-    </w:p>
-    <w:p>
-      <w:pPr>
-        <w:pStyle w:val="FirstParagraph"/>
-        <w:ind w:left="480" w:hanging="480"/>
-        <w:spacing w:before="0" w:after="0"/>
-      </w:pPr>
-      <w:r>
-        <w:rPr>
-          <w:rFonts w:ascii="Times New Roman" w:hAnsi="Times New Roman" w:eastAsia="Times New Roman" w:cs="Times New Roman"/>
-        </w:rPr>
-        <w:t xml:space="preserve">C. IF</w:t>
-      </w:r>
-      <w:r>
-        <w:rPr>
-          <w:rFonts w:ascii="Times New Roman" w:hAnsi="Times New Roman" w:eastAsia="Times New Roman" w:cs="Times New Roman"/>
-          <w:vertAlign w:val="subscript"/>
-        </w:rPr>
-        <w:t>5</w:t>
-      </w:r>
-      <w:r>
-        <w:rPr>
-          <w:rFonts w:ascii="Times New Roman" w:hAnsi="Times New Roman" w:eastAsia="Times New Roman" w:cs="Times New Roman"/>
-        </w:rPr>
-        <w:t xml:space="preserve"> </w:t>
-      </w:r>
-    </w:p>
-    <w:p>
-      <w:pPr>
-        <w:pStyle w:val="FirstParagraph"/>
-        <w:ind w:left="480" w:hanging="480"/>
-        <w:spacing w:before="0" w:after="180"/>
       </w:pPr>
       <w:r>
         <w:rPr>
@@ -577,8 +577,8 @@
     <w:p>
       <w:pPr>
         <w:pStyle w:val="FirstParagraph"/>
+        <w:spacing w:before="0" w:after="0"/>
         <w:ind w:left="480" w:hanging="480"/>
-        <w:spacing w:after="0"/>
       </w:pPr>
       <m:oMath>
         <m:sSub>
@@ -649,69 +649,69 @@
     <w:p>
       <w:pPr>
         <w:pStyle w:val="FirstParagraph"/>
+        <w:spacing w:before="0" w:after="0"/>
         <w:ind w:left="480" w:hanging="480"/>
+      </w:pPr>
+      <w:r>
+        <w:rPr>
+          <w:rFonts w:hint="eastAsia" w:ascii="Times New Roman" w:hAnsi="Times New Roman" w:eastAsia="Times New Roman" w:cs="Times New Roman"/>
+        </w:rPr>
+        <w:t>A.</w:t>
+      </w:r>
+      <w:r>
+        <w:rPr>
+          <w:rFonts w:hint="eastAsia" w:ascii="Times New Roman" w:hAnsi="Times New Roman" w:eastAsia="FangSong" w:cs="Times New Roman"/>
+        </w:rPr>
+        <w:t>两个</w:t>
+      </w:r>
+      <w:r>
+        <w:rPr>
+          <w:rFonts w:hint="eastAsia" w:ascii="Times New Roman" w:hAnsi="Times New Roman" w:eastAsia="Times New Roman" w:cs="Times New Roman"/>
+        </w:rPr>
+        <w:t>sp</w:t>
+      </w:r>
+      <w:r>
+        <w:rPr>
+          <w:rFonts w:hint="eastAsia" w:ascii="Times New Roman" w:hAnsi="Times New Roman" w:eastAsia="FangSong" w:cs="Times New Roman"/>
+        </w:rPr>
+        <w:t>轨道</w:t>
+      </w:r>
+      <w:r>
+        <w:rPr>
+          <w:rFonts w:hint="eastAsia" w:ascii="Times New Roman" w:hAnsi="Times New Roman" w:eastAsia="Times New Roman" w:cs="Times New Roman"/>
+        </w:rPr>
+        <w:t>，</w:t>
+      </w:r>
+      <w:r>
+        <w:rPr>
+          <w:rFonts w:hint="eastAsia" w:ascii="Times New Roman" w:hAnsi="Times New Roman" w:eastAsia="FangSong" w:cs="Times New Roman"/>
+        </w:rPr>
+        <w:t>一个</w:t>
+      </w:r>
+      <w:r>
+        <w:rPr>
+          <w:rFonts w:hint="eastAsia" w:ascii="Times New Roman" w:hAnsi="Times New Roman" w:eastAsia="Times New Roman" w:cs="Times New Roman"/>
+        </w:rPr>
+        <w:t>p</w:t>
+      </w:r>
+      <w:r>
+        <w:rPr>
+          <w:rFonts w:hint="eastAsia" w:ascii="Times New Roman" w:hAnsi="Times New Roman" w:eastAsia="FangSong" w:cs="Times New Roman"/>
+        </w:rPr>
+        <w:t>轨道</w:t>
+      </w:r>
+      <w:r>
+        <w:rPr>
+          <w:rFonts w:ascii="Times New Roman" w:hAnsi="Times New Roman" w:eastAsia="Times New Roman" w:cs="Times New Roman"/>
+        </w:rPr>
+        <w:t xml:space="preserve"> </w:t>
+      </w:r>
+    </w:p>
+    <w:p>
+      <w:pPr>
+        <w:pStyle w:val="FirstParagraph"/>
         <w:spacing w:before="0" w:after="0"/>
-      </w:pPr>
-      <w:r>
-        <w:rPr>
-          <w:rFonts w:hint="eastAsia" w:ascii="Times New Roman" w:hAnsi="Times New Roman" w:eastAsia="Times New Roman" w:cs="Times New Roman"/>
-        </w:rPr>
-        <w:t>A.</w:t>
-      </w:r>
-      <w:r>
-        <w:rPr>
-          <w:rFonts w:hint="eastAsia" w:ascii="Times New Roman" w:hAnsi="Times New Roman" w:eastAsia="FangSong" w:cs="Times New Roman"/>
-        </w:rPr>
-        <w:t>两个</w:t>
-      </w:r>
-      <w:r>
-        <w:rPr>
-          <w:rFonts w:hint="eastAsia" w:ascii="Times New Roman" w:hAnsi="Times New Roman" w:eastAsia="Times New Roman" w:cs="Times New Roman"/>
-        </w:rPr>
-        <w:t>sp</w:t>
-      </w:r>
-      <w:r>
-        <w:rPr>
-          <w:rFonts w:hint="eastAsia" w:ascii="Times New Roman" w:hAnsi="Times New Roman" w:eastAsia="FangSong" w:cs="Times New Roman"/>
-        </w:rPr>
-        <w:t>轨道</w:t>
-      </w:r>
-      <w:r>
-        <w:rPr>
-          <w:rFonts w:hint="eastAsia" w:ascii="Times New Roman" w:hAnsi="Times New Roman" w:eastAsia="Times New Roman" w:cs="Times New Roman"/>
-        </w:rPr>
-        <w:t>，</w:t>
-      </w:r>
-      <w:r>
-        <w:rPr>
-          <w:rFonts w:hint="eastAsia" w:ascii="Times New Roman" w:hAnsi="Times New Roman" w:eastAsia="FangSong" w:cs="Times New Roman"/>
-        </w:rPr>
-        <w:t>一个</w:t>
-      </w:r>
-      <w:r>
-        <w:rPr>
-          <w:rFonts w:hint="eastAsia" w:ascii="Times New Roman" w:hAnsi="Times New Roman" w:eastAsia="Times New Roman" w:cs="Times New Roman"/>
-        </w:rPr>
-        <w:t>p</w:t>
-      </w:r>
-      <w:r>
-        <w:rPr>
-          <w:rFonts w:hint="eastAsia" w:ascii="Times New Roman" w:hAnsi="Times New Roman" w:eastAsia="FangSong" w:cs="Times New Roman"/>
-        </w:rPr>
-        <w:t>轨道</w:t>
-      </w:r>
-      <w:r>
-        <w:rPr>
-          <w:rFonts w:ascii="Times New Roman" w:hAnsi="Times New Roman" w:eastAsia="Times New Roman" w:cs="Times New Roman"/>
-        </w:rPr>
-        <w:t xml:space="preserve"> </w:t>
-      </w:r>
-    </w:p>
-    <w:p>
-      <w:pPr>
-        <w:pStyle w:val="FirstParagraph"/>
         <w:ind w:left="480" w:hanging="480"/>
-        <w:spacing w:before="0" w:after="0"/>
       </w:pPr>
       <w:r>
         <w:rPr>
@@ -772,8 +772,8 @@
     <w:p>
       <w:pPr>
         <w:pStyle w:val="FirstParagraph"/>
+        <w:spacing w:before="0" w:after="0"/>
         <w:ind w:left="480" w:hanging="480"/>
-        <w:spacing w:before="0" w:after="0"/>
       </w:pPr>
       <w:r>
         <w:rPr>
@@ -867,8 +867,8 @@
     <w:p>
       <w:pPr>
         <w:pStyle w:val="FirstParagraph"/>
+        <w:spacing w:before="0" w:after="0"/>
         <w:ind w:left="480" w:hanging="480"/>
-        <w:spacing w:before="0" w:after="180"/>
       </w:pPr>
       <w:r>
         <w:rPr>
@@ -975,8 +975,8 @@
     <w:p>
       <w:pPr>
         <w:pStyle w:val="FirstParagraph"/>
+        <w:spacing w:before="0" w:after="0"/>
         <w:ind w:left="480" w:hanging="480"/>
-        <w:spacing w:after="0"/>
       </w:pPr>
       <w:r>
         <w:rPr>
@@ -1064,8 +1064,8 @@
     <w:p>
       <w:pPr>
         <w:pStyle w:val="FirstParagraph"/>
+        <w:spacing w:before="0" w:after="0"/>
         <w:ind w:left="480" w:hanging="480"/>
-        <w:spacing w:before="0" w:after="0"/>
       </w:pPr>
       <w:r>
         <w:rPr>
@@ -1135,8 +1135,8 @@
     <w:p>
       <w:pPr>
         <w:pStyle w:val="FirstParagraph"/>
+        <w:spacing w:before="0" w:after="0"/>
         <w:ind w:left="480" w:hanging="480"/>
-        <w:spacing w:before="0" w:after="0"/>
       </w:pPr>
       <w:r>
         <w:rPr>
@@ -1206,8 +1206,8 @@
     <w:p>
       <w:pPr>
         <w:pStyle w:val="FirstParagraph"/>
+        <w:spacing w:before="0" w:after="0"/>
         <w:ind w:left="480" w:hanging="480"/>
-        <w:spacing w:before="0" w:after="0"/>
       </w:pPr>
       <w:r>
         <w:rPr>
@@ -1277,8 +1277,8 @@
     <w:p>
       <w:pPr>
         <w:pStyle w:val="FirstParagraph"/>
+        <w:spacing w:before="0" w:after="0"/>
         <w:ind w:left="480" w:hanging="480"/>
-        <w:spacing w:before="0" w:after="180"/>
       </w:pPr>
       <w:r>
         <w:rPr>
@@ -2027,8 +2027,8 @@
     <w:p>
       <w:pPr>
         <w:pStyle w:val="BodyText"/>
+        <w:spacing w:before="0" w:after="0"/>
         <w:ind w:left="480" w:hanging="480"/>
-        <w:spacing w:after="0"/>
       </w:pPr>
       <w:r>
         <w:rPr>
@@ -2058,8 +2058,8 @@
     <w:p>
       <w:pPr>
         <w:pStyle w:val="BodyText"/>
+        <w:spacing w:before="0" w:after="0"/>
         <w:ind w:left="480" w:hanging="480"/>
-        <w:spacing w:before="0" w:after="0"/>
       </w:pPr>
       <w:r>
         <w:rPr>
@@ -2141,8 +2141,8 @@
     <w:p>
       <w:pPr>
         <w:pStyle w:val="BodyText"/>
+        <w:spacing w:before="0" w:after="0"/>
         <w:ind w:left="480" w:hanging="480"/>
-        <w:spacing w:before="0" w:after="0"/>
       </w:pPr>
       <w:r>
         <w:rPr>
@@ -2206,8 +2206,8 @@
     <w:p>
       <w:pPr>
         <w:pStyle w:val="BodyText"/>
+        <w:spacing w:before="0" w:after="0"/>
         <w:ind w:left="480" w:hanging="480"/>
-        <w:spacing w:before="0" w:after="0"/>
       </w:pPr>
       <w:r>
         <w:rPr>
@@ -2280,8 +2280,8 @@
     <w:p>
       <w:pPr>
         <w:pStyle w:val="BodyText"/>
+        <w:spacing w:before="0" w:after="0"/>
         <w:ind w:left="480" w:hanging="480"/>
-        <w:spacing w:before="0" w:after="180"/>
       </w:pPr>
       <w:r>
         <w:rPr>
@@ -2612,8 +2612,8 @@
     <w:p>
       <w:pPr>
         <w:pStyle w:val="Compact"/>
+        <w:spacing w:before="0" w:after="0"/>
         <w:ind w:left="480" w:hanging="480"/>
-        <w:spacing w:after="0"/>
       </w:pPr>
       <w:r>
         <w:rPr>
@@ -2625,34 +2625,34 @@
     <w:p>
       <w:pPr>
         <w:pStyle w:val="Compact"/>
+        <w:spacing w:before="0" w:after="0"/>
         <w:ind w:left="480" w:hanging="480"/>
+      </w:pPr>
+      <w:r>
+        <w:rPr>
+          <w:rFonts w:ascii="Times New Roman" w:hAnsi="Times New Roman" w:eastAsia="Times New Roman" w:cs="Times New Roman"/>
+        </w:rPr>
+        <w:t xml:space="preserve">B. +686　　</w:t>
+      </w:r>
+    </w:p>
+    <w:p>
+      <w:pPr>
+        <w:pStyle w:val="Compact"/>
         <w:spacing w:before="0" w:after="0"/>
-      </w:pPr>
-      <w:r>
-        <w:rPr>
-          <w:rFonts w:ascii="Times New Roman" w:hAnsi="Times New Roman" w:eastAsia="Times New Roman" w:cs="Times New Roman"/>
-        </w:rPr>
-        <w:t xml:space="preserve">B. +686　　</w:t>
+        <w:ind w:left="480" w:hanging="480"/>
+      </w:pPr>
+      <w:r>
+        <w:rPr>
+          <w:rFonts w:ascii="Times New Roman" w:hAnsi="Times New Roman" w:eastAsia="Times New Roman" w:cs="Times New Roman"/>
+        </w:rPr>
+        <w:t xml:space="preserve">C. +838　　</w:t>
       </w:r>
     </w:p>
     <w:p>
       <w:pPr>
         <w:pStyle w:val="Compact"/>
+        <w:spacing w:before="0" w:after="0"/>
         <w:ind w:left="480" w:hanging="480"/>
-        <w:spacing w:before="0" w:after="0"/>
-      </w:pPr>
-      <w:r>
-        <w:rPr>
-          <w:rFonts w:ascii="Times New Roman" w:hAnsi="Times New Roman" w:eastAsia="Times New Roman" w:cs="Times New Roman"/>
-        </w:rPr>
-        <w:t xml:space="preserve">C. +838　　</w:t>
-      </w:r>
-    </w:p>
-    <w:p>
-      <w:pPr>
-        <w:pStyle w:val="Compact"/>
-        <w:ind w:left="480" w:hanging="480"/>
-        <w:spacing w:before="0" w:after="36"/>
       </w:pPr>
       <w:r>
         <w:rPr>
@@ -2876,6 +2876,7 @@
     <w:p>
       <w:pPr>
         <w:pStyle w:val="Compact"/>
+        <w:spacing w:before="0" w:after="0"/>
       </w:pPr>
       <w:r>
         <w:rPr>
@@ -2956,6 +2957,7 @@
     <w:p>
       <w:pPr>
         <w:pStyle w:val="Compact"/>
+        <w:spacing w:before="0" w:after="0"/>
       </w:pPr>
       <w:r>
         <w:rPr>
@@ -2992,6 +2994,7 @@
     <w:p>
       <w:pPr>
         <w:pStyle w:val="Compact"/>
+        <w:spacing w:before="0" w:after="0"/>
       </w:pPr>
       <w:r>
         <w:rPr>
@@ -3046,6 +3049,7 @@
     <w:p>
       <w:pPr>
         <w:pStyle w:val="Compact"/>
+        <w:spacing w:before="0" w:after="0"/>
       </w:pPr>
       <w:r>
         <w:rPr>
@@ -3298,6 +3302,7 @@
     <w:p>
       <w:pPr>
         <w:pStyle w:val="Compact"/>
+        <w:spacing w:before="0" w:after="0"/>
       </w:pPr>
       <w:r>
         <w:rPr>
@@ -3327,6 +3332,7 @@
     <w:p>
       <w:pPr>
         <w:pStyle w:val="Compact"/>
+        <w:spacing w:before="0" w:after="0"/>
       </w:pPr>
       <w:r>
         <w:rPr>
@@ -3350,6 +3356,7 @@
     <w:p>
       <w:pPr>
         <w:pStyle w:val="Compact"/>
+        <w:spacing w:before="0" w:after="0"/>
       </w:pPr>
       <w:r>
         <w:rPr>
@@ -3391,6 +3398,7 @@
     <w:p>
       <w:pPr>
         <w:pStyle w:val="Compact"/>
+        <w:spacing w:before="0" w:after="0"/>
       </w:pPr>
       <w:r>
         <w:rPr>
@@ -5807,6 +5815,7 @@
     <w:p>
       <w:pPr>
         <w:pStyle w:val="Compact"/>
+        <w:spacing w:before="0" w:after="0"/>
       </w:pPr>
       <w:r>
         <w:rPr>
@@ -5873,6 +5882,7 @@
     <w:p>
       <w:pPr>
         <w:pStyle w:val="Compact"/>
+        <w:spacing w:before="0" w:after="0"/>
       </w:pPr>
       <w:r>
         <w:rPr>
@@ -5948,6 +5958,7 @@
     <w:p>
       <w:pPr>
         <w:pStyle w:val="Compact"/>
+        <w:spacing w:before="0" w:after="0"/>
       </w:pPr>
       <w:r>
         <w:rPr>
@@ -6014,6 +6025,7 @@
     <w:p>
       <w:pPr>
         <w:pStyle w:val="Compact"/>
+        <w:spacing w:before="0" w:after="0"/>
       </w:pPr>
       <w:r>
         <w:rPr>
@@ -8288,6 +8300,14 @@
       <w:tblPr>
         <w:tblStyle w:val="Table"/>
         <w:tblW w:type="auto" w:w="0"/>
+        <w:tblBorders>
+          <w:top w:val="single" w:sz="12" w:space="0" w:color="000000"/>
+          <w:left w:val="none" w:sz="0" w:space="0" w:color="auto"/>
+          <w:bottom w:val="single" w:sz="12" w:space="0" w:color="000000"/>
+          <w:right w:val="none" w:sz="0" w:space="0" w:color="auto"/>
+          <w:insideH w:val="none" w:sz="0" w:space="0" w:color="auto"/>
+          <w:insideV w:val="none" w:sz="0" w:space="0" w:color="auto"/>
+        </w:tblBorders>
         <w:tblLook w:firstRow="1" w:lastRow="0" w:firstColumn="0" w:lastColumn="0" w:noHBand="0" w:noVBand="0" w:val="0020"/>
       </w:tblPr>
       <w:tblGrid>
@@ -8302,7 +8322,11 @@
           <w:tblHeader w:val="on"/>
         </w:trPr>
         <w:tc>
-          <w:tcPr/>
+          <w:tcPr>
+            <w:tcBorders>
+              <w:bottom w:val="single" w:sz="8" w:space="0" w:color="000000"/>
+            </w:tcBorders>
+          </w:tcPr>
           <w:p>
             <w:pPr>
               <w:pStyle w:val="Compact"/>
@@ -8325,7 +8349,11 @@
           </w:p>
         </w:tc>
         <w:tc>
-          <w:tcPr/>
+          <w:tcPr>
+            <w:tcBorders>
+              <w:bottom w:val="single" w:sz="8" w:space="0" w:color="000000"/>
+            </w:tcBorders>
+          </w:tcPr>
           <w:p>
             <w:pPr>
               <w:pStyle w:val="Compact"/>
@@ -8341,7 +8369,11 @@
           </w:p>
         </w:tc>
         <w:tc>
-          <w:tcPr/>
+          <w:tcPr>
+            <w:tcBorders>
+              <w:bottom w:val="single" w:sz="8" w:space="0" w:color="000000"/>
+            </w:tcBorders>
+          </w:tcPr>
           <w:p>
             <w:pPr>
               <w:pStyle w:val="Compact"/>
@@ -8357,7 +8389,11 @@
           </w:p>
         </w:tc>
         <w:tc>
-          <w:tcPr/>
+          <w:tcPr>
+            <w:tcBorders>
+              <w:bottom w:val="single" w:sz="8" w:space="0" w:color="000000"/>
+            </w:tcBorders>
+          </w:tcPr>
           <w:p>
             <w:pPr>
               <w:pStyle w:val="Compact"/>
@@ -8373,7 +8409,11 @@
           </w:p>
         </w:tc>
         <w:tc>
-          <w:tcPr/>
+          <w:tcPr>
+            <w:tcBorders>
+              <w:bottom w:val="single" w:sz="8" w:space="0" w:color="000000"/>
+            </w:tcBorders>
+          </w:tcPr>
           <w:p>
             <w:pPr>
               <w:pStyle w:val="Compact"/>
@@ -10966,6 +11006,14 @@
       <w:tblPr>
         <w:tblStyle w:val="Table"/>
         <w:tblW w:type="auto" w:w="0"/>
+        <w:tblBorders>
+          <w:top w:val="single" w:sz="12" w:space="0" w:color="000000"/>
+          <w:left w:val="none" w:sz="0" w:space="0" w:color="auto"/>
+          <w:bottom w:val="single" w:sz="12" w:space="0" w:color="000000"/>
+          <w:right w:val="none" w:sz="0" w:space="0" w:color="auto"/>
+          <w:insideH w:val="none" w:sz="0" w:space="0" w:color="auto"/>
+          <w:insideV w:val="none" w:sz="0" w:space="0" w:color="auto"/>
+        </w:tblBorders>
         <w:tblLook w:firstRow="1" w:lastRow="0" w:firstColumn="0" w:lastColumn="0" w:noHBand="0" w:noVBand="0" w:val="0020"/>
       </w:tblPr>
       <w:tblGrid>
@@ -10980,7 +11028,11 @@
           <w:tblHeader w:val="on"/>
         </w:trPr>
         <w:tc>
-          <w:tcPr/>
+          <w:tcPr>
+            <w:tcBorders>
+              <w:bottom w:val="single" w:sz="8" w:space="0" w:color="000000"/>
+            </w:tcBorders>
+          </w:tcPr>
           <w:p>
             <w:pPr>
               <w:pStyle w:val="Compact"/>
@@ -11011,7 +11063,11 @@
           </w:p>
         </w:tc>
         <w:tc>
-          <w:tcPr/>
+          <w:tcPr>
+            <w:tcBorders>
+              <w:bottom w:val="single" w:sz="8" w:space="0" w:color="000000"/>
+            </w:tcBorders>
+          </w:tcPr>
           <w:p>
             <w:pPr>
               <w:pStyle w:val="Compact"/>
@@ -11027,7 +11083,11 @@
           </w:p>
         </w:tc>
         <w:tc>
-          <w:tcPr/>
+          <w:tcPr>
+            <w:tcBorders>
+              <w:bottom w:val="single" w:sz="8" w:space="0" w:color="000000"/>
+            </w:tcBorders>
+          </w:tcPr>
           <w:p>
             <w:pPr>
               <w:pStyle w:val="Compact"/>
@@ -11043,7 +11103,11 @@
           </w:p>
         </w:tc>
         <w:tc>
-          <w:tcPr/>
+          <w:tcPr>
+            <w:tcBorders>
+              <w:bottom w:val="single" w:sz="8" w:space="0" w:color="000000"/>
+            </w:tcBorders>
+          </w:tcPr>
           <w:p>
             <w:pPr>
               <w:pStyle w:val="Compact"/>
@@ -11059,7 +11123,11 @@
           </w:p>
         </w:tc>
         <w:tc>
-          <w:tcPr/>
+          <w:tcPr>
+            <w:tcBorders>
+              <w:bottom w:val="single" w:sz="8" w:space="0" w:color="000000"/>
+            </w:tcBorders>
+          </w:tcPr>
           <w:p>
             <w:pPr>
               <w:pStyle w:val="Compact"/>
@@ -11318,6 +11386,14 @@
       <w:tblPr>
         <w:tblStyle w:val="Table"/>
         <w:tblW w:type="auto" w:w="0"/>
+        <w:tblBorders>
+          <w:top w:val="single" w:sz="12" w:space="0" w:color="000000"/>
+          <w:left w:val="none" w:sz="0" w:space="0" w:color="auto"/>
+          <w:bottom w:val="single" w:sz="12" w:space="0" w:color="000000"/>
+          <w:right w:val="none" w:sz="0" w:space="0" w:color="auto"/>
+          <w:insideH w:val="none" w:sz="0" w:space="0" w:color="auto"/>
+          <w:insideV w:val="none" w:sz="0" w:space="0" w:color="auto"/>
+        </w:tblBorders>
         <w:tblLook w:firstRow="1" w:lastRow="0" w:firstColumn="0" w:lastColumn="0" w:noHBand="0" w:noVBand="0" w:val="0020"/>
       </w:tblPr>
       <w:tblGrid>
@@ -11330,7 +11406,11 @@
           <w:tblHeader w:val="on"/>
         </w:trPr>
         <w:tc>
-          <w:tcPr/>
+          <w:tcPr>
+            <w:tcBorders>
+              <w:bottom w:val="single" w:sz="8" w:space="0" w:color="000000"/>
+            </w:tcBorders>
+          </w:tcPr>
           <w:p>
             <w:pPr>
               <w:pStyle w:val="Compact"/>
@@ -11346,7 +11426,11 @@
           </w:p>
         </w:tc>
         <w:tc>
-          <w:tcPr/>
+          <w:tcPr>
+            <w:tcBorders>
+              <w:bottom w:val="single" w:sz="8" w:space="0" w:color="000000"/>
+            </w:tcBorders>
+          </w:tcPr>
           <w:p>
             <w:pPr>
               <w:pStyle w:val="Compact"/>
@@ -11362,7 +11446,11 @@
           </w:p>
         </w:tc>
         <w:tc>
-          <w:tcPr/>
+          <w:tcPr>
+            <w:tcBorders>
+              <w:bottom w:val="single" w:sz="8" w:space="0" w:color="000000"/>
+            </w:tcBorders>
+          </w:tcPr>
           <w:p>
             <w:pPr>
               <w:pStyle w:val="Compact"/>
@@ -11874,6 +11962,14 @@
       <w:tblPr>
         <w:tblStyle w:val="Table"/>
         <w:tblW w:type="auto" w:w="0"/>
+        <w:tblBorders>
+          <w:top w:val="single" w:sz="12" w:space="0" w:color="000000"/>
+          <w:left w:val="none" w:sz="0" w:space="0" w:color="auto"/>
+          <w:bottom w:val="single" w:sz="12" w:space="0" w:color="000000"/>
+          <w:right w:val="none" w:sz="0" w:space="0" w:color="auto"/>
+          <w:insideH w:val="none" w:sz="0" w:space="0" w:color="auto"/>
+          <w:insideV w:val="none" w:sz="0" w:space="0" w:color="auto"/>
+        </w:tblBorders>
         <w:tblLook w:firstRow="1" w:lastRow="0" w:firstColumn="0" w:lastColumn="0" w:noHBand="0" w:noVBand="0" w:val="0020"/>
       </w:tblPr>
       <w:tblGrid>
@@ -11888,7 +11984,11 @@
           <w:tblHeader w:val="on"/>
         </w:trPr>
         <w:tc>
-          <w:tcPr/>
+          <w:tcPr>
+            <w:tcBorders>
+              <w:bottom w:val="single" w:sz="8" w:space="0" w:color="000000"/>
+            </w:tcBorders>
+          </w:tcPr>
           <w:p>
             <w:pPr>
               <w:pStyle w:val="Compact"/>
@@ -11904,7 +12004,11 @@
           </w:p>
         </w:tc>
         <w:tc>
-          <w:tcPr/>
+          <w:tcPr>
+            <w:tcBorders>
+              <w:bottom w:val="single" w:sz="8" w:space="0" w:color="000000"/>
+            </w:tcBorders>
+          </w:tcPr>
           <w:p>
             <w:pPr>
               <w:pStyle w:val="Compact"/>
@@ -11920,7 +12024,11 @@
           </w:p>
         </w:tc>
         <w:tc>
-          <w:tcPr/>
+          <w:tcPr>
+            <w:tcBorders>
+              <w:bottom w:val="single" w:sz="8" w:space="0" w:color="000000"/>
+            </w:tcBorders>
+          </w:tcPr>
           <w:p>
             <w:pPr>
               <w:pStyle w:val="Compact"/>
@@ -11936,7 +12044,11 @@
           </w:p>
         </w:tc>
         <w:tc>
-          <w:tcPr/>
+          <w:tcPr>
+            <w:tcBorders>
+              <w:bottom w:val="single" w:sz="8" w:space="0" w:color="000000"/>
+            </w:tcBorders>
+          </w:tcPr>
           <w:p>
             <w:pPr>
               <w:pStyle w:val="Compact"/>
@@ -11952,7 +12064,11 @@
           </w:p>
         </w:tc>
         <w:tc>
-          <w:tcPr/>
+          <w:tcPr>
+            <w:tcBorders>
+              <w:bottom w:val="single" w:sz="8" w:space="0" w:color="000000"/>
+            </w:tcBorders>
+          </w:tcPr>
           <w:p>
             <w:pPr>
               <w:pStyle w:val="Compact"/>
@@ -12356,6 +12472,14 @@
       <w:tblPr>
         <w:tblStyle w:val="Table"/>
         <w:tblW w:type="auto" w:w="0"/>
+        <w:tblBorders>
+          <w:top w:val="single" w:sz="12" w:space="0" w:color="000000"/>
+          <w:left w:val="none" w:sz="0" w:space="0" w:color="auto"/>
+          <w:bottom w:val="single" w:sz="12" w:space="0" w:color="000000"/>
+          <w:right w:val="none" w:sz="0" w:space="0" w:color="auto"/>
+          <w:insideH w:val="none" w:sz="0" w:space="0" w:color="auto"/>
+          <w:insideV w:val="none" w:sz="0" w:space="0" w:color="auto"/>
+        </w:tblBorders>
         <w:tblLook w:firstRow="1" w:lastRow="0" w:firstColumn="0" w:lastColumn="0" w:noHBand="0" w:noVBand="0" w:val="0020"/>
       </w:tblPr>
       <w:tblGrid>
@@ -12369,7 +12493,11 @@
           <w:tblHeader w:val="on"/>
         </w:trPr>
         <w:tc>
-          <w:tcPr/>
+          <w:tcPr>
+            <w:tcBorders>
+              <w:bottom w:val="single" w:sz="8" w:space="0" w:color="000000"/>
+            </w:tcBorders>
+          </w:tcPr>
           <w:p>
             <w:pPr>
               <w:pStyle w:val="Compact"/>
@@ -12385,7 +12513,11 @@
           </w:p>
         </w:tc>
         <w:tc>
-          <w:tcPr/>
+          <w:tcPr>
+            <w:tcBorders>
+              <w:bottom w:val="single" w:sz="8" w:space="0" w:color="000000"/>
+            </w:tcBorders>
+          </w:tcPr>
           <w:p>
             <w:pPr>
               <w:pStyle w:val="Compact"/>
@@ -12408,7 +12540,11 @@
           </w:p>
         </w:tc>
         <w:tc>
-          <w:tcPr/>
+          <w:tcPr>
+            <w:tcBorders>
+              <w:bottom w:val="single" w:sz="8" w:space="0" w:color="000000"/>
+            </w:tcBorders>
+          </w:tcPr>
           <w:p>
             <w:pPr>
               <w:pStyle w:val="Compact"/>
@@ -12438,7 +12574,11 @@
           </w:p>
         </w:tc>
         <w:tc>
-          <w:tcPr/>
+          <w:tcPr>
+            <w:tcBorders>
+              <w:bottom w:val="single" w:sz="8" w:space="0" w:color="000000"/>
+            </w:tcBorders>
+          </w:tcPr>
           <w:p>
             <w:pPr>
               <w:pStyle w:val="Compact"/>
@@ -13775,6 +13915,14 @@
       <w:tblPr>
         <w:tblStyle w:val="Table"/>
         <w:tblW w:type="auto" w:w="0"/>
+        <w:tblBorders>
+          <w:top w:val="single" w:sz="12" w:space="0" w:color="000000"/>
+          <w:left w:val="none" w:sz="0" w:space="0" w:color="auto"/>
+          <w:bottom w:val="single" w:sz="12" w:space="0" w:color="000000"/>
+          <w:right w:val="none" w:sz="0" w:space="0" w:color="auto"/>
+          <w:insideH w:val="none" w:sz="0" w:space="0" w:color="auto"/>
+          <w:insideV w:val="none" w:sz="0" w:space="0" w:color="auto"/>
+        </w:tblBorders>
         <w:tblLook w:firstRow="1" w:lastRow="0" w:firstColumn="0" w:lastColumn="0" w:noHBand="0" w:noVBand="0" w:val="0020"/>
       </w:tblPr>
       <w:tblGrid>
@@ -13787,7 +13935,11 @@
           <w:tblHeader w:val="on"/>
         </w:trPr>
         <w:tc>
-          <w:tcPr/>
+          <w:tcPr>
+            <w:tcBorders>
+              <w:bottom w:val="single" w:sz="8" w:space="0" w:color="000000"/>
+            </w:tcBorders>
+          </w:tcPr>
           <w:p>
             <w:pPr>
               <w:pStyle w:val="Compact"/>
@@ -13803,7 +13955,11 @@
           </w:p>
         </w:tc>
         <w:tc>
-          <w:tcPr/>
+          <w:tcPr>
+            <w:tcBorders>
+              <w:bottom w:val="single" w:sz="8" w:space="0" w:color="000000"/>
+            </w:tcBorders>
+          </w:tcPr>
           <w:p>
             <w:pPr>
               <w:pStyle w:val="Compact"/>
@@ -13819,7 +13975,11 @@
           </w:p>
         </w:tc>
         <w:tc>
-          <w:tcPr/>
+          <w:tcPr>
+            <w:tcBorders>
+              <w:bottom w:val="single" w:sz="8" w:space="0" w:color="000000"/>
+            </w:tcBorders>
+          </w:tcPr>
           <w:p>
             <w:pPr>
               <w:pStyle w:val="Compact"/>
@@ -14904,6 +15064,14 @@
       <w:tblPr>
         <w:tblStyle w:val="Table"/>
         <w:tblW w:type="auto" w:w="0"/>
+        <w:tblBorders>
+          <w:top w:val="single" w:sz="12" w:space="0" w:color="000000"/>
+          <w:left w:val="none" w:sz="0" w:space="0" w:color="auto"/>
+          <w:bottom w:val="single" w:sz="12" w:space="0" w:color="000000"/>
+          <w:right w:val="none" w:sz="0" w:space="0" w:color="auto"/>
+          <w:insideH w:val="none" w:sz="0" w:space="0" w:color="auto"/>
+          <w:insideV w:val="none" w:sz="0" w:space="0" w:color="auto"/>
+        </w:tblBorders>
         <w:tblLook w:firstRow="1" w:lastRow="0" w:firstColumn="0" w:lastColumn="0" w:noHBand="0" w:noVBand="0" w:val="0020"/>
       </w:tblPr>
       <w:tblGrid>
@@ -14917,7 +15085,11 @@
           <w:tblHeader w:val="on"/>
         </w:trPr>
         <w:tc>
-          <w:tcPr/>
+          <w:tcPr>
+            <w:tcBorders>
+              <w:bottom w:val="single" w:sz="8" w:space="0" w:color="000000"/>
+            </w:tcBorders>
+          </w:tcPr>
           <w:p>
             <w:pPr>
               <w:pStyle w:val="Compact"/>
@@ -14933,7 +15105,11 @@
           </w:p>
         </w:tc>
         <w:tc>
-          <w:tcPr/>
+          <w:tcPr>
+            <w:tcBorders>
+              <w:bottom w:val="single" w:sz="8" w:space="0" w:color="000000"/>
+            </w:tcBorders>
+          </w:tcPr>
           <w:p>
             <w:pPr>
               <w:pStyle w:val="Compact"/>
@@ -14949,7 +15125,11 @@
           </w:p>
         </w:tc>
         <w:tc>
-          <w:tcPr/>
+          <w:tcPr>
+            <w:tcBorders>
+              <w:bottom w:val="single" w:sz="8" w:space="0" w:color="000000"/>
+            </w:tcBorders>
+          </w:tcPr>
           <w:p>
             <w:pPr>
               <w:pStyle w:val="Compact"/>
@@ -14965,7 +15145,11 @@
           </w:p>
         </w:tc>
         <w:tc>
-          <w:tcPr/>
+          <w:tcPr>
+            <w:tcBorders>
+              <w:bottom w:val="single" w:sz="8" w:space="0" w:color="000000"/>
+            </w:tcBorders>
+          </w:tcPr>
           <w:p>
             <w:pPr>
               <w:pStyle w:val="Compact"/>
@@ -18531,6 +18715,14 @@
       <w:tblPr>
         <w:tblStyle w:val="Table"/>
         <w:tblW w:type="auto" w:w="0"/>
+        <w:tblBorders>
+          <w:top w:val="single" w:sz="12" w:space="0" w:color="000000"/>
+          <w:left w:val="none" w:sz="0" w:space="0" w:color="auto"/>
+          <w:bottom w:val="single" w:sz="12" w:space="0" w:color="000000"/>
+          <w:right w:val="none" w:sz="0" w:space="0" w:color="auto"/>
+          <w:insideH w:val="none" w:sz="0" w:space="0" w:color="auto"/>
+          <w:insideV w:val="none" w:sz="0" w:space="0" w:color="auto"/>
+        </w:tblBorders>
         <w:tblLook w:firstRow="1" w:lastRow="0" w:firstColumn="0" w:lastColumn="0" w:noHBand="0" w:noVBand="0" w:val="0020"/>
       </w:tblPr>
       <w:tblGrid>
@@ -18546,7 +18738,11 @@
           <w:tblHeader w:val="on"/>
         </w:trPr>
         <w:tc>
-          <w:tcPr/>
+          <w:tcPr>
+            <w:tcBorders>
+              <w:bottom w:val="single" w:sz="8" w:space="0" w:color="000000"/>
+            </w:tcBorders>
+          </w:tcPr>
           <w:p>
             <w:pPr>
               <w:pStyle w:val="Compact"/>
@@ -18576,7 +18772,11 @@
           </w:p>
         </w:tc>
         <w:tc>
-          <w:tcPr/>
+          <w:tcPr>
+            <w:tcBorders>
+              <w:bottom w:val="single" w:sz="8" w:space="0" w:color="000000"/>
+            </w:tcBorders>
+          </w:tcPr>
           <w:p>
             <w:pPr>
               <w:pStyle w:val="Compact"/>
@@ -18592,7 +18792,11 @@
           </w:p>
         </w:tc>
         <w:tc>
-          <w:tcPr/>
+          <w:tcPr>
+            <w:tcBorders>
+              <w:bottom w:val="single" w:sz="8" w:space="0" w:color="000000"/>
+            </w:tcBorders>
+          </w:tcPr>
           <w:p>
             <w:pPr>
               <w:pStyle w:val="Compact"/>
@@ -18608,7 +18812,11 @@
           </w:p>
         </w:tc>
         <w:tc>
-          <w:tcPr/>
+          <w:tcPr>
+            <w:tcBorders>
+              <w:bottom w:val="single" w:sz="8" w:space="0" w:color="000000"/>
+            </w:tcBorders>
+          </w:tcPr>
           <w:p>
             <w:pPr>
               <w:pStyle w:val="Compact"/>
@@ -18624,7 +18832,11 @@
           </w:p>
         </w:tc>
         <w:tc>
-          <w:tcPr/>
+          <w:tcPr>
+            <w:tcBorders>
+              <w:bottom w:val="single" w:sz="8" w:space="0" w:color="000000"/>
+            </w:tcBorders>
+          </w:tcPr>
           <w:p>
             <w:pPr>
               <w:pStyle w:val="Compact"/>
@@ -18640,7 +18852,11 @@
           </w:p>
         </w:tc>
         <w:tc>
-          <w:tcPr/>
+          <w:tcPr>
+            <w:tcBorders>
+              <w:bottom w:val="single" w:sz="8" w:space="0" w:color="000000"/>
+            </w:tcBorders>
+          </w:tcPr>
           <w:p>
             <w:pPr>
               <w:pStyle w:val="Compact"/>
@@ -19593,7 +19809,7 @@
     <ns0:rPr>
       <ns0:rFonts ns0:ascii="Times New Roman" ns0:cs="Times New Roman" ns0:eastAsia="SimHei" ns0:hAnsi="Times New Roman"/>
       <ns0:b/>
-      <ns0:color ns0:val="17324D"/>
+      <ns0:color ns0:val="000000"/>
       <ns0:sz ns0:val="44"/>
       <ns0:szCs ns0:val="56"/>
     </ns0:rPr>
@@ -19735,7 +19951,7 @@
     <ns0:rPr>
       <ns0:rFonts ns0:ascii="Times New Roman" ns0:cs="Times New Roman" ns0:eastAsia="SimHei" ns0:hAnsi="Times New Roman"/>
       <ns0:b/>
-      <ns0:color ns0:val="17324D"/>
+      <ns0:color ns0:val="000000"/>
       <ns0:sz ns0:val="32"/>
       <ns0:szCs ns0:val="40"/>
     </ns0:rPr>
@@ -19759,7 +19975,7 @@
     <ns0:rPr>
       <ns0:rFonts ns0:ascii="Times New Roman" ns0:cs="Times New Roman" ns0:eastAsia="SimHei" ns0:hAnsi="Times New Roman"/>
       <ns0:b/>
-      <ns0:color ns0:val="17324D"/>
+      <ns0:color ns0:val="000000"/>
       <ns0:sz ns0:val="28"/>
       <ns0:szCs ns0:val="32"/>
     </ns0:rPr>
@@ -19783,7 +19999,7 @@
     <ns0:rPr>
       <ns0:rFonts ns0:ascii="Times New Roman" ns0:cs="Times New Roman" ns0:eastAsia="SimHei" ns0:hAnsi="Times New Roman"/>
       <ns0:b/>
-      <ns0:color ns0:val="17324D"/>
+      <ns0:color ns0:val="000000"/>
       <ns0:sz ns0:val="25"/>
       <ns0:szCs ns0:val="28"/>
     </ns0:rPr>

--- a/00-首页/题组Word/第一轮·综合套卷/第一轮综合卷07（学生版）.docx
+++ b/00-首页/题组Word/第一轮·综合套卷/第一轮综合卷07（学生版）.docx
@@ -91,8 +91,6 @@
     <w:p>
       <w:pPr>
         <w:pStyle w:val="FirstParagraph"/>
-        <w:spacing w:before="0" w:after="0"/>
-        <w:ind w:left="480" w:hanging="480"/>
       </w:pPr>
       <w:r>
         <w:rPr>
@@ -178,13 +176,6 @@
         </w:rPr>
         <w:t xml:space="preserve"> </w:t>
       </w:r>
-    </w:p>
-    <w:p>
-      <w:pPr>
-        <w:pStyle w:val="FirstParagraph"/>
-        <w:spacing w:before="0" w:after="0"/>
-        <w:ind w:left="480" w:hanging="480"/>
-      </w:pPr>
       <w:r>
         <w:rPr>
           <w:rFonts w:ascii="Times New Roman" w:hAnsi="Times New Roman" w:eastAsia="Times New Roman" w:cs="Times New Roman"/>
@@ -217,13 +208,6 @@
         </w:rPr>
         <w:t xml:space="preserve"> </w:t>
       </w:r>
-    </w:p>
-    <w:p>
-      <w:pPr>
-        <w:pStyle w:val="FirstParagraph"/>
-        <w:spacing w:before="0" w:after="0"/>
-        <w:ind w:left="480" w:hanging="480"/>
-      </w:pPr>
       <w:r>
         <w:rPr>
           <w:rFonts w:ascii="Times New Roman" w:hAnsi="Times New Roman" w:eastAsia="Times New Roman" w:cs="Times New Roman"/>
@@ -259,13 +243,6 @@
         </w:rPr>
         <w:t xml:space="preserve"> </w:t>
       </w:r>
-    </w:p>
-    <w:p>
-      <w:pPr>
-        <w:pStyle w:val="FirstParagraph"/>
-        <w:spacing w:before="0" w:after="0"/>
-        <w:ind w:left="480" w:hanging="480"/>
-      </w:pPr>
       <w:r>
         <w:rPr>
           <w:rFonts w:ascii="Times New Roman" w:hAnsi="Times New Roman" w:eastAsia="Times New Roman" w:cs="Times New Roman"/>
@@ -301,13 +278,6 @@
         </w:rPr>
         <w:t xml:space="preserve"> </w:t>
       </w:r>
-    </w:p>
-    <w:p>
-      <w:pPr>
-        <w:pStyle w:val="FirstParagraph"/>
-        <w:spacing w:before="0" w:after="0"/>
-        <w:ind w:left="480" w:hanging="480"/>
-      </w:pPr>
       <w:r>
         <w:rPr>
           <w:rFonts w:ascii="Times New Roman" w:hAnsi="Times New Roman" w:eastAsia="Times New Roman" w:cs="Times New Roman"/>
@@ -343,16 +313,6 @@
     </w:p>
     <w:p>
       <w:pPr>
-        <w:spacing w:before="0" w:after="0"/>
-      </w:pPr>
-    </w:p>
-    <w:p>
-      <w:pPr>
-        <w:spacing w:before="0" w:after="0"/>
-      </w:pPr>
-    </w:p>
-    <w:p>
-      <w:pPr>
         <w:spacing w:before="160" w:after="80"/>
       </w:pPr>
       <w:r>
@@ -390,8 +350,6 @@
     <w:p>
       <w:pPr>
         <w:pStyle w:val="FirstParagraph"/>
-        <w:spacing w:before="0" w:after="0"/>
-        <w:ind w:left="480" w:hanging="480"/>
       </w:pPr>
       <w:r>
         <w:rPr>
@@ -429,13 +387,6 @@
         </w:rPr>
         <w:t xml:space="preserve"> </w:t>
       </w:r>
-    </w:p>
-    <w:p>
-      <w:pPr>
-        <w:pStyle w:val="FirstParagraph"/>
-        <w:spacing w:before="0" w:after="0"/>
-        <w:ind w:left="480" w:hanging="480"/>
-      </w:pPr>
       <w:r>
         <w:rPr>
           <w:rFonts w:ascii="Times New Roman" w:hAnsi="Times New Roman" w:eastAsia="Times New Roman" w:cs="Times New Roman"/>
@@ -453,20 +404,7 @@
         <w:rPr>
           <w:rFonts w:ascii="Times New Roman" w:hAnsi="Times New Roman" w:eastAsia="Times New Roman" w:cs="Times New Roman"/>
         </w:rPr>
-        <w:t xml:space="preserve"> </w:t>
-      </w:r>
-    </w:p>
-    <w:p>
-      <w:pPr>
-        <w:pStyle w:val="FirstParagraph"/>
-        <w:spacing w:before="0" w:after="0"/>
-        <w:ind w:left="480" w:hanging="480"/>
-      </w:pPr>
-      <w:r>
-        <w:rPr>
-          <w:rFonts w:ascii="Times New Roman" w:hAnsi="Times New Roman" w:eastAsia="Times New Roman" w:cs="Times New Roman"/>
-        </w:rPr>
-        <w:t xml:space="preserve">B. BF</w:t>
+        <w:t xml:space="preserve"> B. BF</w:t>
       </w:r>
       <w:r>
         <w:rPr>
@@ -479,20 +417,7 @@
         <w:rPr>
           <w:rFonts w:ascii="Times New Roman" w:hAnsi="Times New Roman" w:eastAsia="Times New Roman" w:cs="Times New Roman"/>
         </w:rPr>
-        <w:t xml:space="preserve"> </w:t>
-      </w:r>
-    </w:p>
-    <w:p>
-      <w:pPr>
-        <w:pStyle w:val="FirstParagraph"/>
-        <w:spacing w:before="0" w:after="0"/>
-        <w:ind w:left="480" w:hanging="480"/>
-      </w:pPr>
-      <w:r>
-        <w:rPr>
-          <w:rFonts w:ascii="Times New Roman" w:hAnsi="Times New Roman" w:eastAsia="Times New Roman" w:cs="Times New Roman"/>
-        </w:rPr>
-        <w:t xml:space="preserve">C. IF</w:t>
+        <w:t xml:space="preserve"> C. IF</w:t>
       </w:r>
       <w:r>
         <w:rPr>
@@ -505,20 +430,7 @@
         <w:rPr>
           <w:rFonts w:ascii="Times New Roman" w:hAnsi="Times New Roman" w:eastAsia="Times New Roman" w:cs="Times New Roman"/>
         </w:rPr>
-        <w:t xml:space="preserve"> </w:t>
-      </w:r>
-    </w:p>
-    <w:p>
-      <w:pPr>
-        <w:pStyle w:val="FirstParagraph"/>
-        <w:spacing w:before="0" w:after="0"/>
-        <w:ind w:left="480" w:hanging="480"/>
-      </w:pPr>
-      <w:r>
-        <w:rPr>
-          <w:rFonts w:ascii="Times New Roman" w:hAnsi="Times New Roman" w:eastAsia="Times New Roman" w:cs="Times New Roman"/>
-        </w:rPr>
-        <w:t xml:space="preserve">D. XeF</w:t>
+        <w:t xml:space="preserve"> D. XeF</w:t>
       </w:r>
       <w:r>
         <w:rPr>
@@ -527,16 +439,6 @@
         </w:rPr>
         <w:t>4</w:t>
       </w:r>
-    </w:p>
-    <w:p>
-      <w:pPr>
-        <w:spacing w:before="0" w:after="0"/>
-      </w:pPr>
-    </w:p>
-    <w:p>
-      <w:pPr>
-        <w:spacing w:before="0" w:after="0"/>
-      </w:pPr>
     </w:p>
     <w:p>
       <w:pPr>
@@ -577,8 +479,6 @@
     <w:p>
       <w:pPr>
         <w:pStyle w:val="FirstParagraph"/>
-        <w:spacing w:before="0" w:after="0"/>
-        <w:ind w:left="480" w:hanging="480"/>
       </w:pPr>
       <m:oMath>
         <m:sSub>
@@ -643,20 +543,7 @@
         <w:rPr>
           <w:rFonts w:hint="eastAsia" w:ascii="Times New Roman" w:hAnsi="Times New Roman" w:eastAsia="Times New Roman" w:cs="Times New Roman"/>
         </w:rPr>
-        <w:t>（）</w:t>
-      </w:r>
-    </w:p>
-    <w:p>
-      <w:pPr>
-        <w:pStyle w:val="FirstParagraph"/>
-        <w:spacing w:before="0" w:after="0"/>
-        <w:ind w:left="480" w:hanging="480"/>
-      </w:pPr>
-      <w:r>
-        <w:rPr>
-          <w:rFonts w:hint="eastAsia" w:ascii="Times New Roman" w:hAnsi="Times New Roman" w:eastAsia="Times New Roman" w:cs="Times New Roman"/>
-        </w:rPr>
-        <w:t>A.</w:t>
+        <w:t>（）A.</w:t>
       </w:r>
       <w:r>
         <w:rPr>
@@ -706,13 +593,6 @@
         </w:rPr>
         <w:t xml:space="preserve"> </w:t>
       </w:r>
-    </w:p>
-    <w:p>
-      <w:pPr>
-        <w:pStyle w:val="FirstParagraph"/>
-        <w:spacing w:before="0" w:after="0"/>
-        <w:ind w:left="480" w:hanging="480"/>
-      </w:pPr>
       <w:r>
         <w:rPr>
           <w:rFonts w:hint="eastAsia" w:ascii="Times New Roman" w:hAnsi="Times New Roman" w:eastAsia="Times New Roman" w:cs="Times New Roman"/>
@@ -768,13 +648,6 @@
         </w:rPr>
         <w:t>轨道</w:t>
       </w:r>
-    </w:p>
-    <w:p>
-      <w:pPr>
-        <w:pStyle w:val="FirstParagraph"/>
-        <w:spacing w:before="0" w:after="0"/>
-        <w:ind w:left="480" w:hanging="480"/>
-      </w:pPr>
       <w:r>
         <w:rPr>
           <w:rFonts w:hint="eastAsia" w:ascii="Times New Roman" w:hAnsi="Times New Roman" w:eastAsia="Times New Roman" w:cs="Times New Roman"/>
@@ -863,13 +736,6 @@
         </w:rPr>
         <w:t xml:space="preserve"> </w:t>
       </w:r>
-    </w:p>
-    <w:p>
-      <w:pPr>
-        <w:pStyle w:val="FirstParagraph"/>
-        <w:spacing w:before="0" w:after="0"/>
-        <w:ind w:left="480" w:hanging="480"/>
-      </w:pPr>
       <w:r>
         <w:rPr>
           <w:rFonts w:hint="eastAsia" w:ascii="Times New Roman" w:hAnsi="Times New Roman" w:eastAsia="Times New Roman" w:cs="Times New Roman"/>
@@ -928,16 +794,6 @@
     </w:p>
     <w:p>
       <w:pPr>
-        <w:spacing w:before="0" w:after="0"/>
-      </w:pPr>
-    </w:p>
-    <w:p>
-      <w:pPr>
-        <w:spacing w:before="0" w:after="0"/>
-      </w:pPr>
-    </w:p>
-    <w:p>
-      <w:pPr>
         <w:spacing w:before="160" w:after="80"/>
       </w:pPr>
       <w:r>
@@ -975,8 +831,6 @@
     <w:p>
       <w:pPr>
         <w:pStyle w:val="FirstParagraph"/>
-        <w:spacing w:before="0" w:after="0"/>
-        <w:ind w:left="480" w:hanging="480"/>
       </w:pPr>
       <w:r>
         <w:rPr>
@@ -1060,13 +914,6 @@
         </w:rPr>
         <w:t xml:space="preserve"> </w:t>
       </w:r>
-    </w:p>
-    <w:p>
-      <w:pPr>
-        <w:pStyle w:val="FirstParagraph"/>
-        <w:spacing w:before="0" w:after="0"/>
-        <w:ind w:left="480" w:hanging="480"/>
-      </w:pPr>
       <w:r>
         <w:rPr>
           <w:rFonts w:ascii="Times New Roman" w:hAnsi="Times New Roman" w:eastAsia="Times New Roman" w:cs="Times New Roman"/>
@@ -1131,13 +978,6 @@
         </w:rPr>
         <w:t xml:space="preserve"> </w:t>
       </w:r>
-    </w:p>
-    <w:p>
-      <w:pPr>
-        <w:pStyle w:val="FirstParagraph"/>
-        <w:spacing w:before="0" w:after="0"/>
-        <w:ind w:left="480" w:hanging="480"/>
-      </w:pPr>
       <w:r>
         <w:rPr>
           <w:rFonts w:ascii="Times New Roman" w:hAnsi="Times New Roman" w:eastAsia="Times New Roman" w:cs="Times New Roman"/>
@@ -1202,13 +1042,6 @@
         </w:rPr>
         <w:t xml:space="preserve"> </w:t>
       </w:r>
-    </w:p>
-    <w:p>
-      <w:pPr>
-        <w:pStyle w:val="FirstParagraph"/>
-        <w:spacing w:before="0" w:after="0"/>
-        <w:ind w:left="480" w:hanging="480"/>
-      </w:pPr>
       <w:r>
         <w:rPr>
           <w:rFonts w:ascii="Times New Roman" w:hAnsi="Times New Roman" w:eastAsia="Times New Roman" w:cs="Times New Roman"/>
@@ -1273,13 +1106,6 @@
         </w:rPr>
         <w:t xml:space="preserve"> </w:t>
       </w:r>
-    </w:p>
-    <w:p>
-      <w:pPr>
-        <w:pStyle w:val="FirstParagraph"/>
-        <w:spacing w:before="0" w:after="0"/>
-        <w:ind w:left="480" w:hanging="480"/>
-      </w:pPr>
       <w:r>
         <w:rPr>
           <w:rFonts w:ascii="Times New Roman" w:hAnsi="Times New Roman" w:eastAsia="Times New Roman" w:cs="Times New Roman"/>
@@ -1347,16 +1173,6 @@
     </w:p>
     <w:p>
       <w:pPr>
-        <w:spacing w:before="0" w:after="0"/>
-      </w:pPr>
-    </w:p>
-    <w:p>
-      <w:pPr>
-        <w:spacing w:before="0" w:after="0"/>
-      </w:pPr>
-    </w:p>
-    <w:p>
-      <w:pPr>
         <w:spacing w:before="160" w:after="80"/>
       </w:pPr>
       <w:r>
@@ -1517,7 +1333,7 @@
         <m:sSup>
           <m:e>
             <m:r>
-              <m:t xml:space="preserve"> </m:t>
+              <m:t>​</m:t>
             </m:r>
           </m:e>
           <m:sup>
@@ -1549,7 +1365,7 @@
         <m:sSup>
           <m:e>
             <m:r>
-              <m:t xml:space="preserve"> </m:t>
+              <m:t>​</m:t>
             </m:r>
           </m:e>
           <m:sup>
@@ -1625,31 +1441,6 @@
         </w:rPr>
         <w:t>。</w:t>
       </w:r>
-    </w:p>
-    <w:p>
-      <w:pPr>
-        <w:spacing w:before="0" w:after="0"/>
-      </w:pPr>
-    </w:p>
-    <w:p>
-      <w:pPr>
-        <w:spacing w:before="0" w:after="0"/>
-      </w:pPr>
-    </w:p>
-    <w:p>
-      <w:pPr>
-        <w:spacing w:before="0" w:after="0"/>
-      </w:pPr>
-    </w:p>
-    <w:p>
-      <w:pPr>
-        <w:spacing w:before="0" w:after="0"/>
-      </w:pPr>
-    </w:p>
-    <w:p>
-      <w:pPr>
-        <w:spacing w:before="0" w:after="0"/>
-      </w:pPr>
     </w:p>
     <w:p>
       <w:pPr>
@@ -2027,8 +1818,6 @@
     <w:p>
       <w:pPr>
         <w:pStyle w:val="BodyText"/>
-        <w:spacing w:before="0" w:after="0"/>
-        <w:ind w:left="480" w:hanging="480"/>
       </w:pPr>
       <w:r>
         <w:rPr>
@@ -2052,20 +1841,7 @@
         <w:rPr>
           <w:rFonts w:hint="eastAsia" w:ascii="Times New Roman" w:hAnsi="Times New Roman" w:eastAsia="Times New Roman" w:cs="Times New Roman"/>
         </w:rPr>
-        <w:t xml:space="preserve">）</w:t>
-      </w:r>
-    </w:p>
-    <w:p>
-      <w:pPr>
-        <w:pStyle w:val="BodyText"/>
-        <w:spacing w:before="0" w:after="0"/>
-        <w:ind w:left="480" w:hanging="480"/>
-      </w:pPr>
-      <w:r>
-        <w:rPr>
-          <w:rFonts w:hint="eastAsia" w:ascii="Times New Roman" w:hAnsi="Times New Roman" w:eastAsia="Times New Roman" w:cs="Times New Roman"/>
-        </w:rPr>
-        <w:t xml:space="preserve">A.</w:t>
+        <w:t xml:space="preserve">）A.</w:t>
       </w:r>
       <w:r>
         <w:rPr>
@@ -2137,13 +1913,6 @@
         </w:rPr>
         <w:t xml:space="preserve"> </w:t>
       </w:r>
-    </w:p>
-    <w:p>
-      <w:pPr>
-        <w:pStyle w:val="BodyText"/>
-        <w:spacing w:before="0" w:after="0"/>
-        <w:ind w:left="480" w:hanging="480"/>
-      </w:pPr>
       <w:r>
         <w:rPr>
           <w:rFonts w:ascii="Times New Roman" w:hAnsi="Times New Roman" w:eastAsia="Times New Roman" w:cs="Times New Roman"/>
@@ -2202,13 +1971,6 @@
         </w:rPr>
         <w:t xml:space="preserve"> </w:t>
       </w:r>
-    </w:p>
-    <w:p>
-      <w:pPr>
-        <w:pStyle w:val="BodyText"/>
-        <w:spacing w:before="0" w:after="0"/>
-        <w:ind w:left="480" w:hanging="480"/>
-      </w:pPr>
       <w:r>
         <w:rPr>
           <w:rFonts w:ascii="Times New Roman" w:hAnsi="Times New Roman" w:eastAsia="Times New Roman" w:cs="Times New Roman"/>
@@ -2276,13 +2038,6 @@
         </w:rPr>
         <w:t xml:space="preserve"> </w:t>
       </w:r>
-    </w:p>
-    <w:p>
-      <w:pPr>
-        <w:pStyle w:val="BodyText"/>
-        <w:spacing w:before="0" w:after="0"/>
-        <w:ind w:left="480" w:hanging="480"/>
-      </w:pPr>
       <w:r>
         <w:rPr>
           <w:rFonts w:ascii="Times New Roman" w:hAnsi="Times New Roman" w:eastAsia="Times New Roman" w:cs="Times New Roman"/>
@@ -2365,16 +2120,6 @@
     </w:p>
     <w:p>
       <w:pPr>
-        <w:spacing w:before="0" w:after="0"/>
-      </w:pPr>
-    </w:p>
-    <w:p>
-      <w:pPr>
-        <w:spacing w:before="0" w:after="0"/>
-      </w:pPr>
-    </w:p>
-    <w:p>
-      <w:pPr>
         <w:spacing w:before="160" w:after="80"/>
       </w:pPr>
       <w:r>
@@ -2569,7 +2314,7 @@
         </w:rPr>
         <w:drawing>
           <wp:inline>
-            <wp:extent cx="3151785" cy="760529"/>
+            <wp:extent cx="3600000" cy="760529"/>
             <wp:effectExtent b="0" l="0" r="0" t="0"/>
             <wp:docPr descr="" title="" id="17" name="Picture"/>
             <a:graphic>
@@ -2590,7 +2335,7 @@
                   <pic:spPr bwMode="auto">
                     <a:xfrm>
                       <a:off x="0" y="0"/>
-                      <a:ext cx="3151785" cy="760529"/>
+                      <a:ext cx="3600000" cy="760529"/>
                     </a:xfrm>
                     <a:prstGeom prst="rect">
                       <a:avLst/>
@@ -2612,64 +2357,17 @@
     <w:p>
       <w:pPr>
         <w:pStyle w:val="Compact"/>
-        <w:spacing w:before="0" w:after="0"/>
-        <w:ind w:left="480" w:hanging="480"/>
-      </w:pPr>
-      <w:r>
-        <w:rPr>
-          <w:rFonts w:ascii="Times New Roman" w:hAnsi="Times New Roman" w:eastAsia="Times New Roman" w:cs="Times New Roman"/>
-        </w:rPr>
-        <w:t xml:space="preserve">A. +533　　</w:t>
-      </w:r>
-    </w:p>
-    <w:p>
-      <w:pPr>
-        <w:pStyle w:val="Compact"/>
-        <w:spacing w:before="0" w:after="0"/>
-        <w:ind w:left="480" w:hanging="480"/>
-      </w:pPr>
-      <w:r>
-        <w:rPr>
-          <w:rFonts w:ascii="Times New Roman" w:hAnsi="Times New Roman" w:eastAsia="Times New Roman" w:cs="Times New Roman"/>
-        </w:rPr>
-        <w:t xml:space="preserve">B. +686　　</w:t>
-      </w:r>
-    </w:p>
-    <w:p>
-      <w:pPr>
-        <w:pStyle w:val="Compact"/>
-        <w:spacing w:before="0" w:after="0"/>
-        <w:ind w:left="480" w:hanging="480"/>
-      </w:pPr>
-      <w:r>
-        <w:rPr>
-          <w:rFonts w:ascii="Times New Roman" w:hAnsi="Times New Roman" w:eastAsia="Times New Roman" w:cs="Times New Roman"/>
-        </w:rPr>
-        <w:t xml:space="preserve">C. +838　　</w:t>
-      </w:r>
-    </w:p>
-    <w:p>
-      <w:pPr>
-        <w:pStyle w:val="Compact"/>
-        <w:spacing w:before="0" w:after="0"/>
-        <w:ind w:left="480" w:hanging="480"/>
-      </w:pPr>
-      <w:r>
-        <w:rPr>
-          <w:rFonts w:ascii="Times New Roman" w:hAnsi="Times New Roman" w:eastAsia="Times New Roman" w:cs="Times New Roman"/>
-        </w:rPr>
-        <w:t xml:space="preserve">D. +682</w:t>
-      </w:r>
-    </w:p>
-    <w:p>
-      <w:pPr>
-        <w:spacing w:before="0" w:after="0"/>
-      </w:pPr>
-    </w:p>
-    <w:p>
-      <w:pPr>
-        <w:spacing w:before="0" w:after="0"/>
-      </w:pPr>
+        <w:numPr>
+          <w:ilvl w:val="0"/>
+          <w:numId w:val="1001"/>
+        </w:numPr>
+      </w:pPr>
+      <w:r>
+        <w:rPr>
+          <w:rFonts w:ascii="Times New Roman" w:hAnsi="Times New Roman" w:eastAsia="Times New Roman" w:cs="Times New Roman"/>
+        </w:rPr>
+        <w:t xml:space="preserve">A. +533　　B. +686　　C. +838　　D. +682</w:t>
+      </w:r>
     </w:p>
     <w:p>
       <w:pPr>
@@ -2833,7 +2531,7 @@
         </w:rPr>
         <w:drawing>
           <wp:inline>
-            <wp:extent cx="3243103" cy="1602155"/>
+            <wp:extent cx="3600000" cy="1602155"/>
             <wp:effectExtent b="0" l="0" r="0" t="0"/>
             <wp:docPr descr="" title="" id="21" name="Picture"/>
             <a:graphic>
@@ -2854,7 +2552,7 @@
                   <pic:spPr bwMode="auto">
                     <a:xfrm>
                       <a:off x="0" y="0"/>
-                      <a:ext cx="3243103" cy="1602155"/>
+                      <a:ext cx="3600000" cy="1602155"/>
                     </a:xfrm>
                     <a:prstGeom prst="rect">
                       <a:avLst/>
@@ -2876,7 +2574,10 @@
     <w:p>
       <w:pPr>
         <w:pStyle w:val="Compact"/>
-        <w:spacing w:before="0" w:after="0"/>
+        <w:numPr>
+          <w:ilvl w:val="0"/>
+          <w:numId w:val="1002"/>
+        </w:numPr>
       </w:pPr>
       <w:r>
         <w:rPr>
@@ -2957,7 +2658,10 @@
     <w:p>
       <w:pPr>
         <w:pStyle w:val="Compact"/>
-        <w:spacing w:before="0" w:after="0"/>
+        <w:numPr>
+          <w:ilvl w:val="0"/>
+          <w:numId w:val="1002"/>
+        </w:numPr>
       </w:pPr>
       <w:r>
         <w:rPr>
@@ -2994,7 +2698,10 @@
     <w:p>
       <w:pPr>
         <w:pStyle w:val="Compact"/>
-        <w:spacing w:before="0" w:after="0"/>
+        <w:numPr>
+          <w:ilvl w:val="0"/>
+          <w:numId w:val="1002"/>
+        </w:numPr>
       </w:pPr>
       <w:r>
         <w:rPr>
@@ -3049,7 +2756,10 @@
     <w:p>
       <w:pPr>
         <w:pStyle w:val="Compact"/>
-        <w:spacing w:before="0" w:after="0"/>
+        <w:numPr>
+          <w:ilvl w:val="0"/>
+          <w:numId w:val="1002"/>
+        </w:numPr>
       </w:pPr>
       <w:r>
         <w:rPr>
@@ -3100,16 +2810,6 @@
         </w:rPr>
         <w:t>）</w:t>
       </w:r>
-    </w:p>
-    <w:p>
-      <w:pPr>
-        <w:spacing w:before="0" w:after="0"/>
-      </w:pPr>
-    </w:p>
-    <w:p>
-      <w:pPr>
-        <w:spacing w:before="0" w:after="0"/>
-      </w:pPr>
     </w:p>
     <w:p>
       <w:pPr>
@@ -3248,7 +2948,7 @@
         </w:rPr>
         <w:drawing>
           <wp:inline>
-            <wp:extent cx="2900424" cy="805039"/>
+            <wp:extent cx="3600000" cy="805039"/>
             <wp:effectExtent b="0" l="0" r="0" t="0"/>
             <wp:docPr descr="" title="" id="25" name="Picture"/>
             <a:graphic>
@@ -3269,7 +2969,7 @@
                   <pic:spPr bwMode="auto">
                     <a:xfrm>
                       <a:off x="0" y="0"/>
-                      <a:ext cx="2900424" cy="805039"/>
+                      <a:ext cx="3600000" cy="805039"/>
                     </a:xfrm>
                     <a:prstGeom prst="rect">
                       <a:avLst/>
@@ -3302,7 +3002,10 @@
     <w:p>
       <w:pPr>
         <w:pStyle w:val="Compact"/>
-        <w:spacing w:before="0" w:after="0"/>
+        <w:numPr>
+          <w:ilvl w:val="0"/>
+          <w:numId w:val="1003"/>
+        </w:numPr>
       </w:pPr>
       <w:r>
         <w:rPr>
@@ -3332,7 +3035,10 @@
     <w:p>
       <w:pPr>
         <w:pStyle w:val="Compact"/>
-        <w:spacing w:before="0" w:after="0"/>
+        <w:numPr>
+          <w:ilvl w:val="0"/>
+          <w:numId w:val="1003"/>
+        </w:numPr>
       </w:pPr>
       <w:r>
         <w:rPr>
@@ -3356,7 +3062,10 @@
     <w:p>
       <w:pPr>
         <w:pStyle w:val="Compact"/>
-        <w:spacing w:before="0" w:after="0"/>
+        <w:numPr>
+          <w:ilvl w:val="0"/>
+          <w:numId w:val="1003"/>
+        </w:numPr>
       </w:pPr>
       <w:r>
         <w:rPr>
@@ -3398,7 +3107,10 @@
     <w:p>
       <w:pPr>
         <w:pStyle w:val="Compact"/>
-        <w:spacing w:before="0" w:after="0"/>
+        <w:numPr>
+          <w:ilvl w:val="0"/>
+          <w:numId w:val="1003"/>
+        </w:numPr>
       </w:pPr>
       <w:r>
         <w:rPr>
@@ -3488,16 +3200,6 @@
         </w:rPr>
         <w:t>）</w:t>
       </w:r>
-    </w:p>
-    <w:p>
-      <w:pPr>
-        <w:spacing w:before="0" w:after="0"/>
-      </w:pPr>
-    </w:p>
-    <w:p>
-      <w:pPr>
-        <w:spacing w:before="0" w:after="0"/>
-      </w:pPr>
     </w:p>
     <w:p>
       <w:pPr>
@@ -3608,21 +3310,6 @@
     </w:p>
     <w:p>
       <w:pPr>
-        <w:spacing w:before="0" w:after="0"/>
-      </w:pPr>
-    </w:p>
-    <w:p>
-      <w:pPr>
-        <w:spacing w:before="0" w:after="0"/>
-      </w:pPr>
-    </w:p>
-    <w:p>
-      <w:pPr>
-        <w:spacing w:before="0" w:after="0"/>
-      </w:pPr>
-    </w:p>
-    <w:p>
-      <w:pPr>
         <w:spacing w:before="160" w:after="80"/>
       </w:pPr>
       <w:r>
@@ -3881,31 +3568,6 @@
         </w:rPr>
         <w:t>。</w:t>
       </w:r>
-    </w:p>
-    <w:p>
-      <w:pPr>
-        <w:spacing w:before="0" w:after="0"/>
-      </w:pPr>
-    </w:p>
-    <w:p>
-      <w:pPr>
-        <w:spacing w:before="0" w:after="0"/>
-      </w:pPr>
-    </w:p>
-    <w:p>
-      <w:pPr>
-        <w:spacing w:before="0" w:after="0"/>
-      </w:pPr>
-    </w:p>
-    <w:p>
-      <w:pPr>
-        <w:spacing w:before="0" w:after="0"/>
-      </w:pPr>
-    </w:p>
-    <w:p>
-      <w:pPr>
-        <w:spacing w:before="0" w:after="0"/>
-      </w:pPr>
     </w:p>
     <w:p>
       <w:pPr>
@@ -4089,21 +3751,6 @@
         </w:rPr>
         <w:t>：</w:t>
       </w:r>
-    </w:p>
-    <w:p>
-      <w:pPr>
-        <w:spacing w:before="0" w:after="0"/>
-      </w:pPr>
-    </w:p>
-    <w:p>
-      <w:pPr>
-        <w:spacing w:before="0" w:after="0"/>
-      </w:pPr>
-    </w:p>
-    <w:p>
-      <w:pPr>
-        <w:spacing w:before="0" w:after="0"/>
-      </w:pPr>
     </w:p>
     <w:p>
       <w:pPr>
@@ -4457,31 +4104,6 @@
     </w:p>
     <w:p>
       <w:pPr>
-        <w:spacing w:before="0" w:after="0"/>
-      </w:pPr>
-    </w:p>
-    <w:p>
-      <w:pPr>
-        <w:spacing w:before="0" w:after="0"/>
-      </w:pPr>
-    </w:p>
-    <w:p>
-      <w:pPr>
-        <w:spacing w:before="0" w:after="0"/>
-      </w:pPr>
-    </w:p>
-    <w:p>
-      <w:pPr>
-        <w:spacing w:before="0" w:after="0"/>
-      </w:pPr>
-    </w:p>
-    <w:p>
-      <w:pPr>
-        <w:spacing w:before="0" w:after="0"/>
-      </w:pPr>
-    </w:p>
-    <w:p>
-      <w:pPr>
         <w:spacing w:before="160" w:after="80"/>
       </w:pPr>
       <w:r>
@@ -5090,31 +4712,6 @@
     </w:p>
     <w:p>
       <w:pPr>
-        <w:spacing w:before="0" w:after="0"/>
-      </w:pPr>
-    </w:p>
-    <w:p>
-      <w:pPr>
-        <w:spacing w:before="0" w:after="0"/>
-      </w:pPr>
-    </w:p>
-    <w:p>
-      <w:pPr>
-        <w:spacing w:before="0" w:after="0"/>
-      </w:pPr>
-    </w:p>
-    <w:p>
-      <w:pPr>
-        <w:spacing w:before="0" w:after="0"/>
-      </w:pPr>
-    </w:p>
-    <w:p>
-      <w:pPr>
-        <w:spacing w:before="0" w:after="0"/>
-      </w:pPr>
-    </w:p>
-    <w:p>
-      <w:pPr>
         <w:spacing w:before="160" w:after="80"/>
       </w:pPr>
       <w:r>
@@ -5177,21 +4774,6 @@
         </w:rPr>
         <w:t>。</w:t>
       </w:r>
-    </w:p>
-    <w:p>
-      <w:pPr>
-        <w:spacing w:before="0" w:after="0"/>
-      </w:pPr>
-    </w:p>
-    <w:p>
-      <w:pPr>
-        <w:spacing w:before="0" w:after="0"/>
-      </w:pPr>
-    </w:p>
-    <w:p>
-      <w:pPr>
-        <w:spacing w:before="0" w:after="0"/>
-      </w:pPr>
     </w:p>
     <w:p>
       <w:pPr>
@@ -5454,21 +5036,6 @@
     </w:p>
     <w:p>
       <w:pPr>
-        <w:spacing w:before="0" w:after="0"/>
-      </w:pPr>
-    </w:p>
-    <w:p>
-      <w:pPr>
-        <w:spacing w:before="0" w:after="0"/>
-      </w:pPr>
-    </w:p>
-    <w:p>
-      <w:pPr>
-        <w:spacing w:before="0" w:after="0"/>
-      </w:pPr>
-    </w:p>
-    <w:p>
-      <w:pPr>
         <w:spacing w:before="160" w:after="80"/>
       </w:pPr>
       <w:r>
@@ -5772,7 +5339,7 @@
         </w:rPr>
         <w:drawing>
           <wp:inline>
-            <wp:extent cx="3240000" cy="2179853"/>
+            <wp:extent cx="3240000" cy="2703970"/>
             <wp:effectExtent b="0" l="0" r="0" t="0"/>
             <wp:docPr descr="" title="" id="36" name="Picture"/>
             <a:graphic>
@@ -5793,7 +5360,7 @@
                   <pic:spPr bwMode="auto">
                     <a:xfrm>
                       <a:off x="0" y="0"/>
-                      <a:ext cx="3240000" cy="2179853"/>
+                      <a:ext cx="3240000" cy="2703970"/>
                     </a:xfrm>
                     <a:prstGeom prst="rect">
                       <a:avLst/>
@@ -5815,7 +5382,10 @@
     <w:p>
       <w:pPr>
         <w:pStyle w:val="Compact"/>
-        <w:spacing w:before="0" w:after="0"/>
+        <w:numPr>
+          <w:ilvl w:val="0"/>
+          <w:numId w:val="1004"/>
+        </w:numPr>
       </w:pPr>
       <w:r>
         <w:rPr>
@@ -5882,7 +5452,10 @@
     <w:p>
       <w:pPr>
         <w:pStyle w:val="Compact"/>
-        <w:spacing w:before="0" w:after="0"/>
+        <w:numPr>
+          <w:ilvl w:val="0"/>
+          <w:numId w:val="1004"/>
+        </w:numPr>
       </w:pPr>
       <w:r>
         <w:rPr>
@@ -5958,7 +5531,10 @@
     <w:p>
       <w:pPr>
         <w:pStyle w:val="Compact"/>
-        <w:spacing w:before="0" w:after="0"/>
+        <w:numPr>
+          <w:ilvl w:val="0"/>
+          <w:numId w:val="1004"/>
+        </w:numPr>
       </w:pPr>
       <w:r>
         <w:rPr>
@@ -6025,7 +5601,10 @@
     <w:p>
       <w:pPr>
         <w:pStyle w:val="Compact"/>
-        <w:spacing w:before="0" w:after="0"/>
+        <w:numPr>
+          <w:ilvl w:val="0"/>
+          <w:numId w:val="1004"/>
+        </w:numPr>
       </w:pPr>
       <w:r>
         <w:rPr>
@@ -6075,16 +5654,6 @@
         </w:rPr>
         <w:t>蓝色絮状物出现</w:t>
       </w:r>
-    </w:p>
-    <w:p>
-      <w:pPr>
-        <w:spacing w:before="0" w:after="0"/>
-      </w:pPr>
-    </w:p>
-    <w:p>
-      <w:pPr>
-        <w:spacing w:before="0" w:after="0"/>
-      </w:pPr>
     </w:p>
     <w:p>
       <w:pPr>
@@ -8000,46 +7569,6 @@
     </w:p>
     <w:p>
       <w:pPr>
-        <w:spacing w:before="0" w:after="0"/>
-      </w:pPr>
-    </w:p>
-    <w:p>
-      <w:pPr>
-        <w:spacing w:before="0" w:after="0"/>
-      </w:pPr>
-    </w:p>
-    <w:p>
-      <w:pPr>
-        <w:spacing w:before="0" w:after="0"/>
-      </w:pPr>
-    </w:p>
-    <w:p>
-      <w:pPr>
-        <w:spacing w:before="0" w:after="0"/>
-      </w:pPr>
-    </w:p>
-    <w:p>
-      <w:pPr>
-        <w:spacing w:before="0" w:after="0"/>
-      </w:pPr>
-    </w:p>
-    <w:p>
-      <w:pPr>
-        <w:spacing w:before="0" w:after="0"/>
-      </w:pPr>
-    </w:p>
-    <w:p>
-      <w:pPr>
-        <w:spacing w:before="0" w:after="0"/>
-      </w:pPr>
-    </w:p>
-    <w:p>
-      <w:pPr>
-        <w:spacing w:before="0" w:after="0"/>
-      </w:pPr>
-    </w:p>
-    <w:p>
-      <w:pPr>
         <w:spacing w:before="160" w:after="80"/>
       </w:pPr>
       <w:r>
@@ -8300,14 +7829,6 @@
       <w:tblPr>
         <w:tblStyle w:val="Table"/>
         <w:tblW w:type="auto" w:w="0"/>
-        <w:tblBorders>
-          <w:top w:val="single" w:sz="12" w:space="0" w:color="000000"/>
-          <w:left w:val="none" w:sz="0" w:space="0" w:color="auto"/>
-          <w:bottom w:val="single" w:sz="12" w:space="0" w:color="000000"/>
-          <w:right w:val="none" w:sz="0" w:space="0" w:color="auto"/>
-          <w:insideH w:val="none" w:sz="0" w:space="0" w:color="auto"/>
-          <w:insideV w:val="none" w:sz="0" w:space="0" w:color="auto"/>
-        </w:tblBorders>
         <w:tblLook w:firstRow="1" w:lastRow="0" w:firstColumn="0" w:lastColumn="0" w:noHBand="0" w:noVBand="0" w:val="0020"/>
       </w:tblPr>
       <w:tblGrid>
@@ -8322,11 +7843,7 @@
           <w:tblHeader w:val="on"/>
         </w:trPr>
         <w:tc>
-          <w:tcPr>
-            <w:tcBorders>
-              <w:bottom w:val="single" w:sz="8" w:space="0" w:color="000000"/>
-            </w:tcBorders>
-          </w:tcPr>
+          <w:tcPr/>
           <w:p>
             <w:pPr>
               <w:pStyle w:val="Compact"/>
@@ -8349,11 +7866,7 @@
           </w:p>
         </w:tc>
         <w:tc>
-          <w:tcPr>
-            <w:tcBorders>
-              <w:bottom w:val="single" w:sz="8" w:space="0" w:color="000000"/>
-            </w:tcBorders>
-          </w:tcPr>
+          <w:tcPr/>
           <w:p>
             <w:pPr>
               <w:pStyle w:val="Compact"/>
@@ -8369,11 +7882,7 @@
           </w:p>
         </w:tc>
         <w:tc>
-          <w:tcPr>
-            <w:tcBorders>
-              <w:bottom w:val="single" w:sz="8" w:space="0" w:color="000000"/>
-            </w:tcBorders>
-          </w:tcPr>
+          <w:tcPr/>
           <w:p>
             <w:pPr>
               <w:pStyle w:val="Compact"/>
@@ -8389,11 +7898,7 @@
           </w:p>
         </w:tc>
         <w:tc>
-          <w:tcPr>
-            <w:tcBorders>
-              <w:bottom w:val="single" w:sz="8" w:space="0" w:color="000000"/>
-            </w:tcBorders>
-          </w:tcPr>
+          <w:tcPr/>
           <w:p>
             <w:pPr>
               <w:pStyle w:val="Compact"/>
@@ -8409,11 +7914,7 @@
           </w:p>
         </w:tc>
         <w:tc>
-          <w:tcPr>
-            <w:tcBorders>
-              <w:bottom w:val="single" w:sz="8" w:space="0" w:color="000000"/>
-            </w:tcBorders>
-          </w:tcPr>
+          <w:tcPr/>
           <w:p>
             <w:pPr>
               <w:pStyle w:val="Compact"/>
@@ -9018,46 +8519,6 @@
     </w:p>
     <w:p>
       <w:pPr>
-        <w:spacing w:before="0" w:after="0"/>
-      </w:pPr>
-    </w:p>
-    <w:p>
-      <w:pPr>
-        <w:spacing w:before="0" w:after="0"/>
-      </w:pPr>
-    </w:p>
-    <w:p>
-      <w:pPr>
-        <w:spacing w:before="0" w:after="0"/>
-      </w:pPr>
-    </w:p>
-    <w:p>
-      <w:pPr>
-        <w:spacing w:before="0" w:after="0"/>
-      </w:pPr>
-    </w:p>
-    <w:p>
-      <w:pPr>
-        <w:spacing w:before="0" w:after="0"/>
-      </w:pPr>
-    </w:p>
-    <w:p>
-      <w:pPr>
-        <w:spacing w:before="0" w:after="0"/>
-      </w:pPr>
-    </w:p>
-    <w:p>
-      <w:pPr>
-        <w:spacing w:before="0" w:after="0"/>
-      </w:pPr>
-    </w:p>
-    <w:p>
-      <w:pPr>
-        <w:spacing w:before="0" w:after="0"/>
-      </w:pPr>
-    </w:p>
-    <w:p>
-      <w:pPr>
         <w:spacing w:before="160" w:after="80"/>
       </w:pPr>
       <w:r>
@@ -9289,21 +8750,6 @@
     </w:p>
     <w:p>
       <w:pPr>
-        <w:spacing w:before="0" w:after="0"/>
-      </w:pPr>
-    </w:p>
-    <w:p>
-      <w:pPr>
-        <w:spacing w:before="0" w:after="0"/>
-      </w:pPr>
-    </w:p>
-    <w:p>
-      <w:pPr>
-        <w:spacing w:before="0" w:after="0"/>
-      </w:pPr>
-    </w:p>
-    <w:p>
-      <w:pPr>
         <w:spacing w:before="160" w:after="80"/>
       </w:pPr>
       <w:r>
@@ -9490,21 +8936,6 @@
         </w:rPr>
         <w:t>。</w:t>
       </w:r>
-    </w:p>
-    <w:p>
-      <w:pPr>
-        <w:spacing w:before="0" w:after="0"/>
-      </w:pPr>
-    </w:p>
-    <w:p>
-      <w:pPr>
-        <w:spacing w:before="0" w:after="0"/>
-      </w:pPr>
-    </w:p>
-    <w:p>
-      <w:pPr>
-        <w:spacing w:before="0" w:after="0"/>
-      </w:pPr>
     </w:p>
     <w:p>
       <w:pPr>
@@ -11006,14 +10437,6 @@
       <w:tblPr>
         <w:tblStyle w:val="Table"/>
         <w:tblW w:type="auto" w:w="0"/>
-        <w:tblBorders>
-          <w:top w:val="single" w:sz="12" w:space="0" w:color="000000"/>
-          <w:left w:val="none" w:sz="0" w:space="0" w:color="auto"/>
-          <w:bottom w:val="single" w:sz="12" w:space="0" w:color="000000"/>
-          <w:right w:val="none" w:sz="0" w:space="0" w:color="auto"/>
-          <w:insideH w:val="none" w:sz="0" w:space="0" w:color="auto"/>
-          <w:insideV w:val="none" w:sz="0" w:space="0" w:color="auto"/>
-        </w:tblBorders>
         <w:tblLook w:firstRow="1" w:lastRow="0" w:firstColumn="0" w:lastColumn="0" w:noHBand="0" w:noVBand="0" w:val="0020"/>
       </w:tblPr>
       <w:tblGrid>
@@ -11028,11 +10451,7 @@
           <w:tblHeader w:val="on"/>
         </w:trPr>
         <w:tc>
-          <w:tcPr>
-            <w:tcBorders>
-              <w:bottom w:val="single" w:sz="8" w:space="0" w:color="000000"/>
-            </w:tcBorders>
-          </w:tcPr>
+          <w:tcPr/>
           <w:p>
             <w:pPr>
               <w:pStyle w:val="Compact"/>
@@ -11063,11 +10482,7 @@
           </w:p>
         </w:tc>
         <w:tc>
-          <w:tcPr>
-            <w:tcBorders>
-              <w:bottom w:val="single" w:sz="8" w:space="0" w:color="000000"/>
-            </w:tcBorders>
-          </w:tcPr>
+          <w:tcPr/>
           <w:p>
             <w:pPr>
               <w:pStyle w:val="Compact"/>
@@ -11083,11 +10498,7 @@
           </w:p>
         </w:tc>
         <w:tc>
-          <w:tcPr>
-            <w:tcBorders>
-              <w:bottom w:val="single" w:sz="8" w:space="0" w:color="000000"/>
-            </w:tcBorders>
-          </w:tcPr>
+          <w:tcPr/>
           <w:p>
             <w:pPr>
               <w:pStyle w:val="Compact"/>
@@ -11103,11 +10514,7 @@
           </w:p>
         </w:tc>
         <w:tc>
-          <w:tcPr>
-            <w:tcBorders>
-              <w:bottom w:val="single" w:sz="8" w:space="0" w:color="000000"/>
-            </w:tcBorders>
-          </w:tcPr>
+          <w:tcPr/>
           <w:p>
             <w:pPr>
               <w:pStyle w:val="Compact"/>
@@ -11123,11 +10530,7 @@
           </w:p>
         </w:tc>
         <w:tc>
-          <w:tcPr>
-            <w:tcBorders>
-              <w:bottom w:val="single" w:sz="8" w:space="0" w:color="000000"/>
-            </w:tcBorders>
-          </w:tcPr>
+          <w:tcPr/>
           <w:p>
             <w:pPr>
               <w:pStyle w:val="Compact"/>
@@ -11386,14 +10789,6 @@
       <w:tblPr>
         <w:tblStyle w:val="Table"/>
         <w:tblW w:type="auto" w:w="0"/>
-        <w:tblBorders>
-          <w:top w:val="single" w:sz="12" w:space="0" w:color="000000"/>
-          <w:left w:val="none" w:sz="0" w:space="0" w:color="auto"/>
-          <w:bottom w:val="single" w:sz="12" w:space="0" w:color="000000"/>
-          <w:right w:val="none" w:sz="0" w:space="0" w:color="auto"/>
-          <w:insideH w:val="none" w:sz="0" w:space="0" w:color="auto"/>
-          <w:insideV w:val="none" w:sz="0" w:space="0" w:color="auto"/>
-        </w:tblBorders>
         <w:tblLook w:firstRow="1" w:lastRow="0" w:firstColumn="0" w:lastColumn="0" w:noHBand="0" w:noVBand="0" w:val="0020"/>
       </w:tblPr>
       <w:tblGrid>
@@ -11406,11 +10801,7 @@
           <w:tblHeader w:val="on"/>
         </w:trPr>
         <w:tc>
-          <w:tcPr>
-            <w:tcBorders>
-              <w:bottom w:val="single" w:sz="8" w:space="0" w:color="000000"/>
-            </w:tcBorders>
-          </w:tcPr>
+          <w:tcPr/>
           <w:p>
             <w:pPr>
               <w:pStyle w:val="Compact"/>
@@ -11426,11 +10817,7 @@
           </w:p>
         </w:tc>
         <w:tc>
-          <w:tcPr>
-            <w:tcBorders>
-              <w:bottom w:val="single" w:sz="8" w:space="0" w:color="000000"/>
-            </w:tcBorders>
-          </w:tcPr>
+          <w:tcPr/>
           <w:p>
             <w:pPr>
               <w:pStyle w:val="Compact"/>
@@ -11446,11 +10833,7 @@
           </w:p>
         </w:tc>
         <w:tc>
-          <w:tcPr>
-            <w:tcBorders>
-              <w:bottom w:val="single" w:sz="8" w:space="0" w:color="000000"/>
-            </w:tcBorders>
-          </w:tcPr>
+          <w:tcPr/>
           <w:p>
             <w:pPr>
               <w:pStyle w:val="Compact"/>
@@ -11962,14 +11345,6 @@
       <w:tblPr>
         <w:tblStyle w:val="Table"/>
         <w:tblW w:type="auto" w:w="0"/>
-        <w:tblBorders>
-          <w:top w:val="single" w:sz="12" w:space="0" w:color="000000"/>
-          <w:left w:val="none" w:sz="0" w:space="0" w:color="auto"/>
-          <w:bottom w:val="single" w:sz="12" w:space="0" w:color="000000"/>
-          <w:right w:val="none" w:sz="0" w:space="0" w:color="auto"/>
-          <w:insideH w:val="none" w:sz="0" w:space="0" w:color="auto"/>
-          <w:insideV w:val="none" w:sz="0" w:space="0" w:color="auto"/>
-        </w:tblBorders>
         <w:tblLook w:firstRow="1" w:lastRow="0" w:firstColumn="0" w:lastColumn="0" w:noHBand="0" w:noVBand="0" w:val="0020"/>
       </w:tblPr>
       <w:tblGrid>
@@ -11984,11 +11359,7 @@
           <w:tblHeader w:val="on"/>
         </w:trPr>
         <w:tc>
-          <w:tcPr>
-            <w:tcBorders>
-              <w:bottom w:val="single" w:sz="8" w:space="0" w:color="000000"/>
-            </w:tcBorders>
-          </w:tcPr>
+          <w:tcPr/>
           <w:p>
             <w:pPr>
               <w:pStyle w:val="Compact"/>
@@ -12004,11 +11375,7 @@
           </w:p>
         </w:tc>
         <w:tc>
-          <w:tcPr>
-            <w:tcBorders>
-              <w:bottom w:val="single" w:sz="8" w:space="0" w:color="000000"/>
-            </w:tcBorders>
-          </w:tcPr>
+          <w:tcPr/>
           <w:p>
             <w:pPr>
               <w:pStyle w:val="Compact"/>
@@ -12024,11 +11391,7 @@
           </w:p>
         </w:tc>
         <w:tc>
-          <w:tcPr>
-            <w:tcBorders>
-              <w:bottom w:val="single" w:sz="8" w:space="0" w:color="000000"/>
-            </w:tcBorders>
-          </w:tcPr>
+          <w:tcPr/>
           <w:p>
             <w:pPr>
               <w:pStyle w:val="Compact"/>
@@ -12044,11 +11407,7 @@
           </w:p>
         </w:tc>
         <w:tc>
-          <w:tcPr>
-            <w:tcBorders>
-              <w:bottom w:val="single" w:sz="8" w:space="0" w:color="000000"/>
-            </w:tcBorders>
-          </w:tcPr>
+          <w:tcPr/>
           <w:p>
             <w:pPr>
               <w:pStyle w:val="Compact"/>
@@ -12064,11 +11423,7 @@
           </w:p>
         </w:tc>
         <w:tc>
-          <w:tcPr>
-            <w:tcBorders>
-              <w:bottom w:val="single" w:sz="8" w:space="0" w:color="000000"/>
-            </w:tcBorders>
-          </w:tcPr>
+          <w:tcPr/>
           <w:p>
             <w:pPr>
               <w:pStyle w:val="Compact"/>
@@ -12472,14 +11827,6 @@
       <w:tblPr>
         <w:tblStyle w:val="Table"/>
         <w:tblW w:type="auto" w:w="0"/>
-        <w:tblBorders>
-          <w:top w:val="single" w:sz="12" w:space="0" w:color="000000"/>
-          <w:left w:val="none" w:sz="0" w:space="0" w:color="auto"/>
-          <w:bottom w:val="single" w:sz="12" w:space="0" w:color="000000"/>
-          <w:right w:val="none" w:sz="0" w:space="0" w:color="auto"/>
-          <w:insideH w:val="none" w:sz="0" w:space="0" w:color="auto"/>
-          <w:insideV w:val="none" w:sz="0" w:space="0" w:color="auto"/>
-        </w:tblBorders>
         <w:tblLook w:firstRow="1" w:lastRow="0" w:firstColumn="0" w:lastColumn="0" w:noHBand="0" w:noVBand="0" w:val="0020"/>
       </w:tblPr>
       <w:tblGrid>
@@ -12493,11 +11840,7 @@
           <w:tblHeader w:val="on"/>
         </w:trPr>
         <w:tc>
-          <w:tcPr>
-            <w:tcBorders>
-              <w:bottom w:val="single" w:sz="8" w:space="0" w:color="000000"/>
-            </w:tcBorders>
-          </w:tcPr>
+          <w:tcPr/>
           <w:p>
             <w:pPr>
               <w:pStyle w:val="Compact"/>
@@ -12513,11 +11856,7 @@
           </w:p>
         </w:tc>
         <w:tc>
-          <w:tcPr>
-            <w:tcBorders>
-              <w:bottom w:val="single" w:sz="8" w:space="0" w:color="000000"/>
-            </w:tcBorders>
-          </w:tcPr>
+          <w:tcPr/>
           <w:p>
             <w:pPr>
               <w:pStyle w:val="Compact"/>
@@ -12540,11 +11879,7 @@
           </w:p>
         </w:tc>
         <w:tc>
-          <w:tcPr>
-            <w:tcBorders>
-              <w:bottom w:val="single" w:sz="8" w:space="0" w:color="000000"/>
-            </w:tcBorders>
-          </w:tcPr>
+          <w:tcPr/>
           <w:p>
             <w:pPr>
               <w:pStyle w:val="Compact"/>
@@ -12574,11 +11909,7 @@
           </w:p>
         </w:tc>
         <w:tc>
-          <w:tcPr>
-            <w:tcBorders>
-              <w:bottom w:val="single" w:sz="8" w:space="0" w:color="000000"/>
-            </w:tcBorders>
-          </w:tcPr>
+          <w:tcPr/>
           <w:p>
             <w:pPr>
               <w:pStyle w:val="Compact"/>
@@ -13758,46 +13089,6 @@
     </w:p>
     <w:p>
       <w:pPr>
-        <w:spacing w:before="0" w:after="0"/>
-      </w:pPr>
-    </w:p>
-    <w:p>
-      <w:pPr>
-        <w:spacing w:before="0" w:after="0"/>
-      </w:pPr>
-    </w:p>
-    <w:p>
-      <w:pPr>
-        <w:spacing w:before="0" w:after="0"/>
-      </w:pPr>
-    </w:p>
-    <w:p>
-      <w:pPr>
-        <w:spacing w:before="0" w:after="0"/>
-      </w:pPr>
-    </w:p>
-    <w:p>
-      <w:pPr>
-        <w:spacing w:before="0" w:after="0"/>
-      </w:pPr>
-    </w:p>
-    <w:p>
-      <w:pPr>
-        <w:spacing w:before="0" w:after="0"/>
-      </w:pPr>
-    </w:p>
-    <w:p>
-      <w:pPr>
-        <w:spacing w:before="0" w:after="0"/>
-      </w:pPr>
-    </w:p>
-    <w:p>
-      <w:pPr>
-        <w:spacing w:before="0" w:after="0"/>
-      </w:pPr>
-    </w:p>
-    <w:p>
-      <w:pPr>
         <w:spacing w:before="160" w:after="80"/>
       </w:pPr>
       <w:r>
@@ -13915,14 +13206,6 @@
       <w:tblPr>
         <w:tblStyle w:val="Table"/>
         <w:tblW w:type="auto" w:w="0"/>
-        <w:tblBorders>
-          <w:top w:val="single" w:sz="12" w:space="0" w:color="000000"/>
-          <w:left w:val="none" w:sz="0" w:space="0" w:color="auto"/>
-          <w:bottom w:val="single" w:sz="12" w:space="0" w:color="000000"/>
-          <w:right w:val="none" w:sz="0" w:space="0" w:color="auto"/>
-          <w:insideH w:val="none" w:sz="0" w:space="0" w:color="auto"/>
-          <w:insideV w:val="none" w:sz="0" w:space="0" w:color="auto"/>
-        </w:tblBorders>
         <w:tblLook w:firstRow="1" w:lastRow="0" w:firstColumn="0" w:lastColumn="0" w:noHBand="0" w:noVBand="0" w:val="0020"/>
       </w:tblPr>
       <w:tblGrid>
@@ -13935,11 +13218,7 @@
           <w:tblHeader w:val="on"/>
         </w:trPr>
         <w:tc>
-          <w:tcPr>
-            <w:tcBorders>
-              <w:bottom w:val="single" w:sz="8" w:space="0" w:color="000000"/>
-            </w:tcBorders>
-          </w:tcPr>
+          <w:tcPr/>
           <w:p>
             <w:pPr>
               <w:pStyle w:val="Compact"/>
@@ -13955,11 +13234,7 @@
           </w:p>
         </w:tc>
         <w:tc>
-          <w:tcPr>
-            <w:tcBorders>
-              <w:bottom w:val="single" w:sz="8" w:space="0" w:color="000000"/>
-            </w:tcBorders>
-          </w:tcPr>
+          <w:tcPr/>
           <w:p>
             <w:pPr>
               <w:pStyle w:val="Compact"/>
@@ -13975,11 +13250,7 @@
           </w:p>
         </w:tc>
         <w:tc>
-          <w:tcPr>
-            <w:tcBorders>
-              <w:bottom w:val="single" w:sz="8" w:space="0" w:color="000000"/>
-            </w:tcBorders>
-          </w:tcPr>
+          <w:tcPr/>
           <w:p>
             <w:pPr>
               <w:pStyle w:val="Compact"/>
@@ -14719,46 +13990,6 @@
     </w:p>
     <w:p>
       <w:pPr>
-        <w:spacing w:before="0" w:after="0"/>
-      </w:pPr>
-    </w:p>
-    <w:p>
-      <w:pPr>
-        <w:spacing w:before="0" w:after="0"/>
-      </w:pPr>
-    </w:p>
-    <w:p>
-      <w:pPr>
-        <w:spacing w:before="0" w:after="0"/>
-      </w:pPr>
-    </w:p>
-    <w:p>
-      <w:pPr>
-        <w:spacing w:before="0" w:after="0"/>
-      </w:pPr>
-    </w:p>
-    <w:p>
-      <w:pPr>
-        <w:spacing w:before="0" w:after="0"/>
-      </w:pPr>
-    </w:p>
-    <w:p>
-      <w:pPr>
-        <w:spacing w:before="0" w:after="0"/>
-      </w:pPr>
-    </w:p>
-    <w:p>
-      <w:pPr>
-        <w:spacing w:before="0" w:after="0"/>
-      </w:pPr>
-    </w:p>
-    <w:p>
-      <w:pPr>
-        <w:spacing w:before="0" w:after="0"/>
-      </w:pPr>
-    </w:p>
-    <w:p>
-      <w:pPr>
         <w:spacing w:before="160" w:after="80"/>
       </w:pPr>
       <w:r>
@@ -15064,14 +14295,6 @@
       <w:tblPr>
         <w:tblStyle w:val="Table"/>
         <w:tblW w:type="auto" w:w="0"/>
-        <w:tblBorders>
-          <w:top w:val="single" w:sz="12" w:space="0" w:color="000000"/>
-          <w:left w:val="none" w:sz="0" w:space="0" w:color="auto"/>
-          <w:bottom w:val="single" w:sz="12" w:space="0" w:color="000000"/>
-          <w:right w:val="none" w:sz="0" w:space="0" w:color="auto"/>
-          <w:insideH w:val="none" w:sz="0" w:space="0" w:color="auto"/>
-          <w:insideV w:val="none" w:sz="0" w:space="0" w:color="auto"/>
-        </w:tblBorders>
         <w:tblLook w:firstRow="1" w:lastRow="0" w:firstColumn="0" w:lastColumn="0" w:noHBand="0" w:noVBand="0" w:val="0020"/>
       </w:tblPr>
       <w:tblGrid>
@@ -15085,11 +14308,7 @@
           <w:tblHeader w:val="on"/>
         </w:trPr>
         <w:tc>
-          <w:tcPr>
-            <w:tcBorders>
-              <w:bottom w:val="single" w:sz="8" w:space="0" w:color="000000"/>
-            </w:tcBorders>
-          </w:tcPr>
+          <w:tcPr/>
           <w:p>
             <w:pPr>
               <w:pStyle w:val="Compact"/>
@@ -15105,11 +14324,7 @@
           </w:p>
         </w:tc>
         <w:tc>
-          <w:tcPr>
-            <w:tcBorders>
-              <w:bottom w:val="single" w:sz="8" w:space="0" w:color="000000"/>
-            </w:tcBorders>
-          </w:tcPr>
+          <w:tcPr/>
           <w:p>
             <w:pPr>
               <w:pStyle w:val="Compact"/>
@@ -15125,11 +14340,7 @@
           </w:p>
         </w:tc>
         <w:tc>
-          <w:tcPr>
-            <w:tcBorders>
-              <w:bottom w:val="single" w:sz="8" w:space="0" w:color="000000"/>
-            </w:tcBorders>
-          </w:tcPr>
+          <w:tcPr/>
           <w:p>
             <w:pPr>
               <w:pStyle w:val="Compact"/>
@@ -15145,11 +14356,7 @@
           </w:p>
         </w:tc>
         <w:tc>
-          <w:tcPr>
-            <w:tcBorders>
-              <w:bottom w:val="single" w:sz="8" w:space="0" w:color="000000"/>
-            </w:tcBorders>
-          </w:tcPr>
+          <w:tcPr/>
           <w:p>
             <w:pPr>
               <w:pStyle w:val="Compact"/>
@@ -16541,46 +15748,6 @@
     </w:p>
     <w:p>
       <w:pPr>
-        <w:spacing w:before="0" w:after="0"/>
-      </w:pPr>
-    </w:p>
-    <w:p>
-      <w:pPr>
-        <w:spacing w:before="0" w:after="0"/>
-      </w:pPr>
-    </w:p>
-    <w:p>
-      <w:pPr>
-        <w:spacing w:before="0" w:after="0"/>
-      </w:pPr>
-    </w:p>
-    <w:p>
-      <w:pPr>
-        <w:spacing w:before="0" w:after="0"/>
-      </w:pPr>
-    </w:p>
-    <w:p>
-      <w:pPr>
-        <w:spacing w:before="0" w:after="0"/>
-      </w:pPr>
-    </w:p>
-    <w:p>
-      <w:pPr>
-        <w:spacing w:before="0" w:after="0"/>
-      </w:pPr>
-    </w:p>
-    <w:p>
-      <w:pPr>
-        <w:spacing w:before="0" w:after="0"/>
-      </w:pPr>
-    </w:p>
-    <w:p>
-      <w:pPr>
-        <w:spacing w:before="0" w:after="0"/>
-      </w:pPr>
-    </w:p>
-    <w:p>
-      <w:pPr>
         <w:spacing w:before="160" w:after="80"/>
       </w:pPr>
       <w:r>
@@ -16618,35 +15785,6 @@
     <w:p>
       <w:pPr>
         <w:pStyle w:val="FirstParagraph"/>
-      </w:pPr>
-      <w:r>
-        <w:rPr>
-          <w:rFonts w:ascii="Times New Roman" w:hAnsi="Times New Roman" w:eastAsia="Times New Roman" w:cs="Times New Roman"/>
-        </w:rPr>
-        <w:t xml:space="preserve">(13 </w:t>
-      </w:r>
-      <w:r>
-        <w:rPr>
-          <w:rFonts w:hint="eastAsia" w:ascii="Times New Roman" w:hAnsi="Times New Roman" w:eastAsia="FangSong" w:cs="Times New Roman"/>
-        </w:rPr>
-        <w:t>分</w:t>
-      </w:r>
-      <w:r>
-        <w:rPr>
-          <w:rFonts w:hint="eastAsia" w:ascii="Times New Roman" w:hAnsi="Times New Roman" w:eastAsia="Times New Roman" w:cs="Times New Roman"/>
-        </w:rPr>
-        <w:t>)</w:t>
-      </w:r>
-      <w:r>
-        <w:rPr>
-          <w:rFonts w:ascii="Times New Roman" w:hAnsi="Times New Roman" w:eastAsia="Times New Roman" w:cs="Times New Roman"/>
-        </w:rPr>
-        <w:t xml:space="preserve"> &lt;&lt;&lt;</w:t>
-      </w:r>
-    </w:p>
-    <w:p>
-      <w:pPr>
-        <w:pStyle w:val="BodyText"/>
       </w:pPr>
       <w:r>
         <w:rPr>
@@ -17469,21 +16607,6 @@
     </w:p>
     <w:p>
       <w:pPr>
-        <w:spacing w:before="0" w:after="0"/>
-      </w:pPr>
-    </w:p>
-    <w:p>
-      <w:pPr>
-        <w:spacing w:before="0" w:after="0"/>
-      </w:pPr>
-    </w:p>
-    <w:p>
-      <w:pPr>
-        <w:spacing w:before="0" w:after="0"/>
-      </w:pPr>
-    </w:p>
-    <w:p>
-      <w:pPr>
         <w:spacing w:before="160" w:after="80"/>
       </w:pPr>
       <w:r>
@@ -18715,14 +17838,6 @@
       <w:tblPr>
         <w:tblStyle w:val="Table"/>
         <w:tblW w:type="auto" w:w="0"/>
-        <w:tblBorders>
-          <w:top w:val="single" w:sz="12" w:space="0" w:color="000000"/>
-          <w:left w:val="none" w:sz="0" w:space="0" w:color="auto"/>
-          <w:bottom w:val="single" w:sz="12" w:space="0" w:color="000000"/>
-          <w:right w:val="none" w:sz="0" w:space="0" w:color="auto"/>
-          <w:insideH w:val="none" w:sz="0" w:space="0" w:color="auto"/>
-          <w:insideV w:val="none" w:sz="0" w:space="0" w:color="auto"/>
-        </w:tblBorders>
         <w:tblLook w:firstRow="1" w:lastRow="0" w:firstColumn="0" w:lastColumn="0" w:noHBand="0" w:noVBand="0" w:val="0020"/>
       </w:tblPr>
       <w:tblGrid>
@@ -18738,11 +17853,7 @@
           <w:tblHeader w:val="on"/>
         </w:trPr>
         <w:tc>
-          <w:tcPr>
-            <w:tcBorders>
-              <w:bottom w:val="single" w:sz="8" w:space="0" w:color="000000"/>
-            </w:tcBorders>
-          </w:tcPr>
+          <w:tcPr/>
           <w:p>
             <w:pPr>
               <w:pStyle w:val="Compact"/>
@@ -18772,11 +17883,7 @@
           </w:p>
         </w:tc>
         <w:tc>
-          <w:tcPr>
-            <w:tcBorders>
-              <w:bottom w:val="single" w:sz="8" w:space="0" w:color="000000"/>
-            </w:tcBorders>
-          </w:tcPr>
+          <w:tcPr/>
           <w:p>
             <w:pPr>
               <w:pStyle w:val="Compact"/>
@@ -18792,11 +17899,7 @@
           </w:p>
         </w:tc>
         <w:tc>
-          <w:tcPr>
-            <w:tcBorders>
-              <w:bottom w:val="single" w:sz="8" w:space="0" w:color="000000"/>
-            </w:tcBorders>
-          </w:tcPr>
+          <w:tcPr/>
           <w:p>
             <w:pPr>
               <w:pStyle w:val="Compact"/>
@@ -18812,11 +17915,7 @@
           </w:p>
         </w:tc>
         <w:tc>
-          <w:tcPr>
-            <w:tcBorders>
-              <w:bottom w:val="single" w:sz="8" w:space="0" w:color="000000"/>
-            </w:tcBorders>
-          </w:tcPr>
+          <w:tcPr/>
           <w:p>
             <w:pPr>
               <w:pStyle w:val="Compact"/>
@@ -18832,11 +17931,7 @@
           </w:p>
         </w:tc>
         <w:tc>
-          <w:tcPr>
-            <w:tcBorders>
-              <w:bottom w:val="single" w:sz="8" w:space="0" w:color="000000"/>
-            </w:tcBorders>
-          </w:tcPr>
+          <w:tcPr/>
           <w:p>
             <w:pPr>
               <w:pStyle w:val="Compact"/>
@@ -18852,11 +17947,7 @@
           </w:p>
         </w:tc>
         <w:tc>
-          <w:tcPr>
-            <w:tcBorders>
-              <w:bottom w:val="single" w:sz="8" w:space="0" w:color="000000"/>
-            </w:tcBorders>
-          </w:tcPr>
+          <w:tcPr/>
           <w:p>
             <w:pPr>
               <w:pStyle w:val="Compact"/>
@@ -18977,46 +18068,6 @@
         </w:tc>
       </w:tr>
     </w:tbl>
-    <w:p>
-      <w:pPr>
-        <w:spacing w:before="0" w:after="0"/>
-      </w:pPr>
-    </w:p>
-    <w:p>
-      <w:pPr>
-        <w:spacing w:before="0" w:after="0"/>
-      </w:pPr>
-    </w:p>
-    <w:p>
-      <w:pPr>
-        <w:spacing w:before="0" w:after="0"/>
-      </w:pPr>
-    </w:p>
-    <w:p>
-      <w:pPr>
-        <w:spacing w:before="0" w:after="0"/>
-      </w:pPr>
-    </w:p>
-    <w:p>
-      <w:pPr>
-        <w:spacing w:before="0" w:after="0"/>
-      </w:pPr>
-    </w:p>
-    <w:p>
-      <w:pPr>
-        <w:spacing w:before="0" w:after="0"/>
-      </w:pPr>
-    </w:p>
-    <w:p>
-      <w:pPr>
-        <w:spacing w:before="0" w:after="0"/>
-      </w:pPr>
-    </w:p>
-    <w:p>
-      <w:pPr>
-        <w:spacing w:before="0" w:after="0"/>
-      </w:pPr>
-    </w:p>
     <w:p>
       <w:pPr>
         <w:spacing w:before="160" w:after="80"/>
@@ -19809,7 +18860,7 @@
     <ns0:rPr>
       <ns0:rFonts ns0:ascii="Times New Roman" ns0:cs="Times New Roman" ns0:eastAsia="SimHei" ns0:hAnsi="Times New Roman"/>
       <ns0:b/>
-      <ns0:color ns0:val="000000"/>
+      <ns0:color ns0:val="17324D"/>
       <ns0:sz ns0:val="44"/>
       <ns0:szCs ns0:val="56"/>
     </ns0:rPr>
@@ -19951,7 +19002,7 @@
     <ns0:rPr>
       <ns0:rFonts ns0:ascii="Times New Roman" ns0:cs="Times New Roman" ns0:eastAsia="SimHei" ns0:hAnsi="Times New Roman"/>
       <ns0:b/>
-      <ns0:color ns0:val="000000"/>
+      <ns0:color ns0:val="17324D"/>
       <ns0:sz ns0:val="32"/>
       <ns0:szCs ns0:val="40"/>
     </ns0:rPr>
@@ -19975,7 +19026,7 @@
     <ns0:rPr>
       <ns0:rFonts ns0:ascii="Times New Roman" ns0:cs="Times New Roman" ns0:eastAsia="SimHei" ns0:hAnsi="Times New Roman"/>
       <ns0:b/>
-      <ns0:color ns0:val="000000"/>
+      <ns0:color ns0:val="17324D"/>
       <ns0:sz ns0:val="28"/>
       <ns0:szCs ns0:val="32"/>
     </ns0:rPr>
@@ -19999,7 +19050,7 @@
     <ns0:rPr>
       <ns0:rFonts ns0:ascii="Times New Roman" ns0:cs="Times New Roman" ns0:eastAsia="SimHei" ns0:hAnsi="Times New Roman"/>
       <ns0:b/>
-      <ns0:color ns0:val="000000"/>
+      <ns0:color ns0:val="17324D"/>
       <ns0:sz ns0:val="25"/>
       <ns0:szCs ns0:val="28"/>
     </ns0:rPr>

--- a/00-首页/题组Word/第一轮·综合套卷/第一轮综合卷07（学生版）.docx
+++ b/00-首页/题组Word/第一轮·综合套卷/第一轮综合卷07（学生版）.docx
@@ -42,6 +42,60 @@
     </w:p>
     <w:p>
       <w:pPr>
+        <w:pStyle w:val="BlockText"/>
+        <w:ind w:firstLine="420"/>
+      </w:pPr>
+      <w:r>
+        <w:rPr>
+          <w:rFonts w:hint="eastAsia" w:ascii="Times New Roman" w:hAnsi="Times New Roman" w:eastAsia="FangSong" w:cs="Times New Roman"/>
+        </w:rPr>
+        <w:t xml:space="preserve">共</w:t>
+      </w:r>
+      <w:r>
+        <w:rPr>
+          <w:rFonts w:ascii="Times New Roman" w:hAnsi="Times New Roman" w:eastAsia="Times New Roman" w:cs="Times New Roman"/>
+        </w:rPr>
+        <w:t xml:space="preserve"> 26 </w:t>
+      </w:r>
+      <w:r>
+        <w:rPr>
+          <w:rFonts w:hint="eastAsia" w:ascii="Times New Roman" w:hAnsi="Times New Roman" w:eastAsia="FangSong" w:cs="Times New Roman"/>
+        </w:rPr>
+        <w:t>题</w:t>
+      </w:r>
+      <w:r>
+        <w:rPr>
+          <w:rFonts w:hint="eastAsia" w:ascii="Times New Roman" w:hAnsi="Times New Roman" w:eastAsia="Times New Roman" w:cs="Times New Roman"/>
+        </w:rPr>
+        <w:t>。</w:t>
+      </w:r>
+      <w:r>
+        <w:rPr>
+          <w:rFonts w:hint="eastAsia" w:ascii="Times New Roman" w:hAnsi="Times New Roman" w:eastAsia="FangSong" w:cs="Times New Roman"/>
+        </w:rPr>
+        <w:t>建议先独立完成</w:t>
+      </w:r>
+      <w:r>
+        <w:rPr>
+          <w:rFonts w:hint="eastAsia" w:ascii="Times New Roman" w:hAnsi="Times New Roman" w:eastAsia="Times New Roman" w:cs="Times New Roman"/>
+        </w:rPr>
+        <w:t>，</w:t>
+      </w:r>
+      <w:r>
+        <w:rPr>
+          <w:rFonts w:hint="eastAsia" w:ascii="Times New Roman" w:hAnsi="Times New Roman" w:eastAsia="FangSong" w:cs="Times New Roman"/>
+        </w:rPr>
+        <w:t>再核对答案</w:t>
+      </w:r>
+      <w:r>
+        <w:rPr>
+          <w:rFonts w:hint="eastAsia" w:ascii="Times New Roman" w:hAnsi="Times New Roman" w:eastAsia="Times New Roman" w:cs="Times New Roman"/>
+        </w:rPr>
+        <w:t>。</w:t>
+      </w:r>
+    </w:p>
+    <w:p>
+      <w:pPr>
         <w:spacing w:before="160" w:after="80"/>
       </w:pPr>
       <w:r>
@@ -91,6 +145,7 @@
     <w:p>
       <w:pPr>
         <w:pStyle w:val="FirstParagraph"/>
+        <w:ind w:firstLine="420"/>
       </w:pPr>
       <w:r>
         <w:rPr>
@@ -180,7 +235,7 @@
         <w:rPr>
           <w:rFonts w:ascii="Times New Roman" w:hAnsi="Times New Roman" w:eastAsia="Times New Roman" w:cs="Times New Roman"/>
         </w:rPr>
-        <w:t xml:space="preserve">A.</w:t>
+        <w:t xml:space="preserve">- A.</w:t>
       </w:r>
       <w:r>
         <w:rPr>
@@ -212,7 +267,7 @@
         <w:rPr>
           <w:rFonts w:ascii="Times New Roman" w:hAnsi="Times New Roman" w:eastAsia="Times New Roman" w:cs="Times New Roman"/>
         </w:rPr>
-        <w:t xml:space="preserve">B.</w:t>
+        <w:t xml:space="preserve">- B.</w:t>
       </w:r>
       <w:r>
         <w:rPr>
@@ -247,7 +302,7 @@
         <w:rPr>
           <w:rFonts w:ascii="Times New Roman" w:hAnsi="Times New Roman" w:eastAsia="Times New Roman" w:cs="Times New Roman"/>
         </w:rPr>
-        <w:t xml:space="preserve">C.</w:t>
+        <w:t xml:space="preserve">- C.</w:t>
       </w:r>
       <w:r>
         <w:rPr>
@@ -282,7 +337,7 @@
         <w:rPr>
           <w:rFonts w:ascii="Times New Roman" w:hAnsi="Times New Roman" w:eastAsia="Times New Roman" w:cs="Times New Roman"/>
         </w:rPr>
-        <w:t xml:space="preserve">D.</w:t>
+        <w:t xml:space="preserve">- D.</w:t>
       </w:r>
       <w:r>
         <w:rPr>
@@ -321,6 +376,16 @@
         </w:pict>
       </w:r>
     </w:p>
+    <w:p>
+      <w:pPr>
+        <w:spacing w:before="160" w:after="80"/>
+      </w:pPr>
+      <w:r>
+        <w:pict>
+          <v:rect style="width:0;height:1.5pt" o:hralign="center" o:hrstd="t" o:hr="t"/>
+        </w:pict>
+      </w:r>
+    </w:p>
     <w:bookmarkEnd w:id="9"/>
     <w:bookmarkStart w:id="10" w:name="第2题"/>
     <w:p>
@@ -350,6 +415,7 @@
     <w:p>
       <w:pPr>
         <w:pStyle w:val="FirstParagraph"/>
+        <w:ind w:firstLine="420"/>
       </w:pPr>
       <w:r>
         <w:rPr>
@@ -391,7 +457,7 @@
         <w:rPr>
           <w:rFonts w:ascii="Times New Roman" w:hAnsi="Times New Roman" w:eastAsia="Times New Roman" w:cs="Times New Roman"/>
         </w:rPr>
-        <w:t>A. PF</w:t>
+        <w:t>- A. PF</w:t>
       </w:r>
       <w:r>
         <w:rPr>
@@ -404,7 +470,13 @@
         <w:rPr>
           <w:rFonts w:ascii="Times New Roman" w:hAnsi="Times New Roman" w:eastAsia="Times New Roman" w:cs="Times New Roman"/>
         </w:rPr>
-        <w:t xml:space="preserve"> B. BF</w:t>
+        <w:t xml:space="preserve"> </w:t>
+      </w:r>
+      <w:r>
+        <w:rPr>
+          <w:rFonts w:ascii="Times New Roman" w:hAnsi="Times New Roman" w:eastAsia="Times New Roman" w:cs="Times New Roman"/>
+        </w:rPr>
+        <w:t>- B. BF</w:t>
       </w:r>
       <w:r>
         <w:rPr>
@@ -417,7 +489,13 @@
         <w:rPr>
           <w:rFonts w:ascii="Times New Roman" w:hAnsi="Times New Roman" w:eastAsia="Times New Roman" w:cs="Times New Roman"/>
         </w:rPr>
-        <w:t xml:space="preserve"> C. IF</w:t>
+        <w:t xml:space="preserve"> </w:t>
+      </w:r>
+      <w:r>
+        <w:rPr>
+          <w:rFonts w:ascii="Times New Roman" w:hAnsi="Times New Roman" w:eastAsia="Times New Roman" w:cs="Times New Roman"/>
+        </w:rPr>
+        <w:t>- C. IF</w:t>
       </w:r>
       <w:r>
         <w:rPr>
@@ -430,7 +508,13 @@
         <w:rPr>
           <w:rFonts w:ascii="Times New Roman" w:hAnsi="Times New Roman" w:eastAsia="Times New Roman" w:cs="Times New Roman"/>
         </w:rPr>
-        <w:t xml:space="preserve"> D. XeF</w:t>
+        <w:t xml:space="preserve"> </w:t>
+      </w:r>
+      <w:r>
+        <w:rPr>
+          <w:rFonts w:ascii="Times New Roman" w:hAnsi="Times New Roman" w:eastAsia="Times New Roman" w:cs="Times New Roman"/>
+        </w:rPr>
+        <w:t>- D. XeF</w:t>
       </w:r>
       <w:r>
         <w:rPr>
@@ -438,6 +522,16 @@
           <w:vertAlign w:val="subscript"/>
         </w:rPr>
         <w:t>4</w:t>
+      </w:r>
+    </w:p>
+    <w:p>
+      <w:pPr>
+        <w:spacing w:before="160" w:after="80"/>
+      </w:pPr>
+      <w:r>
+        <w:pict>
+          <v:rect style="width:0;height:1.5pt" o:hralign="center" o:hrstd="t" o:hr="t"/>
+        </w:pict>
       </w:r>
     </w:p>
     <w:p>
@@ -479,6 +573,7 @@
     <w:p>
       <w:pPr>
         <w:pStyle w:val="FirstParagraph"/>
+        <w:ind w:firstLine="420"/>
       </w:pPr>
       <m:oMath>
         <m:sSub>
@@ -543,7 +638,23 @@
         <w:rPr>
           <w:rFonts w:hint="eastAsia" w:ascii="Times New Roman" w:hAnsi="Times New Roman" w:eastAsia="Times New Roman" w:cs="Times New Roman"/>
         </w:rPr>
-        <w:t>（）A.</w:t>
+        <w:t xml:space="preserve">（）</w:t>
+      </w:r>
+    </w:p>
+    <w:p>
+      <w:pPr>
+        <w:pStyle w:val="Compact"/>
+        <w:numPr>
+          <w:ilvl w:val="0"/>
+          <w:numId w:val="1001"/>
+        </w:numPr>
+        <w:ind w:firstLine="420"/>
+      </w:pPr>
+      <w:r>
+        <w:rPr>
+          <w:rFonts w:hint="eastAsia" w:ascii="Times New Roman" w:hAnsi="Times New Roman" w:eastAsia="Times New Roman" w:cs="Times New Roman"/>
+        </w:rPr>
+        <w:t>A.</w:t>
       </w:r>
       <w:r>
         <w:rPr>
@@ -587,12 +698,16 @@
         </w:rPr>
         <w:t>轨道</w:t>
       </w:r>
-      <w:r>
-        <w:rPr>
-          <w:rFonts w:ascii="Times New Roman" w:hAnsi="Times New Roman" w:eastAsia="Times New Roman" w:cs="Times New Roman"/>
-        </w:rPr>
-        <w:t xml:space="preserve"> </w:t>
-      </w:r>
+    </w:p>
+    <w:p>
+      <w:pPr>
+        <w:pStyle w:val="Compact"/>
+        <w:numPr>
+          <w:ilvl w:val="0"/>
+          <w:numId w:val="1001"/>
+        </w:numPr>
+        <w:ind w:firstLine="420"/>
+      </w:pPr>
       <w:r>
         <w:rPr>
           <w:rFonts w:hint="eastAsia" w:ascii="Times New Roman" w:hAnsi="Times New Roman" w:eastAsia="Times New Roman" w:cs="Times New Roman"/>
@@ -646,13 +761,23 @@
         <w:rPr>
           <w:rFonts w:hint="eastAsia" w:ascii="Times New Roman" w:hAnsi="Times New Roman" w:eastAsia="FangSong" w:cs="Times New Roman"/>
         </w:rPr>
-        <w:t>轨道</w:t>
-      </w:r>
-      <w:r>
-        <w:rPr>
-          <w:rFonts w:hint="eastAsia" w:ascii="Times New Roman" w:hAnsi="Times New Roman" w:eastAsia="Times New Roman" w:cs="Times New Roman"/>
-        </w:rPr>
-        <w:t>C.</w:t>
+        <w:t xml:space="preserve">轨道</w:t>
+      </w:r>
+    </w:p>
+    <w:p>
+      <w:pPr>
+        <w:pStyle w:val="Compact"/>
+        <w:numPr>
+          <w:ilvl w:val="0"/>
+          <w:numId w:val="1001"/>
+        </w:numPr>
+        <w:ind w:firstLine="420"/>
+      </w:pPr>
+      <w:r>
+        <w:rPr>
+          <w:rFonts w:ascii="Times New Roman" w:hAnsi="Times New Roman" w:eastAsia="Times New Roman" w:cs="Times New Roman"/>
+        </w:rPr>
+        <w:t xml:space="preserve">C.</w:t>
       </w:r>
       <w:r>
         <w:rPr>
@@ -730,12 +855,16 @@
         </w:rPr>
         <w:t xml:space="preserve">轨道</w:t>
       </w:r>
-      <w:r>
-        <w:rPr>
-          <w:rFonts w:ascii="Times New Roman" w:hAnsi="Times New Roman" w:eastAsia="Times New Roman" w:cs="Times New Roman"/>
-        </w:rPr>
-        <w:t xml:space="preserve"> </w:t>
-      </w:r>
+    </w:p>
+    <w:p>
+      <w:pPr>
+        <w:pStyle w:val="Compact"/>
+        <w:numPr>
+          <w:ilvl w:val="0"/>
+          <w:numId w:val="1001"/>
+        </w:numPr>
+        <w:ind w:firstLine="420"/>
+      </w:pPr>
       <w:r>
         <w:rPr>
           <w:rFonts w:hint="eastAsia" w:ascii="Times New Roman" w:hAnsi="Times New Roman" w:eastAsia="Times New Roman" w:cs="Times New Roman"/>
@@ -802,6 +931,16 @@
         </w:pict>
       </w:r>
     </w:p>
+    <w:p>
+      <w:pPr>
+        <w:spacing w:before="160" w:after="80"/>
+      </w:pPr>
+      <w:r>
+        <w:pict>
+          <v:rect style="width:0;height:1.5pt" o:hralign="center" o:hrstd="t" o:hr="t"/>
+        </w:pict>
+      </w:r>
+    </w:p>
     <w:bookmarkEnd w:id="11"/>
     <w:bookmarkStart w:id="12" w:name="第4题"/>
     <w:p>
@@ -831,6 +970,7 @@
     <w:p>
       <w:pPr>
         <w:pStyle w:val="FirstParagraph"/>
+        <w:ind w:firstLine="420"/>
       </w:pPr>
       <w:r>
         <w:rPr>
@@ -918,7 +1058,7 @@
         <w:rPr>
           <w:rFonts w:ascii="Times New Roman" w:hAnsi="Times New Roman" w:eastAsia="Times New Roman" w:cs="Times New Roman"/>
         </w:rPr>
-        <w:t xml:space="preserve">A.</w:t>
+        <w:t xml:space="preserve">- A.</w:t>
       </w:r>
       <w:r>
         <w:rPr>
@@ -982,7 +1122,7 @@
         <w:rPr>
           <w:rFonts w:ascii="Times New Roman" w:hAnsi="Times New Roman" w:eastAsia="Times New Roman" w:cs="Times New Roman"/>
         </w:rPr>
-        <w:t xml:space="preserve">B.</w:t>
+        <w:t xml:space="preserve">- B.</w:t>
       </w:r>
       <w:r>
         <w:rPr>
@@ -1046,7 +1186,7 @@
         <w:rPr>
           <w:rFonts w:ascii="Times New Roman" w:hAnsi="Times New Roman" w:eastAsia="Times New Roman" w:cs="Times New Roman"/>
         </w:rPr>
-        <w:t xml:space="preserve">C.</w:t>
+        <w:t xml:space="preserve">- C.</w:t>
       </w:r>
       <w:r>
         <w:rPr>
@@ -1110,7 +1250,7 @@
         <w:rPr>
           <w:rFonts w:ascii="Times New Roman" w:hAnsi="Times New Roman" w:eastAsia="Times New Roman" w:cs="Times New Roman"/>
         </w:rPr>
-        <w:t xml:space="preserve">D.</w:t>
+        <w:t xml:space="preserve">- D.</w:t>
       </w:r>
       <w:r>
         <w:rPr>
@@ -1181,6 +1321,16 @@
         </w:pict>
       </w:r>
     </w:p>
+    <w:p>
+      <w:pPr>
+        <w:spacing w:before="160" w:after="80"/>
+      </w:pPr>
+      <w:r>
+        <w:pict>
+          <v:rect style="width:0;height:1.5pt" o:hralign="center" o:hrstd="t" o:hr="t"/>
+        </w:pict>
+      </w:r>
+    </w:p>
     <w:bookmarkEnd w:id="12"/>
     <w:bookmarkStart w:id="13" w:name="第5题"/>
     <w:p>
@@ -1209,14 +1359,12 @@
     </w:p>
     <w:p>
       <w:pPr>
-        <w:pStyle w:val="FirstParagraph"/>
-      </w:pPr>
-      <w:r>
-        <w:rPr>
-          <w:rFonts w:ascii="Times New Roman" w:hAnsi="Times New Roman" w:eastAsia="Times New Roman" w:cs="Times New Roman"/>
-        </w:rPr>
-        <w:t xml:space="preserve">2-2 </w:t>
-      </w:r>
+        <w:numPr>
+          <w:ilvl w:val="0"/>
+          <w:numId w:val="1002"/>
+        </w:numPr>
+        <w:ind w:firstLine="420"/>
+      </w:pPr>
       <w:r>
         <w:rPr>
           <w:rFonts w:hint="eastAsia" w:ascii="Times New Roman" w:hAnsi="Times New Roman" w:eastAsia="FangSong" w:cs="Times New Roman"/>
@@ -1256,13 +1404,17 @@
     </w:p>
     <w:p>
       <w:pPr>
-        <w:pStyle w:val="BodyText"/>
-      </w:pPr>
-      <w:r>
-        <w:rPr>
-          <w:rFonts w:ascii="Times New Roman" w:hAnsi="Times New Roman" w:eastAsia="Times New Roman" w:cs="Times New Roman"/>
-        </w:rPr>
-        <w:t xml:space="preserve">2-3 9.413 g </w:t>
+        <w:numPr>
+          <w:ilvl w:val="0"/>
+          <w:numId w:val="1002"/>
+        </w:numPr>
+        <w:ind w:firstLine="420"/>
+      </w:pPr>
+      <w:r>
+        <w:rPr>
+          <w:rFonts w:ascii="Times New Roman" w:hAnsi="Times New Roman" w:eastAsia="Times New Roman" w:cs="Times New Roman"/>
+        </w:rPr>
+        <w:t xml:space="preserve">9.413 g </w:t>
       </w:r>
       <w:r>
         <w:rPr>
@@ -1315,20 +1467,12 @@
     </w:p>
     <w:p>
       <w:pPr>
-        <w:pStyle w:val="BodyText"/>
-      </w:pPr>
-      <w:r>
-        <w:rPr>
-          <w:rFonts w:ascii="Times New Roman" w:hAnsi="Times New Roman" w:eastAsia="Times New Roman" w:cs="Times New Roman"/>
-        </w:rPr>
-        <w:t xml:space="preserve">2-1</w:t>
-      </w:r>
-      <w:r>
-        <w:rPr>
-          <w:rFonts w:ascii="Times New Roman" w:hAnsi="Times New Roman" w:eastAsia="Times New Roman" w:cs="Times New Roman"/>
-        </w:rPr>
-        <w:t xml:space="preserve"> </w:t>
-      </w:r>
+        <w:numPr>
+          <w:ilvl w:val="0"/>
+          <w:numId w:val="1002"/>
+        </w:numPr>
+        <w:ind w:firstLine="420"/>
+      </w:pPr>
       <m:oMath>
         <m:sSup>
           <m:e>
@@ -1440,6 +1584,16 @@
           <w:rFonts w:hint="eastAsia" w:ascii="Times New Roman" w:hAnsi="Times New Roman" w:eastAsia="Times New Roman" w:cs="Times New Roman"/>
         </w:rPr>
         <w:t>。</w:t>
+      </w:r>
+    </w:p>
+    <w:p>
+      <w:pPr>
+        <w:spacing w:before="160" w:after="80"/>
+      </w:pPr>
+      <w:r>
+        <w:pict>
+          <v:rect style="width:0;height:1.5pt" o:hralign="center" o:hrstd="t" o:hr="t"/>
+        </w:pict>
       </w:r>
     </w:p>
     <w:p>
@@ -1481,6 +1635,7 @@
     <w:p>
       <w:pPr>
         <w:pStyle w:val="FirstParagraph"/>
+        <w:ind w:firstLine="420"/>
       </w:pPr>
       <w:r>
         <w:rPr>
@@ -1818,6 +1973,7 @@
     <w:p>
       <w:pPr>
         <w:pStyle w:val="BodyText"/>
+        <w:ind w:firstLine="420"/>
       </w:pPr>
       <w:r>
         <w:rPr>
@@ -1841,7 +1997,22 @@
         <w:rPr>
           <w:rFonts w:hint="eastAsia" w:ascii="Times New Roman" w:hAnsi="Times New Roman" w:eastAsia="Times New Roman" w:cs="Times New Roman"/>
         </w:rPr>
-        <w:t xml:space="preserve">）A.</w:t>
+        <w:t xml:space="preserve">）</w:t>
+      </w:r>
+    </w:p>
+    <w:p>
+      <w:pPr>
+        <w:pStyle w:val="Compact"/>
+        <w:numPr>
+          <w:ilvl w:val="0"/>
+          <w:numId w:val="1003"/>
+        </w:numPr>
+      </w:pPr>
+      <w:r>
+        <w:rPr>
+          <w:rFonts w:ascii="Times New Roman" w:hAnsi="Times New Roman" w:eastAsia="Times New Roman" w:cs="Times New Roman"/>
+        </w:rPr>
+        <w:t xml:space="preserve">A.</w:t>
       </w:r>
       <w:r>
         <w:rPr>
@@ -1907,12 +2078,15 @@
           </m:sup>
         </m:sSup>
       </m:oMath>
-      <w:r>
-        <w:rPr>
-          <w:rFonts w:ascii="Times New Roman" w:hAnsi="Times New Roman" w:eastAsia="Times New Roman" w:cs="Times New Roman"/>
-        </w:rPr>
-        <w:t xml:space="preserve"> </w:t>
-      </w:r>
+    </w:p>
+    <w:p>
+      <w:pPr>
+        <w:pStyle w:val="Compact"/>
+        <w:numPr>
+          <w:ilvl w:val="0"/>
+          <w:numId w:val="1003"/>
+        </w:numPr>
+      </w:pPr>
       <w:r>
         <w:rPr>
           <w:rFonts w:ascii="Times New Roman" w:hAnsi="Times New Roman" w:eastAsia="Times New Roman" w:cs="Times New Roman"/>
@@ -1965,12 +2139,15 @@
           <m:t>]</m:t>
         </m:r>
       </m:oMath>
-      <w:r>
-        <w:rPr>
-          <w:rFonts w:ascii="Times New Roman" w:hAnsi="Times New Roman" w:eastAsia="Times New Roman" w:cs="Times New Roman"/>
-        </w:rPr>
-        <w:t xml:space="preserve"> </w:t>
-      </w:r>
+    </w:p>
+    <w:p>
+      <w:pPr>
+        <w:pStyle w:val="Compact"/>
+        <w:numPr>
+          <w:ilvl w:val="0"/>
+          <w:numId w:val="1003"/>
+        </w:numPr>
+      </w:pPr>
       <w:r>
         <w:rPr>
           <w:rFonts w:ascii="Times New Roman" w:hAnsi="Times New Roman" w:eastAsia="Times New Roman" w:cs="Times New Roman"/>
@@ -2032,12 +2209,15 @@
           </m:sup>
         </m:sSup>
       </m:oMath>
-      <w:r>
-        <w:rPr>
-          <w:rFonts w:ascii="Times New Roman" w:hAnsi="Times New Roman" w:eastAsia="Times New Roman" w:cs="Times New Roman"/>
-        </w:rPr>
-        <w:t xml:space="preserve"> </w:t>
-      </w:r>
+    </w:p>
+    <w:p>
+      <w:pPr>
+        <w:pStyle w:val="Compact"/>
+        <w:numPr>
+          <w:ilvl w:val="0"/>
+          <w:numId w:val="1003"/>
+        </w:numPr>
+      </w:pPr>
       <w:r>
         <w:rPr>
           <w:rFonts w:ascii="Times New Roman" w:hAnsi="Times New Roman" w:eastAsia="Times New Roman" w:cs="Times New Roman"/>
@@ -2128,6 +2308,16 @@
         </w:pict>
       </w:r>
     </w:p>
+    <w:p>
+      <w:pPr>
+        <w:spacing w:before="160" w:after="80"/>
+      </w:pPr>
+      <w:r>
+        <w:pict>
+          <v:rect style="width:0;height:1.5pt" o:hralign="center" o:hrstd="t" o:hr="t"/>
+        </w:pict>
+      </w:r>
+    </w:p>
     <w:bookmarkEnd w:id="15"/>
     <w:bookmarkStart w:id="19" w:name="第7题"/>
     <w:p>
@@ -2157,6 +2347,7 @@
     <w:p>
       <w:pPr>
         <w:pStyle w:val="FirstParagraph"/>
+        <w:ind w:firstLine="420"/>
       </w:pPr>
       <w:r>
         <w:rPr>
@@ -2314,7 +2505,7 @@
         </w:rPr>
         <w:drawing>
           <wp:inline>
-            <wp:extent cx="3600000" cy="760529"/>
+            <wp:extent cx="3600000" cy="961808"/>
             <wp:effectExtent b="0" l="0" r="0" t="0"/>
             <wp:docPr descr="" title="" id="17" name="Picture"/>
             <a:graphic>
@@ -2335,7 +2526,7 @@
                   <pic:spPr bwMode="auto">
                     <a:xfrm>
                       <a:off x="0" y="0"/>
-                      <a:ext cx="3600000" cy="760529"/>
+                      <a:ext cx="3600000" cy="961808"/>
                     </a:xfrm>
                     <a:prstGeom prst="rect">
                       <a:avLst/>
@@ -2359,14 +2550,69 @@
         <w:pStyle w:val="Compact"/>
         <w:numPr>
           <w:ilvl w:val="0"/>
-          <w:numId w:val="1001"/>
+          <w:numId w:val="1004"/>
         </w:numPr>
       </w:pPr>
       <w:r>
         <w:rPr>
           <w:rFonts w:ascii="Times New Roman" w:hAnsi="Times New Roman" w:eastAsia="Times New Roman" w:cs="Times New Roman"/>
         </w:rPr>
-        <w:t xml:space="preserve">A. +533　　B. +686　　C. +838　　D. +682</w:t>
+        <w:t xml:space="preserve">A. +533</w:t>
+      </w:r>
+    </w:p>
+    <w:p>
+      <w:pPr>
+        <w:pStyle w:val="Compact"/>
+        <w:numPr>
+          <w:ilvl w:val="0"/>
+          <w:numId w:val="1004"/>
+        </w:numPr>
+      </w:pPr>
+      <w:r>
+        <w:rPr>
+          <w:rFonts w:ascii="Times New Roman" w:hAnsi="Times New Roman" w:eastAsia="Times New Roman" w:cs="Times New Roman"/>
+        </w:rPr>
+        <w:t xml:space="preserve">B. +686</w:t>
+      </w:r>
+    </w:p>
+    <w:p>
+      <w:pPr>
+        <w:pStyle w:val="Compact"/>
+        <w:numPr>
+          <w:ilvl w:val="0"/>
+          <w:numId w:val="1004"/>
+        </w:numPr>
+      </w:pPr>
+      <w:r>
+        <w:rPr>
+          <w:rFonts w:ascii="Times New Roman" w:hAnsi="Times New Roman" w:eastAsia="Times New Roman" w:cs="Times New Roman"/>
+        </w:rPr>
+        <w:t xml:space="preserve">C. +838</w:t>
+      </w:r>
+    </w:p>
+    <w:p>
+      <w:pPr>
+        <w:pStyle w:val="Compact"/>
+        <w:numPr>
+          <w:ilvl w:val="0"/>
+          <w:numId w:val="1004"/>
+        </w:numPr>
+      </w:pPr>
+      <w:r>
+        <w:rPr>
+          <w:rFonts w:ascii="Times New Roman" w:hAnsi="Times New Roman" w:eastAsia="Times New Roman" w:cs="Times New Roman"/>
+        </w:rPr>
+        <w:t xml:space="preserve">D. +682</w:t>
+      </w:r>
+    </w:p>
+    <w:p>
+      <w:pPr>
+        <w:spacing w:before="160" w:after="80"/>
+      </w:pPr>
+      <w:r>
+        <w:pict>
+          <v:rect style="width:0;height:1.5pt" o:hralign="center" o:hrstd="t" o:hr="t"/>
+        </w:pict>
       </w:r>
     </w:p>
     <w:p>
@@ -2408,6 +2654,7 @@
     <w:p>
       <w:pPr>
         <w:pStyle w:val="FirstParagraph"/>
+        <w:ind w:firstLine="420"/>
       </w:pPr>
       <w:r>
         <w:rPr>
@@ -2576,8 +2823,9 @@
         <w:pStyle w:val="Compact"/>
         <w:numPr>
           <w:ilvl w:val="0"/>
-          <w:numId w:val="1002"/>
+          <w:numId w:val="1005"/>
         </w:numPr>
+        <w:ind w:firstLine="420"/>
       </w:pPr>
       <w:r>
         <w:rPr>
@@ -2660,8 +2908,9 @@
         <w:pStyle w:val="Compact"/>
         <w:numPr>
           <w:ilvl w:val="0"/>
-          <w:numId w:val="1002"/>
+          <w:numId w:val="1005"/>
         </w:numPr>
+        <w:ind w:firstLine="420"/>
       </w:pPr>
       <w:r>
         <w:rPr>
@@ -2700,8 +2949,9 @@
         <w:pStyle w:val="Compact"/>
         <w:numPr>
           <w:ilvl w:val="0"/>
-          <w:numId w:val="1002"/>
+          <w:numId w:val="1005"/>
         </w:numPr>
+        <w:ind w:firstLine="420"/>
       </w:pPr>
       <w:r>
         <w:rPr>
@@ -2758,8 +3008,9 @@
         <w:pStyle w:val="Compact"/>
         <w:numPr>
           <w:ilvl w:val="0"/>
-          <w:numId w:val="1002"/>
+          <w:numId w:val="1005"/>
         </w:numPr>
+        <w:ind w:firstLine="420"/>
       </w:pPr>
       <w:r>
         <w:rPr>
@@ -2809,6 +3060,16 @@
           <w:rFonts w:hint="eastAsia" w:ascii="Times New Roman" w:hAnsi="Times New Roman" w:eastAsia="Times New Roman" w:cs="Times New Roman"/>
         </w:rPr>
         <w:t>）</w:t>
+      </w:r>
+    </w:p>
+    <w:p>
+      <w:pPr>
+        <w:spacing w:before="160" w:after="80"/>
+      </w:pPr>
+      <w:r>
+        <w:pict>
+          <v:rect style="width:0;height:1.5pt" o:hralign="center" o:hrstd="t" o:hr="t"/>
+        </w:pict>
       </w:r>
     </w:p>
     <w:p>
@@ -2850,6 +3111,7 @@
     <w:p>
       <w:pPr>
         <w:pStyle w:val="FirstParagraph"/>
+        <w:ind w:firstLine="420"/>
       </w:pPr>
       <w:r>
         <w:rPr>
@@ -2948,7 +3210,7 @@
         </w:rPr>
         <w:drawing>
           <wp:inline>
-            <wp:extent cx="3600000" cy="805039"/>
+            <wp:extent cx="3600000" cy="1217977"/>
             <wp:effectExtent b="0" l="0" r="0" t="0"/>
             <wp:docPr descr="" title="" id="25" name="Picture"/>
             <a:graphic>
@@ -2969,7 +3231,7 @@
                   <pic:spPr bwMode="auto">
                     <a:xfrm>
                       <a:off x="0" y="0"/>
-                      <a:ext cx="3600000" cy="805039"/>
+                      <a:ext cx="3600000" cy="1217977"/>
                     </a:xfrm>
                     <a:prstGeom prst="rect">
                       <a:avLst/>
@@ -2991,6 +3253,7 @@
     <w:p>
       <w:pPr>
         <w:pStyle w:val="FirstParagraph"/>
+        <w:ind w:firstLine="420"/>
       </w:pPr>
       <w:r>
         <w:rPr>
@@ -3004,8 +3267,9 @@
         <w:pStyle w:val="Compact"/>
         <w:numPr>
           <w:ilvl w:val="0"/>
-          <w:numId w:val="1003"/>
+          <w:numId w:val="1006"/>
         </w:numPr>
+        <w:ind w:firstLine="420"/>
       </w:pPr>
       <w:r>
         <w:rPr>
@@ -3037,8 +3301,9 @@
         <w:pStyle w:val="Compact"/>
         <w:numPr>
           <w:ilvl w:val="0"/>
-          <w:numId w:val="1003"/>
+          <w:numId w:val="1006"/>
         </w:numPr>
+        <w:ind w:firstLine="420"/>
       </w:pPr>
       <w:r>
         <w:rPr>
@@ -3064,8 +3329,9 @@
         <w:pStyle w:val="Compact"/>
         <w:numPr>
           <w:ilvl w:val="0"/>
-          <w:numId w:val="1003"/>
+          <w:numId w:val="1006"/>
         </w:numPr>
+        <w:ind w:firstLine="420"/>
       </w:pPr>
       <w:r>
         <w:rPr>
@@ -3109,8 +3375,9 @@
         <w:pStyle w:val="Compact"/>
         <w:numPr>
           <w:ilvl w:val="0"/>
-          <w:numId w:val="1003"/>
+          <w:numId w:val="1006"/>
         </w:numPr>
+        <w:ind w:firstLine="420"/>
       </w:pPr>
       <w:r>
         <w:rPr>
@@ -3199,6 +3466,16 @@
           <w:rFonts w:hint="eastAsia" w:ascii="Times New Roman" w:hAnsi="Times New Roman" w:eastAsia="Times New Roman" w:cs="Times New Roman"/>
         </w:rPr>
         <w:t>）</w:t>
+      </w:r>
+    </w:p>
+    <w:p>
+      <w:pPr>
+        <w:spacing w:before="160" w:after="80"/>
+      </w:pPr>
+      <w:r>
+        <w:pict>
+          <v:rect style="width:0;height:1.5pt" o:hralign="center" o:hrstd="t" o:hr="t"/>
+        </w:pict>
       </w:r>
     </w:p>
     <w:p>
@@ -3239,14 +3516,13 @@
     </w:p>
     <w:p>
       <w:pPr>
-        <w:pStyle w:val="FirstParagraph"/>
-      </w:pPr>
-      <w:r>
-        <w:rPr>
-          <w:rFonts w:ascii="Times New Roman" w:hAnsi="Times New Roman" w:eastAsia="Times New Roman" w:cs="Times New Roman"/>
-        </w:rPr>
-        <w:t xml:space="preserve">4-1 </w:t>
-      </w:r>
+        <w:pStyle w:val="Compact"/>
+        <w:numPr>
+          <w:ilvl w:val="0"/>
+          <w:numId w:val="1007"/>
+        </w:numPr>
+        <w:ind w:firstLine="420"/>
+      </w:pPr>
       <w:r>
         <w:rPr>
           <w:rFonts w:hint="eastAsia" w:ascii="Times New Roman" w:hAnsi="Times New Roman" w:eastAsia="FangSong" w:cs="Times New Roman"/>
@@ -3259,18 +3535,16 @@
         </w:rPr>
         <w:t>（e~h）。</w:t>
       </w:r>
-      <w:r>
-        <w:rPr>
-          <w:rFonts w:ascii="Times New Roman" w:hAnsi="Times New Roman" w:eastAsia="Times New Roman" w:cs="Times New Roman"/>
-        </w:rPr>
-        <w:t xml:space="preserve"> </w:t>
-      </w:r>
-      <w:r>
-        <w:rPr>
-          <w:rFonts w:ascii="Times New Roman" w:hAnsi="Times New Roman" w:eastAsia="Times New Roman" w:cs="Times New Roman"/>
-        </w:rPr>
-        <w:t xml:space="preserve">4-2 </w:t>
-      </w:r>
+    </w:p>
+    <w:p>
+      <w:pPr>
+        <w:pStyle w:val="Compact"/>
+        <w:numPr>
+          <w:ilvl w:val="0"/>
+          <w:numId w:val="1007"/>
+        </w:numPr>
+        <w:ind w:firstLine="420"/>
+      </w:pPr>
       <w:r>
         <w:rPr>
           <w:rFonts w:hint="eastAsia" w:ascii="Times New Roman" w:hAnsi="Times New Roman" w:eastAsia="FangSong" w:cs="Times New Roman"/>
@@ -3283,18 +3557,16 @@
         </w:rPr>
         <w:t>（c~h）。</w:t>
       </w:r>
-      <w:r>
-        <w:rPr>
-          <w:rFonts w:ascii="Times New Roman" w:hAnsi="Times New Roman" w:eastAsia="Times New Roman" w:cs="Times New Roman"/>
-        </w:rPr>
-        <w:t xml:space="preserve"> </w:t>
-      </w:r>
-      <w:r>
-        <w:rPr>
-          <w:rFonts w:ascii="Times New Roman" w:hAnsi="Times New Roman" w:eastAsia="Times New Roman" w:cs="Times New Roman"/>
-        </w:rPr>
-        <w:t xml:space="preserve">4-3 </w:t>
-      </w:r>
+    </w:p>
+    <w:p>
+      <w:pPr>
+        <w:pStyle w:val="Compact"/>
+        <w:numPr>
+          <w:ilvl w:val="0"/>
+          <w:numId w:val="1007"/>
+        </w:numPr>
+        <w:ind w:firstLine="420"/>
+      </w:pPr>
       <w:r>
         <w:rPr>
           <w:rFonts w:hint="eastAsia" w:ascii="Times New Roman" w:hAnsi="Times New Roman" w:eastAsia="FangSong" w:cs="Times New Roman"/>
@@ -3306,6 +3578,16 @@
           <w:rFonts w:hint="eastAsia" w:ascii="Times New Roman" w:hAnsi="Times New Roman" w:eastAsia="Times New Roman" w:cs="Times New Roman"/>
         </w:rPr>
         <w:t>（b~d）。</w:t>
+      </w:r>
+    </w:p>
+    <w:p>
+      <w:pPr>
+        <w:spacing w:before="160" w:after="80"/>
+      </w:pPr>
+      <w:r>
+        <w:pict>
+          <v:rect style="width:0;height:1.5pt" o:hralign="center" o:hrstd="t" o:hr="t"/>
+        </w:pict>
       </w:r>
     </w:p>
     <w:p>
@@ -3347,6 +3629,7 @@
     <w:p>
       <w:pPr>
         <w:pStyle w:val="FirstParagraph"/>
+        <w:ind w:firstLine="420"/>
       </w:pPr>
       <w:r>
         <w:rPr>
@@ -3467,14 +3750,12 @@
     </w:p>
     <w:p>
       <w:pPr>
-        <w:pStyle w:val="BodyText"/>
-      </w:pPr>
-      <w:r>
-        <w:rPr>
-          <w:rFonts w:ascii="Times New Roman" w:hAnsi="Times New Roman" w:eastAsia="Times New Roman" w:cs="Times New Roman"/>
-        </w:rPr>
-        <w:t xml:space="preserve">1-1 </w:t>
-      </w:r>
+        <w:numPr>
+          <w:ilvl w:val="0"/>
+          <w:numId w:val="1008"/>
+        </w:numPr>
+        <w:ind w:firstLine="420"/>
+      </w:pPr>
       <w:r>
         <w:rPr>
           <w:rFonts w:hint="eastAsia" w:ascii="Times New Roman" w:hAnsi="Times New Roman" w:eastAsia="FangSong" w:cs="Times New Roman"/>
@@ -3490,14 +3771,12 @@
     </w:p>
     <w:p>
       <w:pPr>
-        <w:pStyle w:val="BodyText"/>
-      </w:pPr>
-      <w:r>
-        <w:rPr>
-          <w:rFonts w:ascii="Times New Roman" w:hAnsi="Times New Roman" w:eastAsia="Times New Roman" w:cs="Times New Roman"/>
-        </w:rPr>
-        <w:t xml:space="preserve">1-2 </w:t>
-      </w:r>
+        <w:numPr>
+          <w:ilvl w:val="0"/>
+          <w:numId w:val="1008"/>
+        </w:numPr>
+        <w:ind w:firstLine="420"/>
+      </w:pPr>
       <w:r>
         <w:rPr>
           <w:rFonts w:hint="eastAsia" w:ascii="Times New Roman" w:hAnsi="Times New Roman" w:eastAsia="FangSong" w:cs="Times New Roman"/>
@@ -3525,14 +3804,12 @@
     </w:p>
     <w:p>
       <w:pPr>
-        <w:pStyle w:val="BodyText"/>
-      </w:pPr>
-      <w:r>
-        <w:rPr>
-          <w:rFonts w:ascii="Times New Roman" w:hAnsi="Times New Roman" w:eastAsia="Times New Roman" w:cs="Times New Roman"/>
-        </w:rPr>
-        <w:t xml:space="preserve">1-3 </w:t>
-      </w:r>
+        <w:numPr>
+          <w:ilvl w:val="0"/>
+          <w:numId w:val="1008"/>
+        </w:numPr>
+        <w:ind w:firstLine="420"/>
+      </w:pPr>
       <w:r>
         <w:rPr>
           <w:rFonts w:hint="eastAsia" w:ascii="Times New Roman" w:hAnsi="Times New Roman" w:eastAsia="FangSong" w:cs="Times New Roman"/>
@@ -3548,14 +3825,12 @@
     </w:p>
     <w:p>
       <w:pPr>
-        <w:pStyle w:val="BodyText"/>
-      </w:pPr>
-      <w:r>
-        <w:rPr>
-          <w:rFonts w:ascii="Times New Roman" w:hAnsi="Times New Roman" w:eastAsia="Times New Roman" w:cs="Times New Roman"/>
-        </w:rPr>
-        <w:t xml:space="preserve">1-4 </w:t>
-      </w:r>
+        <w:numPr>
+          <w:ilvl w:val="0"/>
+          <w:numId w:val="1008"/>
+        </w:numPr>
+        <w:ind w:firstLine="420"/>
+      </w:pPr>
       <w:r>
         <w:rPr>
           <w:rFonts w:hint="eastAsia" w:ascii="Times New Roman" w:hAnsi="Times New Roman" w:eastAsia="FangSong" w:cs="Times New Roman"/>
@@ -3567,6 +3842,16 @@
           <w:rFonts w:hint="eastAsia" w:ascii="Times New Roman" w:hAnsi="Times New Roman" w:eastAsia="Times New Roman" w:cs="Times New Roman"/>
         </w:rPr>
         <w:t>。</w:t>
+      </w:r>
+    </w:p>
+    <w:p>
+      <w:pPr>
+        <w:spacing w:before="160" w:after="80"/>
+      </w:pPr>
+      <w:r>
+        <w:pict>
+          <v:rect style="width:0;height:1.5pt" o:hralign="center" o:hrstd="t" o:hr="t"/>
+        </w:pict>
       </w:r>
     </w:p>
     <w:p>
@@ -3608,6 +3893,7 @@
     <w:p>
       <w:pPr>
         <w:pStyle w:val="FirstParagraph"/>
+        <w:ind w:firstLine="420"/>
       </w:pPr>
       <w:r>
         <w:rPr>
@@ -3762,6 +4048,558 @@
         </w:pict>
       </w:r>
     </w:p>
+    <w:p>
+      <w:pPr>
+        <w:numPr>
+          <w:ilvl w:val="0"/>
+          <w:numId w:val="1009"/>
+        </w:numPr>
+        <w:ind w:firstLine="420"/>
+      </w:pPr>
+      <w:r>
+        <w:rPr>
+          <w:rFonts w:hint="eastAsia" w:ascii="Times New Roman" w:hAnsi="Times New Roman" w:eastAsia="FangSong" w:cs="Times New Roman"/>
+        </w:rPr>
+        <w:t>计算</w:t>
+      </w:r>
+      <w:r>
+        <w:rPr>
+          <w:rFonts w:hint="eastAsia" w:ascii="Times New Roman" w:hAnsi="Times New Roman" w:eastAsia="Times New Roman" w:cs="Times New Roman"/>
+        </w:rPr>
+        <w:t>：</w:t>
+      </w:r>
+      <w:r>
+        <w:rPr>
+          <w:rFonts w:hint="eastAsia" w:ascii="Times New Roman" w:hAnsi="Times New Roman" w:eastAsia="FangSong" w:cs="Times New Roman"/>
+        </w:rPr>
+        <w:t>第一激发态</w:t>
+      </w:r>
+      <w:r>
+        <w:rPr>
+          <w:rFonts w:ascii="Times New Roman" w:hAnsi="Times New Roman" w:eastAsia="Times New Roman" w:cs="Times New Roman"/>
+        </w:rPr>
+        <w:t xml:space="preserve"> </w:t>
+      </w:r>
+      <m:oMath>
+        <m:r>
+          <m:rPr>
+            <m:sty m:val="p"/>
+          </m:rPr>
+          <m:t>(</m:t>
+        </m:r>
+        <m:r>
+          <m:t>n</m:t>
+        </m:r>
+        <m:r>
+          <m:rPr>
+            <m:sty m:val="p"/>
+          </m:rPr>
+          <m:t>=</m:t>
+        </m:r>
+        <m:r>
+          <m:t>2</m:t>
+        </m:r>
+        <m:r>
+          <m:rPr>
+            <m:sty m:val="p"/>
+          </m:rPr>
+          <m:t>)</m:t>
+        </m:r>
+      </m:oMath>
+      <w:r>
+        <w:rPr>
+          <w:rFonts w:ascii="Times New Roman" w:hAnsi="Times New Roman" w:eastAsia="Times New Roman" w:cs="Times New Roman"/>
+        </w:rPr>
+        <w:t xml:space="preserve"> </w:t>
+      </w:r>
+      <w:r>
+        <w:rPr>
+          <w:rFonts w:hint="eastAsia" w:ascii="Times New Roman" w:hAnsi="Times New Roman" w:eastAsia="FangSong" w:cs="Times New Roman"/>
+        </w:rPr>
+        <w:t xml:space="preserve">和基态</w:t>
+      </w:r>
+      <w:r>
+        <w:rPr>
+          <w:rFonts w:ascii="Times New Roman" w:hAnsi="Times New Roman" w:eastAsia="Times New Roman" w:cs="Times New Roman"/>
+        </w:rPr>
+        <w:t xml:space="preserve"> </w:t>
+      </w:r>
+      <m:oMath>
+        <m:r>
+          <m:rPr>
+            <m:sty m:val="p"/>
+          </m:rPr>
+          <m:t>(</m:t>
+        </m:r>
+        <m:r>
+          <m:t>n</m:t>
+        </m:r>
+        <m:r>
+          <m:rPr>
+            <m:sty m:val="p"/>
+          </m:rPr>
+          <m:t>=</m:t>
+        </m:r>
+        <m:r>
+          <m:t>1</m:t>
+        </m:r>
+        <m:r>
+          <m:rPr>
+            <m:sty m:val="p"/>
+          </m:rPr>
+          <m:t>)</m:t>
+        </m:r>
+      </m:oMath>
+      <w:r>
+        <w:rPr>
+          <w:rFonts w:ascii="Times New Roman" w:hAnsi="Times New Roman" w:eastAsia="Times New Roman" w:cs="Times New Roman"/>
+        </w:rPr>
+        <w:t xml:space="preserve"> </w:t>
+      </w:r>
+      <w:r>
+        <w:rPr>
+          <w:rFonts w:hint="eastAsia" w:ascii="Times New Roman" w:hAnsi="Times New Roman" w:eastAsia="FangSong" w:cs="Times New Roman"/>
+        </w:rPr>
+        <w:t>之间的能量差</w:t>
+      </w:r>
+      <w:r>
+        <w:rPr>
+          <w:rFonts w:hint="eastAsia" w:ascii="Times New Roman" w:hAnsi="Times New Roman" w:eastAsia="Times New Roman" w:cs="Times New Roman"/>
+        </w:rPr>
+        <w:t>；</w:t>
+      </w:r>
+      <w:r>
+        <w:rPr>
+          <w:rFonts w:hint="eastAsia" w:ascii="Times New Roman" w:hAnsi="Times New Roman" w:eastAsia="FangSong" w:cs="Times New Roman"/>
+        </w:rPr>
+        <w:t>第</w:t>
+      </w:r>
+      <w:r>
+        <w:rPr>
+          <w:rFonts w:hint="eastAsia" w:ascii="Times New Roman" w:hAnsi="Times New Roman" w:eastAsia="Times New Roman" w:cs="Times New Roman"/>
+        </w:rPr>
+        <w:t>6</w:t>
+      </w:r>
+      <w:r>
+        <w:rPr>
+          <w:rFonts w:hint="eastAsia" w:ascii="Times New Roman" w:hAnsi="Times New Roman" w:eastAsia="FangSong" w:cs="Times New Roman"/>
+        </w:rPr>
+        <w:t>激发态</w:t>
+      </w:r>
+      <w:r>
+        <w:rPr>
+          <w:rFonts w:ascii="Times New Roman" w:hAnsi="Times New Roman" w:eastAsia="Times New Roman" w:cs="Times New Roman"/>
+        </w:rPr>
+        <w:t xml:space="preserve"> </w:t>
+      </w:r>
+      <m:oMath>
+        <m:r>
+          <m:rPr>
+            <m:sty m:val="p"/>
+          </m:rPr>
+          <m:t>(</m:t>
+        </m:r>
+        <m:r>
+          <m:t>n</m:t>
+        </m:r>
+        <m:r>
+          <m:rPr>
+            <m:sty m:val="p"/>
+          </m:rPr>
+          <m:t>=</m:t>
+        </m:r>
+        <m:r>
+          <m:t>7</m:t>
+        </m:r>
+        <m:r>
+          <m:rPr>
+            <m:sty m:val="p"/>
+          </m:rPr>
+          <m:t>)</m:t>
+        </m:r>
+      </m:oMath>
+      <w:r>
+        <w:rPr>
+          <w:rFonts w:ascii="Times New Roman" w:hAnsi="Times New Roman" w:eastAsia="Times New Roman" w:cs="Times New Roman"/>
+        </w:rPr>
+        <w:t xml:space="preserve"> </w:t>
+      </w:r>
+      <w:r>
+        <w:rPr>
+          <w:rFonts w:hint="eastAsia" w:ascii="Times New Roman" w:hAnsi="Times New Roman" w:eastAsia="FangSong" w:cs="Times New Roman"/>
+        </w:rPr>
+        <w:t xml:space="preserve">和基态</w:t>
+      </w:r>
+      <w:r>
+        <w:rPr>
+          <w:rFonts w:ascii="Times New Roman" w:hAnsi="Times New Roman" w:eastAsia="Times New Roman" w:cs="Times New Roman"/>
+        </w:rPr>
+        <w:t xml:space="preserve"> </w:t>
+      </w:r>
+      <m:oMath>
+        <m:r>
+          <m:rPr>
+            <m:sty m:val="p"/>
+          </m:rPr>
+          <m:t>(</m:t>
+        </m:r>
+        <m:r>
+          <m:t>n</m:t>
+        </m:r>
+        <m:r>
+          <m:rPr>
+            <m:sty m:val="p"/>
+          </m:rPr>
+          <m:t>=</m:t>
+        </m:r>
+        <m:r>
+          <m:t>1</m:t>
+        </m:r>
+        <m:r>
+          <m:rPr>
+            <m:sty m:val="p"/>
+          </m:rPr>
+          <m:t>)</m:t>
+        </m:r>
+      </m:oMath>
+      <w:r>
+        <w:rPr>
+          <w:rFonts w:ascii="Times New Roman" w:hAnsi="Times New Roman" w:eastAsia="Times New Roman" w:cs="Times New Roman"/>
+        </w:rPr>
+        <w:t xml:space="preserve"> </w:t>
+      </w:r>
+      <w:r>
+        <w:rPr>
+          <w:rFonts w:hint="eastAsia" w:ascii="Times New Roman" w:hAnsi="Times New Roman" w:eastAsia="FangSong" w:cs="Times New Roman"/>
+        </w:rPr>
+        <w:t>之间的能量差</w:t>
+      </w:r>
+      <w:r>
+        <w:rPr>
+          <w:rFonts w:hint="eastAsia" w:ascii="Times New Roman" w:hAnsi="Times New Roman" w:eastAsia="Times New Roman" w:cs="Times New Roman"/>
+        </w:rPr>
+        <w:t>。</w:t>
+      </w:r>
+    </w:p>
+    <w:p>
+      <w:pPr>
+        <w:numPr>
+          <w:ilvl w:val="0"/>
+          <w:numId w:val="1009"/>
+        </w:numPr>
+        <w:ind w:firstLine="420"/>
+      </w:pPr>
+      <w:r>
+        <w:rPr>
+          <w:rFonts w:hint="eastAsia" w:ascii="Times New Roman" w:hAnsi="Times New Roman" w:eastAsia="FangSong" w:cs="Times New Roman"/>
+        </w:rPr>
+        <w:t>上述赖曼系</w:t>
+      </w:r>
+      <w:r>
+        <w:rPr>
+          <w:rFonts w:hint="eastAsia" w:ascii="Times New Roman" w:hAnsi="Times New Roman" w:eastAsia="Times New Roman" w:cs="Times New Roman"/>
+        </w:rPr>
+        <w:t>(Lyman,</w:t>
+      </w:r>
+      <w:r>
+        <w:rPr>
+          <w:rFonts w:ascii="Times New Roman" w:hAnsi="Times New Roman" w:eastAsia="Times New Roman" w:cs="Times New Roman"/>
+        </w:rPr>
+        <w:t xml:space="preserve"> </w:t>
+      </w:r>
+      <m:oMath>
+        <m:r>
+          <m:t>n</m:t>
+        </m:r>
+        <m:r>
+          <m:rPr>
+            <m:sty m:val="p"/>
+          </m:rPr>
+          <m:t>→</m:t>
+        </m:r>
+        <m:r>
+          <m:t>1</m:t>
+        </m:r>
+      </m:oMath>
+      <w:r>
+        <w:rPr>
+          <w:rFonts w:ascii="Times New Roman" w:hAnsi="Times New Roman" w:eastAsia="Times New Roman" w:cs="Times New Roman"/>
+        </w:rPr>
+        <w:t xml:space="preserve"> </w:t>
+      </w:r>
+      <w:r>
+        <w:rPr>
+          <w:rFonts w:hint="eastAsia" w:ascii="Times New Roman" w:hAnsi="Times New Roman" w:eastAsia="Times New Roman" w:cs="Times New Roman"/>
+        </w:rPr>
+        <w:t>)</w:t>
+      </w:r>
+      <w:r>
+        <w:rPr>
+          <w:rFonts w:hint="eastAsia" w:ascii="Times New Roman" w:hAnsi="Times New Roman" w:eastAsia="FangSong" w:cs="Times New Roman"/>
+        </w:rPr>
+        <w:t>跃迁处于什么光谱范围</w:t>
+      </w:r>
+      <w:r>
+        <w:rPr>
+          <w:rFonts w:hint="eastAsia" w:ascii="Times New Roman" w:hAnsi="Times New Roman" w:eastAsia="Times New Roman" w:cs="Times New Roman"/>
+        </w:rPr>
+        <w:t>？</w:t>
+      </w:r>
+    </w:p>
+    <w:p>
+      <w:pPr>
+        <w:numPr>
+          <w:ilvl w:val="0"/>
+          <w:numId w:val="1009"/>
+        </w:numPr>
+        <w:ind w:firstLine="420"/>
+      </w:pPr>
+      <w:r>
+        <w:rPr>
+          <w:rFonts w:hint="eastAsia" w:ascii="Times New Roman" w:hAnsi="Times New Roman" w:eastAsia="FangSong" w:cs="Times New Roman"/>
+        </w:rPr>
+        <w:t>解释</w:t>
+      </w:r>
+      <w:r>
+        <w:rPr>
+          <w:rFonts w:hint="eastAsia" w:ascii="Times New Roman" w:hAnsi="Times New Roman" w:eastAsia="Times New Roman" w:cs="Times New Roman"/>
+        </w:rPr>
+        <w:t>：</w:t>
+      </w:r>
+      <w:r>
+        <w:rPr>
+          <w:rFonts w:hint="eastAsia" w:ascii="Times New Roman" w:hAnsi="Times New Roman" w:eastAsia="FangSong" w:cs="Times New Roman"/>
+        </w:rPr>
+        <w:t>由</w:t>
+      </w:r>
+      <w:r>
+        <w:rPr>
+          <w:rFonts w:ascii="Times New Roman" w:hAnsi="Times New Roman" w:eastAsia="Times New Roman" w:cs="Times New Roman"/>
+        </w:rPr>
+        <w:t xml:space="preserve"> Lyman </w:t>
+      </w:r>
+      <w:r>
+        <w:rPr>
+          <w:rFonts w:hint="eastAsia" w:ascii="Times New Roman" w:hAnsi="Times New Roman" w:eastAsia="FangSong" w:cs="Times New Roman"/>
+        </w:rPr>
+        <w:t xml:space="preserve">系光谱的第</w:t>
+      </w:r>
+      <w:r>
+        <w:rPr>
+          <w:rFonts w:ascii="Times New Roman" w:hAnsi="Times New Roman" w:eastAsia="Times New Roman" w:cs="Times New Roman"/>
+        </w:rPr>
+        <w:t xml:space="preserve"> 1 </w:t>
+      </w:r>
+      <w:r>
+        <w:rPr>
+          <w:rFonts w:hint="eastAsia" w:ascii="Times New Roman" w:hAnsi="Times New Roman" w:eastAsia="FangSong" w:cs="Times New Roman"/>
+        </w:rPr>
+        <w:t xml:space="preserve">条线及第</w:t>
+      </w:r>
+      <w:r>
+        <w:rPr>
+          <w:rFonts w:ascii="Times New Roman" w:hAnsi="Times New Roman" w:eastAsia="Times New Roman" w:cs="Times New Roman"/>
+        </w:rPr>
+        <w:t xml:space="preserve"> 6 </w:t>
+      </w:r>
+      <w:r>
+        <w:rPr>
+          <w:rFonts w:hint="eastAsia" w:ascii="Times New Roman" w:hAnsi="Times New Roman" w:eastAsia="FangSong" w:cs="Times New Roman"/>
+        </w:rPr>
+        <w:t>条线产生的光子能否使</w:t>
+      </w:r>
+      <w:r>
+        <w:rPr>
+          <w:rFonts w:hint="eastAsia" w:ascii="Times New Roman" w:hAnsi="Times New Roman" w:eastAsia="Times New Roman" w:cs="Times New Roman"/>
+        </w:rPr>
+        <w:t>：①</w:t>
+      </w:r>
+      <w:r>
+        <w:rPr>
+          <w:rFonts w:hint="eastAsia" w:ascii="Times New Roman" w:hAnsi="Times New Roman" w:eastAsia="FangSong" w:cs="Times New Roman"/>
+        </w:rPr>
+        <w:t>处于基态的另外的氢原子电离</w:t>
+      </w:r>
+      <w:r>
+        <w:rPr>
+          <w:rFonts w:hint="eastAsia" w:ascii="Times New Roman" w:hAnsi="Times New Roman" w:eastAsia="Times New Roman" w:cs="Times New Roman"/>
+        </w:rPr>
+        <w:t>？②</w:t>
+      </w:r>
+      <w:r>
+        <w:rPr>
+          <w:rFonts w:hint="eastAsia" w:ascii="Times New Roman" w:hAnsi="Times New Roman" w:eastAsia="FangSong" w:cs="Times New Roman"/>
+        </w:rPr>
+        <w:t>晶体中的铜原子电离</w:t>
+      </w:r>
+      <w:r>
+        <w:rPr>
+          <w:rFonts w:hint="eastAsia" w:ascii="Times New Roman" w:hAnsi="Times New Roman" w:eastAsia="Times New Roman" w:cs="Times New Roman"/>
+        </w:rPr>
+        <w:t>？(</w:t>
+      </w:r>
+      <w:r>
+        <w:rPr>
+          <w:rFonts w:hint="eastAsia" w:ascii="Times New Roman" w:hAnsi="Times New Roman" w:eastAsia="FangSong" w:cs="Times New Roman"/>
+        </w:rPr>
+        <w:t>铜的电子功函数为</w:t>
+      </w:r>
+      <w:r>
+        <w:rPr>
+          <w:rFonts w:ascii="Times New Roman" w:hAnsi="Times New Roman" w:eastAsia="Times New Roman" w:cs="Times New Roman"/>
+        </w:rPr>
+        <w:t xml:space="preserve"> </w:t>
+      </w:r>
+      <m:oMath>
+        <m:oMathPr>
+          <m:ctrlPr>
+            <w:rPr>
+              <w:sz w:val="28"/>
+              <w:szCs w:val="28"/>
+            </w:rPr>
+          </m:ctrlPr>
+        </m:oMathPr>
+        <m:r>
+          <m:rPr>
+            <m:sty m:val="p"/>
+          </m:rPr>
+          <m:t>Φ</m:t>
+        </m:r>
+        <m:r>
+          <m:rPr>
+            <m:sty m:val="p"/>
+          </m:rPr>
+          <m:t>=</m:t>
+        </m:r>
+        <m:r>
+          <m:t>7.44</m:t>
+        </m:r>
+        <m:r>
+          <m:rPr>
+            <m:sty m:val="p"/>
+          </m:rPr>
+          <m:t>×</m:t>
+        </m:r>
+        <m:sSup>
+          <m:e>
+            <m:r>
+              <m:t>10</m:t>
+            </m:r>
+          </m:e>
+          <m:sup>
+            <m:r>
+              <m:rPr>
+                <m:sty m:val="p"/>
+              </m:rPr>
+              <m:t>−</m:t>
+            </m:r>
+            <m:r>
+              <m:t>19</m:t>
+            </m:r>
+          </m:sup>
+        </m:sSup>
+        <m:r>
+          <m:t>J</m:t>
+        </m:r>
+      </m:oMath>
+      <w:r>
+        <w:rPr>
+          <w:rFonts w:ascii="Times New Roman" w:hAnsi="Times New Roman" w:eastAsia="Times New Roman" w:cs="Times New Roman"/>
+        </w:rPr>
+        <w:t xml:space="preserve"> </w:t>
+      </w:r>
+      <w:r>
+        <w:rPr>
+          <w:rFonts w:ascii="Times New Roman" w:hAnsi="Times New Roman" w:eastAsia="Times New Roman" w:cs="Times New Roman"/>
+        </w:rPr>
+        <w:t xml:space="preserve">)</w:t>
+      </w:r>
+    </w:p>
+    <w:p>
+      <w:pPr>
+        <w:numPr>
+          <w:ilvl w:val="0"/>
+          <w:numId w:val="1009"/>
+        </w:numPr>
+        <w:ind w:firstLine="420"/>
+      </w:pPr>
+      <w:r>
+        <w:rPr>
+          <w:rFonts w:hint="eastAsia" w:ascii="Times New Roman" w:hAnsi="Times New Roman" w:eastAsia="FangSong" w:cs="Times New Roman"/>
+        </w:rPr>
+        <w:t xml:space="preserve">若由</w:t>
+      </w:r>
+      <w:r>
+        <w:rPr>
+          <w:rFonts w:ascii="Times New Roman" w:hAnsi="Times New Roman" w:eastAsia="Times New Roman" w:cs="Times New Roman"/>
+        </w:rPr>
+        <w:t xml:space="preserve"> Lyman </w:t>
+      </w:r>
+      <w:r>
+        <w:rPr>
+          <w:rFonts w:hint="eastAsia" w:ascii="Times New Roman" w:hAnsi="Times New Roman" w:eastAsia="FangSong" w:cs="Times New Roman"/>
+        </w:rPr>
+        <w:t xml:space="preserve">系光谱的第</w:t>
+      </w:r>
+      <w:r>
+        <w:rPr>
+          <w:rFonts w:ascii="Times New Roman" w:hAnsi="Times New Roman" w:eastAsia="Times New Roman" w:cs="Times New Roman"/>
+        </w:rPr>
+        <w:t xml:space="preserve"> 1 </w:t>
+      </w:r>
+      <w:r>
+        <w:rPr>
+          <w:rFonts w:hint="eastAsia" w:ascii="Times New Roman" w:hAnsi="Times New Roman" w:eastAsia="FangSong" w:cs="Times New Roman"/>
+        </w:rPr>
+        <w:t xml:space="preserve">条谱线和第</w:t>
+      </w:r>
+      <w:r>
+        <w:rPr>
+          <w:rFonts w:ascii="Times New Roman" w:hAnsi="Times New Roman" w:eastAsia="Times New Roman" w:cs="Times New Roman"/>
+        </w:rPr>
+        <w:t xml:space="preserve"> 6 </w:t>
+      </w:r>
+      <w:r>
+        <w:rPr>
+          <w:rFonts w:hint="eastAsia" w:ascii="Times New Roman" w:hAnsi="Times New Roman" w:eastAsia="FangSong" w:cs="Times New Roman"/>
+        </w:rPr>
+        <w:t>条谱线产生的光子使铜晶体电离</w:t>
+      </w:r>
+      <w:r>
+        <w:rPr>
+          <w:rFonts w:hint="eastAsia" w:ascii="Times New Roman" w:hAnsi="Times New Roman" w:eastAsia="Times New Roman" w:cs="Times New Roman"/>
+        </w:rPr>
+        <w:t>,</w:t>
+      </w:r>
+      <w:r>
+        <w:rPr>
+          <w:rFonts w:ascii="Times New Roman" w:hAnsi="Times New Roman" w:eastAsia="Times New Roman" w:cs="Times New Roman"/>
+        </w:rPr>
+        <w:t xml:space="preserve"> </w:t>
+      </w:r>
+      <w:r>
+        <w:rPr>
+          <w:rFonts w:hint="eastAsia" w:ascii="Times New Roman" w:hAnsi="Times New Roman" w:eastAsia="FangSong" w:cs="Times New Roman"/>
+        </w:rPr>
+        <w:t>计算这两种情况中从铜晶体发射出的电子的德布罗意波长</w:t>
+      </w:r>
+      <w:r>
+        <w:rPr>
+          <w:rFonts w:hint="eastAsia" w:ascii="Times New Roman" w:hAnsi="Times New Roman" w:eastAsia="Times New Roman" w:cs="Times New Roman"/>
+        </w:rPr>
+        <w:t>。</w:t>
+      </w:r>
+    </w:p>
+    <w:p>
+      <w:pPr>
+        <w:spacing w:before="160" w:after="80"/>
+      </w:pPr>
+      <w:r>
+        <w:pict>
+          <v:rect style="width:0;height:1.5pt" o:hralign="center" o:hrstd="t" o:hr="t"/>
+        </w:pict>
+      </w:r>
+    </w:p>
     <w:bookmarkEnd w:id="30"/>
     <w:bookmarkStart w:id="31" w:name="第13题"/>
     <w:p>
@@ -3791,6 +4629,7 @@
     <w:p>
       <w:pPr>
         <w:pStyle w:val="FirstParagraph"/>
+        <w:ind w:firstLine="420"/>
       </w:pPr>
       <w:r>
         <w:rPr>
@@ -4112,6 +4951,16 @@
         </w:pict>
       </w:r>
     </w:p>
+    <w:p>
+      <w:pPr>
+        <w:spacing w:before="160" w:after="80"/>
+      </w:pPr>
+      <w:r>
+        <w:pict>
+          <v:rect style="width:0;height:1.5pt" o:hralign="center" o:hrstd="t" o:hr="t"/>
+        </w:pict>
+      </w:r>
+    </w:p>
     <w:bookmarkEnd w:id="31"/>
     <w:bookmarkStart w:id="32" w:name="第14题"/>
     <w:p>
@@ -4141,6 +4990,7 @@
     <w:p>
       <w:pPr>
         <w:pStyle w:val="FirstParagraph"/>
+        <w:ind w:firstLine="420"/>
       </w:pPr>
       <w:r>
         <w:rPr>
@@ -4720,6 +5570,16 @@
         </w:pict>
       </w:r>
     </w:p>
+    <w:p>
+      <w:pPr>
+        <w:spacing w:before="160" w:after="80"/>
+      </w:pPr>
+      <w:r>
+        <w:pict>
+          <v:rect style="width:0;height:1.5pt" o:hralign="center" o:hrstd="t" o:hr="t"/>
+        </w:pict>
+      </w:r>
+    </w:p>
     <w:bookmarkEnd w:id="32"/>
     <w:bookmarkStart w:id="33" w:name="第15题"/>
     <w:p>
@@ -4749,6 +5609,7 @@
     <w:p>
       <w:pPr>
         <w:pStyle w:val="FirstParagraph"/>
+        <w:ind w:firstLine="420"/>
       </w:pPr>
       <w:r>
         <w:rPr>
@@ -4773,6 +5634,16 @@
           <w:rFonts w:hint="eastAsia" w:ascii="Times New Roman" w:hAnsi="Times New Roman" w:eastAsia="Times New Roman" w:cs="Times New Roman"/>
         </w:rPr>
         <w:t>。</w:t>
+      </w:r>
+    </w:p>
+    <w:p>
+      <w:pPr>
+        <w:spacing w:before="160" w:after="80"/>
+      </w:pPr>
+      <w:r>
+        <w:pict>
+          <v:rect style="width:0;height:1.5pt" o:hralign="center" o:hrstd="t" o:hr="t"/>
+        </w:pict>
       </w:r>
     </w:p>
     <w:p>
@@ -4814,6 +5685,7 @@
     <w:p>
       <w:pPr>
         <w:pStyle w:val="FirstParagraph"/>
+        <w:ind w:firstLine="420"/>
       </w:pPr>
       <w:r>
         <w:rPr>
@@ -5044,6 +5916,16 @@
         </w:pict>
       </w:r>
     </w:p>
+    <w:p>
+      <w:pPr>
+        <w:spacing w:before="160" w:after="80"/>
+      </w:pPr>
+      <w:r>
+        <w:pict>
+          <v:rect style="width:0;height:1.5pt" o:hralign="center" o:hrstd="t" o:hr="t"/>
+        </w:pict>
+      </w:r>
+    </w:p>
     <w:bookmarkEnd w:id="34"/>
     <w:bookmarkStart w:id="38" w:name="第17题"/>
     <w:p>
@@ -5073,6 +5955,7 @@
     <w:p>
       <w:pPr>
         <w:pStyle w:val="FirstParagraph"/>
+        <w:ind w:firstLine="420"/>
       </w:pPr>
       <w:r>
         <w:rPr>
@@ -5339,7 +6222,7 @@
         </w:rPr>
         <w:drawing>
           <wp:inline>
-            <wp:extent cx="3240000" cy="2703970"/>
+            <wp:extent cx="3600000" cy="2197058"/>
             <wp:effectExtent b="0" l="0" r="0" t="0"/>
             <wp:docPr descr="" title="" id="36" name="Picture"/>
             <a:graphic>
@@ -5360,7 +6243,7 @@
                   <pic:spPr bwMode="auto">
                     <a:xfrm>
                       <a:off x="0" y="0"/>
-                      <a:ext cx="3240000" cy="2703970"/>
+                      <a:ext cx="3600000" cy="2197058"/>
                     </a:xfrm>
                     <a:prstGeom prst="rect">
                       <a:avLst/>
@@ -5384,8 +6267,9 @@
         <w:pStyle w:val="Compact"/>
         <w:numPr>
           <w:ilvl w:val="0"/>
-          <w:numId w:val="1004"/>
+          <w:numId w:val="1010"/>
         </w:numPr>
+        <w:ind w:firstLine="420"/>
       </w:pPr>
       <w:r>
         <w:rPr>
@@ -5454,8 +6338,9 @@
         <w:pStyle w:val="Compact"/>
         <w:numPr>
           <w:ilvl w:val="0"/>
-          <w:numId w:val="1004"/>
+          <w:numId w:val="1010"/>
         </w:numPr>
+        <w:ind w:firstLine="420"/>
       </w:pPr>
       <w:r>
         <w:rPr>
@@ -5533,8 +6418,9 @@
         <w:pStyle w:val="Compact"/>
         <w:numPr>
           <w:ilvl w:val="0"/>
-          <w:numId w:val="1004"/>
+          <w:numId w:val="1010"/>
         </w:numPr>
+        <w:ind w:firstLine="420"/>
       </w:pPr>
       <w:r>
         <w:rPr>
@@ -5603,8 +6489,9 @@
         <w:pStyle w:val="Compact"/>
         <w:numPr>
           <w:ilvl w:val="0"/>
-          <w:numId w:val="1004"/>
+          <w:numId w:val="1010"/>
         </w:numPr>
+        <w:ind w:firstLine="420"/>
       </w:pPr>
       <w:r>
         <w:rPr>
@@ -5653,6 +6540,16 @@
           <w:rFonts w:hint="eastAsia" w:ascii="Times New Roman" w:hAnsi="Times New Roman" w:eastAsia="FangSong" w:cs="Times New Roman"/>
         </w:rPr>
         <w:t>蓝色絮状物出现</w:t>
+      </w:r>
+    </w:p>
+    <w:p>
+      <w:pPr>
+        <w:spacing w:before="160" w:after="80"/>
+      </w:pPr>
+      <w:r>
+        <w:pict>
+          <v:rect style="width:0;height:1.5pt" o:hralign="center" o:hrstd="t" o:hr="t"/>
+        </w:pict>
       </w:r>
     </w:p>
     <w:p>
@@ -5694,6 +6591,7 @@
     <w:p>
       <w:pPr>
         <w:pStyle w:val="FirstParagraph"/>
+        <w:ind w:firstLine="420"/>
       </w:pPr>
       <w:r>
         <w:rPr>
@@ -6297,8 +7195,9 @@
         <w:pStyle w:val="Compact"/>
         <w:numPr>
           <w:ilvl w:val="0"/>
-          <w:numId w:val="1005"/>
+          <w:numId w:val="1011"/>
         </w:numPr>
+        <w:ind w:firstLine="420"/>
       </w:pPr>
       <w:r>
         <w:rPr>
@@ -6388,6 +7287,7 @@
     <w:p>
       <w:pPr>
         <w:pStyle w:val="FirstParagraph"/>
+        <w:ind w:firstLine="420"/>
       </w:pPr>
       <w:r>
         <w:rPr>
@@ -7246,8 +8146,9 @@
         <w:pStyle w:val="Compact"/>
         <w:numPr>
           <w:ilvl w:val="0"/>
-          <w:numId w:val="1006"/>
+          <w:numId w:val="1012"/>
         </w:numPr>
+        <w:ind w:firstLine="420"/>
       </w:pPr>
       <w:r>
         <w:rPr>
@@ -7309,8 +8210,9 @@
         <w:pStyle w:val="Compact"/>
         <w:numPr>
           <w:ilvl w:val="0"/>
-          <w:numId w:val="1006"/>
+          <w:numId w:val="1012"/>
         </w:numPr>
+        <w:ind w:firstLine="420"/>
       </w:pPr>
       <w:r>
         <w:rPr>
@@ -7368,8 +8270,9 @@
         <w:pStyle w:val="Compact"/>
         <w:numPr>
           <w:ilvl w:val="0"/>
-          <w:numId w:val="1006"/>
+          <w:numId w:val="1012"/>
         </w:numPr>
+        <w:ind w:firstLine="420"/>
       </w:pPr>
       <w:r>
         <w:rPr>
@@ -7577,6 +8480,16 @@
         </w:pict>
       </w:r>
     </w:p>
+    <w:p>
+      <w:pPr>
+        <w:spacing w:before="160" w:after="80"/>
+      </w:pPr>
+      <w:r>
+        <w:pict>
+          <v:rect style="width:0;height:1.5pt" o:hralign="center" o:hrstd="t" o:hr="t"/>
+        </w:pict>
+      </w:r>
+    </w:p>
     <w:bookmarkEnd w:id="39"/>
     <w:bookmarkStart w:id="40" w:name="第19题"/>
     <w:p>
@@ -7607,6 +8520,7 @@
       <w:pPr>
         <w:pStyle w:val="FirstParagraph"/>
         <w:spacing w:after="80"/>
+        <w:ind w:firstLine="420"/>
       </w:pPr>
       <w:r>
         <w:rPr>
@@ -7830,6 +8744,15 @@
         <w:tblStyle w:val="Table"/>
         <w:tblW w:type="auto" w:w="0"/>
         <w:tblLook w:firstRow="1" w:lastRow="0" w:firstColumn="0" w:lastColumn="0" w:noHBand="0" w:noVBand="0" w:val="0020"/>
+        <w:jc w:val="center"/>
+        <w:tblBorders>
+          <w:top w:val="single" w:sz="12" w:space="0" w:color="333333"/>
+          <w:bottom w:val="single" w:sz="12" w:space="0" w:color="333333"/>
+          <w:left w:val="none"/>
+          <w:right w:val="none"/>
+          <w:insideH w:val="none"/>
+          <w:insideV w:val="none"/>
+        </w:tblBorders>
       </w:tblPr>
       <w:tblGrid>
         <w:gridCol w:w="1584"/>
@@ -7843,7 +8766,11 @@
           <w:tblHeader w:val="on"/>
         </w:trPr>
         <w:tc>
-          <w:tcPr/>
+          <w:tcPr>
+            <w:tcBorders>
+              <w:bottom w:val="single" w:sz="6" w:space="0" w:color="333333"/>
+            </w:tcBorders>
+          </w:tcPr>
           <w:p>
             <w:pPr>
               <w:pStyle w:val="Compact"/>
@@ -7866,7 +8793,11 @@
           </w:p>
         </w:tc>
         <w:tc>
-          <w:tcPr/>
+          <w:tcPr>
+            <w:tcBorders>
+              <w:bottom w:val="single" w:sz="6" w:space="0" w:color="333333"/>
+            </w:tcBorders>
+          </w:tcPr>
           <w:p>
             <w:pPr>
               <w:pStyle w:val="Compact"/>
@@ -7882,7 +8813,11 @@
           </w:p>
         </w:tc>
         <w:tc>
-          <w:tcPr/>
+          <w:tcPr>
+            <w:tcBorders>
+              <w:bottom w:val="single" w:sz="6" w:space="0" w:color="333333"/>
+            </w:tcBorders>
+          </w:tcPr>
           <w:p>
             <w:pPr>
               <w:pStyle w:val="Compact"/>
@@ -7898,7 +8833,11 @@
           </w:p>
         </w:tc>
         <w:tc>
-          <w:tcPr/>
+          <w:tcPr>
+            <w:tcBorders>
+              <w:bottom w:val="single" w:sz="6" w:space="0" w:color="333333"/>
+            </w:tcBorders>
+          </w:tcPr>
           <w:p>
             <w:pPr>
               <w:pStyle w:val="Compact"/>
@@ -7914,7 +8853,11 @@
           </w:p>
         </w:tc>
         <w:tc>
-          <w:tcPr/>
+          <w:tcPr>
+            <w:tcBorders>
+              <w:bottom w:val="single" w:sz="6" w:space="0" w:color="333333"/>
+            </w:tcBorders>
+          </w:tcPr>
           <w:p>
             <w:pPr>
               <w:pStyle w:val="Compact"/>
@@ -8135,6 +9078,7 @@
       <w:pPr>
         <w:pStyle w:val="BodyText"/>
         <w:spacing w:before="120"/>
+        <w:ind w:firstLine="420"/>
       </w:pPr>
       <w:r>
         <w:rPr>
@@ -8481,8 +9425,9 @@
       <w:pPr>
         <w:numPr>
           <w:ilvl w:val="0"/>
-          <w:numId w:val="1007"/>
+          <w:numId w:val="1013"/>
         </w:numPr>
+        <w:ind w:firstLine="420"/>
       </w:pPr>
       <w:r>
         <w:rPr>
@@ -8501,8 +9446,9 @@
       <w:pPr>
         <w:numPr>
           <w:ilvl w:val="0"/>
-          <w:numId w:val="1007"/>
+          <w:numId w:val="1013"/>
         </w:numPr>
+        <w:ind w:firstLine="420"/>
       </w:pPr>
       <w:r>
         <w:rPr>
@@ -8515,6 +9461,16 @@
           <w:rFonts w:hint="eastAsia" w:ascii="Times New Roman" w:hAnsi="Times New Roman" w:eastAsia="Times New Roman" w:cs="Times New Roman"/>
         </w:rPr>
         <w:t>。</w:t>
+      </w:r>
+    </w:p>
+    <w:p>
+      <w:pPr>
+        <w:spacing w:before="160" w:after="80"/>
+      </w:pPr>
+      <w:r>
+        <w:pict>
+          <v:rect style="width:0;height:1.5pt" o:hralign="center" o:hrstd="t" o:hr="t"/>
+        </w:pict>
       </w:r>
     </w:p>
     <w:p>
@@ -8556,6 +9512,7 @@
     <w:p>
       <w:pPr>
         <w:pStyle w:val="FirstParagraph"/>
+        <w:ind w:firstLine="420"/>
       </w:pPr>
       <w:r>
         <w:rPr>
@@ -8758,6 +9715,16 @@
         </w:pict>
       </w:r>
     </w:p>
+    <w:p>
+      <w:pPr>
+        <w:spacing w:before="160" w:after="80"/>
+      </w:pPr>
+      <w:r>
+        <w:pict>
+          <v:rect style="width:0;height:1.5pt" o:hralign="center" o:hrstd="t" o:hr="t"/>
+        </w:pict>
+      </w:r>
+    </w:p>
     <w:bookmarkEnd w:id="41"/>
     <w:bookmarkStart w:id="42" w:name="第21题"/>
     <w:p>
@@ -8787,6 +9754,7 @@
     <w:p>
       <w:pPr>
         <w:pStyle w:val="FirstParagraph"/>
+        <w:ind w:firstLine="420"/>
       </w:pPr>
       <w:r>
         <w:rPr>
@@ -8947,6 +9915,16 @@
         </w:pict>
       </w:r>
     </w:p>
+    <w:p>
+      <w:pPr>
+        <w:spacing w:before="160" w:after="80"/>
+      </w:pPr>
+      <w:r>
+        <w:pict>
+          <v:rect style="width:0;height:1.5pt" o:hralign="center" o:hrstd="t" o:hr="t"/>
+        </w:pict>
+      </w:r>
+    </w:p>
     <w:bookmarkEnd w:id="42"/>
     <w:bookmarkStart w:id="43" w:name="第22题"/>
     <w:p>
@@ -8976,6 +9954,7 @@
     <w:p>
       <w:pPr>
         <w:pStyle w:val="FirstParagraph"/>
+        <w:ind w:firstLine="420"/>
       </w:pPr>
       <w:r>
         <w:rPr>
@@ -9078,6 +10057,7 @@
     <w:p>
       <w:pPr>
         <w:pStyle w:val="BodyText"/>
+        <w:ind w:firstLine="420"/>
       </w:pPr>
       <w:r>
         <w:rPr>
@@ -9297,6 +10277,7 @@
     <w:p>
       <w:pPr>
         <w:pStyle w:val="BodyText"/>
+        <w:ind w:firstLine="420"/>
       </w:pPr>
       <w:r>
         <w:rPr>
@@ -9594,6 +10575,7 @@
     <w:p>
       <w:pPr>
         <w:pStyle w:val="BodyText"/>
+        <w:ind w:firstLine="420"/>
       </w:pPr>
       <w:r>
         <w:rPr>
@@ -9817,6 +10799,7 @@
     <w:p>
       <w:pPr>
         <w:pStyle w:val="BodyText"/>
+        <w:ind w:firstLine="420"/>
       </w:pPr>
       <w:r>
         <w:rPr>
@@ -9927,6 +10910,7 @@
     <w:p>
       <w:pPr>
         <w:pStyle w:val="BodyText"/>
+        <w:ind w:firstLine="420"/>
       </w:pPr>
       <w:r>
         <w:rPr>
@@ -10152,6 +11136,7 @@
     <w:p>
       <w:pPr>
         <w:pStyle w:val="BodyText"/>
+        <w:ind w:firstLine="420"/>
       </w:pPr>
       <w:r>
         <w:rPr>
@@ -10350,6 +11335,7 @@
       <w:pPr>
         <w:pStyle w:val="BodyText"/>
         <w:spacing w:after="80"/>
+        <w:ind w:firstLine="420"/>
       </w:pPr>
       <w:r>
         <w:rPr>
@@ -10438,6 +11424,15 @@
         <w:tblStyle w:val="Table"/>
         <w:tblW w:type="auto" w:w="0"/>
         <w:tblLook w:firstRow="1" w:lastRow="0" w:firstColumn="0" w:lastColumn="0" w:noHBand="0" w:noVBand="0" w:val="0020"/>
+        <w:jc w:val="center"/>
+        <w:tblBorders>
+          <w:top w:val="single" w:sz="12" w:space="0" w:color="333333"/>
+          <w:bottom w:val="single" w:sz="12" w:space="0" w:color="333333"/>
+          <w:left w:val="none"/>
+          <w:right w:val="none"/>
+          <w:insideH w:val="none"/>
+          <w:insideV w:val="none"/>
+        </w:tblBorders>
       </w:tblPr>
       <w:tblGrid>
         <w:gridCol w:w="1584"/>
@@ -10451,7 +11446,11 @@
           <w:tblHeader w:val="on"/>
         </w:trPr>
         <w:tc>
-          <w:tcPr/>
+          <w:tcPr>
+            <w:tcBorders>
+              <w:bottom w:val="single" w:sz="6" w:space="0" w:color="333333"/>
+            </w:tcBorders>
+          </w:tcPr>
           <w:p>
             <w:pPr>
               <w:pStyle w:val="Compact"/>
@@ -10482,7 +11481,11 @@
           </w:p>
         </w:tc>
         <w:tc>
-          <w:tcPr/>
+          <w:tcPr>
+            <w:tcBorders>
+              <w:bottom w:val="single" w:sz="6" w:space="0" w:color="333333"/>
+            </w:tcBorders>
+          </w:tcPr>
           <w:p>
             <w:pPr>
               <w:pStyle w:val="Compact"/>
@@ -10498,7 +11501,11 @@
           </w:p>
         </w:tc>
         <w:tc>
-          <w:tcPr/>
+          <w:tcPr>
+            <w:tcBorders>
+              <w:bottom w:val="single" w:sz="6" w:space="0" w:color="333333"/>
+            </w:tcBorders>
+          </w:tcPr>
           <w:p>
             <w:pPr>
               <w:pStyle w:val="Compact"/>
@@ -10514,7 +11521,11 @@
           </w:p>
         </w:tc>
         <w:tc>
-          <w:tcPr/>
+          <w:tcPr>
+            <w:tcBorders>
+              <w:bottom w:val="single" w:sz="6" w:space="0" w:color="333333"/>
+            </w:tcBorders>
+          </w:tcPr>
           <w:p>
             <w:pPr>
               <w:pStyle w:val="Compact"/>
@@ -10530,7 +11541,11 @@
           </w:p>
         </w:tc>
         <w:tc>
-          <w:tcPr/>
+          <w:tcPr>
+            <w:tcBorders>
+              <w:bottom w:val="single" w:sz="6" w:space="0" w:color="333333"/>
+            </w:tcBorders>
+          </w:tcPr>
           <w:p>
             <w:pPr>
               <w:pStyle w:val="Compact"/>
@@ -10648,6 +11663,7 @@
       <w:pPr>
         <w:pStyle w:val="BodyText"/>
         <w:spacing w:before="120"/>
+        <w:ind w:firstLine="420"/>
       </w:pPr>
       <w:r>
         <w:rPr>
@@ -10739,6 +11755,7 @@
       <w:pPr>
         <w:pStyle w:val="BodyText"/>
         <w:spacing w:after="80"/>
+        <w:ind w:firstLine="420"/>
       </w:pPr>
       <w:r>
         <w:rPr>
@@ -10790,6 +11807,15 @@
         <w:tblStyle w:val="Table"/>
         <w:tblW w:type="auto" w:w="0"/>
         <w:tblLook w:firstRow="1" w:lastRow="0" w:firstColumn="0" w:lastColumn="0" w:noHBand="0" w:noVBand="0" w:val="0020"/>
+        <w:jc w:val="center"/>
+        <w:tblBorders>
+          <w:top w:val="single" w:sz="12" w:space="0" w:color="333333"/>
+          <w:bottom w:val="single" w:sz="12" w:space="0" w:color="333333"/>
+          <w:left w:val="none"/>
+          <w:right w:val="none"/>
+          <w:insideH w:val="none"/>
+          <w:insideV w:val="none"/>
+        </w:tblBorders>
       </w:tblPr>
       <w:tblGrid>
         <w:gridCol w:w="2640"/>
@@ -10801,7 +11827,11 @@
           <w:tblHeader w:val="on"/>
         </w:trPr>
         <w:tc>
-          <w:tcPr/>
+          <w:tcPr>
+            <w:tcBorders>
+              <w:bottom w:val="single" w:sz="6" w:space="0" w:color="333333"/>
+            </w:tcBorders>
+          </w:tcPr>
           <w:p>
             <w:pPr>
               <w:pStyle w:val="Compact"/>
@@ -10817,7 +11847,11 @@
           </w:p>
         </w:tc>
         <w:tc>
-          <w:tcPr/>
+          <w:tcPr>
+            <w:tcBorders>
+              <w:bottom w:val="single" w:sz="6" w:space="0" w:color="333333"/>
+            </w:tcBorders>
+          </w:tcPr>
           <w:p>
             <w:pPr>
               <w:pStyle w:val="Compact"/>
@@ -10833,7 +11867,11 @@
           </w:p>
         </w:tc>
         <w:tc>
-          <w:tcPr/>
+          <w:tcPr>
+            <w:tcBorders>
+              <w:bottom w:val="single" w:sz="6" w:space="0" w:color="333333"/>
+            </w:tcBorders>
+          </w:tcPr>
           <w:p>
             <w:pPr>
               <w:pStyle w:val="Compact"/>
@@ -11077,9 +12115,10 @@
         <w:pStyle w:val="Compact"/>
         <w:numPr>
           <w:ilvl w:val="0"/>
-          <w:numId w:val="1008"/>
+          <w:numId w:val="1014"/>
         </w:numPr>
         <w:spacing w:before="120"/>
+        <w:ind w:firstLine="420"/>
       </w:pPr>
       <w:r>
         <w:rPr>
@@ -11099,8 +12138,9 @@
         <w:pStyle w:val="Compact"/>
         <w:numPr>
           <w:ilvl w:val="0"/>
-          <w:numId w:val="1008"/>
+          <w:numId w:val="1014"/>
         </w:numPr>
+        <w:ind w:firstLine="420"/>
       </w:pPr>
       <w:r>
         <w:rPr>
@@ -11118,6 +12158,7 @@
     <w:p>
       <w:pPr>
         <w:pStyle w:val="FirstParagraph"/>
+        <w:ind w:firstLine="420"/>
       </w:pPr>
       <w:r>
         <w:rPr>
@@ -11265,6 +12306,7 @@
       <w:pPr>
         <w:pStyle w:val="BodyText"/>
         <w:spacing w:after="80"/>
+        <w:ind w:firstLine="420"/>
       </w:pPr>
       <w:r>
         <w:rPr>
@@ -11346,6 +12388,15 @@
         <w:tblStyle w:val="Table"/>
         <w:tblW w:type="auto" w:w="0"/>
         <w:tblLook w:firstRow="1" w:lastRow="0" w:firstColumn="0" w:lastColumn="0" w:noHBand="0" w:noVBand="0" w:val="0020"/>
+        <w:jc w:val="center"/>
+        <w:tblBorders>
+          <w:top w:val="single" w:sz="12" w:space="0" w:color="333333"/>
+          <w:bottom w:val="single" w:sz="12" w:space="0" w:color="333333"/>
+          <w:left w:val="none"/>
+          <w:right w:val="none"/>
+          <w:insideH w:val="none"/>
+          <w:insideV w:val="none"/>
+        </w:tblBorders>
       </w:tblPr>
       <w:tblGrid>
         <w:gridCol w:w="1584"/>
@@ -11359,7 +12410,11 @@
           <w:tblHeader w:val="on"/>
         </w:trPr>
         <w:tc>
-          <w:tcPr/>
+          <w:tcPr>
+            <w:tcBorders>
+              <w:bottom w:val="single" w:sz="6" w:space="0" w:color="333333"/>
+            </w:tcBorders>
+          </w:tcPr>
           <w:p>
             <w:pPr>
               <w:pStyle w:val="Compact"/>
@@ -11375,7 +12430,11 @@
           </w:p>
         </w:tc>
         <w:tc>
-          <w:tcPr/>
+          <w:tcPr>
+            <w:tcBorders>
+              <w:bottom w:val="single" w:sz="6" w:space="0" w:color="333333"/>
+            </w:tcBorders>
+          </w:tcPr>
           <w:p>
             <w:pPr>
               <w:pStyle w:val="Compact"/>
@@ -11391,7 +12450,11 @@
           </w:p>
         </w:tc>
         <w:tc>
-          <w:tcPr/>
+          <w:tcPr>
+            <w:tcBorders>
+              <w:bottom w:val="single" w:sz="6" w:space="0" w:color="333333"/>
+            </w:tcBorders>
+          </w:tcPr>
           <w:p>
             <w:pPr>
               <w:pStyle w:val="Compact"/>
@@ -11407,7 +12470,11 @@
           </w:p>
         </w:tc>
         <w:tc>
-          <w:tcPr/>
+          <w:tcPr>
+            <w:tcBorders>
+              <w:bottom w:val="single" w:sz="6" w:space="0" w:color="333333"/>
+            </w:tcBorders>
+          </w:tcPr>
           <w:p>
             <w:pPr>
               <w:pStyle w:val="Compact"/>
@@ -11423,7 +12490,11 @@
           </w:p>
         </w:tc>
         <w:tc>
-          <w:tcPr/>
+          <w:tcPr>
+            <w:tcBorders>
+              <w:bottom w:val="single" w:sz="6" w:space="0" w:color="333333"/>
+            </w:tcBorders>
+          </w:tcPr>
           <w:p>
             <w:pPr>
               <w:pStyle w:val="Compact"/>
@@ -11528,6 +12599,7 @@
       <w:pPr>
         <w:pStyle w:val="BodyText"/>
         <w:spacing w:before="120"/>
+        <w:ind w:firstLine="420"/>
       </w:pPr>
       <w:r>
         <w:rPr>
@@ -11557,6 +12629,7 @@
     <w:p>
       <w:pPr>
         <w:pStyle w:val="BodyText"/>
+        <w:ind w:firstLine="420"/>
       </w:pPr>
       <w:r>
         <w:rPr>
@@ -11795,6 +12868,7 @@
       <w:pPr>
         <w:pStyle w:val="BodyText"/>
         <w:spacing w:after="80"/>
+        <w:ind w:firstLine="420"/>
       </w:pPr>
       <w:r>
         <w:rPr>
@@ -11828,6 +12902,15 @@
         <w:tblStyle w:val="Table"/>
         <w:tblW w:type="auto" w:w="0"/>
         <w:tblLook w:firstRow="1" w:lastRow="0" w:firstColumn="0" w:lastColumn="0" w:noHBand="0" w:noVBand="0" w:val="0020"/>
+        <w:jc w:val="center"/>
+        <w:tblBorders>
+          <w:top w:val="single" w:sz="12" w:space="0" w:color="333333"/>
+          <w:bottom w:val="single" w:sz="12" w:space="0" w:color="333333"/>
+          <w:left w:val="none"/>
+          <w:right w:val="none"/>
+          <w:insideH w:val="none"/>
+          <w:insideV w:val="none"/>
+        </w:tblBorders>
       </w:tblPr>
       <w:tblGrid>
         <w:gridCol w:w="1980"/>
@@ -11840,7 +12923,11 @@
           <w:tblHeader w:val="on"/>
         </w:trPr>
         <w:tc>
-          <w:tcPr/>
+          <w:tcPr>
+            <w:tcBorders>
+              <w:bottom w:val="single" w:sz="6" w:space="0" w:color="333333"/>
+            </w:tcBorders>
+          </w:tcPr>
           <w:p>
             <w:pPr>
               <w:pStyle w:val="Compact"/>
@@ -11856,7 +12943,11 @@
           </w:p>
         </w:tc>
         <w:tc>
-          <w:tcPr/>
+          <w:tcPr>
+            <w:tcBorders>
+              <w:bottom w:val="single" w:sz="6" w:space="0" w:color="333333"/>
+            </w:tcBorders>
+          </w:tcPr>
           <w:p>
             <w:pPr>
               <w:pStyle w:val="Compact"/>
@@ -11879,7 +12970,11 @@
           </w:p>
         </w:tc>
         <w:tc>
-          <w:tcPr/>
+          <w:tcPr>
+            <w:tcBorders>
+              <w:bottom w:val="single" w:sz="6" w:space="0" w:color="333333"/>
+            </w:tcBorders>
+          </w:tcPr>
           <w:p>
             <w:pPr>
               <w:pStyle w:val="Compact"/>
@@ -11909,7 +13004,11 @@
           </w:p>
         </w:tc>
         <w:tc>
-          <w:tcPr/>
+          <w:tcPr>
+            <w:tcBorders>
+              <w:bottom w:val="single" w:sz="6" w:space="0" w:color="333333"/>
+            </w:tcBorders>
+          </w:tcPr>
           <w:p>
             <w:pPr>
               <w:pStyle w:val="Compact"/>
@@ -12269,9 +13368,10 @@
         <w:pStyle w:val="Compact"/>
         <w:numPr>
           <w:ilvl w:val="0"/>
-          <w:numId w:val="1009"/>
+          <w:numId w:val="1015"/>
         </w:numPr>
         <w:spacing w:before="120"/>
+        <w:ind w:firstLine="420"/>
       </w:pPr>
       <w:r>
         <w:rPr>
@@ -12303,8 +13403,9 @@
         <w:pStyle w:val="Compact"/>
         <w:numPr>
           <w:ilvl w:val="0"/>
-          <w:numId w:val="1009"/>
+          <w:numId w:val="1015"/>
         </w:numPr>
+        <w:ind w:firstLine="420"/>
       </w:pPr>
       <w:r>
         <w:rPr>
@@ -12322,6 +13423,7 @@
     <w:p>
       <w:pPr>
         <w:pStyle w:val="FirstParagraph"/>
+        <w:ind w:firstLine="420"/>
       </w:pPr>
       <w:r>
         <w:rPr>
@@ -12577,6 +13679,7 @@
     <w:p>
       <w:pPr>
         <w:pStyle w:val="BodyText"/>
+        <w:ind w:firstLine="420"/>
       </w:pPr>
       <w:r>
         <w:rPr>
@@ -13085,6 +14188,16 @@
           <w:rFonts w:hint="eastAsia" w:ascii="Times New Roman" w:hAnsi="Times New Roman" w:eastAsia="Times New Roman" w:cs="Times New Roman"/>
         </w:rPr>
         <w:t>？</w:t>
+      </w:r>
+    </w:p>
+    <w:p>
+      <w:pPr>
+        <w:spacing w:before="160" w:after="80"/>
+      </w:pPr>
+      <w:r>
+        <w:pict>
+          <v:rect style="width:0;height:1.5pt" o:hralign="center" o:hrstd="t" o:hr="t"/>
+        </w:pict>
       </w:r>
     </w:p>
     <w:p>
@@ -13127,6 +14240,7 @@
       <w:pPr>
         <w:pStyle w:val="FirstParagraph"/>
         <w:spacing w:after="80"/>
+        <w:ind w:firstLine="420"/>
       </w:pPr>
       <w:r>
         <w:rPr>
@@ -13207,6 +14321,15 @@
         <w:tblStyle w:val="Table"/>
         <w:tblW w:type="auto" w:w="0"/>
         <w:tblLook w:firstRow="1" w:lastRow="0" w:firstColumn="0" w:lastColumn="0" w:noHBand="0" w:noVBand="0" w:val="0020"/>
+        <w:jc w:val="center"/>
+        <w:tblBorders>
+          <w:top w:val="single" w:sz="12" w:space="0" w:color="333333"/>
+          <w:bottom w:val="single" w:sz="12" w:space="0" w:color="333333"/>
+          <w:left w:val="none"/>
+          <w:right w:val="none"/>
+          <w:insideH w:val="none"/>
+          <w:insideV w:val="none"/>
+        </w:tblBorders>
       </w:tblPr>
       <w:tblGrid>
         <w:gridCol w:w="2640"/>
@@ -13218,7 +14341,11 @@
           <w:tblHeader w:val="on"/>
         </w:trPr>
         <w:tc>
-          <w:tcPr/>
+          <w:tcPr>
+            <w:tcBorders>
+              <w:bottom w:val="single" w:sz="6" w:space="0" w:color="333333"/>
+            </w:tcBorders>
+          </w:tcPr>
           <w:p>
             <w:pPr>
               <w:pStyle w:val="Compact"/>
@@ -13234,7 +14361,11 @@
           </w:p>
         </w:tc>
         <w:tc>
-          <w:tcPr/>
+          <w:tcPr>
+            <w:tcBorders>
+              <w:bottom w:val="single" w:sz="6" w:space="0" w:color="333333"/>
+            </w:tcBorders>
+          </w:tcPr>
           <w:p>
             <w:pPr>
               <w:pStyle w:val="Compact"/>
@@ -13250,7 +14381,11 @@
           </w:p>
         </w:tc>
         <w:tc>
-          <w:tcPr/>
+          <w:tcPr>
+            <w:tcBorders>
+              <w:bottom w:val="single" w:sz="6" w:space="0" w:color="333333"/>
+            </w:tcBorders>
+          </w:tcPr>
           <w:p>
             <w:pPr>
               <w:pStyle w:val="Compact"/>
@@ -13437,6 +14572,7 @@
       <w:pPr>
         <w:pStyle w:val="BodyText"/>
         <w:spacing w:before="120"/>
+        <w:ind w:firstLine="420"/>
       </w:pPr>
       <w:r>
         <w:rPr>
@@ -13444,7 +14580,7 @@
           <w:b/>
           <w:bCs/>
         </w:rPr>
-        <w:t xml:space="preserve">8-1</w:t>
+        <w:t xml:space="preserve">(1)</w:t>
       </w:r>
       <w:r>
         <w:rPr>
@@ -13634,6 +14770,7 @@
     <w:p>
       <w:pPr>
         <w:pStyle w:val="BodyText"/>
+        <w:ind w:firstLine="420"/>
       </w:pPr>
       <w:r>
         <w:rPr>
@@ -13641,7 +14778,7 @@
           <w:b/>
           <w:bCs/>
         </w:rPr>
-        <w:t xml:space="preserve">8-2</w:t>
+        <w:t xml:space="preserve">(2)</w:t>
       </w:r>
       <w:r>
         <w:rPr>
@@ -13714,6 +14851,7 @@
     <w:p>
       <w:pPr>
         <w:pStyle w:val="BodyText"/>
+        <w:ind w:firstLine="420"/>
       </w:pPr>
       <w:r>
         <w:rPr>
@@ -13721,7 +14859,7 @@
           <w:b/>
           <w:bCs/>
         </w:rPr>
-        <w:t xml:space="preserve">8-3</w:t>
+        <w:t xml:space="preserve">(3)</w:t>
       </w:r>
       <w:r>
         <w:rPr>
@@ -13831,6 +14969,7 @@
     <w:p>
       <w:pPr>
         <w:pStyle w:val="BodyText"/>
+        <w:ind w:firstLine="420"/>
       </w:pPr>
       <w:r>
         <w:rPr>
@@ -13838,7 +14977,7 @@
           <w:b/>
           <w:bCs/>
         </w:rPr>
-        <w:t xml:space="preserve">8-4</w:t>
+        <w:t xml:space="preserve">(4)</w:t>
       </w:r>
       <w:r>
         <w:rPr>
@@ -13899,6 +15038,7 @@
     <w:p>
       <w:pPr>
         <w:pStyle w:val="BodyText"/>
+        <w:ind w:firstLine="420"/>
       </w:pPr>
       <w:r>
         <w:rPr>
@@ -13906,7 +15046,7 @@
           <w:b/>
           <w:bCs/>
         </w:rPr>
-        <w:t xml:space="preserve">8-5</w:t>
+        <w:t xml:space="preserve">(5)</w:t>
       </w:r>
       <w:r>
         <w:rPr>
@@ -13986,6 +15126,16 @@
           <w:rFonts w:hint="eastAsia" w:ascii="Times New Roman" w:hAnsi="Times New Roman" w:eastAsia="Times New Roman" w:cs="Times New Roman"/>
         </w:rPr>
         <w:t>。</w:t>
+      </w:r>
+    </w:p>
+    <w:p>
+      <w:pPr>
+        <w:spacing w:before="160" w:after="80"/>
+      </w:pPr>
+      <w:r>
+        <w:pict>
+          <v:rect style="width:0;height:1.5pt" o:hralign="center" o:hrstd="t" o:hr="t"/>
+        </w:pict>
       </w:r>
     </w:p>
     <w:p>
@@ -14027,6 +15177,7 @@
     <w:p>
       <w:pPr>
         <w:pStyle w:val="FirstParagraph"/>
+        <w:ind w:firstLine="420"/>
       </w:pPr>
       <w:r>
         <w:rPr>
@@ -14103,14 +15254,12 @@
     </w:p>
     <w:p>
       <w:pPr>
-        <w:pStyle w:val="BodyText"/>
-      </w:pPr>
-      <w:r>
-        <w:rPr>
-          <w:rFonts w:ascii="Times New Roman" w:hAnsi="Times New Roman" w:eastAsia="Times New Roman" w:cs="Times New Roman"/>
-        </w:rPr>
-        <w:t xml:space="preserve">1-1 </w:t>
-      </w:r>
+        <w:numPr>
+          <w:ilvl w:val="0"/>
+          <w:numId w:val="1016"/>
+        </w:numPr>
+        <w:ind w:firstLine="420"/>
+      </w:pPr>
       <w:r>
         <w:rPr>
           <w:rFonts w:hint="eastAsia" w:ascii="Times New Roman" w:hAnsi="Times New Roman" w:eastAsia="FangSong" w:cs="Times New Roman"/>
@@ -14162,15 +15311,13 @@
     </w:p>
     <w:p>
       <w:pPr>
-        <w:pStyle w:val="BodyText"/>
+        <w:numPr>
+          <w:ilvl w:val="0"/>
+          <w:numId w:val="1016"/>
+        </w:numPr>
         <w:spacing w:after="80"/>
-      </w:pPr>
-      <w:r>
-        <w:rPr>
-          <w:rFonts w:ascii="Times New Roman" w:hAnsi="Times New Roman" w:eastAsia="Times New Roman" w:cs="Times New Roman"/>
-        </w:rPr>
-        <w:t xml:space="preserve">1-2 </w:t>
-      </w:r>
+        <w:ind w:firstLine="420"/>
+      </w:pPr>
       <w:r>
         <w:rPr>
           <w:rFonts w:hint="eastAsia" w:ascii="Times New Roman" w:hAnsi="Times New Roman" w:eastAsia="FangSong" w:cs="Times New Roman"/>
@@ -14296,6 +15443,15 @@
         <w:tblStyle w:val="Table"/>
         <w:tblW w:type="auto" w:w="0"/>
         <w:tblLook w:firstRow="1" w:lastRow="0" w:firstColumn="0" w:lastColumn="0" w:noHBand="0" w:noVBand="0" w:val="0020"/>
+        <w:jc w:val="center"/>
+        <w:tblBorders>
+          <w:top w:val="single" w:sz="12" w:space="0" w:color="333333"/>
+          <w:bottom w:val="single" w:sz="12" w:space="0" w:color="333333"/>
+          <w:left w:val="none"/>
+          <w:right w:val="none"/>
+          <w:insideH w:val="none"/>
+          <w:insideV w:val="none"/>
+        </w:tblBorders>
       </w:tblPr>
       <w:tblGrid>
         <w:gridCol w:w="1980"/>
@@ -14308,7 +15464,11 @@
           <w:tblHeader w:val="on"/>
         </w:trPr>
         <w:tc>
-          <w:tcPr/>
+          <w:tcPr>
+            <w:tcBorders>
+              <w:bottom w:val="single" w:sz="6" w:space="0" w:color="333333"/>
+            </w:tcBorders>
+          </w:tcPr>
           <w:p>
             <w:pPr>
               <w:pStyle w:val="Compact"/>
@@ -14324,7 +15484,11 @@
           </w:p>
         </w:tc>
         <w:tc>
-          <w:tcPr/>
+          <w:tcPr>
+            <w:tcBorders>
+              <w:bottom w:val="single" w:sz="6" w:space="0" w:color="333333"/>
+            </w:tcBorders>
+          </w:tcPr>
           <w:p>
             <w:pPr>
               <w:pStyle w:val="Compact"/>
@@ -14340,7 +15504,11 @@
           </w:p>
         </w:tc>
         <w:tc>
-          <w:tcPr/>
+          <w:tcPr>
+            <w:tcBorders>
+              <w:bottom w:val="single" w:sz="6" w:space="0" w:color="333333"/>
+            </w:tcBorders>
+          </w:tcPr>
           <w:p>
             <w:pPr>
               <w:pStyle w:val="Compact"/>
@@ -14356,7 +15524,11 @@
           </w:p>
         </w:tc>
         <w:tc>
-          <w:tcPr/>
+          <w:tcPr>
+            <w:tcBorders>
+              <w:bottom w:val="single" w:sz="6" w:space="0" w:color="333333"/>
+            </w:tcBorders>
+          </w:tcPr>
           <w:p>
             <w:pPr>
               <w:pStyle w:val="Compact"/>
@@ -14458,6 +15630,7 @@
       <w:pPr>
         <w:pStyle w:val="BodyText"/>
         <w:spacing w:before="120"/>
+        <w:ind w:firstLine="420"/>
       </w:pPr>
       <w:r>
         <w:rPr>
@@ -14688,6 +15861,7 @@
     <w:p>
       <w:pPr>
         <w:pStyle w:val="FirstParagraph"/>
+        <w:ind w:firstLine="420"/>
       </w:pPr>
       <w:r>
         <w:rPr>
@@ -14716,14 +15890,13 @@
     </w:p>
     <w:p>
       <w:pPr>
-        <w:pStyle w:val="BodyText"/>
-      </w:pPr>
-      <w:r>
-        <w:rPr>
-          <w:rFonts w:ascii="Times New Roman" w:hAnsi="Times New Roman" w:eastAsia="Times New Roman" w:cs="Times New Roman"/>
-        </w:rPr>
-        <w:t xml:space="preserve">1-3 </w:t>
-      </w:r>
+        <w:pStyle w:val="Compact"/>
+        <w:numPr>
+          <w:ilvl w:val="0"/>
+          <w:numId w:val="1017"/>
+        </w:numPr>
+        <w:ind w:firstLine="420"/>
+      </w:pPr>
       <w:r>
         <w:rPr>
           <w:rFonts w:hint="eastAsia" w:ascii="Times New Roman" w:hAnsi="Times New Roman" w:eastAsia="FangSong" w:cs="Times New Roman"/>
@@ -14987,7 +16160,7 @@
     </w:p>
     <w:p>
       <w:pPr>
-        <w:pStyle w:val="BodyText"/>
+        <w:pStyle w:val="FirstParagraph"/>
       </w:pPr>
       <m:oMathPara>
         <m:oMathParaPr>
@@ -15510,6 +16683,7 @@
     <w:p>
       <w:pPr>
         <w:pStyle w:val="FirstParagraph"/>
+        <w:ind w:firstLine="420"/>
       </w:pPr>
       <w:r>
         <w:rPr>
@@ -15756,6 +16930,16 @@
         </w:pict>
       </w:r>
     </w:p>
+    <w:p>
+      <w:pPr>
+        <w:spacing w:before="160" w:after="80"/>
+      </w:pPr>
+      <w:r>
+        <w:pict>
+          <v:rect style="width:0;height:1.5pt" o:hralign="center" o:hrstd="t" o:hr="t"/>
+        </w:pict>
+      </w:r>
+    </w:p>
     <w:bookmarkEnd w:id="45"/>
     <w:bookmarkStart w:id="46" w:name="第25题"/>
     <w:p>
@@ -15785,6 +16969,7 @@
     <w:p>
       <w:pPr>
         <w:pStyle w:val="FirstParagraph"/>
+        <w:ind w:firstLine="420"/>
       </w:pPr>
       <w:r>
         <w:rPr>
@@ -15916,6 +17101,7 @@
     <w:p>
       <w:pPr>
         <w:pStyle w:val="FirstParagraph"/>
+        <w:ind w:firstLine="420"/>
       </w:pPr>
       <w:r>
         <w:rPr>
@@ -16615,6 +17801,16 @@
         </w:pict>
       </w:r>
     </w:p>
+    <w:p>
+      <w:pPr>
+        <w:spacing w:before="160" w:after="80"/>
+      </w:pPr>
+      <w:r>
+        <w:pict>
+          <v:rect style="width:0;height:1.5pt" o:hralign="center" o:hrstd="t" o:hr="t"/>
+        </w:pict>
+      </w:r>
+    </w:p>
     <w:bookmarkEnd w:id="46"/>
     <w:bookmarkStart w:id="47" w:name="第26题"/>
     <w:p>
@@ -16644,6 +17840,7 @@
     <w:p>
       <w:pPr>
         <w:pStyle w:val="FirstParagraph"/>
+        <w:ind w:firstLine="420"/>
       </w:pPr>
       <w:r>
         <w:rPr>
@@ -17371,8 +18568,9 @@
         <w:pStyle w:val="Compact"/>
         <w:numPr>
           <w:ilvl w:val="0"/>
-          <w:numId w:val="1010"/>
+          <w:numId w:val="1018"/>
         </w:numPr>
+        <w:ind w:firstLine="420"/>
       </w:pPr>
       <w:r>
         <w:rPr>
@@ -17504,8 +18702,9 @@
         <w:pStyle w:val="Compact"/>
         <w:numPr>
           <w:ilvl w:val="0"/>
-          <w:numId w:val="1010"/>
+          <w:numId w:val="1018"/>
         </w:numPr>
+        <w:ind w:firstLine="420"/>
       </w:pPr>
       <w:r>
         <w:rPr>
@@ -17673,9 +18872,10 @@
         <w:pStyle w:val="Compact"/>
         <w:numPr>
           <w:ilvl w:val="0"/>
-          <w:numId w:val="1010"/>
+          <w:numId w:val="1018"/>
         </w:numPr>
         <w:spacing w:after="80"/>
+        <w:ind w:firstLine="420"/>
       </w:pPr>
       <w:r>
         <w:rPr>
@@ -17839,6 +19039,15 @@
         <w:tblStyle w:val="Table"/>
         <w:tblW w:type="auto" w:w="0"/>
         <w:tblLook w:firstRow="1" w:lastRow="0" w:firstColumn="0" w:lastColumn="0" w:noHBand="0" w:noVBand="0" w:val="0020"/>
+        <w:jc w:val="center"/>
+        <w:tblBorders>
+          <w:top w:val="single" w:sz="12" w:space="0" w:color="333333"/>
+          <w:bottom w:val="single" w:sz="12" w:space="0" w:color="333333"/>
+          <w:left w:val="none"/>
+          <w:right w:val="none"/>
+          <w:insideH w:val="none"/>
+          <w:insideV w:val="none"/>
+        </w:tblBorders>
       </w:tblPr>
       <w:tblGrid>
         <w:gridCol w:w="1320"/>
@@ -17853,7 +19062,11 @@
           <w:tblHeader w:val="on"/>
         </w:trPr>
         <w:tc>
-          <w:tcPr/>
+          <w:tcPr>
+            <w:tcBorders>
+              <w:bottom w:val="single" w:sz="6" w:space="0" w:color="333333"/>
+            </w:tcBorders>
+          </w:tcPr>
           <w:p>
             <w:pPr>
               <w:pStyle w:val="Compact"/>
@@ -17883,7 +19096,11 @@
           </w:p>
         </w:tc>
         <w:tc>
-          <w:tcPr/>
+          <w:tcPr>
+            <w:tcBorders>
+              <w:bottom w:val="single" w:sz="6" w:space="0" w:color="333333"/>
+            </w:tcBorders>
+          </w:tcPr>
           <w:p>
             <w:pPr>
               <w:pStyle w:val="Compact"/>
@@ -17899,7 +19116,11 @@
           </w:p>
         </w:tc>
         <w:tc>
-          <w:tcPr/>
+          <w:tcPr>
+            <w:tcBorders>
+              <w:bottom w:val="single" w:sz="6" w:space="0" w:color="333333"/>
+            </w:tcBorders>
+          </w:tcPr>
           <w:p>
             <w:pPr>
               <w:pStyle w:val="Compact"/>
@@ -17915,7 +19136,11 @@
           </w:p>
         </w:tc>
         <w:tc>
-          <w:tcPr/>
+          <w:tcPr>
+            <w:tcBorders>
+              <w:bottom w:val="single" w:sz="6" w:space="0" w:color="333333"/>
+            </w:tcBorders>
+          </w:tcPr>
           <w:p>
             <w:pPr>
               <w:pStyle w:val="Compact"/>
@@ -17931,7 +19156,11 @@
           </w:p>
         </w:tc>
         <w:tc>
-          <w:tcPr/>
+          <w:tcPr>
+            <w:tcBorders>
+              <w:bottom w:val="single" w:sz="6" w:space="0" w:color="333333"/>
+            </w:tcBorders>
+          </w:tcPr>
           <w:p>
             <w:pPr>
               <w:pStyle w:val="Compact"/>
@@ -17947,7 +19176,11 @@
           </w:p>
         </w:tc>
         <w:tc>
-          <w:tcPr/>
+          <w:tcPr>
+            <w:tcBorders>
+              <w:bottom w:val="single" w:sz="6" w:space="0" w:color="333333"/>
+            </w:tcBorders>
+          </w:tcPr>
           <w:p>
             <w:pPr>
               <w:pStyle w:val="Compact"/>
@@ -18078,6 +19311,16 @@
         </w:pict>
       </w:r>
     </w:p>
+    <w:p>
+      <w:pPr>
+        <w:spacing w:before="160" w:after="80"/>
+      </w:pPr>
+      <w:r>
+        <w:pict>
+          <v:rect style="width:0;height:1.5pt" o:hralign="center" o:hrstd="t" o:hr="t"/>
+        </w:pict>
+      </w:r>
+    </w:p>
     <w:bookmarkEnd w:id="47"/>
     <w:bookmarkEnd w:id="48"/>
     <w:bookmarkEnd w:id="49"/>
@@ -18332,6 +19575,176 @@
       </w:rPr>
     </w:lvl>
   </w:abstractNum>
+  <w:abstractNum w:abstractNumId="99432">
+    <w:nsid w:val="00A99432"/>
+    <w:multiLevelType w:val="multilevel"/>
+    <w:lvl w:ilvl="0">
+      <w:start w:val="2"/>
+      <w:numFmt w:val="decimal"/>
+      <w:lvlText w:val="(%1)"/>
+      <w:lvlJc w:val="left"/>
+      <w:pPr>
+        <w:ind w:left="720" w:hanging="360"/>
+      </w:pPr>
+    </w:lvl>
+    <w:lvl w:ilvl="1">
+      <w:start w:val="2"/>
+      <w:numFmt w:val="decimal"/>
+      <w:lvlText w:val="(%2)"/>
+      <w:lvlJc w:val="left"/>
+      <w:pPr>
+        <w:ind w:left="1440" w:hanging="360"/>
+      </w:pPr>
+    </w:lvl>
+    <w:lvl w:ilvl="2">
+      <w:start w:val="2"/>
+      <w:numFmt w:val="decimal"/>
+      <w:lvlText w:val="(%3)"/>
+      <w:lvlJc w:val="left"/>
+      <w:pPr>
+        <w:ind w:left="2160" w:hanging="360"/>
+      </w:pPr>
+    </w:lvl>
+    <w:lvl w:ilvl="3">
+      <w:start w:val="2"/>
+      <w:numFmt w:val="decimal"/>
+      <w:lvlText w:val="(%4)"/>
+      <w:lvlJc w:val="left"/>
+      <w:pPr>
+        <w:ind w:left="2880" w:hanging="360"/>
+      </w:pPr>
+    </w:lvl>
+    <w:lvl w:ilvl="4">
+      <w:start w:val="2"/>
+      <w:numFmt w:val="decimal"/>
+      <w:lvlText w:val="(%5)"/>
+      <w:lvlJc w:val="left"/>
+      <w:pPr>
+        <w:ind w:left="3600" w:hanging="360"/>
+      </w:pPr>
+    </w:lvl>
+    <w:lvl w:ilvl="5">
+      <w:start w:val="2"/>
+      <w:numFmt w:val="decimal"/>
+      <w:lvlText w:val="(%6)"/>
+      <w:lvlJc w:val="left"/>
+      <w:pPr>
+        <w:ind w:left="4320" w:hanging="360"/>
+      </w:pPr>
+    </w:lvl>
+    <w:lvl w:ilvl="6">
+      <w:start w:val="2"/>
+      <w:numFmt w:val="decimal"/>
+      <w:lvlText w:val="(%7)"/>
+      <w:lvlJc w:val="left"/>
+      <w:pPr>
+        <w:ind w:left="5040" w:hanging="360"/>
+      </w:pPr>
+    </w:lvl>
+    <w:lvl w:ilvl="7">
+      <w:start w:val="2"/>
+      <w:numFmt w:val="decimal"/>
+      <w:lvlText w:val="(%8)"/>
+      <w:lvlJc w:val="left"/>
+      <w:pPr>
+        <w:ind w:left="5760" w:hanging="360"/>
+      </w:pPr>
+    </w:lvl>
+    <w:lvl w:ilvl="8">
+      <w:start w:val="2"/>
+      <w:numFmt w:val="decimal"/>
+      <w:lvlText w:val="(%9)"/>
+      <w:lvlJc w:val="left"/>
+      <w:pPr>
+        <w:ind w:left="6480" w:hanging="360"/>
+      </w:pPr>
+    </w:lvl>
+  </w:abstractNum>
+  <w:abstractNum w:abstractNumId="99431">
+    <w:nsid w:val="00A99431"/>
+    <w:multiLevelType w:val="multilevel"/>
+    <w:lvl w:ilvl="0">
+      <w:start w:val="1"/>
+      <w:numFmt w:val="decimal"/>
+      <w:lvlText w:val="(%1)"/>
+      <w:lvlJc w:val="left"/>
+      <w:pPr>
+        <w:ind w:left="720" w:hanging="360"/>
+      </w:pPr>
+    </w:lvl>
+    <w:lvl w:ilvl="1">
+      <w:start w:val="1"/>
+      <w:numFmt w:val="decimal"/>
+      <w:lvlText w:val="(%2)"/>
+      <w:lvlJc w:val="left"/>
+      <w:pPr>
+        <w:ind w:left="1440" w:hanging="360"/>
+      </w:pPr>
+    </w:lvl>
+    <w:lvl w:ilvl="2">
+      <w:start w:val="1"/>
+      <w:numFmt w:val="decimal"/>
+      <w:lvlText w:val="(%3)"/>
+      <w:lvlJc w:val="left"/>
+      <w:pPr>
+        <w:ind w:left="2160" w:hanging="360"/>
+      </w:pPr>
+    </w:lvl>
+    <w:lvl w:ilvl="3">
+      <w:start w:val="1"/>
+      <w:numFmt w:val="decimal"/>
+      <w:lvlText w:val="(%4)"/>
+      <w:lvlJc w:val="left"/>
+      <w:pPr>
+        <w:ind w:left="2880" w:hanging="360"/>
+      </w:pPr>
+    </w:lvl>
+    <w:lvl w:ilvl="4">
+      <w:start w:val="1"/>
+      <w:numFmt w:val="decimal"/>
+      <w:lvlText w:val="(%5)"/>
+      <w:lvlJc w:val="left"/>
+      <w:pPr>
+        <w:ind w:left="3600" w:hanging="360"/>
+      </w:pPr>
+    </w:lvl>
+    <w:lvl w:ilvl="5">
+      <w:start w:val="1"/>
+      <w:numFmt w:val="decimal"/>
+      <w:lvlText w:val="(%6)"/>
+      <w:lvlJc w:val="left"/>
+      <w:pPr>
+        <w:ind w:left="4320" w:hanging="360"/>
+      </w:pPr>
+    </w:lvl>
+    <w:lvl w:ilvl="6">
+      <w:start w:val="1"/>
+      <w:numFmt w:val="decimal"/>
+      <w:lvlText w:val="(%7)"/>
+      <w:lvlJc w:val="left"/>
+      <w:pPr>
+        <w:ind w:left="5040" w:hanging="360"/>
+      </w:pPr>
+    </w:lvl>
+    <w:lvl w:ilvl="7">
+      <w:start w:val="1"/>
+      <w:numFmt w:val="decimal"/>
+      <w:lvlText w:val="(%8)"/>
+      <w:lvlJc w:val="left"/>
+      <w:pPr>
+        <w:ind w:left="5760" w:hanging="360"/>
+      </w:pPr>
+    </w:lvl>
+    <w:lvl w:ilvl="8">
+      <w:start w:val="1"/>
+      <w:numFmt w:val="decimal"/>
+      <w:lvlText w:val="(%9)"/>
+      <w:lvlJc w:val="left"/>
+      <w:pPr>
+        <w:ind w:left="6480" w:hanging="360"/>
+      </w:pPr>
+    </w:lvl>
+  </w:abstractNum>
   <w:abstractNum w:abstractNumId="99411">
     <w:nsid w:val="00A99411"/>
     <w:multiLevelType w:val="multilevel"/>
@@ -18502,11 +19915,11 @@
       </w:pPr>
     </w:lvl>
   </w:abstractNum>
-  <w:abstractNum w:abstractNumId="99431">
-    <w:nsid w:val="00A99431"/>
+  <w:abstractNum w:abstractNumId="99433">
+    <w:nsid w:val="00A99433"/>
     <w:multiLevelType w:val="multilevel"/>
     <w:lvl w:ilvl="0">
-      <w:start w:val="1"/>
+      <w:start w:val="3"/>
       <w:numFmt w:val="decimal"/>
       <w:lvlText w:val="(%1)"/>
       <w:lvlJc w:val="left"/>
@@ -18515,7 +19928,7 @@
       </w:pPr>
     </w:lvl>
     <w:lvl w:ilvl="1">
-      <w:start w:val="1"/>
+      <w:start w:val="3"/>
       <w:numFmt w:val="decimal"/>
       <w:lvlText w:val="(%2)"/>
       <w:lvlJc w:val="left"/>
@@ -18524,7 +19937,7 @@
       </w:pPr>
     </w:lvl>
     <w:lvl w:ilvl="2">
-      <w:start w:val="1"/>
+      <w:start w:val="3"/>
       <w:numFmt w:val="decimal"/>
       <w:lvlText w:val="(%3)"/>
       <w:lvlJc w:val="left"/>
@@ -18533,7 +19946,7 @@
       </w:pPr>
     </w:lvl>
     <w:lvl w:ilvl="3">
-      <w:start w:val="1"/>
+      <w:start w:val="3"/>
       <w:numFmt w:val="decimal"/>
       <w:lvlText w:val="(%4)"/>
       <w:lvlJc w:val="left"/>
@@ -18542,7 +19955,7 @@
       </w:pPr>
     </w:lvl>
     <w:lvl w:ilvl="4">
-      <w:start w:val="1"/>
+      <w:start w:val="3"/>
       <w:numFmt w:val="decimal"/>
       <w:lvlText w:val="(%5)"/>
       <w:lvlJc w:val="left"/>
@@ -18551,7 +19964,7 @@
       </w:pPr>
     </w:lvl>
     <w:lvl w:ilvl="5">
-      <w:start w:val="1"/>
+      <w:start w:val="3"/>
       <w:numFmt w:val="decimal"/>
       <w:lvlText w:val="(%6)"/>
       <w:lvlJc w:val="left"/>
@@ -18560,7 +19973,7 @@
       </w:pPr>
     </w:lvl>
     <w:lvl w:ilvl="6">
-      <w:start w:val="1"/>
+      <w:start w:val="3"/>
       <w:numFmt w:val="decimal"/>
       <w:lvlText w:val="(%7)"/>
       <w:lvlJc w:val="left"/>
@@ -18569,7 +19982,7 @@
       </w:pPr>
     </w:lvl>
     <w:lvl w:ilvl="7">
-      <w:start w:val="1"/>
+      <w:start w:val="3"/>
       <w:numFmt w:val="decimal"/>
       <w:lvlText w:val="(%8)"/>
       <w:lvlJc w:val="left"/>
@@ -18578,7 +19991,7 @@
       </w:pPr>
     </w:lvl>
     <w:lvl w:ilvl="8">
-      <w:start w:val="1"/>
+      <w:start w:val="3"/>
       <w:numFmt w:val="decimal"/>
       <w:lvlText w:val="(%9)"/>
       <w:lvlJc w:val="left"/>
@@ -18594,46 +20007,7 @@
     <w:abstractNumId w:val="991"/>
   </w:num>
   <w:num w:numId="1002">
-    <w:abstractNumId w:val="991"/>
-  </w:num>
-  <w:num w:numId="1003">
-    <w:abstractNumId w:val="991"/>
-  </w:num>
-  <w:num w:numId="1004">
-    <w:abstractNumId w:val="991"/>
-  </w:num>
-  <w:num w:numId="1005">
-    <w:abstractNumId w:val="99411"/>
-    <w:lvlOverride w:ilvl="0">
-      <w:startOverride w:val="1"/>
-    </w:lvlOverride>
-    <w:lvlOverride w:ilvl="1">
-      <w:startOverride w:val="1"/>
-    </w:lvlOverride>
-    <w:lvlOverride w:ilvl="2">
-      <w:startOverride w:val="1"/>
-    </w:lvlOverride>
-    <w:lvlOverride w:ilvl="3">
-      <w:startOverride w:val="1"/>
-    </w:lvlOverride>
-    <w:lvlOverride w:ilvl="4">
-      <w:startOverride w:val="1"/>
-    </w:lvlOverride>
-    <w:lvlOverride w:ilvl="5">
-      <w:startOverride w:val="1"/>
-    </w:lvlOverride>
-    <w:lvlOverride w:ilvl="6">
-      <w:startOverride w:val="1"/>
-    </w:lvlOverride>
-    <w:lvlOverride w:ilvl="7">
-      <w:startOverride w:val="1"/>
-    </w:lvlOverride>
-    <w:lvlOverride w:ilvl="8">
-      <w:startOverride w:val="1"/>
-    </w:lvlOverride>
-  </w:num>
-  <w:num w:numId="1006">
-    <w:abstractNumId w:val="99412"/>
+    <w:abstractNumId w:val="99432"/>
     <w:lvlOverride w:ilvl="0">
       <w:startOverride w:val="2"/>
     </w:lvlOverride>
@@ -18662,8 +20036,20 @@
       <w:startOverride w:val="2"/>
     </w:lvlOverride>
   </w:num>
+  <w:num w:numId="1003">
+    <w:abstractNumId w:val="991"/>
+  </w:num>
+  <w:num w:numId="1004">
+    <w:abstractNumId w:val="991"/>
+  </w:num>
+  <w:num w:numId="1005">
+    <w:abstractNumId w:val="991"/>
+  </w:num>
+  <w:num w:numId="1006">
+    <w:abstractNumId w:val="991"/>
+  </w:num>
   <w:num w:numId="1007">
-    <w:abstractNumId w:val="99411"/>
+    <w:abstractNumId w:val="99431"/>
     <w:lvlOverride w:ilvl="0">
       <w:startOverride w:val="1"/>
     </w:lvlOverride>
@@ -18753,6 +20139,219 @@
     </w:lvlOverride>
   </w:num>
   <w:num w:numId="1010">
+    <w:abstractNumId w:val="991"/>
+  </w:num>
+  <w:num w:numId="1011">
+    <w:abstractNumId w:val="99411"/>
+    <w:lvlOverride w:ilvl="0">
+      <w:startOverride w:val="1"/>
+    </w:lvlOverride>
+    <w:lvlOverride w:ilvl="1">
+      <w:startOverride w:val="1"/>
+    </w:lvlOverride>
+    <w:lvlOverride w:ilvl="2">
+      <w:startOverride w:val="1"/>
+    </w:lvlOverride>
+    <w:lvlOverride w:ilvl="3">
+      <w:startOverride w:val="1"/>
+    </w:lvlOverride>
+    <w:lvlOverride w:ilvl="4">
+      <w:startOverride w:val="1"/>
+    </w:lvlOverride>
+    <w:lvlOverride w:ilvl="5">
+      <w:startOverride w:val="1"/>
+    </w:lvlOverride>
+    <w:lvlOverride w:ilvl="6">
+      <w:startOverride w:val="1"/>
+    </w:lvlOverride>
+    <w:lvlOverride w:ilvl="7">
+      <w:startOverride w:val="1"/>
+    </w:lvlOverride>
+    <w:lvlOverride w:ilvl="8">
+      <w:startOverride w:val="1"/>
+    </w:lvlOverride>
+  </w:num>
+  <w:num w:numId="1012">
+    <w:abstractNumId w:val="99412"/>
+    <w:lvlOverride w:ilvl="0">
+      <w:startOverride w:val="2"/>
+    </w:lvlOverride>
+    <w:lvlOverride w:ilvl="1">
+      <w:startOverride w:val="2"/>
+    </w:lvlOverride>
+    <w:lvlOverride w:ilvl="2">
+      <w:startOverride w:val="2"/>
+    </w:lvlOverride>
+    <w:lvlOverride w:ilvl="3">
+      <w:startOverride w:val="2"/>
+    </w:lvlOverride>
+    <w:lvlOverride w:ilvl="4">
+      <w:startOverride w:val="2"/>
+    </w:lvlOverride>
+    <w:lvlOverride w:ilvl="5">
+      <w:startOverride w:val="2"/>
+    </w:lvlOverride>
+    <w:lvlOverride w:ilvl="6">
+      <w:startOverride w:val="2"/>
+    </w:lvlOverride>
+    <w:lvlOverride w:ilvl="7">
+      <w:startOverride w:val="2"/>
+    </w:lvlOverride>
+    <w:lvlOverride w:ilvl="8">
+      <w:startOverride w:val="2"/>
+    </w:lvlOverride>
+  </w:num>
+  <w:num w:numId="1013">
+    <w:abstractNumId w:val="99411"/>
+    <w:lvlOverride w:ilvl="0">
+      <w:startOverride w:val="1"/>
+    </w:lvlOverride>
+    <w:lvlOverride w:ilvl="1">
+      <w:startOverride w:val="1"/>
+    </w:lvlOverride>
+    <w:lvlOverride w:ilvl="2">
+      <w:startOverride w:val="1"/>
+    </w:lvlOverride>
+    <w:lvlOverride w:ilvl="3">
+      <w:startOverride w:val="1"/>
+    </w:lvlOverride>
+    <w:lvlOverride w:ilvl="4">
+      <w:startOverride w:val="1"/>
+    </w:lvlOverride>
+    <w:lvlOverride w:ilvl="5">
+      <w:startOverride w:val="1"/>
+    </w:lvlOverride>
+    <w:lvlOverride w:ilvl="6">
+      <w:startOverride w:val="1"/>
+    </w:lvlOverride>
+    <w:lvlOverride w:ilvl="7">
+      <w:startOverride w:val="1"/>
+    </w:lvlOverride>
+    <w:lvlOverride w:ilvl="8">
+      <w:startOverride w:val="1"/>
+    </w:lvlOverride>
+  </w:num>
+  <w:num w:numId="1014">
+    <w:abstractNumId w:val="99431"/>
+    <w:lvlOverride w:ilvl="0">
+      <w:startOverride w:val="1"/>
+    </w:lvlOverride>
+    <w:lvlOverride w:ilvl="1">
+      <w:startOverride w:val="1"/>
+    </w:lvlOverride>
+    <w:lvlOverride w:ilvl="2">
+      <w:startOverride w:val="1"/>
+    </w:lvlOverride>
+    <w:lvlOverride w:ilvl="3">
+      <w:startOverride w:val="1"/>
+    </w:lvlOverride>
+    <w:lvlOverride w:ilvl="4">
+      <w:startOverride w:val="1"/>
+    </w:lvlOverride>
+    <w:lvlOverride w:ilvl="5">
+      <w:startOverride w:val="1"/>
+    </w:lvlOverride>
+    <w:lvlOverride w:ilvl="6">
+      <w:startOverride w:val="1"/>
+    </w:lvlOverride>
+    <w:lvlOverride w:ilvl="7">
+      <w:startOverride w:val="1"/>
+    </w:lvlOverride>
+    <w:lvlOverride w:ilvl="8">
+      <w:startOverride w:val="1"/>
+    </w:lvlOverride>
+  </w:num>
+  <w:num w:numId="1015">
+    <w:abstractNumId w:val="99431"/>
+    <w:lvlOverride w:ilvl="0">
+      <w:startOverride w:val="1"/>
+    </w:lvlOverride>
+    <w:lvlOverride w:ilvl="1">
+      <w:startOverride w:val="1"/>
+    </w:lvlOverride>
+    <w:lvlOverride w:ilvl="2">
+      <w:startOverride w:val="1"/>
+    </w:lvlOverride>
+    <w:lvlOverride w:ilvl="3">
+      <w:startOverride w:val="1"/>
+    </w:lvlOverride>
+    <w:lvlOverride w:ilvl="4">
+      <w:startOverride w:val="1"/>
+    </w:lvlOverride>
+    <w:lvlOverride w:ilvl="5">
+      <w:startOverride w:val="1"/>
+    </w:lvlOverride>
+    <w:lvlOverride w:ilvl="6">
+      <w:startOverride w:val="1"/>
+    </w:lvlOverride>
+    <w:lvlOverride w:ilvl="7">
+      <w:startOverride w:val="1"/>
+    </w:lvlOverride>
+    <w:lvlOverride w:ilvl="8">
+      <w:startOverride w:val="1"/>
+    </w:lvlOverride>
+  </w:num>
+  <w:num w:numId="1016">
+    <w:abstractNumId w:val="99431"/>
+    <w:lvlOverride w:ilvl="0">
+      <w:startOverride w:val="1"/>
+    </w:lvlOverride>
+    <w:lvlOverride w:ilvl="1">
+      <w:startOverride w:val="1"/>
+    </w:lvlOverride>
+    <w:lvlOverride w:ilvl="2">
+      <w:startOverride w:val="1"/>
+    </w:lvlOverride>
+    <w:lvlOverride w:ilvl="3">
+      <w:startOverride w:val="1"/>
+    </w:lvlOverride>
+    <w:lvlOverride w:ilvl="4">
+      <w:startOverride w:val="1"/>
+    </w:lvlOverride>
+    <w:lvlOverride w:ilvl="5">
+      <w:startOverride w:val="1"/>
+    </w:lvlOverride>
+    <w:lvlOverride w:ilvl="6">
+      <w:startOverride w:val="1"/>
+    </w:lvlOverride>
+    <w:lvlOverride w:ilvl="7">
+      <w:startOverride w:val="1"/>
+    </w:lvlOverride>
+    <w:lvlOverride w:ilvl="8">
+      <w:startOverride w:val="1"/>
+    </w:lvlOverride>
+  </w:num>
+  <w:num w:numId="1017">
+    <w:abstractNumId w:val="99433"/>
+    <w:lvlOverride w:ilvl="0">
+      <w:startOverride w:val="3"/>
+    </w:lvlOverride>
+    <w:lvlOverride w:ilvl="1">
+      <w:startOverride w:val="3"/>
+    </w:lvlOverride>
+    <w:lvlOverride w:ilvl="2">
+      <w:startOverride w:val="3"/>
+    </w:lvlOverride>
+    <w:lvlOverride w:ilvl="3">
+      <w:startOverride w:val="3"/>
+    </w:lvlOverride>
+    <w:lvlOverride w:ilvl="4">
+      <w:startOverride w:val="3"/>
+    </w:lvlOverride>
+    <w:lvlOverride w:ilvl="5">
+      <w:startOverride w:val="3"/>
+    </w:lvlOverride>
+    <w:lvlOverride w:ilvl="6">
+      <w:startOverride w:val="3"/>
+    </w:lvlOverride>
+    <w:lvlOverride w:ilvl="7">
+      <w:startOverride w:val="3"/>
+    </w:lvlOverride>
+    <w:lvlOverride w:ilvl="8">
+      <w:startOverride w:val="3"/>
+    </w:lvlOverride>
+  </w:num>
+  <w:num w:numId="1018">
     <w:abstractNumId w:val="99411"/>
     <w:lvlOverride w:ilvl="0">
       <w:startOverride w:val="1"/>

--- a/00-首页/题组Word/第一轮·综合套卷/第一轮综合卷07（学生版）.docx
+++ b/00-首页/题组Word/第一轮·综合套卷/第一轮综合卷07（学生版）.docx
@@ -376,16 +376,6 @@
         </w:pict>
       </w:r>
     </w:p>
-    <w:p>
-      <w:pPr>
-        <w:spacing w:before="160" w:after="80"/>
-      </w:pPr>
-      <w:r>
-        <w:pict>
-          <v:rect style="width:0;height:1.5pt" o:hralign="center" o:hrstd="t" o:hr="t"/>
-        </w:pict>
-      </w:r>
-    </w:p>
     <w:bookmarkEnd w:id="9"/>
     <w:bookmarkStart w:id="10" w:name="第2题"/>
     <w:p>
@@ -522,16 +512,6 @@
           <w:vertAlign w:val="subscript"/>
         </w:rPr>
         <w:t>4</w:t>
-      </w:r>
-    </w:p>
-    <w:p>
-      <w:pPr>
-        <w:spacing w:before="160" w:after="80"/>
-      </w:pPr>
-      <w:r>
-        <w:pict>
-          <v:rect style="width:0;height:1.5pt" o:hralign="center" o:hrstd="t" o:hr="t"/>
-        </w:pict>
       </w:r>
     </w:p>
     <w:p>
@@ -919,16 +899,6 @@
           <w:rFonts w:hint="eastAsia" w:ascii="Times New Roman" w:hAnsi="Times New Roman" w:eastAsia="FangSong" w:cs="Times New Roman"/>
         </w:rPr>
         <w:t xml:space="preserve">轨道</w:t>
-      </w:r>
-    </w:p>
-    <w:p>
-      <w:pPr>
-        <w:spacing w:before="160" w:after="80"/>
-      </w:pPr>
-      <w:r>
-        <w:pict>
-          <v:rect style="width:0;height:1.5pt" o:hralign="center" o:hrstd="t" o:hr="t"/>
-        </w:pict>
       </w:r>
     </w:p>
     <w:p>
@@ -1321,16 +1291,6 @@
         </w:pict>
       </w:r>
     </w:p>
-    <w:p>
-      <w:pPr>
-        <w:spacing w:before="160" w:after="80"/>
-      </w:pPr>
-      <w:r>
-        <w:pict>
-          <v:rect style="width:0;height:1.5pt" o:hralign="center" o:hrstd="t" o:hr="t"/>
-        </w:pict>
-      </w:r>
-    </w:p>
     <w:bookmarkEnd w:id="12"/>
     <w:bookmarkStart w:id="13" w:name="第5题"/>
     <w:p>
@@ -1584,16 +1544,6 @@
           <w:rFonts w:hint="eastAsia" w:ascii="Times New Roman" w:hAnsi="Times New Roman" w:eastAsia="Times New Roman" w:cs="Times New Roman"/>
         </w:rPr>
         <w:t>。</w:t>
-      </w:r>
-    </w:p>
-    <w:p>
-      <w:pPr>
-        <w:spacing w:before="160" w:after="80"/>
-      </w:pPr>
-      <w:r>
-        <w:pict>
-          <v:rect style="width:0;height:1.5pt" o:hralign="center" o:hrstd="t" o:hr="t"/>
-        </w:pict>
       </w:r>
     </w:p>
     <w:p>
@@ -2297,16 +2247,6 @@
           </m:sup>
         </m:sSup>
       </m:oMath>
-    </w:p>
-    <w:p>
-      <w:pPr>
-        <w:spacing w:before="160" w:after="80"/>
-      </w:pPr>
-      <w:r>
-        <w:pict>
-          <v:rect style="width:0;height:1.5pt" o:hralign="center" o:hrstd="t" o:hr="t"/>
-        </w:pict>
-      </w:r>
     </w:p>
     <w:p>
       <w:pPr>
@@ -2615,16 +2555,6 @@
         </w:pict>
       </w:r>
     </w:p>
-    <w:p>
-      <w:pPr>
-        <w:spacing w:before="160" w:after="80"/>
-      </w:pPr>
-      <w:r>
-        <w:pict>
-          <v:rect style="width:0;height:1.5pt" o:hralign="center" o:hrstd="t" o:hr="t"/>
-        </w:pict>
-      </w:r>
-    </w:p>
     <w:bookmarkEnd w:id="19"/>
     <w:bookmarkStart w:id="23" w:name="第8题"/>
     <w:p>
@@ -3072,16 +3002,6 @@
         </w:pict>
       </w:r>
     </w:p>
-    <w:p>
-      <w:pPr>
-        <w:spacing w:before="160" w:after="80"/>
-      </w:pPr>
-      <w:r>
-        <w:pict>
-          <v:rect style="width:0;height:1.5pt" o:hralign="center" o:hrstd="t" o:hr="t"/>
-        </w:pict>
-      </w:r>
-    </w:p>
     <w:bookmarkEnd w:id="23"/>
     <w:bookmarkStart w:id="27" w:name="第9题"/>
     <w:p>
@@ -3478,16 +3398,6 @@
         </w:pict>
       </w:r>
     </w:p>
-    <w:p>
-      <w:pPr>
-        <w:spacing w:before="160" w:after="80"/>
-      </w:pPr>
-      <w:r>
-        <w:pict>
-          <v:rect style="width:0;height:1.5pt" o:hralign="center" o:hrstd="t" o:hr="t"/>
-        </w:pict>
-      </w:r>
-    </w:p>
     <w:bookmarkEnd w:id="27"/>
     <w:bookmarkStart w:id="28" w:name="第10题"/>
     <w:p>
@@ -3590,16 +3500,6 @@
         </w:pict>
       </w:r>
     </w:p>
-    <w:p>
-      <w:pPr>
-        <w:spacing w:before="160" w:after="80"/>
-      </w:pPr>
-      <w:r>
-        <w:pict>
-          <v:rect style="width:0;height:1.5pt" o:hralign="center" o:hrstd="t" o:hr="t"/>
-        </w:pict>
-      </w:r>
-    </w:p>
     <w:bookmarkEnd w:id="28"/>
     <w:bookmarkStart w:id="29" w:name="第11题"/>
     <w:p>
@@ -3842,16 +3742,6 @@
           <w:rFonts w:hint="eastAsia" w:ascii="Times New Roman" w:hAnsi="Times New Roman" w:eastAsia="Times New Roman" w:cs="Times New Roman"/>
         </w:rPr>
         <w:t>。</w:t>
-      </w:r>
-    </w:p>
-    <w:p>
-      <w:pPr>
-        <w:spacing w:before="160" w:after="80"/>
-      </w:pPr>
-      <w:r>
-        <w:pict>
-          <v:rect style="width:0;height:1.5pt" o:hralign="center" o:hrstd="t" o:hr="t"/>
-        </w:pict>
       </w:r>
     </w:p>
     <w:p>
@@ -4951,16 +4841,6 @@
         </w:pict>
       </w:r>
     </w:p>
-    <w:p>
-      <w:pPr>
-        <w:spacing w:before="160" w:after="80"/>
-      </w:pPr>
-      <w:r>
-        <w:pict>
-          <v:rect style="width:0;height:1.5pt" o:hralign="center" o:hrstd="t" o:hr="t"/>
-        </w:pict>
-      </w:r>
-    </w:p>
     <w:bookmarkEnd w:id="31"/>
     <w:bookmarkStart w:id="32" w:name="第14题"/>
     <w:p>
@@ -5570,16 +5450,6 @@
         </w:pict>
       </w:r>
     </w:p>
-    <w:p>
-      <w:pPr>
-        <w:spacing w:before="160" w:after="80"/>
-      </w:pPr>
-      <w:r>
-        <w:pict>
-          <v:rect style="width:0;height:1.5pt" o:hralign="center" o:hrstd="t" o:hr="t"/>
-        </w:pict>
-      </w:r>
-    </w:p>
     <w:bookmarkEnd w:id="32"/>
     <w:bookmarkStart w:id="33" w:name="第15题"/>
     <w:p>
@@ -5634,16 +5504,6 @@
           <w:rFonts w:hint="eastAsia" w:ascii="Times New Roman" w:hAnsi="Times New Roman" w:eastAsia="Times New Roman" w:cs="Times New Roman"/>
         </w:rPr>
         <w:t>。</w:t>
-      </w:r>
-    </w:p>
-    <w:p>
-      <w:pPr>
-        <w:spacing w:before="160" w:after="80"/>
-      </w:pPr>
-      <w:r>
-        <w:pict>
-          <v:rect style="width:0;height:1.5pt" o:hralign="center" o:hrstd="t" o:hr="t"/>
-        </w:pict>
       </w:r>
     </w:p>
     <w:p>
@@ -5904,16 +5764,6 @@
           <w:rFonts w:hint="eastAsia" w:ascii="Times New Roman" w:hAnsi="Times New Roman" w:eastAsia="Times New Roman" w:cs="Times New Roman"/>
         </w:rPr>
         <w:t>。</w:t>
-      </w:r>
-    </w:p>
-    <w:p>
-      <w:pPr>
-        <w:spacing w:before="160" w:after="80"/>
-      </w:pPr>
-      <w:r>
-        <w:pict>
-          <v:rect style="width:0;height:1.5pt" o:hralign="center" o:hrstd="t" o:hr="t"/>
-        </w:pict>
       </w:r>
     </w:p>
     <w:p>
@@ -6552,16 +6402,6 @@
         </w:pict>
       </w:r>
     </w:p>
-    <w:p>
-      <w:pPr>
-        <w:spacing w:before="160" w:after="80"/>
-      </w:pPr>
-      <w:r>
-        <w:pict>
-          <v:rect style="width:0;height:1.5pt" o:hralign="center" o:hrstd="t" o:hr="t"/>
-        </w:pict>
-      </w:r>
-    </w:p>
     <w:bookmarkEnd w:id="38"/>
     <w:bookmarkStart w:id="39" w:name="第18题"/>
     <w:p>
@@ -8468,16 +8308,6 @@
           <w:rFonts w:hint="eastAsia" w:ascii="Times New Roman" w:hAnsi="Times New Roman" w:eastAsia="Times New Roman" w:cs="Times New Roman"/>
         </w:rPr>
         <w:t>。</w:t>
-      </w:r>
-    </w:p>
-    <w:p>
-      <w:pPr>
-        <w:spacing w:before="160" w:after="80"/>
-      </w:pPr>
-      <w:r>
-        <w:pict>
-          <v:rect style="width:0;height:1.5pt" o:hralign="center" o:hrstd="t" o:hr="t"/>
-        </w:pict>
       </w:r>
     </w:p>
     <w:p>
@@ -9473,16 +9303,6 @@
         </w:pict>
       </w:r>
     </w:p>
-    <w:p>
-      <w:pPr>
-        <w:spacing w:before="160" w:after="80"/>
-      </w:pPr>
-      <w:r>
-        <w:pict>
-          <v:rect style="width:0;height:1.5pt" o:hralign="center" o:hrstd="t" o:hr="t"/>
-        </w:pict>
-      </w:r>
-    </w:p>
     <w:bookmarkEnd w:id="40"/>
     <w:bookmarkStart w:id="41" w:name="第20题"/>
     <w:p>
@@ -9715,16 +9535,6 @@
         </w:pict>
       </w:r>
     </w:p>
-    <w:p>
-      <w:pPr>
-        <w:spacing w:before="160" w:after="80"/>
-      </w:pPr>
-      <w:r>
-        <w:pict>
-          <v:rect style="width:0;height:1.5pt" o:hralign="center" o:hrstd="t" o:hr="t"/>
-        </w:pict>
-      </w:r>
-    </w:p>
     <w:bookmarkEnd w:id="41"/>
     <w:bookmarkStart w:id="42" w:name="第21题"/>
     <w:p>
@@ -9903,16 +9713,6 @@
           <w:rFonts w:hint="eastAsia" w:ascii="Times New Roman" w:hAnsi="Times New Roman" w:eastAsia="Times New Roman" w:cs="Times New Roman"/>
         </w:rPr>
         <w:t>。</w:t>
-      </w:r>
-    </w:p>
-    <w:p>
-      <w:pPr>
-        <w:spacing w:before="160" w:after="80"/>
-      </w:pPr>
-      <w:r>
-        <w:pict>
-          <v:rect style="width:0;height:1.5pt" o:hralign="center" o:hrstd="t" o:hr="t"/>
-        </w:pict>
       </w:r>
     </w:p>
     <w:p>
@@ -14200,16 +14000,6 @@
         </w:pict>
       </w:r>
     </w:p>
-    <w:p>
-      <w:pPr>
-        <w:spacing w:before="160" w:after="80"/>
-      </w:pPr>
-      <w:r>
-        <w:pict>
-          <v:rect style="width:0;height:1.5pt" o:hralign="center" o:hrstd="t" o:hr="t"/>
-        </w:pict>
-      </w:r>
-    </w:p>
     <w:bookmarkEnd w:id="43"/>
     <w:bookmarkStart w:id="44" w:name="第23题"/>
     <w:p>
@@ -15126,16 +14916,6 @@
           <w:rFonts w:hint="eastAsia" w:ascii="Times New Roman" w:hAnsi="Times New Roman" w:eastAsia="Times New Roman" w:cs="Times New Roman"/>
         </w:rPr>
         <w:t>。</w:t>
-      </w:r>
-    </w:p>
-    <w:p>
-      <w:pPr>
-        <w:spacing w:before="160" w:after="80"/>
-      </w:pPr>
-      <w:r>
-        <w:pict>
-          <v:rect style="width:0;height:1.5pt" o:hralign="center" o:hrstd="t" o:hr="t"/>
-        </w:pict>
       </w:r>
     </w:p>
     <w:p>
@@ -16930,16 +16710,6 @@
         </w:pict>
       </w:r>
     </w:p>
-    <w:p>
-      <w:pPr>
-        <w:spacing w:before="160" w:after="80"/>
-      </w:pPr>
-      <w:r>
-        <w:pict>
-          <v:rect style="width:0;height:1.5pt" o:hralign="center" o:hrstd="t" o:hr="t"/>
-        </w:pict>
-      </w:r>
-    </w:p>
     <w:bookmarkEnd w:id="45"/>
     <w:bookmarkStart w:id="46" w:name="第25题"/>
     <w:p>
@@ -17790,16 +17560,6 @@
           </m:r>
         </m:oMath>
       </m:oMathPara>
-    </w:p>
-    <w:p>
-      <w:pPr>
-        <w:spacing w:before="160" w:after="80"/>
-      </w:pPr>
-      <w:r>
-        <w:pict>
-          <v:rect style="width:0;height:1.5pt" o:hralign="center" o:hrstd="t" o:hr="t"/>
-        </w:pict>
-      </w:r>
     </w:p>
     <w:p>
       <w:pPr>
@@ -19301,16 +19061,6 @@
         </w:tc>
       </w:tr>
     </w:tbl>
-    <w:p>
-      <w:pPr>
-        <w:spacing w:before="160" w:after="80"/>
-      </w:pPr>
-      <w:r>
-        <w:pict>
-          <v:rect style="width:0;height:1.5pt" o:hralign="center" o:hrstd="t" o:hr="t"/>
-        </w:pict>
-      </w:r>
-    </w:p>
     <w:p>
       <w:pPr>
         <w:spacing w:before="160" w:after="80"/>
